--- a/sleep_street.docx
+++ b/sleep_street.docx
@@ -22,7 +22,7 @@
           <w:szCs w:val="24"/>
           <w:rtl w:val="0"/>
         </w:rPr>
-        <w:t xml:space="preserve">DOCUMENTO DE VISÃO E CONCEPÇÃO DO PRODUTO </w:t>
+        <w:t xml:space="preserve">- RN02 - Nota de localização deve ser entre 1 e 5.- RN02 - Nota de localização deve ser entre 1 e 5.- RN02 - Nota de localização deve ser entre 1 e 5.- RN02 - Nota de localização deve ser entre 1 e 5.- RN02 - Nota de localização deve ser entre 1 e 5.- RN02 - Nota de localização deve ser entre 1 e 5.- RN02 - Nota de localização deve ser entre 1 e 5.- RN02 - Nota de localização deve ser entre 1 e 5.- RN02 - Nota de localização deve ser entre 1 e 5.- RN02 - Nota de localização deve ser entre 1 e 5.DOCUMENTO DE VISÃO E CONCEPÇÃO DO PRODUTO </w:t>
       </w:r>
     </w:p>
     <w:p>
@@ -1671,7 +1671,7 @@
     <w:tbl>
       <w:tblPr>
         <w:tblStyle w:val="Table1"/>
-        <w:tblW w:w="10480.0" w:type="dxa"/>
+        <w:tblW w:w="15375.0" w:type="dxa"/>
         <w:jc w:val="left"/>
         <w:tblBorders>
           <w:top w:color="000000" w:space="0" w:sz="8" w:val="single"/>
@@ -1689,14 +1689,14 @@
         <w:gridCol w:w="3420"/>
         <w:gridCol w:w="1500"/>
         <w:gridCol w:w="1440"/>
-        <w:gridCol w:w="1360"/>
+        <w:gridCol w:w="6255"/>
         <w:tblGridChange w:id="0">
           <w:tblGrid>
             <w:gridCol w:w="2760"/>
             <w:gridCol w:w="3420"/>
             <w:gridCol w:w="1500"/>
             <w:gridCol w:w="1440"/>
-            <w:gridCol w:w="1360"/>
+            <w:gridCol w:w="6255"/>
           </w:tblGrid>
         </w:tblGridChange>
       </w:tblGrid>
@@ -3869,9 +3869,25 @@
         </w:rPr>
       </w:r>
     </w:p>
+    <w:p>
+      <w:pPr>
+        <w:spacing w:line="360" w:lineRule="auto"/>
+        <w:jc w:val="both"/>
+        <w:rPr>
+          <w:sz w:val="24"/>
+          <w:szCs w:val="24"/>
+        </w:rPr>
+      </w:pPr>
+      <w:r>
+        <w:rPr>
+          <w:rtl w:val="0"/>
+        </w:rPr>
+      </w:r>
+    </w:p>
     <w:tbl>
       <w:tblPr>
         <w:tblStyle w:val="Table4"/>
+        <w:tblpPr w:leftFromText="180" w:rightFromText="180" w:topFromText="180" w:bottomFromText="180" w:vertAnchor="text" w:horzAnchor="text" w:tblpX="-120" w:tblpY="0"/>
         <w:tblW w:w="10460.0" w:type="dxa"/>
         <w:jc w:val="left"/>
         <w:tblBorders>
@@ -3903,13 +3919,6 @@
         <w:tc>
           <w:tcPr>
             <w:shd w:fill="999999" w:val="clear"/>
-            <w:tcMar>
-              <w:top w:w="100.0" w:type="dxa"/>
-              <w:left w:w="100.0" w:type="dxa"/>
-              <w:bottom w:w="100.0" w:type="dxa"/>
-              <w:right w:w="100.0" w:type="dxa"/>
-            </w:tcMar>
-            <w:vAlign w:val="top"/>
           </w:tcPr>
           <w:p>
             <w:pPr>
@@ -3934,6 +3943,1276 @@
             </w:r>
           </w:p>
         </w:tc>
+        <w:tc>
+          <w:tcPr>
+            <w:shd w:fill="999999" w:val="clear"/>
+          </w:tcPr>
+          <w:p>
+            <w:pPr>
+              <w:widowControl w:val="0"/>
+              <w:spacing w:line="240" w:lineRule="auto"/>
+              <w:rPr>
+                <w:b w:val="1"/>
+                <w:bCs w:val="1"/>
+                <w:sz w:val="24"/>
+                <w:szCs w:val="24"/>
+              </w:rPr>
+            </w:pPr>
+            <w:r>
+              <w:rPr>
+                <w:rtl w:val="0"/>
+              </w:rPr>
+            </w:r>
+          </w:p>
+        </w:tc>
+      </w:tr>
+      <w:tr>
+        <w:trPr>
+          <w:cantSplit w:val="0"/>
+          <w:tblHeader w:val="0"/>
+        </w:trPr>
+        <w:tc>
+          <w:tcPr>
+            <w:shd w:fill="999999" w:val="clear"/>
+          </w:tcPr>
+          <w:p>
+            <w:pPr>
+              <w:widowControl w:val="0"/>
+              <w:spacing w:line="240" w:lineRule="auto"/>
+              <w:rPr>
+                <w:b w:val="1"/>
+                <w:bCs w:val="1"/>
+                <w:sz w:val="24"/>
+                <w:szCs w:val="24"/>
+              </w:rPr>
+            </w:pPr>
+            <w:r>
+              <w:rPr>
+                <w:b w:val="1"/>
+                <w:bCs w:val="1"/>
+                <w:sz w:val="24"/>
+                <w:szCs w:val="24"/>
+                <w:rtl w:val="0"/>
+              </w:rPr>
+              <w:t xml:space="preserve">Ator Principal: </w:t>
+            </w:r>
+          </w:p>
+        </w:tc>
+        <w:tc>
+          <w:tcPr/>
+          <w:p>
+            <w:pPr>
+              <w:rPr/>
+            </w:pPr>
+            <w:r>
+              <w:rPr>
+                <w:rtl w:val="0"/>
+              </w:rPr>
+              <w:t xml:space="preserve">Viajante Solo (Cliente)</w:t>
+            </w:r>
+          </w:p>
+          <w:p>
+            <w:pPr>
+              <w:widowControl w:val="0"/>
+              <w:spacing w:line="240" w:lineRule="auto"/>
+              <w:rPr>
+                <w:sz w:val="24"/>
+                <w:szCs w:val="24"/>
+              </w:rPr>
+            </w:pPr>
+            <w:r>
+              <w:rPr>
+                <w:rtl w:val="0"/>
+              </w:rPr>
+            </w:r>
+          </w:p>
+        </w:tc>
+      </w:tr>
+      <w:tr>
+        <w:trPr>
+          <w:cantSplit w:val="0"/>
+          <w:tblHeader w:val="0"/>
+        </w:trPr>
+        <w:tc>
+          <w:tcPr>
+            <w:shd w:fill="999999" w:val="clear"/>
+          </w:tcPr>
+          <w:p>
+            <w:pPr>
+              <w:widowControl w:val="0"/>
+              <w:spacing w:line="240" w:lineRule="auto"/>
+              <w:rPr>
+                <w:b w:val="1"/>
+                <w:bCs w:val="1"/>
+                <w:sz w:val="24"/>
+                <w:szCs w:val="24"/>
+              </w:rPr>
+            </w:pPr>
+            <w:r>
+              <w:rPr>
+                <w:b w:val="1"/>
+                <w:bCs w:val="1"/>
+                <w:sz w:val="24"/>
+                <w:szCs w:val="24"/>
+                <w:rtl w:val="0"/>
+              </w:rPr>
+              <w:t xml:space="preserve">Resumo: </w:t>
+            </w:r>
+          </w:p>
+        </w:tc>
+        <w:tc>
+          <w:tcPr/>
+          <w:p>
+            <w:pPr>
+              <w:rPr/>
+            </w:pPr>
+            <w:r>
+              <w:rPr>
+                <w:rtl w:val="0"/>
+              </w:rPr>
+              <w:t xml:space="preserve">O viajante pode dar nota aos locais (hotéis, museus, lanchonetes) que está visitando. Pode ver o horário de abertura, fechamento e faixa de preço. O sistema permite solicitar reembolso em caso de problemas e informa o valor total ao usuário.</w:t>
+            </w:r>
+          </w:p>
+          <w:p>
+            <w:pPr>
+              <w:rPr/>
+            </w:pPr>
+            <w:r>
+              <w:rPr>
+                <w:rtl w:val="0"/>
+              </w:rPr>
+            </w:r>
+          </w:p>
+          <w:p>
+            <w:pPr>
+              <w:widowControl w:val="0"/>
+              <w:spacing w:line="240" w:lineRule="auto"/>
+              <w:rPr>
+                <w:sz w:val="24"/>
+                <w:szCs w:val="24"/>
+              </w:rPr>
+            </w:pPr>
+            <w:r>
+              <w:rPr>
+                <w:rtl w:val="0"/>
+              </w:rPr>
+            </w:r>
+          </w:p>
+        </w:tc>
+      </w:tr>
+      <w:tr>
+        <w:trPr>
+          <w:cantSplit w:val="0"/>
+          <w:tblHeader w:val="0"/>
+        </w:trPr>
+        <w:tc>
+          <w:tcPr>
+            <w:shd w:fill="999999" w:val="clear"/>
+          </w:tcPr>
+          <w:p>
+            <w:pPr>
+              <w:widowControl w:val="0"/>
+              <w:spacing w:line="240" w:lineRule="auto"/>
+              <w:rPr>
+                <w:b w:val="1"/>
+                <w:bCs w:val="1"/>
+                <w:sz w:val="24"/>
+                <w:szCs w:val="24"/>
+              </w:rPr>
+            </w:pPr>
+            <w:r>
+              <w:rPr>
+                <w:b w:val="1"/>
+                <w:bCs w:val="1"/>
+                <w:sz w:val="24"/>
+                <w:szCs w:val="24"/>
+                <w:rtl w:val="0"/>
+              </w:rPr>
+              <w:t xml:space="preserve">Pré-condições: </w:t>
+            </w:r>
+          </w:p>
+        </w:tc>
+        <w:tc>
+          <w:tcPr/>
+          <w:p>
+            <w:pPr>
+              <w:rPr/>
+            </w:pPr>
+            <w:r>
+              <w:rPr>
+                <w:rtl w:val="0"/>
+              </w:rPr>
+              <w:t xml:space="preserve">- O usuário está logado.</w:t>
+            </w:r>
+          </w:p>
+          <w:p>
+            <w:pPr>
+              <w:rPr/>
+            </w:pPr>
+            <w:r>
+              <w:rPr>
+                <w:rtl w:val="0"/>
+              </w:rPr>
+              <w:t xml:space="preserve">- Tem uma viagem em andamento.</w:t>
+            </w:r>
+          </w:p>
+          <w:p>
+            <w:pPr>
+              <w:widowControl w:val="0"/>
+              <w:spacing w:line="240" w:lineRule="auto"/>
+              <w:rPr>
+                <w:sz w:val="24"/>
+                <w:szCs w:val="24"/>
+              </w:rPr>
+            </w:pPr>
+            <w:r>
+              <w:rPr>
+                <w:rtl w:val="0"/>
+              </w:rPr>
+            </w:r>
+          </w:p>
+        </w:tc>
+      </w:tr>
+      <w:tr>
+        <w:trPr>
+          <w:cantSplit w:val="0"/>
+          <w:tblHeader w:val="0"/>
+        </w:trPr>
+        <w:tc>
+          <w:tcPr>
+            <w:shd w:fill="999999" w:val="clear"/>
+          </w:tcPr>
+          <w:p>
+            <w:pPr>
+              <w:widowControl w:val="0"/>
+              <w:spacing w:line="240" w:lineRule="auto"/>
+              <w:rPr>
+                <w:b w:val="1"/>
+                <w:bCs w:val="1"/>
+                <w:sz w:val="24"/>
+                <w:szCs w:val="24"/>
+              </w:rPr>
+            </w:pPr>
+            <w:r>
+              <w:rPr>
+                <w:b w:val="1"/>
+                <w:bCs w:val="1"/>
+                <w:sz w:val="24"/>
+                <w:szCs w:val="24"/>
+                <w:rtl w:val="0"/>
+              </w:rPr>
+              <w:t xml:space="preserve">Pós-condições: </w:t>
+            </w:r>
+          </w:p>
+        </w:tc>
+        <w:tc>
+          <w:tcPr/>
+          <w:p>
+            <w:pPr>
+              <w:rPr/>
+            </w:pPr>
+            <w:r>
+              <w:rPr>
+                <w:rtl w:val="0"/>
+              </w:rPr>
+              <w:t xml:space="preserve">- O reembolso é solicitado e o valor total é calculado.</w:t>
+            </w:r>
+          </w:p>
+          <w:p>
+            <w:pPr>
+              <w:rPr/>
+            </w:pPr>
+            <w:r>
+              <w:rPr>
+                <w:rtl w:val="0"/>
+              </w:rPr>
+              <w:t xml:space="preserve">- A nota e as informações do local são salvos.</w:t>
+            </w:r>
+          </w:p>
+          <w:p>
+            <w:pPr>
+              <w:widowControl w:val="0"/>
+              <w:spacing w:line="240" w:lineRule="auto"/>
+              <w:rPr>
+                <w:sz w:val="24"/>
+                <w:szCs w:val="24"/>
+              </w:rPr>
+            </w:pPr>
+            <w:r>
+              <w:rPr>
+                <w:rtl w:val="0"/>
+              </w:rPr>
+            </w:r>
+          </w:p>
+        </w:tc>
+      </w:tr>
+      <w:tr>
+        <w:trPr>
+          <w:cantSplit w:val="0"/>
+          <w:tblHeader w:val="0"/>
+        </w:trPr>
+        <w:tc>
+          <w:tcPr>
+            <w:shd w:fill="999999" w:val="clear"/>
+          </w:tcPr>
+          <w:p>
+            <w:pPr>
+              <w:widowControl w:val="0"/>
+              <w:spacing w:line="240" w:lineRule="auto"/>
+              <w:rPr>
+                <w:b w:val="1"/>
+                <w:bCs w:val="1"/>
+                <w:sz w:val="24"/>
+                <w:szCs w:val="24"/>
+              </w:rPr>
+            </w:pPr>
+            <w:r>
+              <w:rPr>
+                <w:b w:val="1"/>
+                <w:bCs w:val="1"/>
+                <w:sz w:val="24"/>
+                <w:szCs w:val="24"/>
+                <w:rtl w:val="0"/>
+              </w:rPr>
+              <w:t xml:space="preserve">Fluxo Principal: </w:t>
+            </w:r>
+          </w:p>
+        </w:tc>
+        <w:tc>
+          <w:tcPr/>
+          <w:p>
+            <w:pPr>
+              <w:rPr/>
+            </w:pPr>
+            <w:r>
+              <w:rPr>
+                <w:rtl w:val="0"/>
+              </w:rPr>
+              <w:t xml:space="preserve">1. Durante a viagem, o usuário clica em "Problemas" no card do local.</w:t>
+            </w:r>
+          </w:p>
+          <w:p>
+            <w:pPr>
+              <w:rPr/>
+            </w:pPr>
+            <w:r>
+              <w:rPr>
+                <w:rtl w:val="0"/>
+              </w:rPr>
+              <w:t xml:space="preserve">2. Escolha o motivo do problema.</w:t>
+            </w:r>
+          </w:p>
+          <w:p>
+            <w:pPr>
+              <w:rPr/>
+            </w:pPr>
+            <w:r>
+              <w:rPr>
+                <w:rtl w:val="0"/>
+              </w:rPr>
+              <w:t xml:space="preserve">3. Enviar foto e descrição.</w:t>
+            </w:r>
+          </w:p>
+          <w:p>
+            <w:pPr>
+              <w:rPr/>
+            </w:pPr>
+            <w:r>
+              <w:rPr>
+                <w:rtl w:val="0"/>
+              </w:rPr>
+              <w:t xml:space="preserve">4. O sistema calcula o reembolso e mostra valor total.</w:t>
+            </w:r>
+          </w:p>
+          <w:p>
+            <w:pPr>
+              <w:rPr/>
+            </w:pPr>
+            <w:r>
+              <w:rPr>
+                <w:rtl w:val="0"/>
+              </w:rPr>
+              <w:t xml:space="preserve">5. Clica em "Solicitar".</w:t>
+            </w:r>
+          </w:p>
+          <w:p>
+            <w:pPr>
+              <w:rPr/>
+            </w:pPr>
+            <w:r>
+              <w:rPr>
+                <w:rtl w:val="0"/>
+              </w:rPr>
+              <w:t xml:space="preserve">6. O usuário acessa o cartão do local na viagem.</w:t>
+            </w:r>
+          </w:p>
+          <w:p>
+            <w:pPr>
+              <w:rPr/>
+            </w:pPr>
+            <w:r>
+              <w:rPr>
+                <w:rtl w:val="0"/>
+              </w:rPr>
+              <w:t xml:space="preserve">7. Clica em "Dar nota".</w:t>
+            </w:r>
+          </w:p>
+          <w:p>
+            <w:pPr>
+              <w:rPr/>
+            </w:pPr>
+            <w:r>
+              <w:rPr>
+                <w:rtl w:val="0"/>
+              </w:rPr>
+              <w:t xml:space="preserve">8. Escolhe nota de 1 a 5.</w:t>
+            </w:r>
+          </w:p>
+          <w:p>
+            <w:pPr>
+              <w:rPr/>
+            </w:pPr>
+            <w:r>
+              <w:rPr>
+                <w:rtl w:val="0"/>
+              </w:rPr>
+              <w:t xml:space="preserve">9. Clica em "Salvar".</w:t>
+            </w:r>
+          </w:p>
+          <w:p>
+            <w:pPr>
+              <w:rPr/>
+            </w:pPr>
+            <w:r>
+              <w:rPr>
+                <w:rtl w:val="0"/>
+              </w:rPr>
+              <w:t xml:space="preserve">10. O sistema mostra horário, fechamento e faixa de preço.</w:t>
+            </w:r>
+          </w:p>
+          <w:p>
+            <w:pPr>
+              <w:rPr/>
+            </w:pPr>
+            <w:r>
+              <w:rPr>
+                <w:rtl w:val="0"/>
+              </w:rPr>
+            </w:r>
+          </w:p>
+          <w:p>
+            <w:pPr>
+              <w:rPr/>
+            </w:pPr>
+            <w:r>
+              <w:rPr>
+                <w:rtl w:val="0"/>
+              </w:rPr>
+            </w:r>
+          </w:p>
+        </w:tc>
+      </w:tr>
+      <w:tr>
+        <w:trPr>
+          <w:cantSplit w:val="0"/>
+          <w:tblHeader w:val="0"/>
+        </w:trPr>
+        <w:tc>
+          <w:tcPr>
+            <w:shd w:fill="999999" w:val="clear"/>
+          </w:tcPr>
+          <w:p>
+            <w:pPr>
+              <w:widowControl w:val="0"/>
+              <w:spacing w:line="240" w:lineRule="auto"/>
+              <w:rPr>
+                <w:b w:val="1"/>
+                <w:bCs w:val="1"/>
+                <w:sz w:val="24"/>
+                <w:szCs w:val="24"/>
+              </w:rPr>
+            </w:pPr>
+            <w:r>
+              <w:rPr>
+                <w:b w:val="1"/>
+                <w:bCs w:val="1"/>
+                <w:sz w:val="24"/>
+                <w:szCs w:val="24"/>
+                <w:rtl w:val="0"/>
+              </w:rPr>
+              <w:t xml:space="preserve">Fluxos Alternativos: </w:t>
+            </w:r>
+          </w:p>
+        </w:tc>
+        <w:tc>
+          <w:tcPr/>
+          <w:p>
+            <w:pPr>
+              <w:widowControl w:val="0"/>
+              <w:spacing w:line="240" w:lineRule="auto"/>
+              <w:rPr>
+                <w:b w:val="1"/>
+                <w:bCs w:val="1"/>
+                <w:sz w:val="24"/>
+                <w:szCs w:val="24"/>
+              </w:rPr>
+            </w:pPr>
+            <w:r>
+              <w:rPr>
+                <w:b w:val="1"/>
+                <w:bCs w:val="1"/>
+                <w:sz w:val="24"/>
+                <w:szCs w:val="24"/>
+                <w:rtl w:val="0"/>
+              </w:rPr>
+              <w:t xml:space="preserve">FA01 - Aplicação de Frete Grátis:</w:t>
+            </w:r>
+          </w:p>
+          <w:p>
+            <w:pPr>
+              <w:widowControl w:val="0"/>
+              <w:spacing w:line="240" w:lineRule="auto"/>
+              <w:rPr>
+                <w:sz w:val="24"/>
+                <w:szCs w:val="24"/>
+              </w:rPr>
+            </w:pPr>
+            <w:r>
+              <w:rPr>
+                <w:rtl w:val="0"/>
+              </w:rPr>
+            </w:r>
+          </w:p>
+          <w:p>
+            <w:pPr>
+              <w:widowControl w:val="0"/>
+              <w:numPr>
+                <w:ilvl w:val="0"/>
+                <w:numId w:val="2"/>
+              </w:numPr>
+              <w:spacing w:line="240" w:lineRule="auto"/>
+              <w:ind w:left="720" w:hanging="360"/>
+              <w:rPr>
+                <w:sz w:val="24"/>
+                <w:szCs w:val="24"/>
+              </w:rPr>
+            </w:pPr>
+            <w:r>
+              <w:rPr>
+                <w:b w:val="1"/>
+                <w:bCs w:val="1"/>
+                <w:sz w:val="24"/>
+                <w:szCs w:val="24"/>
+                <w:rtl w:val="0"/>
+              </w:rPr>
+              <w:t xml:space="preserve">3a.</w:t>
+            </w:r>
+            <w:r>
+              <w:rPr>
+                <w:sz w:val="24"/>
+                <w:szCs w:val="24"/>
+                <w:rtl w:val="0"/>
+              </w:rPr>
+              <w:t xml:space="preserve"> O sistema identifica que o CEP pertence à mesma região metropolitana do CD ou que o cliente é membro ativo do programa de fidelidade. </w:t>
+            </w:r>
+          </w:p>
+          <w:p>
+            <w:pPr>
+              <w:widowControl w:val="0"/>
+              <w:spacing w:line="240" w:lineRule="auto"/>
+              <w:ind w:left="720" w:firstLine="0"/>
+              <w:rPr>
+                <w:sz w:val="24"/>
+                <w:szCs w:val="24"/>
+              </w:rPr>
+            </w:pPr>
+            <w:r>
+              <w:rPr>
+                <w:rtl w:val="0"/>
+              </w:rPr>
+            </w:r>
+          </w:p>
+          <w:p>
+            <w:pPr>
+              <w:widowControl w:val="0"/>
+              <w:numPr>
+                <w:ilvl w:val="0"/>
+                <w:numId w:val="2"/>
+              </w:numPr>
+              <w:spacing w:line="240" w:lineRule="auto"/>
+              <w:ind w:left="720" w:hanging="360"/>
+              <w:rPr>
+                <w:sz w:val="24"/>
+                <w:szCs w:val="24"/>
+              </w:rPr>
+            </w:pPr>
+            <w:r>
+              <w:rPr>
+                <w:b w:val="1"/>
+                <w:bCs w:val="1"/>
+                <w:sz w:val="24"/>
+                <w:szCs w:val="24"/>
+                <w:rtl w:val="0"/>
+              </w:rPr>
+              <w:t xml:space="preserve">3b.</w:t>
+            </w:r>
+            <w:r>
+              <w:rPr>
+                <w:sz w:val="24"/>
+                <w:szCs w:val="24"/>
+                <w:rtl w:val="0"/>
+              </w:rPr>
+              <w:t xml:space="preserve"> O sistema aplica isenção total de frete (R$0,00) ao carrinho. </w:t>
+            </w:r>
+          </w:p>
+          <w:p>
+            <w:pPr>
+              <w:widowControl w:val="0"/>
+              <w:spacing w:line="240" w:lineRule="auto"/>
+              <w:rPr>
+                <w:sz w:val="24"/>
+                <w:szCs w:val="24"/>
+              </w:rPr>
+            </w:pPr>
+            <w:r>
+              <w:rPr>
+                <w:rtl w:val="0"/>
+              </w:rPr>
+            </w:r>
+          </w:p>
+        </w:tc>
+      </w:tr>
+      <w:tr>
+        <w:trPr>
+          <w:cantSplit w:val="0"/>
+          <w:tblHeader w:val="0"/>
+        </w:trPr>
+        <w:tc>
+          <w:tcPr>
+            <w:shd w:fill="999999" w:val="clear"/>
+          </w:tcPr>
+          <w:p>
+            <w:pPr>
+              <w:widowControl w:val="0"/>
+              <w:spacing w:line="240" w:lineRule="auto"/>
+              <w:rPr>
+                <w:b w:val="1"/>
+                <w:bCs w:val="1"/>
+                <w:sz w:val="24"/>
+                <w:szCs w:val="24"/>
+              </w:rPr>
+            </w:pPr>
+            <w:r>
+              <w:rPr>
+                <w:b w:val="1"/>
+                <w:bCs w:val="1"/>
+                <w:sz w:val="24"/>
+                <w:szCs w:val="24"/>
+                <w:rtl w:val="0"/>
+              </w:rPr>
+              <w:t xml:space="preserve">Fluxos de Exceção: </w:t>
+            </w:r>
+          </w:p>
+        </w:tc>
+        <w:tc>
+          <w:tcPr/>
+          <w:p>
+            <w:pPr>
+              <w:widowControl w:val="0"/>
+              <w:spacing w:line="240" w:lineRule="auto"/>
+              <w:rPr>
+                <w:b w:val="1"/>
+                <w:bCs w:val="1"/>
+                <w:sz w:val="24"/>
+                <w:szCs w:val="24"/>
+              </w:rPr>
+            </w:pPr>
+            <w:r>
+              <w:rPr>
+                <w:b w:val="1"/>
+                <w:bCs w:val="1"/>
+                <w:sz w:val="24"/>
+                <w:szCs w:val="24"/>
+                <w:rtl w:val="0"/>
+              </w:rPr>
+              <w:t xml:space="preserve">FE01 - Indisponibilidade na API da Transportadora:</w:t>
+            </w:r>
+          </w:p>
+          <w:p>
+            <w:pPr>
+              <w:widowControl w:val="0"/>
+              <w:spacing w:line="240" w:lineRule="auto"/>
+              <w:rPr>
+                <w:sz w:val="24"/>
+                <w:szCs w:val="24"/>
+              </w:rPr>
+            </w:pPr>
+            <w:r>
+              <w:rPr>
+                <w:rtl w:val="0"/>
+              </w:rPr>
+            </w:r>
+          </w:p>
+          <w:p>
+            <w:pPr>
+              <w:widowControl w:val="0"/>
+              <w:numPr>
+                <w:ilvl w:val="0"/>
+                <w:numId w:val="7"/>
+              </w:numPr>
+              <w:spacing w:line="240" w:lineRule="auto"/>
+              <w:ind w:left="720" w:hanging="360"/>
+              <w:rPr>
+                <w:sz w:val="24"/>
+                <w:szCs w:val="24"/>
+              </w:rPr>
+            </w:pPr>
+            <w:r>
+              <w:rPr>
+                <w:b w:val="1"/>
+                <w:bCs w:val="1"/>
+                <w:sz w:val="24"/>
+                <w:szCs w:val="24"/>
+                <w:rtl w:val="0"/>
+              </w:rPr>
+              <w:t xml:space="preserve">2a.</w:t>
+            </w:r>
+            <w:r>
+              <w:rPr>
+                <w:sz w:val="24"/>
+                <w:szCs w:val="24"/>
+                <w:rtl w:val="0"/>
+              </w:rPr>
+              <w:t xml:space="preserve"> A API de cálculo da transportadora não responde no tempo limite. </w:t>
+            </w:r>
+          </w:p>
+          <w:p>
+            <w:pPr>
+              <w:widowControl w:val="0"/>
+              <w:spacing w:line="240" w:lineRule="auto"/>
+              <w:ind w:left="720" w:firstLine="0"/>
+              <w:rPr>
+                <w:sz w:val="24"/>
+                <w:szCs w:val="24"/>
+              </w:rPr>
+            </w:pPr>
+            <w:r>
+              <w:rPr>
+                <w:rtl w:val="0"/>
+              </w:rPr>
+            </w:r>
+          </w:p>
+          <w:p>
+            <w:pPr>
+              <w:widowControl w:val="0"/>
+              <w:numPr>
+                <w:ilvl w:val="0"/>
+                <w:numId w:val="7"/>
+              </w:numPr>
+              <w:spacing w:line="240" w:lineRule="auto"/>
+              <w:ind w:left="720" w:hanging="360"/>
+              <w:rPr>
+                <w:sz w:val="24"/>
+                <w:szCs w:val="24"/>
+              </w:rPr>
+            </w:pPr>
+            <w:r>
+              <w:rPr>
+                <w:b w:val="1"/>
+                <w:bCs w:val="1"/>
+                <w:sz w:val="24"/>
+                <w:szCs w:val="24"/>
+                <w:rtl w:val="0"/>
+              </w:rPr>
+              <w:t xml:space="preserve">2b.</w:t>
+            </w:r>
+            <w:r>
+              <w:rPr>
+                <w:sz w:val="24"/>
+                <w:szCs w:val="24"/>
+                <w:rtl w:val="0"/>
+              </w:rPr>
+              <w:t xml:space="preserve"> O sistema utiliza a tabela de contingência offline de frete estimado e exibe aviso ao usuário. (Pode ter alteração no valor - Deve ser consultado posteriormente)</w:t>
+            </w:r>
+          </w:p>
+        </w:tc>
+      </w:tr>
+      <w:tr>
+        <w:trPr>
+          <w:cantSplit w:val="0"/>
+          <w:tblHeader w:val="0"/>
+        </w:trPr>
+        <w:tc>
+          <w:tcPr>
+            <w:shd w:fill="999999" w:val="clear"/>
+          </w:tcPr>
+          <w:p>
+            <w:pPr>
+              <w:widowControl w:val="0"/>
+              <w:spacing w:line="240" w:lineRule="auto"/>
+              <w:rPr>
+                <w:b w:val="1"/>
+                <w:bCs w:val="1"/>
+                <w:sz w:val="24"/>
+                <w:szCs w:val="24"/>
+              </w:rPr>
+            </w:pPr>
+            <w:r>
+              <w:rPr>
+                <w:b w:val="1"/>
+                <w:bCs w:val="1"/>
+                <w:sz w:val="24"/>
+                <w:szCs w:val="24"/>
+                <w:rtl w:val="0"/>
+              </w:rPr>
+              <w:t xml:space="preserve">Relações de Regras de Negócio: </w:t>
+            </w:r>
+          </w:p>
+        </w:tc>
+        <w:tc>
+          <w:tcPr/>
+          <w:p>
+            <w:pPr>
+              <w:widowControl w:val="0"/>
+              <w:numPr>
+                <w:ilvl w:val="0"/>
+                <w:numId w:val="1"/>
+              </w:numPr>
+              <w:spacing w:line="240" w:lineRule="auto"/>
+              <w:ind w:left="720" w:hanging="360"/>
+              <w:rPr>
+                <w:sz w:val="24"/>
+                <w:szCs w:val="24"/>
+              </w:rPr>
+            </w:pPr>
+            <w:r>
+              <w:rPr>
+                <w:b w:val="1"/>
+                <w:bCs w:val="1"/>
+                <w:sz w:val="24"/>
+                <w:szCs w:val="24"/>
+                <w:rtl w:val="0"/>
+              </w:rPr>
+              <w:t xml:space="preserve">RN01</w:t>
+            </w:r>
+            <w:r>
+              <w:rPr>
+                <w:sz w:val="24"/>
+                <w:szCs w:val="24"/>
+                <w:rtl w:val="0"/>
+              </w:rPr>
+              <w:t xml:space="preserve">  </w:t>
+            </w:r>
+            <w:r>
+              <w:rPr>
+                <w:rtl w:val="0"/>
+              </w:rPr>
+              <w:t xml:space="preserve"> - Valor total sempre inclui todos os gastos.</w:t>
+            </w:r>
+            <w:r>
+              <w:rPr>
+                <w:rtl w:val="0"/>
+              </w:rPr>
+            </w:r>
+          </w:p>
+          <w:p>
+            <w:pPr>
+              <w:widowControl w:val="0"/>
+              <w:spacing w:line="240" w:lineRule="auto"/>
+              <w:ind w:left="720" w:firstLine="0"/>
+              <w:rPr>
+                <w:sz w:val="24"/>
+                <w:szCs w:val="24"/>
+              </w:rPr>
+            </w:pPr>
+            <w:r>
+              <w:rPr>
+                <w:rtl w:val="0"/>
+              </w:rPr>
+            </w:r>
+          </w:p>
+          <w:p>
+            <w:pPr>
+              <w:widowControl w:val="0"/>
+              <w:numPr>
+                <w:ilvl w:val="0"/>
+                <w:numId w:val="1"/>
+              </w:numPr>
+              <w:spacing w:line="240" w:lineRule="auto"/>
+              <w:ind w:left="720" w:hanging="360"/>
+              <w:rPr>
+                <w:b w:val="1"/>
+                <w:bCs w:val="1"/>
+                <w:sz w:val="24"/>
+                <w:szCs w:val="24"/>
+              </w:rPr>
+            </w:pPr>
+            <w:r>
+              <w:rPr>
+                <w:b w:val="1"/>
+                <w:bCs w:val="1"/>
+                <w:sz w:val="24"/>
+                <w:szCs w:val="24"/>
+                <w:rtl w:val="0"/>
+              </w:rPr>
+              <w:t xml:space="preserve">RF02  </w:t>
+            </w:r>
+            <w:r>
+              <w:rPr>
+                <w:rtl w:val="0"/>
+              </w:rPr>
+              <w:t xml:space="preserve"> - Nota de localização deve ser entre 1 e 5.</w:t>
+            </w:r>
+            <w:r>
+              <w:rPr>
+                <w:rtl w:val="0"/>
+              </w:rPr>
+            </w:r>
+          </w:p>
+        </w:tc>
+      </w:tr>
+    </w:tbl>
+    <w:p>
+      <w:pPr>
+        <w:spacing w:line="360" w:lineRule="auto"/>
+        <w:jc w:val="both"/>
+        <w:rPr>
+          <w:sz w:val="24"/>
+          <w:szCs w:val="24"/>
+        </w:rPr>
+      </w:pPr>
+      <w:r>
+        <w:rPr>
+          <w:rtl w:val="0"/>
+        </w:rPr>
+      </w:r>
+    </w:p>
+    <w:p>
+      <w:pPr>
+        <w:rPr/>
+      </w:pPr>
+      <w:r>
+        <w:rPr>
+          <w:rtl w:val="0"/>
+        </w:rPr>
+      </w:r>
+    </w:p>
+    <w:p>
+      <w:pPr>
+        <w:rPr/>
+      </w:pPr>
+      <w:r>
+        <w:rPr>
+          <w:rtl w:val="0"/>
+        </w:rPr>
+      </w:r>
+    </w:p>
+    <w:p>
+      <w:pPr>
+        <w:rPr/>
+      </w:pPr>
+      <w:r>
+        <w:rPr>
+          <w:rtl w:val="0"/>
+        </w:rPr>
+      </w:r>
+    </w:p>
+    <w:p>
+      <w:pPr>
+        <w:rPr/>
+      </w:pPr>
+      <w:r>
+        <w:rPr>
+          <w:rtl w:val="0"/>
+        </w:rPr>
+      </w:r>
+    </w:p>
+    <w:p>
+      <w:pPr>
+        <w:rPr/>
+      </w:pPr>
+      <w:r>
+        <w:rPr>
+          <w:rtl w:val="0"/>
+        </w:rPr>
+      </w:r>
+    </w:p>
+    <w:p>
+      <w:pPr>
+        <w:rPr/>
+      </w:pPr>
+      <w:r>
+        <w:rPr>
+          <w:rtl w:val="0"/>
+        </w:rPr>
+      </w:r>
+    </w:p>
+    <w:p>
+      <w:pPr>
+        <w:rPr/>
+      </w:pPr>
+      <w:r>
+        <w:rPr>
+          <w:rtl w:val="0"/>
+        </w:rPr>
+      </w:r>
+    </w:p>
+    <w:p>
+      <w:pPr>
+        <w:rPr/>
+      </w:pPr>
+      <w:r>
+        <w:rPr>
+          <w:rtl w:val="0"/>
+        </w:rPr>
+      </w:r>
+    </w:p>
+    <w:p>
+      <w:pPr>
+        <w:rPr/>
+      </w:pPr>
+      <w:r>
+        <w:rPr>
+          <w:rtl w:val="0"/>
+        </w:rPr>
+      </w:r>
+    </w:p>
+    <w:p>
+      <w:pPr>
+        <w:rPr/>
+      </w:pPr>
+      <w:r>
+        <w:rPr>
+          <w:rtl w:val="0"/>
+        </w:rPr>
+      </w:r>
+    </w:p>
+    <w:p>
+      <w:pPr>
+        <w:rPr/>
+      </w:pPr>
+      <w:r>
+        <w:rPr>
+          <w:rtl w:val="0"/>
+        </w:rPr>
+      </w:r>
+    </w:p>
+    <w:p>
+      <w:pPr>
+        <w:rPr/>
+      </w:pPr>
+      <w:r>
+        <w:rPr>
+          <w:rtl w:val="0"/>
+        </w:rPr>
+      </w:r>
+    </w:p>
+    <w:p>
+      <w:pPr>
+        <w:rPr/>
+      </w:pPr>
+      <w:r>
+        <w:rPr>
+          <w:rtl w:val="0"/>
+        </w:rPr>
+      </w:r>
+    </w:p>
+    <w:p>
+      <w:pPr>
+        <w:rPr/>
+      </w:pPr>
+      <w:r>
+        <w:rPr>
+          <w:rtl w:val="0"/>
+        </w:rPr>
+      </w:r>
+    </w:p>
+    <w:p>
+      <w:pPr>
+        <w:rPr/>
+      </w:pPr>
+      <w:r>
+        <w:rPr>
+          <w:rtl w:val="0"/>
+        </w:rPr>
+      </w:r>
+    </w:p>
+    <w:p>
+      <w:pPr>
+        <w:rPr/>
+      </w:pPr>
+      <w:r>
+        <w:rPr>
+          <w:rtl w:val="0"/>
+        </w:rPr>
+      </w:r>
+    </w:p>
+    <w:p>
+      <w:pPr>
+        <w:rPr/>
+      </w:pPr>
+      <w:r>
+        <w:rPr>
+          <w:rtl w:val="0"/>
+        </w:rPr>
+      </w:r>
+    </w:p>
+    <w:p>
+      <w:pPr>
+        <w:rPr/>
+      </w:pPr>
+      <w:r>
+        <w:rPr>
+          <w:rtl w:val="0"/>
+        </w:rPr>
+      </w:r>
+    </w:p>
+    <w:p>
+      <w:pPr>
+        <w:rPr/>
+      </w:pPr>
+      <w:r>
+        <w:rPr>
+          <w:rtl w:val="0"/>
+        </w:rPr>
+      </w:r>
+    </w:p>
+    <w:p>
+      <w:pPr>
+        <w:rPr/>
+      </w:pPr>
+      <w:r>
+        <w:rPr>
+          <w:rtl w:val="0"/>
+        </w:rPr>
+      </w:r>
+    </w:p>
+    <w:p>
+      <w:pPr>
+        <w:rPr/>
+      </w:pPr>
+      <w:r>
+        <w:rPr>
+          <w:rtl w:val="0"/>
+        </w:rPr>
+      </w:r>
+    </w:p>
+    <w:p>
+      <w:pPr>
+        <w:rPr/>
+      </w:pPr>
+      <w:r>
+        <w:rPr>
+          <w:rtl w:val="0"/>
+        </w:rPr>
+      </w:r>
+    </w:p>
+    <w:p>
+      <w:pPr>
+        <w:rPr/>
+      </w:pPr>
+      <w:r>
+        <w:rPr>
+          <w:rtl w:val="0"/>
+        </w:rPr>
+      </w:r>
+    </w:p>
+    <w:p>
+      <w:pPr>
+        <w:rPr/>
+      </w:pPr>
+      <w:r>
+        <w:rPr>
+          <w:rtl w:val="0"/>
+        </w:rPr>
+      </w:r>
+    </w:p>
+    <w:p>
+      <w:pPr>
+        <w:rPr/>
+      </w:pPr>
+      <w:r>
+        <w:rPr>
+          <w:rtl w:val="0"/>
+        </w:rPr>
+      </w:r>
+    </w:p>
+    <w:p>
+      <w:pPr>
+        <w:rPr/>
+      </w:pPr>
+      <w:r>
+        <w:rPr>
+          <w:rtl w:val="0"/>
+        </w:rPr>
+      </w:r>
+    </w:p>
+    <w:p>
+      <w:pPr>
+        <w:rPr/>
+      </w:pPr>
+      <w:r>
+        <w:rPr>
+          <w:rtl w:val="0"/>
+        </w:rPr>
+      </w:r>
+    </w:p>
+    <w:p>
+      <w:pPr>
+        <w:rPr/>
+      </w:pPr>
+      <w:r>
+        <w:rPr>
+          <w:rtl w:val="0"/>
+        </w:rPr>
+      </w:r>
+    </w:p>
+    <w:p>
+      <w:pPr>
+        <w:spacing w:line="360" w:lineRule="auto"/>
+        <w:jc w:val="both"/>
+        <w:rPr>
+          <w:sz w:val="24"/>
+          <w:szCs w:val="24"/>
+        </w:rPr>
+      </w:pPr>
+      <w:r>
+        <w:rPr>
+          <w:rtl w:val="0"/>
+        </w:rPr>
+      </w:r>
+    </w:p>
+    <w:tbl>
+      <w:tblPr>
+        <w:tblStyle w:val="Table5"/>
+        <w:tblW w:w="14310.0" w:type="dxa"/>
+        <w:jc w:val="left"/>
+        <w:tblBorders>
+          <w:top w:color="000000" w:space="0" w:sz="8" w:val="single"/>
+          <w:left w:color="000000" w:space="0" w:sz="8" w:val="single"/>
+          <w:bottom w:color="000000" w:space="0" w:sz="8" w:val="single"/>
+          <w:right w:color="000000" w:space="0" w:sz="8" w:val="single"/>
+          <w:insideH w:color="000000" w:space="0" w:sz="8" w:val="single"/>
+          <w:insideV w:color="000000" w:space="0" w:sz="8" w:val="single"/>
+        </w:tblBorders>
+        <w:tblLayout w:type="fixed"/>
+        <w:tblLook w:val="0600"/>
+      </w:tblPr>
+      <w:tblGrid>
+        <w:gridCol w:w="1800"/>
+        <w:gridCol w:w="12510"/>
+        <w:tblGridChange w:id="0">
+          <w:tblGrid>
+            <w:gridCol w:w="1800"/>
+            <w:gridCol w:w="12510"/>
+          </w:tblGrid>
+        </w:tblGridChange>
+      </w:tblGrid>
+      <w:tr>
+        <w:trPr>
+          <w:cantSplit w:val="0"/>
+          <w:tblHeader w:val="0"/>
+        </w:trPr>
         <w:tc>
           <w:tcPr>
             <w:shd w:fill="999999" w:val="clear"/>
@@ -3963,12 +5242,6 @@
             </w:r>
           </w:p>
         </w:tc>
-      </w:tr>
-      <w:tr>
-        <w:trPr>
-          <w:cantSplit w:val="0"/>
-          <w:tblHeader w:val="0"/>
-        </w:trPr>
         <w:tc>
           <w:tcPr>
             <w:shd w:fill="999999" w:val="clear"/>
@@ -3993,13 +5266,43 @@
             </w:pPr>
             <w:r>
               <w:rPr>
-                <w:b w:val="1"/>
-                <w:bCs w:val="1"/>
-                <w:sz w:val="24"/>
-                <w:szCs w:val="24"/>
-                <w:rtl w:val="0"/>
-              </w:rPr>
-              <w:t xml:space="preserve">Ator Principal: </w:t>
+                <w:rtl w:val="0"/>
+              </w:rPr>
+            </w:r>
+          </w:p>
+        </w:tc>
+      </w:tr>
+      <w:tr>
+        <w:trPr>
+          <w:cantSplit w:val="0"/>
+          <w:tblHeader w:val="0"/>
+        </w:trPr>
+        <w:tc>
+          <w:tcPr>
+            <w:shd w:fill="999999" w:val="clear"/>
+            <w:tcMar>
+              <w:top w:w="100.0" w:type="dxa"/>
+              <w:left w:w="100.0" w:type="dxa"/>
+              <w:bottom w:w="100.0" w:type="dxa"/>
+              <w:right w:w="100.0" w:type="dxa"/>
+            </w:tcMar>
+            <w:vAlign w:val="top"/>
+          </w:tcPr>
+          <w:p>
+            <w:pPr>
+              <w:widowControl w:val="0"/>
+              <w:spacing w:line="240" w:lineRule="auto"/>
+              <w:rPr>
+                <w:b w:val="1"/>
+                <w:bCs w:val="1"/>
+                <w:sz w:val="24"/>
+                <w:szCs w:val="24"/>
+              </w:rPr>
+            </w:pPr>
+            <w:r>
+              <w:rPr>
+                <w:rtl w:val="0"/>
+              </w:rPr>
             </w:r>
           </w:p>
         </w:tc>
@@ -4016,17 +5319,6 @@
           </w:tcPr>
           <w:p>
             <w:pPr>
-              <w:rPr/>
-            </w:pPr>
-            <w:r>
-              <w:rPr>
-                <w:rtl w:val="0"/>
-              </w:rPr>
-              <w:t xml:space="preserve">Viajante Solo (Cliente)</w:t>
-            </w:r>
-          </w:p>
-          <w:p>
-            <w:pPr>
               <w:widowControl w:val="0"/>
               <w:spacing w:line="240" w:lineRule="auto"/>
               <w:rPr>
@@ -4071,13 +5363,8 @@
             </w:pPr>
             <w:r>
               <w:rPr>
-                <w:b w:val="1"/>
-                <w:bCs w:val="1"/>
-                <w:sz w:val="24"/>
-                <w:szCs w:val="24"/>
-                <w:rtl w:val="0"/>
-              </w:rPr>
-              <w:t xml:space="preserve">Resumo: </w:t>
+                <w:rtl w:val="0"/>
+              </w:rPr>
             </w:r>
           </w:p>
         </w:tc>
@@ -4094,27 +5381,6 @@
           </w:tcPr>
           <w:p>
             <w:pPr>
-              <w:rPr/>
-            </w:pPr>
-            <w:r>
-              <w:rPr>
-                <w:rtl w:val="0"/>
-              </w:rPr>
-              <w:t xml:space="preserve">O viajante pode dar nota aos locais (hotéis, museus, lanchonetes) que está visitando. Pode ver o horário de abertura, fechamento e faixa de preço. O sistema permite solicitar reembolso em caso de problemas e informa o valor total ao usuário.</w:t>
-            </w:r>
-          </w:p>
-          <w:p>
-            <w:pPr>
-              <w:rPr/>
-            </w:pPr>
-            <w:r>
-              <w:rPr>
-                <w:rtl w:val="0"/>
-              </w:rPr>
-            </w:r>
-          </w:p>
-          <w:p>
-            <w:pPr>
               <w:widowControl w:val="0"/>
               <w:spacing w:line="240" w:lineRule="auto"/>
               <w:rPr>
@@ -4159,13 +5425,8 @@
             </w:pPr>
             <w:r>
               <w:rPr>
-                <w:b w:val="1"/>
-                <w:bCs w:val="1"/>
-                <w:sz w:val="24"/>
-                <w:szCs w:val="24"/>
-                <w:rtl w:val="0"/>
-              </w:rPr>
-              <w:t xml:space="preserve">Pré-condições: </w:t>
+                <w:rtl w:val="0"/>
+              </w:rPr>
             </w:r>
           </w:p>
         </w:tc>
@@ -4182,30 +5443,7 @@
           </w:tcPr>
           <w:p>
             <w:pPr>
-              <w:rPr/>
-            </w:pPr>
-            <w:r>
-              <w:rPr>
-                <w:rtl w:val="0"/>
-              </w:rPr>
-              <w:t xml:space="preserve">- O usuário está logado.</w:t>
-            </w:r>
-          </w:p>
-          <w:p>
-            <w:pPr>
-              <w:rPr/>
-            </w:pPr>
-            <w:r>
-              <w:rPr>
-                <w:rtl w:val="0"/>
-              </w:rPr>
-              <w:t xml:space="preserve">- Tem uma viagem em andamento.</w:t>
-            </w:r>
-          </w:p>
-          <w:p>
-            <w:pPr>
-              <w:widowControl w:val="0"/>
-              <w:spacing w:line="240" w:lineRule="auto"/>
+              <w:ind w:left="720" w:firstLine="0"/>
               <w:rPr>
                 <w:sz w:val="24"/>
                 <w:szCs w:val="24"/>
@@ -4248,13 +5486,8 @@
             </w:pPr>
             <w:r>
               <w:rPr>
-                <w:b w:val="1"/>
-                <w:bCs w:val="1"/>
-                <w:sz w:val="24"/>
-                <w:szCs w:val="24"/>
-                <w:rtl w:val="0"/>
-              </w:rPr>
-              <w:t xml:space="preserve">Pós-condições: </w:t>
+                <w:rtl w:val="0"/>
+              </w:rPr>
             </w:r>
           </w:p>
         </w:tc>
@@ -4271,30 +5504,7 @@
           </w:tcPr>
           <w:p>
             <w:pPr>
-              <w:rPr/>
-            </w:pPr>
-            <w:r>
-              <w:rPr>
-                <w:rtl w:val="0"/>
-              </w:rPr>
-              <w:t xml:space="preserve">- O reembolso é solicitado e o valor total é calculado.</w:t>
-            </w:r>
-          </w:p>
-          <w:p>
-            <w:pPr>
-              <w:rPr/>
-            </w:pPr>
-            <w:r>
-              <w:rPr>
-                <w:rtl w:val="0"/>
-              </w:rPr>
-              <w:t xml:space="preserve">- A nota e as informações do local são salvos.</w:t>
-            </w:r>
-          </w:p>
-          <w:p>
-            <w:pPr>
-              <w:widowControl w:val="0"/>
-              <w:spacing w:line="240" w:lineRule="auto"/>
+              <w:ind w:left="720" w:firstLine="0"/>
               <w:rPr>
                 <w:sz w:val="24"/>
                 <w:szCs w:val="24"/>
@@ -4337,13 +5547,8 @@
             </w:pPr>
             <w:r>
               <w:rPr>
-                <w:b w:val="1"/>
-                <w:bCs w:val="1"/>
-                <w:sz w:val="24"/>
-                <w:szCs w:val="24"/>
-                <w:rtl w:val="0"/>
-              </w:rPr>
-              <w:t xml:space="preserve">Fluxo Principal: </w:t>
+                <w:rtl w:val="0"/>
+              </w:rPr>
             </w:r>
           </w:p>
         </w:tc>
@@ -4360,127 +5565,12 @@
           </w:tcPr>
           <w:p>
             <w:pPr>
-              <w:rPr/>
-            </w:pPr>
-            <w:r>
-              <w:rPr>
-                <w:rtl w:val="0"/>
-              </w:rPr>
-              <w:t xml:space="preserve">1. Durante a viagem, o usuário clica em "Problemas" no card do local.</w:t>
-            </w:r>
-          </w:p>
-          <w:p>
-            <w:pPr>
-              <w:rPr/>
-            </w:pPr>
-            <w:r>
-              <w:rPr>
-                <w:rtl w:val="0"/>
-              </w:rPr>
-              <w:t xml:space="preserve">2. Escolha o motivo do problema.</w:t>
-            </w:r>
-          </w:p>
-          <w:p>
-            <w:pPr>
-              <w:rPr/>
-            </w:pPr>
-            <w:r>
-              <w:rPr>
-                <w:rtl w:val="0"/>
-              </w:rPr>
-              <w:t xml:space="preserve">3. Enviar foto e descrição.</w:t>
-            </w:r>
-          </w:p>
-          <w:p>
-            <w:pPr>
-              <w:rPr/>
-            </w:pPr>
-            <w:r>
-              <w:rPr>
-                <w:rtl w:val="0"/>
-              </w:rPr>
-              <w:t xml:space="preserve">4. O sistema calcula o reembolso e mostra valor total.</w:t>
-            </w:r>
-          </w:p>
-          <w:p>
-            <w:pPr>
-              <w:rPr/>
-            </w:pPr>
-            <w:r>
-              <w:rPr>
-                <w:rtl w:val="0"/>
-              </w:rPr>
-              <w:t xml:space="preserve">5. Clica em "Solicitar".</w:t>
-            </w:r>
-          </w:p>
-          <w:p>
-            <w:pPr>
-              <w:rPr/>
-            </w:pPr>
-            <w:r>
-              <w:rPr>
-                <w:rtl w:val="0"/>
-              </w:rPr>
-              <w:t xml:space="preserve">6. O usuário acessa o cartão do local na viagem.</w:t>
-            </w:r>
-          </w:p>
-          <w:p>
-            <w:pPr>
-              <w:rPr/>
-            </w:pPr>
-            <w:r>
-              <w:rPr>
-                <w:rtl w:val="0"/>
-              </w:rPr>
-              <w:t xml:space="preserve">7. Clica em "Dar nota".</w:t>
-            </w:r>
-          </w:p>
-          <w:p>
-            <w:pPr>
-              <w:rPr/>
-            </w:pPr>
-            <w:r>
-              <w:rPr>
-                <w:rtl w:val="0"/>
-              </w:rPr>
-              <w:t xml:space="preserve">8. Escolhe nota de 1 a 5.</w:t>
-            </w:r>
-          </w:p>
-          <w:p>
-            <w:pPr>
-              <w:rPr/>
-            </w:pPr>
-            <w:r>
-              <w:rPr>
-                <w:rtl w:val="0"/>
-              </w:rPr>
-              <w:t xml:space="preserve">9. Clica em "Salvar".</w:t>
-            </w:r>
-          </w:p>
-          <w:p>
-            <w:pPr>
-              <w:rPr/>
-            </w:pPr>
-            <w:r>
-              <w:rPr>
-                <w:rtl w:val="0"/>
-              </w:rPr>
-              <w:t xml:space="preserve">10. O sistema mostra horário, fechamento e faixa de preço.</w:t>
-            </w:r>
-          </w:p>
-          <w:p>
-            <w:pPr>
-              <w:rPr/>
-            </w:pPr>
-            <w:r>
-              <w:rPr>
-                <w:rtl w:val="0"/>
-              </w:rPr>
-            </w:r>
-          </w:p>
-          <w:p>
-            <w:pPr>
-              <w:rPr/>
+              <w:widowControl w:val="0"/>
+              <w:spacing w:line="240" w:lineRule="auto"/>
+              <w:rPr>
+                <w:sz w:val="24"/>
+                <w:szCs w:val="24"/>
+              </w:rPr>
             </w:pPr>
             <w:r>
               <w:rPr>
@@ -4519,13 +5609,8 @@
             </w:pPr>
             <w:r>
               <w:rPr>
-                <w:b w:val="1"/>
-                <w:bCs w:val="1"/>
-                <w:sz w:val="24"/>
-                <w:szCs w:val="24"/>
-                <w:rtl w:val="0"/>
-              </w:rPr>
-              <w:t xml:space="preserve">Fluxos Alternativos: </w:t>
+                <w:rtl w:val="0"/>
+              </w:rPr>
             </w:r>
           </w:p>
         </w:tc>
@@ -4542,127 +5627,7 @@
           </w:tcPr>
           <w:p>
             <w:pPr>
-              <w:widowControl w:val="0"/>
-              <w:spacing w:line="240" w:lineRule="auto"/>
-              <w:rPr>
-                <w:b w:val="1"/>
-                <w:bCs w:val="1"/>
-                <w:sz w:val="24"/>
-                <w:szCs w:val="24"/>
-              </w:rPr>
-            </w:pPr>
-            <w:r>
-              <w:rPr>
-                <w:b w:val="1"/>
-                <w:bCs w:val="1"/>
-                <w:sz w:val="24"/>
-                <w:szCs w:val="24"/>
-                <w:rtl w:val="0"/>
-              </w:rPr>
-              <w:t xml:space="preserve">FA01 - Aplicação de Frete Grátis:</w:t>
-            </w:r>
-          </w:p>
-          <w:p>
-            <w:pPr>
-              <w:widowControl w:val="0"/>
-              <w:spacing w:line="240" w:lineRule="auto"/>
-              <w:rPr>
-                <w:sz w:val="24"/>
-                <w:szCs w:val="24"/>
-              </w:rPr>
-            </w:pPr>
-            <w:r>
-              <w:rPr>
-                <w:rtl w:val="0"/>
-              </w:rPr>
-            </w:r>
-          </w:p>
-          <w:p>
-            <w:pPr>
-              <w:widowControl w:val="0"/>
-              <w:numPr>
-                <w:ilvl w:val="0"/>
-                <w:numId w:val="2"/>
-              </w:numPr>
-              <w:spacing w:line="240" w:lineRule="auto"/>
-              <w:ind w:left="720" w:hanging="360"/>
-              <w:rPr>
-                <w:sz w:val="24"/>
-                <w:szCs w:val="24"/>
-              </w:rPr>
-            </w:pPr>
-            <w:r>
-              <w:rPr>
-                <w:b w:val="1"/>
-                <w:bCs w:val="1"/>
-                <w:sz w:val="24"/>
-                <w:szCs w:val="24"/>
-                <w:rtl w:val="0"/>
-              </w:rPr>
-              <w:t xml:space="preserve">3a.</w:t>
-            </w:r>
-            <w:r>
-              <w:rPr>
-                <w:sz w:val="24"/>
-                <w:szCs w:val="24"/>
-                <w:rtl w:val="0"/>
-              </w:rPr>
-              <w:t xml:space="preserve"> O sistema identifica que o CEP pertence à mesma região metropolitana do CD ou que o cliente é membro ativo do programa de fidelidade. </w:t>
-            </w:r>
-          </w:p>
-          <w:p>
-            <w:pPr>
-              <w:widowControl w:val="0"/>
-              <w:spacing w:line="240" w:lineRule="auto"/>
-              <w:ind w:left="720" w:firstLine="0"/>
-              <w:rPr>
-                <w:sz w:val="24"/>
-                <w:szCs w:val="24"/>
-              </w:rPr>
-            </w:pPr>
-            <w:r>
-              <w:rPr>
-                <w:rtl w:val="0"/>
-              </w:rPr>
-            </w:r>
-          </w:p>
-          <w:p>
-            <w:pPr>
-              <w:widowControl w:val="0"/>
-              <w:numPr>
-                <w:ilvl w:val="0"/>
-                <w:numId w:val="2"/>
-              </w:numPr>
-              <w:spacing w:line="240" w:lineRule="auto"/>
-              <w:ind w:left="720" w:hanging="360"/>
-              <w:rPr>
-                <w:sz w:val="24"/>
-                <w:szCs w:val="24"/>
-              </w:rPr>
-            </w:pPr>
-            <w:r>
-              <w:rPr>
-                <w:b w:val="1"/>
-                <w:bCs w:val="1"/>
-                <w:sz w:val="24"/>
-                <w:szCs w:val="24"/>
-                <w:rtl w:val="0"/>
-              </w:rPr>
-              <w:t xml:space="preserve">3b.</w:t>
-            </w:r>
-            <w:r>
-              <w:rPr>
-                <w:sz w:val="24"/>
-                <w:szCs w:val="24"/>
-                <w:rtl w:val="0"/>
-              </w:rPr>
-              <w:t xml:space="preserve"> O sistema aplica isenção total de frete (R$0,00) ao carrinho. </w:t>
-            </w:r>
-          </w:p>
-          <w:p>
-            <w:pPr>
-              <w:widowControl w:val="0"/>
-              <w:spacing w:line="240" w:lineRule="auto"/>
+              <w:ind w:left="0" w:firstLine="0"/>
               <w:rPr>
                 <w:sz w:val="24"/>
                 <w:szCs w:val="24"/>
@@ -4728,121 +5693,881 @@
           </w:tcPr>
           <w:p>
             <w:pPr>
-              <w:widowControl w:val="0"/>
-              <w:spacing w:line="240" w:lineRule="auto"/>
-              <w:rPr>
-                <w:b w:val="1"/>
-                <w:bCs w:val="1"/>
-                <w:sz w:val="24"/>
-                <w:szCs w:val="24"/>
-              </w:rPr>
-            </w:pPr>
-            <w:r>
-              <w:rPr>
-                <w:b w:val="1"/>
-                <w:bCs w:val="1"/>
-                <w:sz w:val="24"/>
-                <w:szCs w:val="24"/>
-                <w:rtl w:val="0"/>
-              </w:rPr>
-              <w:t xml:space="preserve">FE01 - Indisponibilidade na API da Transportadora:</w:t>
-            </w:r>
-          </w:p>
-          <w:p>
-            <w:pPr>
-              <w:widowControl w:val="0"/>
-              <w:spacing w:line="240" w:lineRule="auto"/>
-              <w:rPr>
-                <w:sz w:val="24"/>
-                <w:szCs w:val="24"/>
-              </w:rPr>
-            </w:pPr>
-            <w:r>
-              <w:rPr>
-                <w:rtl w:val="0"/>
-              </w:rPr>
-            </w:r>
-          </w:p>
-          <w:p>
-            <w:pPr>
-              <w:widowControl w:val="0"/>
-              <w:numPr>
-                <w:ilvl w:val="0"/>
-                <w:numId w:val="3"/>
-              </w:numPr>
-              <w:spacing w:line="240" w:lineRule="auto"/>
-              <w:ind w:left="720" w:hanging="360"/>
-              <w:rPr>
-                <w:sz w:val="24"/>
-                <w:szCs w:val="24"/>
-              </w:rPr>
-            </w:pPr>
-            <w:r>
-              <w:rPr>
-                <w:b w:val="1"/>
-                <w:bCs w:val="1"/>
-                <w:sz w:val="24"/>
-                <w:szCs w:val="24"/>
-                <w:rtl w:val="0"/>
-              </w:rPr>
-              <w:t xml:space="preserve">2a.</w:t>
-            </w:r>
-            <w:r>
-              <w:rPr>
-                <w:sz w:val="24"/>
-                <w:szCs w:val="24"/>
-                <w:rtl w:val="0"/>
-              </w:rPr>
-              <w:t xml:space="preserve"> A API de cálculo da transportadora não responde no tempo limite. </w:t>
-            </w:r>
-          </w:p>
-          <w:p>
-            <w:pPr>
-              <w:widowControl w:val="0"/>
-              <w:spacing w:line="240" w:lineRule="auto"/>
-              <w:ind w:left="720" w:firstLine="0"/>
-              <w:rPr>
-                <w:sz w:val="24"/>
-                <w:szCs w:val="24"/>
-              </w:rPr>
-            </w:pPr>
-            <w:r>
-              <w:rPr>
-                <w:rtl w:val="0"/>
-              </w:rPr>
-            </w:r>
-          </w:p>
-          <w:p>
-            <w:pPr>
-              <w:widowControl w:val="0"/>
-              <w:numPr>
-                <w:ilvl w:val="0"/>
-                <w:numId w:val="3"/>
-              </w:numPr>
-              <w:spacing w:line="240" w:lineRule="auto"/>
-              <w:ind w:left="720" w:hanging="360"/>
-              <w:rPr>
-                <w:sz w:val="24"/>
-                <w:szCs w:val="24"/>
-              </w:rPr>
-            </w:pPr>
-            <w:r>
-              <w:rPr>
-                <w:b w:val="1"/>
-                <w:bCs w:val="1"/>
-                <w:sz w:val="24"/>
-                <w:szCs w:val="24"/>
-                <w:rtl w:val="0"/>
-              </w:rPr>
-              <w:t xml:space="preserve">2b.</w:t>
-            </w:r>
-            <w:r>
-              <w:rPr>
-                <w:sz w:val="24"/>
-                <w:szCs w:val="24"/>
-                <w:rtl w:val="0"/>
-              </w:rPr>
-              <w:t xml:space="preserve"> O sistema utiliza a tabela de contingência offline de frete estimado e exibe aviso ao usuário. (Pode ter alteração no valor - Deve ser consultado posteriormente)</w:t>
+              <w:rPr/>
+            </w:pPr>
+            <w:r>
+              <w:rPr>
+                <w:rtl w:val="0"/>
+              </w:rPr>
+              <w:t xml:space="preserve">- FE01 - Falha na API de localização: exibe erro "Verifique sua conexão".</w:t>
+            </w:r>
+          </w:p>
+          <w:p>
+            <w:pPr>
+              <w:rPr>
+                <w:sz w:val="24"/>
+                <w:szCs w:val="24"/>
+              </w:rPr>
+            </w:pPr>
+            <w:r>
+              <w:rPr>
+                <w:rtl w:val="0"/>
+              </w:rPr>
+              <w:t xml:space="preserve">  FE02 - Falha no servidor: exibe erro "Tente n</w:t>
+            </w:r>
+            <w:r>
+              <w:rPr>
+                <w:rtl w:val="0"/>
+              </w:rPr>
+            </w:r>
+          </w:p>
+          <w:tbl>
+            <w:tblPr>
+              <w:tblStyle w:val="Table6"/>
+              <w:tblW w:w="14310.0" w:type="dxa"/>
+              <w:jc w:val="left"/>
+              <w:tblBorders>
+                <w:top w:color="000000" w:space="0" w:sz="8" w:val="single"/>
+                <w:left w:color="000000" w:space="0" w:sz="8" w:val="single"/>
+                <w:bottom w:color="000000" w:space="0" w:sz="8" w:val="single"/>
+                <w:right w:color="000000" w:space="0" w:sz="8" w:val="single"/>
+                <w:insideH w:color="000000" w:space="0" w:sz="8" w:val="single"/>
+                <w:insideV w:color="000000" w:space="0" w:sz="8" w:val="single"/>
+              </w:tblBorders>
+              <w:tblLayout w:type="fixed"/>
+              <w:tblLook w:val="0600"/>
+            </w:tblPr>
+            <w:tblGrid>
+              <w:gridCol w:w="1800"/>
+              <w:gridCol w:w="12510"/>
+              <w:tblGridChange w:id="0">
+                <w:tblGrid>
+                  <w:gridCol w:w="1800"/>
+                  <w:gridCol w:w="12510"/>
+                </w:tblGrid>
+              </w:tblGridChange>
+            </w:tblGrid>
+            <w:tr>
+              <w:trPr>
+                <w:cantSplit w:val="0"/>
+                <w:tblHeader w:val="0"/>
+              </w:trPr>
+              <w:tc>
+                <w:tcPr>
+                  <w:shd w:fill="999999" w:val="clear"/>
+                </w:tcPr>
+                <w:p>
+                  <w:pPr>
+                    <w:spacing w:line="240" w:lineRule="auto"/>
+                    <w:rPr>
+                      <w:b w:val="1"/>
+                      <w:bCs w:val="1"/>
+                      <w:sz w:val="24"/>
+                      <w:szCs w:val="24"/>
+                    </w:rPr>
+                  </w:pPr>
+                  <w:r>
+                    <w:rPr>
+                      <w:b w:val="1"/>
+                      <w:bCs w:val="1"/>
+                      <w:sz w:val="24"/>
+                      <w:szCs w:val="24"/>
+                      <w:rtl w:val="0"/>
+                    </w:rPr>
+                    <w:t xml:space="preserve">CASO DE USO EXPANDIDO - 001</w:t>
+                  </w:r>
+                </w:p>
+              </w:tc>
+              <w:tc>
+                <w:tcPr>
+                  <w:shd w:fill="999999" w:val="clear"/>
+                </w:tcPr>
+                <w:p>
+                  <w:pPr>
+                    <w:spacing w:line="240" w:lineRule="auto"/>
+                    <w:rPr>
+                      <w:b w:val="1"/>
+                      <w:bCs w:val="1"/>
+                      <w:sz w:val="24"/>
+                      <w:szCs w:val="24"/>
+                    </w:rPr>
+                  </w:pPr>
+                  <w:r>
+                    <w:rPr>
+                      <w:b w:val="1"/>
+                      <w:bCs w:val="1"/>
+                      <w:sz w:val="24"/>
+                      <w:szCs w:val="24"/>
+                      <w:rtl w:val="0"/>
+                    </w:rPr>
+                    <w:t xml:space="preserve">emanuel carvalho n : 13</w:t>
+                  </w:r>
+                </w:p>
+              </w:tc>
+            </w:tr>
+            <w:tr>
+              <w:trPr>
+                <w:cantSplit w:val="0"/>
+                <w:tblHeader w:val="0"/>
+              </w:trPr>
+              <w:tc>
+                <w:tcPr>
+                  <w:shd w:fill="999999" w:val="clear"/>
+                </w:tcPr>
+                <w:p>
+                  <w:pPr>
+                    <w:spacing w:line="240" w:lineRule="auto"/>
+                    <w:rPr>
+                      <w:b w:val="1"/>
+                      <w:bCs w:val="1"/>
+                      <w:sz w:val="24"/>
+                      <w:szCs w:val="24"/>
+                    </w:rPr>
+                  </w:pPr>
+                  <w:r>
+                    <w:rPr>
+                      <w:b w:val="1"/>
+                      <w:bCs w:val="1"/>
+                      <w:sz w:val="24"/>
+                      <w:szCs w:val="24"/>
+                      <w:rtl w:val="0"/>
+                    </w:rPr>
+                    <w:t xml:space="preserve">Ator Principal: </w:t>
+                  </w:r>
+                </w:p>
+              </w:tc>
+              <w:tc>
+                <w:tcPr/>
+                <w:p>
+                  <w:pPr>
+                    <w:rPr/>
+                  </w:pPr>
+                  <w:r>
+                    <w:rPr>
+                      <w:rtl w:val="0"/>
+                    </w:rPr>
+                    <w:t xml:space="preserve">Viajante Solo (Cliente)</w:t>
+                  </w:r>
+                </w:p>
+                <w:p>
+                  <w:pPr>
+                    <w:spacing w:line="240" w:lineRule="auto"/>
+                    <w:rPr>
+                      <w:sz w:val="24"/>
+                      <w:szCs w:val="24"/>
+                    </w:rPr>
+                  </w:pPr>
+                  <w:r>
+                    <w:rPr>
+                      <w:rtl w:val="0"/>
+                    </w:rPr>
+                  </w:r>
+                </w:p>
+              </w:tc>
+            </w:tr>
+            <w:tr>
+              <w:trPr>
+                <w:cantSplit w:val="0"/>
+                <w:tblHeader w:val="0"/>
+              </w:trPr>
+              <w:tc>
+                <w:tcPr>
+                  <w:shd w:fill="999999" w:val="clear"/>
+                </w:tcPr>
+                <w:p>
+                  <w:pPr>
+                    <w:spacing w:line="240" w:lineRule="auto"/>
+                    <w:rPr>
+                      <w:b w:val="1"/>
+                      <w:bCs w:val="1"/>
+                      <w:sz w:val="24"/>
+                      <w:szCs w:val="24"/>
+                    </w:rPr>
+                  </w:pPr>
+                  <w:r>
+                    <w:rPr>
+                      <w:b w:val="1"/>
+                      <w:bCs w:val="1"/>
+                      <w:sz w:val="24"/>
+                      <w:szCs w:val="24"/>
+                      <w:rtl w:val="0"/>
+                    </w:rPr>
+                    <w:t xml:space="preserve">Resumo: </w:t>
+                  </w:r>
+                </w:p>
+              </w:tc>
+              <w:tc>
+                <w:tcPr/>
+                <w:p>
+                  <w:pPr>
+                    <w:rPr/>
+                  </w:pPr>
+                  <w:r>
+                    <w:rPr>
+                      <w:rtl w:val="0"/>
+                    </w:rPr>
+                    <w:t xml:space="preserve"> O usuário realiza o cadastro e autenticação na plataforma para criar sua conta, configurando seu perfil de gastos. O sistema valida automaticamente a idade (maiores de 18 anos) e libera a criação de viagens independentes. O sistema permite cadastro e login com nome, e-mail e senha. O usuário pode criar, editar ou cancelar viagem. O viajante registra gastos em categorias como transporte, hospedagem, alimentação e passeios. O sistema calcula automaticamente o custo por categoria e o total da viagem. O sistema permite escolher o tipo de viagem (lazer ou negócios).</w:t>
+                  </w:r>
+                </w:p>
+                <w:p>
+                  <w:pPr>
+                    <w:spacing w:line="240" w:lineRule="auto"/>
+                    <w:rPr>
+                      <w:sz w:val="24"/>
+                      <w:szCs w:val="24"/>
+                    </w:rPr>
+                  </w:pPr>
+                  <w:r>
+                    <w:rPr>
+                      <w:rtl w:val="0"/>
+                    </w:rPr>
+                  </w:r>
+                </w:p>
+              </w:tc>
+            </w:tr>
+            <w:tr>
+              <w:trPr>
+                <w:cantSplit w:val="0"/>
+                <w:tblHeader w:val="0"/>
+              </w:trPr>
+              <w:tc>
+                <w:tcPr>
+                  <w:shd w:fill="999999" w:val="clear"/>
+                </w:tcPr>
+                <w:p>
+                  <w:pPr>
+                    <w:spacing w:line="240" w:lineRule="auto"/>
+                    <w:rPr>
+                      <w:b w:val="1"/>
+                      <w:bCs w:val="1"/>
+                      <w:sz w:val="24"/>
+                      <w:szCs w:val="24"/>
+                    </w:rPr>
+                  </w:pPr>
+                  <w:r>
+                    <w:rPr>
+                      <w:b w:val="1"/>
+                      <w:bCs w:val="1"/>
+                      <w:sz w:val="24"/>
+                      <w:szCs w:val="24"/>
+                      <w:rtl w:val="0"/>
+                    </w:rPr>
+                    <w:t xml:space="preserve">Pré-condições: </w:t>
+                  </w:r>
+                </w:p>
+              </w:tc>
+              <w:tc>
+                <w:tcPr/>
+                <w:p>
+                  <w:pPr>
+                    <w:numPr>
+                      <w:ilvl w:val="0"/>
+                      <w:numId w:val="6"/>
+                    </w:numPr>
+                    <w:ind w:left="720" w:hanging="360"/>
+                  </w:pPr>
+                  <w:r>
+                    <w:rPr>
+                      <w:rtl w:val="0"/>
+                    </w:rPr>
+                    <w:t xml:space="preserve"> O usuário acessou a tela de registro e está logado.</w:t>
+                  </w:r>
+                </w:p>
+                <w:p>
+                  <w:pPr>
+                    <w:numPr>
+                      <w:ilvl w:val="0"/>
+                      <w:numId w:val="6"/>
+                    </w:numPr>
+                    <w:ind w:left="720" w:hanging="360"/>
+                  </w:pPr>
+                  <w:r>
+                    <w:rPr>
+                      <w:rtl w:val="0"/>
+                    </w:rPr>
+                    <w:t xml:space="preserve"> O e-mail e senha são informados corretamente.</w:t>
+                  </w:r>
+                </w:p>
+                <w:p>
+                  <w:pPr>
+                    <w:numPr>
+                      <w:ilvl w:val="0"/>
+                      <w:numId w:val="6"/>
+                    </w:numPr>
+                    <w:ind w:left="720" w:hanging="360"/>
+                  </w:pPr>
+                  <w:r>
+                    <w:rPr>
+                      <w:rtl w:val="0"/>
+                    </w:rPr>
+                    <w:t xml:space="preserve">A data de nascimento está cadastrada.</w:t>
+                  </w:r>
+                </w:p>
+                <w:p>
+                  <w:pPr>
+                    <w:numPr>
+                      <w:ilvl w:val="0"/>
+                      <w:numId w:val="6"/>
+                    </w:numPr>
+                    <w:ind w:left="720" w:hanging="360"/>
+                  </w:pPr>
+                  <w:r>
+                    <w:rPr>
+                      <w:rtl w:val="0"/>
+                    </w:rPr>
+                    <w:t xml:space="preserve">O usuário acessou a tela de criação de viagem e tem uma viagem selecionada.</w:t>
+                  </w:r>
+                </w:p>
+                <w:p>
+                  <w:pPr>
+                    <w:numPr>
+                      <w:ilvl w:val="0"/>
+                      <w:numId w:val="6"/>
+                    </w:numPr>
+                    <w:ind w:left="720" w:hanging="360"/>
+                  </w:pPr>
+                  <w:r>
+                    <w:rPr>
+                      <w:rtl w:val="0"/>
+                    </w:rPr>
+                    <w:t xml:space="preserve">O usuário acessou a aba "Gastos" ou "Configurações"</w:t>
+                  </w:r>
+                  <w:r>
+                    <w:rPr>
+                      <w:rtl w:val="0"/>
+                    </w:rPr>
+                  </w:r>
+                </w:p>
+              </w:tc>
+            </w:tr>
+            <w:tr>
+              <w:trPr>
+                <w:cantSplit w:val="0"/>
+                <w:tblHeader w:val="0"/>
+              </w:trPr>
+              <w:tc>
+                <w:tcPr>
+                  <w:shd w:fill="999999" w:val="clear"/>
+                </w:tcPr>
+                <w:p>
+                  <w:pPr>
+                    <w:spacing w:line="240" w:lineRule="auto"/>
+                    <w:rPr>
+                      <w:b w:val="1"/>
+                      <w:bCs w:val="1"/>
+                      <w:sz w:val="24"/>
+                      <w:szCs w:val="24"/>
+                    </w:rPr>
+                  </w:pPr>
+                  <w:r>
+                    <w:rPr>
+                      <w:b w:val="1"/>
+                      <w:bCs w:val="1"/>
+                      <w:sz w:val="24"/>
+                      <w:szCs w:val="24"/>
+                      <w:rtl w:val="0"/>
+                    </w:rPr>
+                    <w:t xml:space="preserve">Pós-condições: </w:t>
+                  </w:r>
+                </w:p>
+              </w:tc>
+              <w:tc>
+                <w:tcPr/>
+                <w:p>
+                  <w:pPr>
+                    <w:numPr>
+                      <w:ilvl w:val="0"/>
+                      <w:numId w:val="5"/>
+                    </w:numPr>
+                    <w:ind w:left="720" w:hanging="360"/>
+                    <w:rPr>
+                      <w:sz w:val="24"/>
+                      <w:szCs w:val="24"/>
+                    </w:rPr>
+                  </w:pPr>
+                  <w:r>
+                    <w:rPr>
+                      <w:rtl w:val="0"/>
+                    </w:rPr>
+                    <w:t xml:space="preserve"> A conta é criada e ativada com sucesso.</w:t>
+                  </w:r>
+                </w:p>
+                <w:p>
+                  <w:pPr>
+                    <w:numPr>
+                      <w:ilvl w:val="0"/>
+                      <w:numId w:val="5"/>
+                    </w:numPr>
+                    <w:ind w:left="720" w:hanging="360"/>
+                    <w:rPr>
+                      <w:sz w:val="24"/>
+                      <w:szCs w:val="24"/>
+                    </w:rPr>
+                  </w:pPr>
+                  <w:r>
+                    <w:rPr>
+                      <w:rtl w:val="0"/>
+                    </w:rPr>
+                    <w:t xml:space="preserve"> A viagem é criada, editada ou cancelada com sucesso.</w:t>
+                  </w:r>
+                </w:p>
+                <w:p>
+                  <w:pPr>
+                    <w:numPr>
+                      <w:ilvl w:val="0"/>
+                      <w:numId w:val="5"/>
+                    </w:numPr>
+                    <w:ind w:left="720" w:hanging="360"/>
+                    <w:rPr>
+                      <w:sz w:val="24"/>
+                      <w:szCs w:val="24"/>
+                    </w:rPr>
+                  </w:pPr>
+                  <w:r>
+                    <w:rPr>
+                      <w:rtl w:val="0"/>
+                    </w:rPr>
+                    <w:t xml:space="preserve"> Os gastos são salvos com categoria e total calculado.</w:t>
+                  </w:r>
+                </w:p>
+                <w:p>
+                  <w:pPr>
+                    <w:numPr>
+                      <w:ilvl w:val="0"/>
+                      <w:numId w:val="5"/>
+                    </w:numPr>
+                    <w:ind w:left="720" w:hanging="360"/>
+                    <w:rPr>
+                      <w:sz w:val="24"/>
+                      <w:szCs w:val="24"/>
+                    </w:rPr>
+                  </w:pPr>
+                  <w:r>
+                    <w:rPr>
+                      <w:rtl w:val="0"/>
+                    </w:rPr>
+                    <w:t xml:space="preserve"> O tipo de viagem é salvo e usado para gerar bagagem e sugestões.</w:t>
+                  </w:r>
+                </w:p>
+                <w:p>
+                  <w:pPr>
+                    <w:numPr>
+                      <w:ilvl w:val="0"/>
+                      <w:numId w:val="5"/>
+                    </w:numPr>
+                    <w:ind w:left="720" w:hanging="360"/>
+                    <w:rPr>
+                      <w:sz w:val="24"/>
+                      <w:szCs w:val="24"/>
+                    </w:rPr>
+                  </w:pPr>
+                  <w:r>
+                    <w:rPr>
+                      <w:rtl w:val="0"/>
+                    </w:rPr>
+                    <w:t xml:space="preserve">As configurações de perfil (incluindo idade) são persistidas e acessíveis.</w:t>
+                  </w:r>
+                </w:p>
+                <w:p>
+                  <w:pPr>
+                    <w:ind w:left="720" w:firstLine="0"/>
+                    <w:rPr>
+                      <w:sz w:val="24"/>
+                      <w:szCs w:val="24"/>
+                    </w:rPr>
+                  </w:pPr>
+                  <w:r>
+                    <w:rPr>
+                      <w:rtl w:val="0"/>
+                    </w:rPr>
+                  </w:r>
+                </w:p>
+              </w:tc>
+            </w:tr>
+            <w:tr>
+              <w:trPr>
+                <w:cantSplit w:val="0"/>
+                <w:tblHeader w:val="0"/>
+              </w:trPr>
+              <w:tc>
+                <w:tcPr>
+                  <w:shd w:fill="999999" w:val="clear"/>
+                </w:tcPr>
+                <w:p>
+                  <w:pPr>
+                    <w:spacing w:line="240" w:lineRule="auto"/>
+                    <w:rPr>
+                      <w:b w:val="1"/>
+                      <w:bCs w:val="1"/>
+                      <w:sz w:val="24"/>
+                      <w:szCs w:val="24"/>
+                    </w:rPr>
+                  </w:pPr>
+                  <w:r>
+                    <w:rPr>
+                      <w:b w:val="1"/>
+                      <w:bCs w:val="1"/>
+                      <w:sz w:val="24"/>
+                      <w:szCs w:val="24"/>
+                      <w:rtl w:val="0"/>
+                    </w:rPr>
+                    <w:t xml:space="preserve">Fluxo Principal: </w:t>
+                  </w:r>
+                </w:p>
+              </w:tc>
+              <w:tc>
+                <w:tcPr/>
+                <w:p>
+                  <w:pPr>
+                    <w:rPr/>
+                  </w:pPr>
+                  <w:r>
+                    <w:rPr>
+                      <w:rtl w:val="0"/>
+                    </w:rPr>
+                    <w:t xml:space="preserve">1. O usuário preenche os dados de cadastro: nome completo, e-mail válido e senha forte.</w:t>
+                  </w:r>
+                </w:p>
+                <w:p>
+                  <w:pPr>
+                    <w:rPr/>
+                  </w:pPr>
+                  <w:r>
+                    <w:rPr>
+                      <w:rtl w:val="0"/>
+                    </w:rPr>
+                    <w:t xml:space="preserve">2. O sistema realiza o registro e armazena o usuário no banco de dados.</w:t>
+                  </w:r>
+                </w:p>
+                <w:p>
+                  <w:pPr>
+                    <w:rPr/>
+                  </w:pPr>
+                  <w:r>
+                    <w:rPr>
+                      <w:rtl w:val="0"/>
+                    </w:rPr>
+                    <w:t xml:space="preserve">3. O sistema valida a data de nascimento e verifica se o usuário tem 18 anos ou mais.</w:t>
+                  </w:r>
+                </w:p>
+                <w:p>
+                  <w:pPr>
+                    <w:rPr/>
+                  </w:pPr>
+                  <w:r>
+                    <w:rPr>
+                      <w:rtl w:val="0"/>
+                    </w:rPr>
+                    <w:t xml:space="preserve">4. Se a idade for válida, exibe mensagem de sucesso e permite login direto.</w:t>
+                  </w:r>
+                </w:p>
+                <w:p>
+                  <w:pPr>
+                    <w:rPr/>
+                  </w:pPr>
+                  <w:r>
+                    <w:rPr>
+                      <w:rtl w:val="0"/>
+                    </w:rPr>
+                    <w:t xml:space="preserve">5. Caso a idade seja inferior a 18 anos, exibe alerta e bloqueia o acesso à criação de viagens.</w:t>
+                  </w:r>
+                </w:p>
+                <w:p>
+                  <w:pPr>
+                    <w:rPr/>
+                  </w:pPr>
+                  <w:r>
+                    <w:rPr>
+                      <w:rtl w:val="0"/>
+                    </w:rPr>
+                    <w:t xml:space="preserve">6. O usuário acessa a tela de "Minhas Viagens" e clica em "+" para criar uma nova viagem.</w:t>
+                  </w:r>
+                </w:p>
+                <w:p>
+                  <w:pPr>
+                    <w:rPr/>
+                  </w:pPr>
+                  <w:r>
+                    <w:rPr>
+                      <w:rtl w:val="0"/>
+                    </w:rPr>
+                    <w:t xml:space="preserve">7. Preenche os dados obrigatórios (destino, datas, orçamento etc.).</w:t>
+                  </w:r>
+                </w:p>
+                <w:p>
+                  <w:pPr>
+                    <w:rPr/>
+                  </w:pPr>
+                  <w:r>
+                    <w:rPr>
+                      <w:rtl w:val="0"/>
+                    </w:rPr>
+                    <w:t xml:space="preserve">8. Clica em "Salvar".</w:t>
+                  </w:r>
+                </w:p>
+                <w:p>
+                  <w:pPr>
+                    <w:rPr/>
+                  </w:pPr>
+                  <w:r>
+                    <w:rPr>
+                      <w:rtl w:val="0"/>
+                    </w:rPr>
+                    <w:t xml:space="preserve">9. O sistema valida os dados e os salva no banco.</w:t>
+                  </w:r>
+                </w:p>
+                <w:p>
+                  <w:pPr>
+                    <w:rPr/>
+                  </w:pPr>
+                  <w:r>
+                    <w:rPr>
+                      <w:rtl w:val="0"/>
+                    </w:rPr>
+                    <w:t xml:space="preserve">10. Exibe mensagem de sucesso e redireciona para a lista de viagens.</w:t>
+                  </w:r>
+                </w:p>
+                <w:p>
+                  <w:pPr>
+                    <w:rPr/>
+                  </w:pPr>
+                  <w:r>
+                    <w:rPr>
+                      <w:rtl w:val="0"/>
+                    </w:rPr>
+                    <w:t xml:space="preserve">11. O usuário acessa a aba "Gastos".</w:t>
+                  </w:r>
+                </w:p>
+                <w:p>
+                  <w:pPr>
+                    <w:rPr/>
+                  </w:pPr>
+                  <w:r>
+                    <w:rPr>
+                      <w:rtl w:val="0"/>
+                    </w:rPr>
+                    <w:t xml:space="preserve">12. Clica em "Adicionar gasto".</w:t>
+                  </w:r>
+                </w:p>
+                <w:p>
+                  <w:pPr>
+                    <w:rPr/>
+                  </w:pPr>
+                  <w:r>
+                    <w:rPr>
+                      <w:rtl w:val="0"/>
+                    </w:rPr>
+                    <w:t xml:space="preserve">13. Escolher categoria (transporte, hospedagem etc.).</w:t>
+                  </w:r>
+                </w:p>
+                <w:p>
+                  <w:pPr>
+                    <w:rPr/>
+                  </w:pPr>
+                  <w:r>
+                    <w:rPr>
+                      <w:rtl w:val="0"/>
+                    </w:rPr>
+                    <w:t xml:space="preserve">14. Informa valor, data e descrição.</w:t>
+                  </w:r>
+                </w:p>
+                <w:p>
+                  <w:pPr>
+                    <w:rPr/>
+                  </w:pPr>
+                  <w:r>
+                    <w:rPr>
+                      <w:rtl w:val="0"/>
+                    </w:rPr>
+                    <w:t xml:space="preserve">15. Clica em "Salvar".</w:t>
+                  </w:r>
+                </w:p>
+                <w:p>
+                  <w:pPr>
+                    <w:rPr/>
+                  </w:pPr>
+                  <w:r>
+                    <w:rPr>
+                      <w:rtl w:val="0"/>
+                    </w:rPr>
+                    <w:t xml:space="preserve">16. O sistema atualiza o total da viagem.</w:t>
+                  </w:r>
+                </w:p>
+                <w:p>
+                  <w:pPr>
+                    <w:rPr/>
+                  </w:pPr>
+                  <w:r>
+                    <w:rPr>
+                      <w:rtl w:val="0"/>
+                    </w:rPr>
+                    <w:t xml:space="preserve">17. O usuário acessa a aba "Configurações da viagem".</w:t>
+                  </w:r>
+                </w:p>
+                <w:p>
+                  <w:pPr>
+                    <w:rPr/>
+                  </w:pPr>
+                  <w:r>
+                    <w:rPr>
+                      <w:rtl w:val="0"/>
+                    </w:rPr>
+                    <w:t xml:space="preserve">18. Escolha "Lazer" ou "Negócios".</w:t>
+                  </w:r>
+                </w:p>
+                <w:p>
+                  <w:pPr>
+                    <w:rPr/>
+                  </w:pPr>
+                  <w:r>
+                    <w:rPr>
+                      <w:rtl w:val="0"/>
+                    </w:rPr>
+                    <w:t xml:space="preserve">19. Salva.</w:t>
+                  </w:r>
+                </w:p>
+                <w:p>
+                  <w:pPr>
+                    <w:rPr/>
+                  </w:pPr>
+                  <w:r>
+                    <w:rPr>
+                      <w:rtl w:val="0"/>
+                    </w:rPr>
+                    <w:t xml:space="preserve">20. O sistema atualiza a lista de bagagem e sugestões.</w:t>
+                  </w:r>
+                </w:p>
+                <w:p>
+                  <w:pPr>
+                    <w:spacing w:line="240" w:lineRule="auto"/>
+                    <w:rPr>
+                      <w:sz w:val="24"/>
+                      <w:szCs w:val="24"/>
+                    </w:rPr>
+                  </w:pPr>
+                  <w:r>
+                    <w:rPr>
+                      <w:rtl w:val="0"/>
+                    </w:rPr>
+                  </w:r>
+                </w:p>
+              </w:tc>
+            </w:tr>
+            <w:tr>
+              <w:trPr>
+                <w:cantSplit w:val="0"/>
+                <w:tblHeader w:val="0"/>
+              </w:trPr>
+              <w:tc>
+                <w:tcPr>
+                  <w:shd w:fill="999999" w:val="clear"/>
+                </w:tcPr>
+                <w:p>
+                  <w:pPr>
+                    <w:spacing w:line="240" w:lineRule="auto"/>
+                    <w:rPr>
+                      <w:b w:val="1"/>
+                      <w:bCs w:val="1"/>
+                      <w:sz w:val="24"/>
+                      <w:szCs w:val="24"/>
+                    </w:rPr>
+                  </w:pPr>
+                  <w:r>
+                    <w:rPr>
+                      <w:b w:val="1"/>
+                      <w:bCs w:val="1"/>
+                      <w:sz w:val="24"/>
+                      <w:szCs w:val="24"/>
+                      <w:rtl w:val="0"/>
+                    </w:rPr>
+                    <w:t xml:space="preserve">Fluxos Alternativos: </w:t>
+                  </w:r>
+                </w:p>
+              </w:tc>
+              <w:tc>
+                <w:tcPr/>
+                <w:p>
+                  <w:pPr>
+                    <w:numPr>
+                      <w:ilvl w:val="0"/>
+                      <w:numId w:val="3"/>
+                    </w:numPr>
+                    <w:ind w:left="720" w:hanging="360"/>
+                    <w:rPr>
+                      <w:sz w:val="24"/>
+                      <w:szCs w:val="24"/>
+                    </w:rPr>
+                  </w:pPr>
+                  <w:r>
+                    <w:rPr>
+                      <w:rtl w:val="0"/>
+                    </w:rPr>
+                    <w:t xml:space="preserve">- FA01 - Dados inválidos: exibe erros em tempo real e não salva.</w:t>
+                  </w:r>
+                </w:p>
+                <w:p>
+                  <w:pPr>
+                    <w:numPr>
+                      <w:ilvl w:val="0"/>
+                      <w:numId w:val="3"/>
+                    </w:numPr>
+                    <w:ind w:left="720" w:hanging="360"/>
+                    <w:rPr>
+                      <w:sz w:val="24"/>
+                      <w:szCs w:val="24"/>
+                    </w:rPr>
+                  </w:pPr>
+                  <w:r>
+                    <w:rPr>
+                      <w:rtl w:val="0"/>
+                    </w:rPr>
+                    <w:t xml:space="preserve">- FA02 - Usuário clica em "Cancelar": exibe confirmação de cancelamento.</w:t>
+                  </w:r>
+                </w:p>
+                <w:p>
+                  <w:pPr>
+                    <w:numPr>
+                      <w:ilvl w:val="0"/>
+                      <w:numId w:val="3"/>
+                    </w:numPr>
+                    <w:ind w:left="720" w:hanging="360"/>
+                    <w:rPr>
+                      <w:sz w:val="24"/>
+                      <w:szCs w:val="24"/>
+                    </w:rPr>
+                  </w:pPr>
+                  <w:r>
+                    <w:rPr>
+                      <w:rtl w:val="0"/>
+                    </w:rPr>
+                    <w:t xml:space="preserve">- FA03 - Senha fraca ou inválida: validação em tempo real e solicitação de nova senha forte.</w:t>
+                  </w:r>
+                  <w:r>
+                    <w:rPr>
+                      <w:rtl w:val="0"/>
+                    </w:rPr>
+                  </w:r>
+                </w:p>
+              </w:tc>
+            </w:tr>
+          </w:tbl>
+          <w:p>
+            <w:pPr>
+              <w:rPr>
+                <w:sz w:val="24"/>
+                <w:szCs w:val="24"/>
+              </w:rPr>
+            </w:pPr>
+            <w:r>
+              <w:rPr>
+                <w:rtl w:val="0"/>
+              </w:rPr>
+              <w:t xml:space="preserve">ovamente".</w:t>
+            </w:r>
+            <w:r>
+              <w:rPr>
+                <w:rtl w:val="0"/>
+              </w:rPr>
             </w:r>
           </w:p>
         </w:tc>
@@ -4902,7 +6627,7 @@
               <w:widowControl w:val="0"/>
               <w:numPr>
                 <w:ilvl w:val="0"/>
-                <w:numId w:val="1"/>
+                <w:numId w:val="4"/>
               </w:numPr>
               <w:spacing w:line="240" w:lineRule="auto"/>
               <w:ind w:left="720" w:hanging="360"/>
@@ -4919,38 +6644,22 @@
                 <w:szCs w:val="24"/>
                 <w:rtl w:val="0"/>
               </w:rPr>
-              <w:t xml:space="preserve">RN01</w:t>
-            </w:r>
-            <w:r>
-              <w:rPr>
-                <w:sz w:val="24"/>
-                <w:szCs w:val="24"/>
-                <w:rtl w:val="0"/>
-              </w:rPr>
-              <w:t xml:space="preserve">  </w:t>
-            </w:r>
-            <w:r>
-              <w:rPr>
-                <w:rtl w:val="0"/>
-              </w:rPr>
-              <w:t xml:space="preserve"> - Valor total sempre inclui todos os gastos.</w:t>
-            </w:r>
-            <w:r>
-              <w:rPr>
-                <w:rtl w:val="0"/>
-              </w:rPr>
-            </w:r>
-          </w:p>
-          <w:p>
-            <w:pPr>
-              <w:widowControl w:val="0"/>
-              <w:spacing w:line="240" w:lineRule="auto"/>
-              <w:ind w:left="720" w:firstLine="0"/>
-              <w:rPr>
-                <w:sz w:val="24"/>
-                <w:szCs w:val="24"/>
-              </w:rPr>
-            </w:pPr>
+              <w:t xml:space="preserve">RN03</w:t>
+            </w:r>
+            <w:r>
+              <w:rPr>
+                <w:sz w:val="24"/>
+                <w:szCs w:val="24"/>
+                <w:rtl w:val="0"/>
+              </w:rPr>
+              <w:t xml:space="preserve"> </w:t>
+            </w:r>
+            <w:r>
+              <w:rPr>
+                <w:rtl w:val="0"/>
+              </w:rPr>
+              <w:t xml:space="preserve">- RN01 - Valor total sempre inclui todos os gastos.</w:t>
+            </w:r>
             <w:r>
               <w:rPr>
                 <w:rtl w:val="0"/>
@@ -4962,7 +6671,7 @@
               <w:widowControl w:val="0"/>
               <w:numPr>
                 <w:ilvl w:val="0"/>
-                <w:numId w:val="1"/>
+                <w:numId w:val="4"/>
               </w:numPr>
               <w:spacing w:line="240" w:lineRule="auto"/>
               <w:ind w:left="720" w:hanging="360"/>
@@ -4981,13 +6690,13 @@
                 <w:szCs w:val="24"/>
                 <w:rtl w:val="0"/>
               </w:rPr>
-              <w:t xml:space="preserve">RF02  </w:t>
-            </w:r>
-            <w:r>
-              <w:rPr>
-                <w:rtl w:val="0"/>
-              </w:rPr>
-              <w:t xml:space="preserve"> - Nota de localização deve ser entre 1 e 5.</w:t>
+              <w:t xml:space="preserve">RF02 </w:t>
+            </w:r>
+            <w:r>
+              <w:rPr>
+                <w:rtl w:val="0"/>
+              </w:rPr>
+              <w:t xml:space="preserve">- RN02 - Nota de localização deve ser entre 1 e 5.</w:t>
             </w:r>
             <w:r>
               <w:rPr>
@@ -5009,27 +6718,17 @@
       </w:pPr>
       <w:r>
         <w:rPr>
-          <w:rtl w:val="0"/>
-        </w:rPr>
+          <w:sz w:val="24"/>
+          <w:szCs w:val="24"/>
+          <w:rtl w:val="0"/>
+        </w:rPr>
+        <w:t xml:space="preserve">  </w:t>
       </w:r>
     </w:p>
     <w:p>
       <w:pPr>
         <w:spacing w:line="360" w:lineRule="auto"/>
         <w:jc w:val="both"/>
-        <w:rPr>
-          <w:sz w:val="24"/>
-          <w:szCs w:val="24"/>
-        </w:rPr>
-      </w:pPr>
-      <w:r>
-        <w:rPr>
-          <w:rtl w:val="0"/>
-        </w:rPr>
-      </w:r>
-    </w:p>
-    <w:p>
-      <w:pPr>
         <w:rPr/>
       </w:pPr>
       <w:r>
@@ -5382,6 +7081,446 @@
       </w:rPr>
     </w:lvl>
   </w:abstractNum>
+  <w:abstractNum w:abstractNumId="4">
+    <w:lvl w:ilvl="0">
+      <w:start w:val="1"/>
+      <w:numFmt w:val="bullet"/>
+      <w:lvlText w:val="●"/>
+      <w:lvlJc w:val="left"/>
+      <w:pPr>
+        <w:ind w:left="720" w:hanging="360"/>
+      </w:pPr>
+      <w:rPr>
+        <w:u w:val="none"/>
+      </w:rPr>
+    </w:lvl>
+    <w:lvl w:ilvl="1">
+      <w:start w:val="1"/>
+      <w:numFmt w:val="bullet"/>
+      <w:lvlText w:val="○"/>
+      <w:lvlJc w:val="left"/>
+      <w:pPr>
+        <w:ind w:left="1440" w:hanging="360"/>
+      </w:pPr>
+      <w:rPr>
+        <w:u w:val="none"/>
+      </w:rPr>
+    </w:lvl>
+    <w:lvl w:ilvl="2">
+      <w:start w:val="1"/>
+      <w:numFmt w:val="bullet"/>
+      <w:lvlText w:val="■"/>
+      <w:lvlJc w:val="left"/>
+      <w:pPr>
+        <w:ind w:left="2160" w:hanging="360"/>
+      </w:pPr>
+      <w:rPr>
+        <w:u w:val="none"/>
+      </w:rPr>
+    </w:lvl>
+    <w:lvl w:ilvl="3">
+      <w:start w:val="1"/>
+      <w:numFmt w:val="bullet"/>
+      <w:lvlText w:val="●"/>
+      <w:lvlJc w:val="left"/>
+      <w:pPr>
+        <w:ind w:left="2880" w:hanging="360"/>
+      </w:pPr>
+      <w:rPr>
+        <w:u w:val="none"/>
+      </w:rPr>
+    </w:lvl>
+    <w:lvl w:ilvl="4">
+      <w:start w:val="1"/>
+      <w:numFmt w:val="bullet"/>
+      <w:lvlText w:val="○"/>
+      <w:lvlJc w:val="left"/>
+      <w:pPr>
+        <w:ind w:left="3600" w:hanging="360"/>
+      </w:pPr>
+      <w:rPr>
+        <w:u w:val="none"/>
+      </w:rPr>
+    </w:lvl>
+    <w:lvl w:ilvl="5">
+      <w:start w:val="1"/>
+      <w:numFmt w:val="bullet"/>
+      <w:lvlText w:val="■"/>
+      <w:lvlJc w:val="left"/>
+      <w:pPr>
+        <w:ind w:left="4320" w:hanging="360"/>
+      </w:pPr>
+      <w:rPr>
+        <w:u w:val="none"/>
+      </w:rPr>
+    </w:lvl>
+    <w:lvl w:ilvl="6">
+      <w:start w:val="1"/>
+      <w:numFmt w:val="bullet"/>
+      <w:lvlText w:val="●"/>
+      <w:lvlJc w:val="left"/>
+      <w:pPr>
+        <w:ind w:left="5040" w:hanging="360"/>
+      </w:pPr>
+      <w:rPr>
+        <w:u w:val="none"/>
+      </w:rPr>
+    </w:lvl>
+    <w:lvl w:ilvl="7">
+      <w:start w:val="1"/>
+      <w:numFmt w:val="bullet"/>
+      <w:lvlText w:val="○"/>
+      <w:lvlJc w:val="left"/>
+      <w:pPr>
+        <w:ind w:left="5760" w:hanging="360"/>
+      </w:pPr>
+      <w:rPr>
+        <w:u w:val="none"/>
+      </w:rPr>
+    </w:lvl>
+    <w:lvl w:ilvl="8">
+      <w:start w:val="1"/>
+      <w:numFmt w:val="bullet"/>
+      <w:lvlText w:val="■"/>
+      <w:lvlJc w:val="left"/>
+      <w:pPr>
+        <w:ind w:left="6480" w:hanging="360"/>
+      </w:pPr>
+      <w:rPr>
+        <w:u w:val="none"/>
+      </w:rPr>
+    </w:lvl>
+  </w:abstractNum>
+  <w:abstractNum w:abstractNumId="5">
+    <w:lvl w:ilvl="0">
+      <w:start w:val="1"/>
+      <w:numFmt w:val="bullet"/>
+      <w:lvlText w:val="●"/>
+      <w:lvlJc w:val="left"/>
+      <w:pPr>
+        <w:ind w:left="720" w:hanging="360"/>
+      </w:pPr>
+      <w:rPr>
+        <w:u w:val="none"/>
+      </w:rPr>
+    </w:lvl>
+    <w:lvl w:ilvl="1">
+      <w:start w:val="1"/>
+      <w:numFmt w:val="bullet"/>
+      <w:lvlText w:val="○"/>
+      <w:lvlJc w:val="left"/>
+      <w:pPr>
+        <w:ind w:left="1440" w:hanging="360"/>
+      </w:pPr>
+      <w:rPr>
+        <w:u w:val="none"/>
+      </w:rPr>
+    </w:lvl>
+    <w:lvl w:ilvl="2">
+      <w:start w:val="1"/>
+      <w:numFmt w:val="bullet"/>
+      <w:lvlText w:val="■"/>
+      <w:lvlJc w:val="left"/>
+      <w:pPr>
+        <w:ind w:left="2160" w:hanging="360"/>
+      </w:pPr>
+      <w:rPr>
+        <w:u w:val="none"/>
+      </w:rPr>
+    </w:lvl>
+    <w:lvl w:ilvl="3">
+      <w:start w:val="1"/>
+      <w:numFmt w:val="bullet"/>
+      <w:lvlText w:val="●"/>
+      <w:lvlJc w:val="left"/>
+      <w:pPr>
+        <w:ind w:left="2880" w:hanging="360"/>
+      </w:pPr>
+      <w:rPr>
+        <w:u w:val="none"/>
+      </w:rPr>
+    </w:lvl>
+    <w:lvl w:ilvl="4">
+      <w:start w:val="1"/>
+      <w:numFmt w:val="bullet"/>
+      <w:lvlText w:val="○"/>
+      <w:lvlJc w:val="left"/>
+      <w:pPr>
+        <w:ind w:left="3600" w:hanging="360"/>
+      </w:pPr>
+      <w:rPr>
+        <w:u w:val="none"/>
+      </w:rPr>
+    </w:lvl>
+    <w:lvl w:ilvl="5">
+      <w:start w:val="1"/>
+      <w:numFmt w:val="bullet"/>
+      <w:lvlText w:val="■"/>
+      <w:lvlJc w:val="left"/>
+      <w:pPr>
+        <w:ind w:left="4320" w:hanging="360"/>
+      </w:pPr>
+      <w:rPr>
+        <w:u w:val="none"/>
+      </w:rPr>
+    </w:lvl>
+    <w:lvl w:ilvl="6">
+      <w:start w:val="1"/>
+      <w:numFmt w:val="bullet"/>
+      <w:lvlText w:val="●"/>
+      <w:lvlJc w:val="left"/>
+      <w:pPr>
+        <w:ind w:left="5040" w:hanging="360"/>
+      </w:pPr>
+      <w:rPr>
+        <w:u w:val="none"/>
+      </w:rPr>
+    </w:lvl>
+    <w:lvl w:ilvl="7">
+      <w:start w:val="1"/>
+      <w:numFmt w:val="bullet"/>
+      <w:lvlText w:val="○"/>
+      <w:lvlJc w:val="left"/>
+      <w:pPr>
+        <w:ind w:left="5760" w:hanging="360"/>
+      </w:pPr>
+      <w:rPr>
+        <w:u w:val="none"/>
+      </w:rPr>
+    </w:lvl>
+    <w:lvl w:ilvl="8">
+      <w:start w:val="1"/>
+      <w:numFmt w:val="bullet"/>
+      <w:lvlText w:val="■"/>
+      <w:lvlJc w:val="left"/>
+      <w:pPr>
+        <w:ind w:left="6480" w:hanging="360"/>
+      </w:pPr>
+      <w:rPr>
+        <w:u w:val="none"/>
+      </w:rPr>
+    </w:lvl>
+  </w:abstractNum>
+  <w:abstractNum w:abstractNumId="6">
+    <w:lvl w:ilvl="0">
+      <w:start w:val="1"/>
+      <w:numFmt w:val="bullet"/>
+      <w:lvlText w:val="●"/>
+      <w:lvlJc w:val="left"/>
+      <w:pPr>
+        <w:ind w:left="720" w:hanging="360"/>
+      </w:pPr>
+      <w:rPr>
+        <w:u w:val="none"/>
+      </w:rPr>
+    </w:lvl>
+    <w:lvl w:ilvl="1">
+      <w:start w:val="1"/>
+      <w:numFmt w:val="bullet"/>
+      <w:lvlText w:val="○"/>
+      <w:lvlJc w:val="left"/>
+      <w:pPr>
+        <w:ind w:left="1440" w:hanging="360"/>
+      </w:pPr>
+      <w:rPr>
+        <w:u w:val="none"/>
+      </w:rPr>
+    </w:lvl>
+    <w:lvl w:ilvl="2">
+      <w:start w:val="1"/>
+      <w:numFmt w:val="bullet"/>
+      <w:lvlText w:val="■"/>
+      <w:lvlJc w:val="left"/>
+      <w:pPr>
+        <w:ind w:left="2160" w:hanging="360"/>
+      </w:pPr>
+      <w:rPr>
+        <w:u w:val="none"/>
+      </w:rPr>
+    </w:lvl>
+    <w:lvl w:ilvl="3">
+      <w:start w:val="1"/>
+      <w:numFmt w:val="bullet"/>
+      <w:lvlText w:val="●"/>
+      <w:lvlJc w:val="left"/>
+      <w:pPr>
+        <w:ind w:left="2880" w:hanging="360"/>
+      </w:pPr>
+      <w:rPr>
+        <w:u w:val="none"/>
+      </w:rPr>
+    </w:lvl>
+    <w:lvl w:ilvl="4">
+      <w:start w:val="1"/>
+      <w:numFmt w:val="bullet"/>
+      <w:lvlText w:val="○"/>
+      <w:lvlJc w:val="left"/>
+      <w:pPr>
+        <w:ind w:left="3600" w:hanging="360"/>
+      </w:pPr>
+      <w:rPr>
+        <w:u w:val="none"/>
+      </w:rPr>
+    </w:lvl>
+    <w:lvl w:ilvl="5">
+      <w:start w:val="1"/>
+      <w:numFmt w:val="bullet"/>
+      <w:lvlText w:val="■"/>
+      <w:lvlJc w:val="left"/>
+      <w:pPr>
+        <w:ind w:left="4320" w:hanging="360"/>
+      </w:pPr>
+      <w:rPr>
+        <w:u w:val="none"/>
+      </w:rPr>
+    </w:lvl>
+    <w:lvl w:ilvl="6">
+      <w:start w:val="1"/>
+      <w:numFmt w:val="bullet"/>
+      <w:lvlText w:val="●"/>
+      <w:lvlJc w:val="left"/>
+      <w:pPr>
+        <w:ind w:left="5040" w:hanging="360"/>
+      </w:pPr>
+      <w:rPr>
+        <w:u w:val="none"/>
+      </w:rPr>
+    </w:lvl>
+    <w:lvl w:ilvl="7">
+      <w:start w:val="1"/>
+      <w:numFmt w:val="bullet"/>
+      <w:lvlText w:val="○"/>
+      <w:lvlJc w:val="left"/>
+      <w:pPr>
+        <w:ind w:left="5760" w:hanging="360"/>
+      </w:pPr>
+      <w:rPr>
+        <w:u w:val="none"/>
+      </w:rPr>
+    </w:lvl>
+    <w:lvl w:ilvl="8">
+      <w:start w:val="1"/>
+      <w:numFmt w:val="bullet"/>
+      <w:lvlText w:val="■"/>
+      <w:lvlJc w:val="left"/>
+      <w:pPr>
+        <w:ind w:left="6480" w:hanging="360"/>
+      </w:pPr>
+      <w:rPr>
+        <w:u w:val="none"/>
+      </w:rPr>
+    </w:lvl>
+  </w:abstractNum>
+  <w:abstractNum w:abstractNumId="7">
+    <w:lvl w:ilvl="0">
+      <w:start w:val="1"/>
+      <w:numFmt w:val="bullet"/>
+      <w:lvlText w:val="●"/>
+      <w:lvlJc w:val="left"/>
+      <w:pPr>
+        <w:ind w:left="720" w:hanging="360"/>
+      </w:pPr>
+      <w:rPr>
+        <w:u w:val="none"/>
+      </w:rPr>
+    </w:lvl>
+    <w:lvl w:ilvl="1">
+      <w:start w:val="1"/>
+      <w:numFmt w:val="bullet"/>
+      <w:lvlText w:val="○"/>
+      <w:lvlJc w:val="left"/>
+      <w:pPr>
+        <w:ind w:left="1440" w:hanging="360"/>
+      </w:pPr>
+      <w:rPr>
+        <w:u w:val="none"/>
+      </w:rPr>
+    </w:lvl>
+    <w:lvl w:ilvl="2">
+      <w:start w:val="1"/>
+      <w:numFmt w:val="bullet"/>
+      <w:lvlText w:val="■"/>
+      <w:lvlJc w:val="left"/>
+      <w:pPr>
+        <w:ind w:left="2160" w:hanging="360"/>
+      </w:pPr>
+      <w:rPr>
+        <w:u w:val="none"/>
+      </w:rPr>
+    </w:lvl>
+    <w:lvl w:ilvl="3">
+      <w:start w:val="1"/>
+      <w:numFmt w:val="bullet"/>
+      <w:lvlText w:val="●"/>
+      <w:lvlJc w:val="left"/>
+      <w:pPr>
+        <w:ind w:left="2880" w:hanging="360"/>
+      </w:pPr>
+      <w:rPr>
+        <w:u w:val="none"/>
+      </w:rPr>
+    </w:lvl>
+    <w:lvl w:ilvl="4">
+      <w:start w:val="1"/>
+      <w:numFmt w:val="bullet"/>
+      <w:lvlText w:val="○"/>
+      <w:lvlJc w:val="left"/>
+      <w:pPr>
+        <w:ind w:left="3600" w:hanging="360"/>
+      </w:pPr>
+      <w:rPr>
+        <w:u w:val="none"/>
+      </w:rPr>
+    </w:lvl>
+    <w:lvl w:ilvl="5">
+      <w:start w:val="1"/>
+      <w:numFmt w:val="bullet"/>
+      <w:lvlText w:val="■"/>
+      <w:lvlJc w:val="left"/>
+      <w:pPr>
+        <w:ind w:left="4320" w:hanging="360"/>
+      </w:pPr>
+      <w:rPr>
+        <w:u w:val="none"/>
+      </w:rPr>
+    </w:lvl>
+    <w:lvl w:ilvl="6">
+      <w:start w:val="1"/>
+      <w:numFmt w:val="bullet"/>
+      <w:lvlText w:val="●"/>
+      <w:lvlJc w:val="left"/>
+      <w:pPr>
+        <w:ind w:left="5040" w:hanging="360"/>
+      </w:pPr>
+      <w:rPr>
+        <w:u w:val="none"/>
+      </w:rPr>
+    </w:lvl>
+    <w:lvl w:ilvl="7">
+      <w:start w:val="1"/>
+      <w:numFmt w:val="bullet"/>
+      <w:lvlText w:val="○"/>
+      <w:lvlJc w:val="left"/>
+      <w:pPr>
+        <w:ind w:left="5760" w:hanging="360"/>
+      </w:pPr>
+      <w:rPr>
+        <w:u w:val="none"/>
+      </w:rPr>
+    </w:lvl>
+    <w:lvl w:ilvl="8">
+      <w:start w:val="1"/>
+      <w:numFmt w:val="bullet"/>
+      <w:lvlText w:val="■"/>
+      <w:lvlJc w:val="left"/>
+      <w:pPr>
+        <w:ind w:left="6480" w:hanging="360"/>
+      </w:pPr>
+      <w:rPr>
+        <w:u w:val="none"/>
+      </w:rPr>
+    </w:lvl>
+  </w:abstractNum>
   <w:num w:numId="1">
     <w:abstractNumId w:val="1"/>
   </w:num>
@@ -5390,6 +7529,18 @@
   </w:num>
   <w:num w:numId="3">
     <w:abstractNumId w:val="3"/>
+  </w:num>
+  <w:num w:numId="4">
+    <w:abstractNumId w:val="4"/>
+  </w:num>
+  <w:num w:numId="5">
+    <w:abstractNumId w:val="5"/>
+  </w:num>
+  <w:num w:numId="6">
+    <w:abstractNumId w:val="6"/>
+  </w:num>
+  <w:num w:numId="7">
+    <w:abstractNumId w:val="7"/>
   </w:num>
 </w:numbering>
 </file>
@@ -5581,6 +7732,20 @@
     </w:tblPr>
   </w:style>
   <w:style w:type="table" w:styleId="Table4">
+    <w:basedOn w:val="TableNormal"/>
+    <w:tblPr>
+      <w:tblStyleRowBandSize w:val="1"/>
+      <w:tblStyleColBandSize w:val="1"/>
+    </w:tblPr>
+  </w:style>
+  <w:style w:type="table" w:styleId="Table5">
+    <w:basedOn w:val="TableNormal"/>
+    <w:tblPr>
+      <w:tblStyleRowBandSize w:val="1"/>
+      <w:tblStyleColBandSize w:val="1"/>
+    </w:tblPr>
+  </w:style>
+  <w:style w:type="table" w:styleId="Table6">
     <w:basedOn w:val="TableNormal"/>
     <w:tblPr>
       <w:tblStyleRowBandSize w:val="1"/>

--- a/sleep_street.docx
+++ b/sleep_street.docx
@@ -16,13 +16,8 @@
       </w:pPr>
       <w:r>
         <w:rPr>
-          <w:b w:val="1"/>
-          <w:bCs w:val="1"/>
-          <w:sz w:val="24"/>
-          <w:szCs w:val="24"/>
-          <w:rtl w:val="0"/>
-        </w:rPr>
-        <w:t xml:space="preserve">- RN02 - Nota de localização deve ser entre 1 e 5.- RN02 - Nota de localização deve ser entre 1 e 5.- RN02 - Nota de localização deve ser entre 1 e 5.- RN02 - Nota de localização deve ser entre 1 e 5.- RN02 - Nota de localização deve ser entre 1 e 5.- RN02 - Nota de localização deve ser entre 1 e 5.- RN02 - Nota de localização deve ser entre 1 e 5.- RN02 - Nota de localização deve ser entre 1 e 5.- RN02 - Nota de localização deve ser entre 1 e 5.- RN02 - Nota de localização deve ser entre 1 e 5.DOCUMENTO DE VISÃO E CONCEPÇÃO DO PRODUTO </w:t>
+          <w:rtl w:val="0"/>
+        </w:rPr>
       </w:r>
     </w:p>
     <w:p>
@@ -224,7 +219,7 @@
           <w:szCs w:val="24"/>
           <w:rtl w:val="0"/>
         </w:rPr>
-        <w:t xml:space="preserve">Dhaniel Moreira - Analista de Requisitos / PO Gabriel Henrique de Lima Ferreira - Backend Developer / QA </w:t>
+        <w:t xml:space="preserve">Dhaniel Moreira - Analista de Requisitos / POR Gabriel Henrique de Lima Ferreira - Backend Developer / QA </w:t>
       </w:r>
     </w:p>
     <w:p>
@@ -1620,26 +1615,8 @@
           <w:b w:val="1"/>
           <w:bCs w:val="1"/>
         </w:rPr>
-      </w:pPr>
-      <w:r>
-        <w:rPr>
-          <w:b w:val="1"/>
-          <w:bCs w:val="1"/>
-          <w:rtl w:val="0"/>
-        </w:rPr>
-        <w:t xml:space="preserve">● RFN 03.03:O sistema deve garantir precisão de 100% na categorização dos filtros de preço estipulados pelo usuário. </w:t>
-      </w:r>
-    </w:p>
-    <w:p>
-      <w:pPr>
-        <w:widowControl w:val="0"/>
-        <w:spacing w:before="11.84478759765625" w:line="240" w:lineRule="auto"/>
-        <w:ind w:left="2079.9273681640625" w:firstLine="0"/>
-        <w:rPr>
-          <w:b w:val="1"/>
-          <w:bCs w:val="1"/>
-        </w:rPr>
         <w:sectPr>
+          <w:headerReference r:id="rId6" w:type="default"/>
           <w:pgSz w:h="16834" w:w="11909" w:orient="portrait"/>
           <w:pgMar w:bottom="1440" w:top="1440" w:left="1440" w:right="1440" w:header="720" w:footer="720"/>
           <w:pgNumType w:start="1"/>
@@ -1651,7 +1628,7 @@
           <w:bCs w:val="1"/>
           <w:rtl w:val="0"/>
         </w:rPr>
-        <w:t xml:space="preserve">●</w:t>
+        <w:t xml:space="preserve">● RFN 03.03:O sistema deve garantir precisão de 100% na categorização dos filtros de preço estipulados pelo usuário. </w:t>
       </w:r>
     </w:p>
     <w:p>
@@ -1671,7 +1648,1187 @@
     <w:tbl>
       <w:tblPr>
         <w:tblStyle w:val="Table1"/>
-        <w:tblW w:w="15375.0" w:type="dxa"/>
+        <w:tblW w:w="14775.0" w:type="dxa"/>
+        <w:jc w:val="left"/>
+        <w:tblBorders>
+          <w:top w:color="000000" w:space="0" w:sz="8" w:val="single"/>
+          <w:left w:color="000000" w:space="0" w:sz="8" w:val="single"/>
+          <w:bottom w:color="000000" w:space="0" w:sz="8" w:val="single"/>
+          <w:right w:color="000000" w:space="0" w:sz="8" w:val="single"/>
+          <w:insideH w:color="000000" w:space="0" w:sz="8" w:val="single"/>
+          <w:insideV w:color="000000" w:space="0" w:sz="8" w:val="single"/>
+        </w:tblBorders>
+        <w:tblLayout w:type="fixed"/>
+        <w:tblLook w:val="0600"/>
+      </w:tblPr>
+      <w:tblGrid>
+        <w:gridCol w:w="5370"/>
+        <w:gridCol w:w="1575"/>
+        <w:gridCol w:w="2655"/>
+        <w:gridCol w:w="3765"/>
+        <w:gridCol w:w="1410"/>
+        <w:tblGridChange w:id="0">
+          <w:tblGrid>
+            <w:gridCol w:w="5370"/>
+            <w:gridCol w:w="1575"/>
+            <w:gridCol w:w="2655"/>
+            <w:gridCol w:w="3765"/>
+            <w:gridCol w:w="1410"/>
+          </w:tblGrid>
+        </w:tblGridChange>
+      </w:tblGrid>
+      <w:tr>
+        <w:trPr>
+          <w:cantSplit w:val="0"/>
+          <w:trHeight w:val="640" w:hRule="atLeast"/>
+          <w:tblHeader w:val="0"/>
+        </w:trPr>
+        <w:tc>
+          <w:tcPr>
+            <w:gridSpan w:val="3"/>
+            <w:shd w:fill="auto" w:val="clear"/>
+            <w:tcMar>
+              <w:top w:w="100.0" w:type="dxa"/>
+              <w:left w:w="100.0" w:type="dxa"/>
+              <w:bottom w:w="100.0" w:type="dxa"/>
+              <w:right w:w="100.0" w:type="dxa"/>
+            </w:tcMar>
+            <w:vAlign w:val="top"/>
+          </w:tcPr>
+          <w:p>
+            <w:pPr>
+              <w:widowControl w:val="0"/>
+              <w:spacing w:line="240" w:lineRule="auto"/>
+              <w:ind w:left="133.30734252929688" w:firstLine="0"/>
+              <w:rPr>
+                <w:b w:val="1"/>
+                <w:bCs w:val="1"/>
+                <w:sz w:val="24"/>
+                <w:szCs w:val="24"/>
+              </w:rPr>
+            </w:pPr>
+            <w:r>
+              <w:rPr>
+                <w:b w:val="1"/>
+                <w:bCs w:val="1"/>
+                <w:sz w:val="24"/>
+                <w:szCs w:val="24"/>
+                <w:rtl w:val="0"/>
+              </w:rPr>
+              <w:t xml:space="preserve">RF01 - Autenticação e Verificação de Maioridade </w:t>
+            </w:r>
+          </w:p>
+        </w:tc>
+        <w:tc>
+          <w:tcPr>
+            <w:shd w:fill="auto" w:val="clear"/>
+            <w:tcMar>
+              <w:top w:w="100.0" w:type="dxa"/>
+              <w:left w:w="100.0" w:type="dxa"/>
+              <w:bottom w:w="100.0" w:type="dxa"/>
+              <w:right w:w="100.0" w:type="dxa"/>
+            </w:tcMar>
+            <w:vAlign w:val="top"/>
+          </w:tcPr>
+          <w:p>
+            <w:pPr>
+              <w:widowControl w:val="0"/>
+              <w:spacing w:line="240" w:lineRule="auto"/>
+              <w:jc w:val="left"/>
+              <w:rPr>
+                <w:b w:val="1"/>
+                <w:bCs w:val="1"/>
+                <w:sz w:val="24"/>
+                <w:szCs w:val="24"/>
+              </w:rPr>
+            </w:pPr>
+            <w:r>
+              <w:rPr>
+                <w:b w:val="1"/>
+                <w:bCs w:val="1"/>
+                <w:sz w:val="24"/>
+                <w:szCs w:val="24"/>
+                <w:rtl w:val="0"/>
+              </w:rPr>
+              <w:t xml:space="preserve">Evidente ( X ) </w:t>
+            </w:r>
+          </w:p>
+        </w:tc>
+        <w:tc>
+          <w:tcPr>
+            <w:shd w:fill="auto" w:val="clear"/>
+            <w:tcMar>
+              <w:top w:w="100.0" w:type="dxa"/>
+              <w:left w:w="100.0" w:type="dxa"/>
+              <w:bottom w:w="100.0" w:type="dxa"/>
+              <w:right w:w="100.0" w:type="dxa"/>
+            </w:tcMar>
+            <w:vAlign w:val="top"/>
+          </w:tcPr>
+          <w:p>
+            <w:pPr>
+              <w:widowControl w:val="0"/>
+              <w:spacing w:line="240" w:lineRule="auto"/>
+              <w:ind w:left="0" w:firstLine="0"/>
+              <w:rPr>
+                <w:b w:val="1"/>
+                <w:bCs w:val="1"/>
+                <w:sz w:val="24"/>
+                <w:szCs w:val="24"/>
+              </w:rPr>
+            </w:pPr>
+            <w:r>
+              <w:rPr>
+                <w:b w:val="1"/>
+                <w:bCs w:val="1"/>
+                <w:sz w:val="24"/>
+                <w:szCs w:val="24"/>
+                <w:rtl w:val="0"/>
+              </w:rPr>
+              <w:t xml:space="preserve">Oculto ( )</w:t>
+            </w:r>
+          </w:p>
+        </w:tc>
+      </w:tr>
+      <w:tr>
+        <w:trPr>
+          <w:cantSplit w:val="0"/>
+          <w:trHeight w:val="1060" w:hRule="atLeast"/>
+          <w:tblHeader w:val="0"/>
+        </w:trPr>
+        <w:tc>
+          <w:tcPr>
+            <w:gridSpan w:val="5"/>
+            <w:shd w:fill="auto" w:val="clear"/>
+            <w:tcMar>
+              <w:top w:w="100.0" w:type="dxa"/>
+              <w:left w:w="100.0" w:type="dxa"/>
+              <w:bottom w:w="100.0" w:type="dxa"/>
+              <w:right w:w="100.0" w:type="dxa"/>
+            </w:tcMar>
+            <w:vAlign w:val="top"/>
+          </w:tcPr>
+          <w:p>
+            <w:pPr>
+              <w:widowControl w:val="0"/>
+              <w:spacing w:line="229.88847255706787" w:lineRule="auto"/>
+              <w:ind w:left="131.62734985351562" w:right="2105.399169921875" w:firstLine="1.439971923828125"/>
+              <w:rPr>
+                <w:b w:val="1"/>
+                <w:bCs w:val="1"/>
+                <w:sz w:val="24"/>
+                <w:szCs w:val="24"/>
+              </w:rPr>
+            </w:pPr>
+            <w:r>
+              <w:rPr>
+                <w:b w:val="1"/>
+                <w:bCs w:val="1"/>
+                <w:sz w:val="24"/>
+                <w:szCs w:val="24"/>
+                <w:rtl w:val="0"/>
+              </w:rPr>
+              <w:t xml:space="preserve">Descrição:O sistema deve permitir o cadastro e autenticação de usuários via e-mail e senha, validando rigorosamente a idade do viajante para autorizar viagens solo apenas a maiores de 18 anos.</w:t>
+            </w:r>
+          </w:p>
+        </w:tc>
+      </w:tr>
+      <w:tr>
+        <w:trPr>
+          <w:cantSplit w:val="0"/>
+          <w:trHeight w:val="500" w:hRule="atLeast"/>
+          <w:tblHeader w:val="0"/>
+        </w:trPr>
+        <w:tc>
+          <w:tcPr>
+            <w:gridSpan w:val="5"/>
+            <w:shd w:fill="auto" w:val="clear"/>
+            <w:tcMar>
+              <w:top w:w="100.0" w:type="dxa"/>
+              <w:left w:w="100.0" w:type="dxa"/>
+              <w:bottom w:w="100.0" w:type="dxa"/>
+              <w:right w:w="100.0" w:type="dxa"/>
+            </w:tcMar>
+            <w:vAlign w:val="top"/>
+          </w:tcPr>
+          <w:p>
+            <w:pPr>
+              <w:widowControl w:val="0"/>
+              <w:spacing w:line="240" w:lineRule="auto"/>
+              <w:ind w:left="133.30734252929688" w:firstLine="0"/>
+              <w:rPr>
+                <w:b w:val="1"/>
+                <w:bCs w:val="1"/>
+                <w:sz w:val="24"/>
+                <w:szCs w:val="24"/>
+              </w:rPr>
+            </w:pPr>
+            <w:r>
+              <w:rPr>
+                <w:b w:val="1"/>
+                <w:bCs w:val="1"/>
+                <w:sz w:val="24"/>
+                <w:szCs w:val="24"/>
+                <w:rtl w:val="0"/>
+              </w:rPr>
+              <w:t xml:space="preserve">Requisitos Não-Funcionais</w:t>
+            </w:r>
+          </w:p>
+        </w:tc>
+      </w:tr>
+      <w:tr>
+        <w:trPr>
+          <w:cantSplit w:val="0"/>
+          <w:trHeight w:val="500" w:hRule="atLeast"/>
+          <w:tblHeader w:val="0"/>
+        </w:trPr>
+        <w:tc>
+          <w:tcPr>
+            <w:shd w:fill="auto" w:val="clear"/>
+            <w:tcMar>
+              <w:top w:w="100.0" w:type="dxa"/>
+              <w:left w:w="100.0" w:type="dxa"/>
+              <w:bottom w:w="100.0" w:type="dxa"/>
+              <w:right w:w="100.0" w:type="dxa"/>
+            </w:tcMar>
+            <w:vAlign w:val="top"/>
+          </w:tcPr>
+          <w:p>
+            <w:pPr>
+              <w:widowControl w:val="0"/>
+              <w:spacing w:line="240" w:lineRule="auto"/>
+              <w:ind w:left="0" w:firstLine="0"/>
+              <w:rPr>
+                <w:b w:val="1"/>
+                <w:bCs w:val="1"/>
+                <w:sz w:val="24"/>
+                <w:szCs w:val="24"/>
+              </w:rPr>
+            </w:pPr>
+            <w:r>
+              <w:rPr>
+                <w:b w:val="1"/>
+                <w:bCs w:val="1"/>
+                <w:sz w:val="24"/>
+                <w:szCs w:val="24"/>
+                <w:rtl w:val="0"/>
+              </w:rPr>
+              <w:t xml:space="preserve">Nome </w:t>
+            </w:r>
+          </w:p>
+        </w:tc>
+        <w:tc>
+          <w:tcPr>
+            <w:shd w:fill="auto" w:val="clear"/>
+            <w:tcMar>
+              <w:top w:w="100.0" w:type="dxa"/>
+              <w:left w:w="100.0" w:type="dxa"/>
+              <w:bottom w:w="100.0" w:type="dxa"/>
+              <w:right w:w="100.0" w:type="dxa"/>
+            </w:tcMar>
+            <w:vAlign w:val="top"/>
+          </w:tcPr>
+          <w:p>
+            <w:pPr>
+              <w:widowControl w:val="0"/>
+              <w:spacing w:line="240" w:lineRule="auto"/>
+              <w:ind w:left="0" w:firstLine="0"/>
+              <w:rPr>
+                <w:b w:val="1"/>
+                <w:bCs w:val="1"/>
+                <w:sz w:val="24"/>
+                <w:szCs w:val="24"/>
+              </w:rPr>
+            </w:pPr>
+            <w:r>
+              <w:rPr>
+                <w:b w:val="1"/>
+                <w:bCs w:val="1"/>
+                <w:sz w:val="24"/>
+                <w:szCs w:val="24"/>
+                <w:rtl w:val="0"/>
+              </w:rPr>
+              <w:t xml:space="preserve">Restrição </w:t>
+            </w:r>
+          </w:p>
+        </w:tc>
+        <w:tc>
+          <w:tcPr>
+            <w:shd w:fill="auto" w:val="clear"/>
+            <w:tcMar>
+              <w:top w:w="100.0" w:type="dxa"/>
+              <w:left w:w="100.0" w:type="dxa"/>
+              <w:bottom w:w="100.0" w:type="dxa"/>
+              <w:right w:w="100.0" w:type="dxa"/>
+            </w:tcMar>
+            <w:vAlign w:val="top"/>
+          </w:tcPr>
+          <w:p>
+            <w:pPr>
+              <w:widowControl w:val="0"/>
+              <w:spacing w:line="240" w:lineRule="auto"/>
+              <w:ind w:left="0" w:firstLine="0"/>
+              <w:rPr>
+                <w:b w:val="1"/>
+                <w:bCs w:val="1"/>
+                <w:sz w:val="24"/>
+                <w:szCs w:val="24"/>
+              </w:rPr>
+            </w:pPr>
+            <w:r>
+              <w:rPr>
+                <w:b w:val="1"/>
+                <w:bCs w:val="1"/>
+                <w:sz w:val="24"/>
+                <w:szCs w:val="24"/>
+                <w:rtl w:val="0"/>
+              </w:rPr>
+              <w:t xml:space="preserve">Categoria </w:t>
+            </w:r>
+          </w:p>
+        </w:tc>
+        <w:tc>
+          <w:tcPr>
+            <w:shd w:fill="auto" w:val="clear"/>
+            <w:tcMar>
+              <w:top w:w="100.0" w:type="dxa"/>
+              <w:left w:w="100.0" w:type="dxa"/>
+              <w:bottom w:w="100.0" w:type="dxa"/>
+              <w:right w:w="100.0" w:type="dxa"/>
+            </w:tcMar>
+            <w:vAlign w:val="top"/>
+          </w:tcPr>
+          <w:p>
+            <w:pPr>
+              <w:widowControl w:val="0"/>
+              <w:spacing w:line="240" w:lineRule="auto"/>
+              <w:ind w:left="0" w:firstLine="0"/>
+              <w:rPr>
+                <w:b w:val="1"/>
+                <w:bCs w:val="1"/>
+                <w:sz w:val="24"/>
+                <w:szCs w:val="24"/>
+              </w:rPr>
+            </w:pPr>
+            <w:r>
+              <w:rPr>
+                <w:b w:val="1"/>
+                <w:bCs w:val="1"/>
+                <w:sz w:val="24"/>
+                <w:szCs w:val="24"/>
+                <w:rtl w:val="0"/>
+              </w:rPr>
+              <w:t xml:space="preserve">Desejável </w:t>
+            </w:r>
+          </w:p>
+        </w:tc>
+        <w:tc>
+          <w:tcPr>
+            <w:shd w:fill="auto" w:val="clear"/>
+            <w:tcMar>
+              <w:top w:w="100.0" w:type="dxa"/>
+              <w:left w:w="100.0" w:type="dxa"/>
+              <w:bottom w:w="100.0" w:type="dxa"/>
+              <w:right w:w="100.0" w:type="dxa"/>
+            </w:tcMar>
+            <w:vAlign w:val="top"/>
+          </w:tcPr>
+          <w:p>
+            <w:pPr>
+              <w:widowControl w:val="0"/>
+              <w:spacing w:line="240" w:lineRule="auto"/>
+              <w:ind w:left="143.306884765625" w:firstLine="0"/>
+              <w:rPr>
+                <w:b w:val="1"/>
+                <w:bCs w:val="1"/>
+                <w:sz w:val="24"/>
+                <w:szCs w:val="24"/>
+              </w:rPr>
+            </w:pPr>
+            <w:r>
+              <w:rPr>
+                <w:b w:val="1"/>
+                <w:bCs w:val="1"/>
+                <w:sz w:val="24"/>
+                <w:szCs w:val="24"/>
+                <w:rtl w:val="0"/>
+              </w:rPr>
+              <w:t xml:space="preserve">Estável</w:t>
+            </w:r>
+          </w:p>
+        </w:tc>
+      </w:tr>
+      <w:tr>
+        <w:trPr>
+          <w:cantSplit w:val="0"/>
+          <w:trHeight w:val="2440" w:hRule="atLeast"/>
+          <w:tblHeader w:val="0"/>
+        </w:trPr>
+        <w:tc>
+          <w:tcPr>
+            <w:shd w:fill="auto" w:val="clear"/>
+            <w:tcMar>
+              <w:top w:w="100.0" w:type="dxa"/>
+              <w:left w:w="100.0" w:type="dxa"/>
+              <w:bottom w:w="100.0" w:type="dxa"/>
+              <w:right w:w="100.0" w:type="dxa"/>
+            </w:tcMar>
+            <w:vAlign w:val="top"/>
+          </w:tcPr>
+          <w:p>
+            <w:pPr>
+              <w:widowControl w:val="0"/>
+              <w:spacing w:line="229.88847255706787" w:lineRule="auto"/>
+              <w:ind w:left="124.42733764648438" w:right="42.1795654296875" w:firstLine="8.8800048828125"/>
+              <w:jc w:val="both"/>
+              <w:rPr>
+                <w:b w:val="1"/>
+                <w:bCs w:val="1"/>
+                <w:sz w:val="24"/>
+                <w:szCs w:val="24"/>
+              </w:rPr>
+            </w:pPr>
+            <w:r>
+              <w:rPr>
+                <w:b w:val="1"/>
+                <w:bCs w:val="1"/>
+                <w:sz w:val="24"/>
+                <w:szCs w:val="24"/>
+                <w:rtl w:val="0"/>
+              </w:rPr>
+              <w:t xml:space="preserve">RFN 01.01 - As senhas de acesso devem ser criptografadas utilizando hash BCrypt com fator de custo mínimo de </w:t>
+            </w:r>
+          </w:p>
+          <w:p>
+            <w:pPr>
+              <w:widowControl w:val="0"/>
+              <w:spacing w:before="281.98486328125" w:line="240" w:lineRule="auto"/>
+              <w:ind w:left="134.747314453125" w:firstLine="0"/>
+              <w:rPr>
+                <w:b w:val="1"/>
+                <w:bCs w:val="1"/>
+                <w:sz w:val="24"/>
+                <w:szCs w:val="24"/>
+              </w:rPr>
+            </w:pPr>
+            <w:r>
+              <w:rPr>
+                <w:b w:val="1"/>
+                <w:bCs w:val="1"/>
+                <w:sz w:val="24"/>
+                <w:szCs w:val="24"/>
+                <w:rtl w:val="0"/>
+              </w:rPr>
+              <w:t xml:space="preserve">12 rounds.</w:t>
+            </w:r>
+          </w:p>
+        </w:tc>
+        <w:tc>
+          <w:tcPr>
+            <w:shd w:fill="auto" w:val="clear"/>
+            <w:tcMar>
+              <w:top w:w="100.0" w:type="dxa"/>
+              <w:left w:w="100.0" w:type="dxa"/>
+              <w:bottom w:w="100.0" w:type="dxa"/>
+              <w:right w:w="100.0" w:type="dxa"/>
+            </w:tcMar>
+            <w:vAlign w:val="top"/>
+          </w:tcPr>
+          <w:p>
+            <w:pPr>
+              <w:widowControl w:val="0"/>
+              <w:rPr>
+                <w:b w:val="1"/>
+                <w:bCs w:val="1"/>
+                <w:sz w:val="24"/>
+                <w:szCs w:val="24"/>
+              </w:rPr>
+            </w:pPr>
+            <w:r>
+              <w:rPr>
+                <w:rtl w:val="0"/>
+              </w:rPr>
+            </w:r>
+          </w:p>
+        </w:tc>
+        <w:tc>
+          <w:tcPr>
+            <w:shd w:fill="auto" w:val="clear"/>
+            <w:tcMar>
+              <w:top w:w="100.0" w:type="dxa"/>
+              <w:left w:w="100.0" w:type="dxa"/>
+              <w:bottom w:w="100.0" w:type="dxa"/>
+              <w:right w:w="100.0" w:type="dxa"/>
+            </w:tcMar>
+            <w:vAlign w:val="top"/>
+          </w:tcPr>
+          <w:p>
+            <w:pPr>
+              <w:widowControl w:val="0"/>
+              <w:spacing w:line="229.88847255706787" w:lineRule="auto"/>
+              <w:ind w:left="169.6929931640625" w:right="78.675537109375" w:firstLine="0"/>
+              <w:jc w:val="left"/>
+              <w:rPr>
+                <w:b w:val="1"/>
+                <w:bCs w:val="1"/>
+                <w:sz w:val="24"/>
+                <w:szCs w:val="24"/>
+              </w:rPr>
+            </w:pPr>
+            <w:r>
+              <w:rPr>
+                <w:b w:val="1"/>
+                <w:bCs w:val="1"/>
+                <w:sz w:val="24"/>
+                <w:szCs w:val="24"/>
+                <w:rtl w:val="0"/>
+              </w:rPr>
+              <w:t xml:space="preserve">Autenticação e Segurança</w:t>
+            </w:r>
+          </w:p>
+        </w:tc>
+        <w:tc>
+          <w:tcPr>
+            <w:shd w:fill="auto" w:val="clear"/>
+            <w:tcMar>
+              <w:top w:w="100.0" w:type="dxa"/>
+              <w:left w:w="100.0" w:type="dxa"/>
+              <w:bottom w:w="100.0" w:type="dxa"/>
+              <w:right w:w="100.0" w:type="dxa"/>
+            </w:tcMar>
+            <w:vAlign w:val="top"/>
+          </w:tcPr>
+          <w:p>
+            <w:pPr>
+              <w:widowControl w:val="0"/>
+              <w:spacing w:line="240" w:lineRule="auto"/>
+              <w:ind w:right="677.51220703125"/>
+              <w:jc w:val="left"/>
+              <w:rPr>
+                <w:b w:val="1"/>
+                <w:bCs w:val="1"/>
+                <w:sz w:val="24"/>
+                <w:szCs w:val="24"/>
+              </w:rPr>
+            </w:pPr>
+            <w:r>
+              <w:rPr>
+                <w:b w:val="1"/>
+                <w:bCs w:val="1"/>
+                <w:sz w:val="24"/>
+                <w:szCs w:val="24"/>
+                <w:rtl w:val="0"/>
+              </w:rPr>
+              <w:t xml:space="preserve">não </w:t>
+            </w:r>
+          </w:p>
+        </w:tc>
+        <w:tc>
+          <w:tcPr>
+            <w:shd w:fill="auto" w:val="clear"/>
+            <w:tcMar>
+              <w:top w:w="100.0" w:type="dxa"/>
+              <w:left w:w="100.0" w:type="dxa"/>
+              <w:bottom w:w="100.0" w:type="dxa"/>
+              <w:right w:w="100.0" w:type="dxa"/>
+            </w:tcMar>
+            <w:vAlign w:val="top"/>
+          </w:tcPr>
+          <w:p>
+            <w:pPr>
+              <w:widowControl w:val="0"/>
+              <w:spacing w:line="240" w:lineRule="auto"/>
+              <w:jc w:val="left"/>
+              <w:rPr>
+                <w:b w:val="1"/>
+                <w:bCs w:val="1"/>
+                <w:sz w:val="24"/>
+                <w:szCs w:val="24"/>
+              </w:rPr>
+            </w:pPr>
+            <w:r>
+              <w:rPr>
+                <w:b w:val="1"/>
+                <w:bCs w:val="1"/>
+                <w:sz w:val="24"/>
+                <w:szCs w:val="24"/>
+                <w:rtl w:val="0"/>
+              </w:rPr>
+              <w:t xml:space="preserve">sim</w:t>
+            </w:r>
+          </w:p>
+        </w:tc>
+      </w:tr>
+      <w:tr>
+        <w:trPr>
+          <w:cantSplit w:val="0"/>
+          <w:trHeight w:val="2024.7970581054685" w:hRule="atLeast"/>
+          <w:tblHeader w:val="0"/>
+        </w:trPr>
+        <w:tc>
+          <w:tcPr>
+            <w:shd w:fill="auto" w:val="clear"/>
+            <w:tcMar>
+              <w:top w:w="100.0" w:type="dxa"/>
+              <w:left w:w="100.0" w:type="dxa"/>
+              <w:bottom w:w="100.0" w:type="dxa"/>
+              <w:right w:w="100.0" w:type="dxa"/>
+            </w:tcMar>
+            <w:vAlign w:val="top"/>
+          </w:tcPr>
+          <w:p>
+            <w:pPr>
+              <w:widowControl w:val="0"/>
+              <w:spacing w:line="229.88847255706787" w:lineRule="auto"/>
+              <w:ind w:left="0" w:right="27.392578125" w:firstLine="0"/>
+              <w:jc w:val="both"/>
+              <w:rPr>
+                <w:b w:val="1"/>
+                <w:bCs w:val="1"/>
+                <w:sz w:val="24"/>
+                <w:szCs w:val="24"/>
+              </w:rPr>
+            </w:pPr>
+            <w:r>
+              <w:rPr>
+                <w:b w:val="1"/>
+                <w:bCs w:val="1"/>
+                <w:sz w:val="24"/>
+                <w:szCs w:val="24"/>
+                <w:rtl w:val="0"/>
+              </w:rPr>
+              <w:t xml:space="preserve">RFN 01.02 -O processo de autenticação e validação de token deve ser concluído com tempo de resposta inferior a </w:t>
+            </w:r>
+          </w:p>
+          <w:p>
+            <w:pPr>
+              <w:widowControl w:val="0"/>
+              <w:spacing w:before="281.98455810546875" w:line="240" w:lineRule="auto"/>
+              <w:ind w:left="134.747314453125" w:firstLine="0"/>
+              <w:rPr>
+                <w:b w:val="1"/>
+                <w:bCs w:val="1"/>
+                <w:sz w:val="24"/>
+                <w:szCs w:val="24"/>
+              </w:rPr>
+            </w:pPr>
+            <w:r>
+              <w:rPr>
+                <w:b w:val="1"/>
+                <w:bCs w:val="1"/>
+                <w:sz w:val="24"/>
+                <w:szCs w:val="24"/>
+                <w:rtl w:val="0"/>
+              </w:rPr>
+              <w:t xml:space="preserve">1,2 segundos.</w:t>
+            </w:r>
+          </w:p>
+        </w:tc>
+        <w:tc>
+          <w:tcPr>
+            <w:shd w:fill="auto" w:val="clear"/>
+            <w:tcMar>
+              <w:top w:w="100.0" w:type="dxa"/>
+              <w:left w:w="100.0" w:type="dxa"/>
+              <w:bottom w:w="100.0" w:type="dxa"/>
+              <w:right w:w="100.0" w:type="dxa"/>
+            </w:tcMar>
+            <w:vAlign w:val="top"/>
+          </w:tcPr>
+          <w:p>
+            <w:pPr>
+              <w:widowControl w:val="0"/>
+              <w:rPr>
+                <w:b w:val="1"/>
+                <w:bCs w:val="1"/>
+                <w:sz w:val="24"/>
+                <w:szCs w:val="24"/>
+              </w:rPr>
+            </w:pPr>
+            <w:r>
+              <w:rPr>
+                <w:rtl w:val="0"/>
+              </w:rPr>
+            </w:r>
+          </w:p>
+        </w:tc>
+        <w:tc>
+          <w:tcPr>
+            <w:shd w:fill="auto" w:val="clear"/>
+            <w:tcMar>
+              <w:top w:w="100.0" w:type="dxa"/>
+              <w:left w:w="100.0" w:type="dxa"/>
+              <w:bottom w:w="100.0" w:type="dxa"/>
+              <w:right w:w="100.0" w:type="dxa"/>
+            </w:tcMar>
+            <w:vAlign w:val="top"/>
+          </w:tcPr>
+          <w:p>
+            <w:pPr>
+              <w:widowControl w:val="0"/>
+              <w:rPr>
+                <w:b w:val="1"/>
+                <w:bCs w:val="1"/>
+                <w:sz w:val="24"/>
+                <w:szCs w:val="24"/>
+              </w:rPr>
+            </w:pPr>
+            <w:r>
+              <w:rPr>
+                <w:rtl w:val="0"/>
+              </w:rPr>
+            </w:r>
+          </w:p>
+        </w:tc>
+        <w:tc>
+          <w:tcPr>
+            <w:shd w:fill="auto" w:val="clear"/>
+            <w:tcMar>
+              <w:top w:w="100.0" w:type="dxa"/>
+              <w:left w:w="100.0" w:type="dxa"/>
+              <w:bottom w:w="100.0" w:type="dxa"/>
+              <w:right w:w="100.0" w:type="dxa"/>
+            </w:tcMar>
+            <w:vAlign w:val="top"/>
+          </w:tcPr>
+          <w:p>
+            <w:pPr>
+              <w:widowControl w:val="0"/>
+              <w:rPr>
+                <w:b w:val="1"/>
+                <w:bCs w:val="1"/>
+                <w:sz w:val="24"/>
+                <w:szCs w:val="24"/>
+              </w:rPr>
+            </w:pPr>
+            <w:r>
+              <w:rPr>
+                <w:rtl w:val="0"/>
+              </w:rPr>
+            </w:r>
+          </w:p>
+        </w:tc>
+        <w:tc>
+          <w:tcPr>
+            <w:shd w:fill="auto" w:val="clear"/>
+            <w:tcMar>
+              <w:top w:w="100.0" w:type="dxa"/>
+              <w:left w:w="100.0" w:type="dxa"/>
+              <w:bottom w:w="100.0" w:type="dxa"/>
+              <w:right w:w="100.0" w:type="dxa"/>
+            </w:tcMar>
+            <w:vAlign w:val="top"/>
+          </w:tcPr>
+          <w:p>
+            <w:pPr>
+              <w:widowControl w:val="0"/>
+              <w:rPr>
+                <w:b w:val="1"/>
+                <w:bCs w:val="1"/>
+                <w:sz w:val="24"/>
+                <w:szCs w:val="24"/>
+              </w:rPr>
+            </w:pPr>
+            <w:r>
+              <w:rPr>
+                <w:rtl w:val="0"/>
+              </w:rPr>
+            </w:r>
+          </w:p>
+        </w:tc>
+      </w:tr>
+      <w:tr>
+        <w:trPr>
+          <w:cantSplit w:val="0"/>
+          <w:trHeight w:val="1845" w:hRule="atLeast"/>
+          <w:tblHeader w:val="0"/>
+        </w:trPr>
+        <w:tc>
+          <w:tcPr>
+            <w:shd w:fill="auto" w:val="clear"/>
+            <w:tcMar>
+              <w:top w:w="100.0" w:type="dxa"/>
+              <w:left w:w="100.0" w:type="dxa"/>
+              <w:bottom w:w="100.0" w:type="dxa"/>
+              <w:right w:w="100.0" w:type="dxa"/>
+            </w:tcMar>
+            <w:vAlign w:val="top"/>
+          </w:tcPr>
+          <w:p>
+            <w:pPr>
+              <w:widowControl w:val="0"/>
+              <w:spacing w:line="229.88847255706787" w:lineRule="auto"/>
+              <w:ind w:left="0" w:right="45.556640625" w:firstLine="0"/>
+              <w:jc w:val="both"/>
+              <w:rPr>
+                <w:b w:val="1"/>
+                <w:bCs w:val="1"/>
+                <w:sz w:val="24"/>
+                <w:szCs w:val="24"/>
+              </w:rPr>
+            </w:pPr>
+            <w:r>
+              <w:rPr>
+                <w:b w:val="1"/>
+                <w:bCs w:val="1"/>
+                <w:sz w:val="24"/>
+                <w:szCs w:val="24"/>
+                <w:rtl w:val="0"/>
+              </w:rPr>
+              <w:t xml:space="preserve">RFN 01.03 -O sistema não deve permitir o cadastro de contas ativas utilizando e-mails com formatos</w:t>
+            </w:r>
+          </w:p>
+        </w:tc>
+        <w:tc>
+          <w:tcPr>
+            <w:shd w:fill="auto" w:val="clear"/>
+            <w:tcMar>
+              <w:top w:w="100.0" w:type="dxa"/>
+              <w:left w:w="100.0" w:type="dxa"/>
+              <w:bottom w:w="100.0" w:type="dxa"/>
+              <w:right w:w="100.0" w:type="dxa"/>
+            </w:tcMar>
+            <w:vAlign w:val="top"/>
+          </w:tcPr>
+          <w:p>
+            <w:pPr>
+              <w:widowControl w:val="0"/>
+              <w:rPr>
+                <w:b w:val="1"/>
+                <w:bCs w:val="1"/>
+                <w:sz w:val="24"/>
+                <w:szCs w:val="24"/>
+              </w:rPr>
+            </w:pPr>
+            <w:r>
+              <w:rPr>
+                <w:rtl w:val="0"/>
+              </w:rPr>
+            </w:r>
+          </w:p>
+        </w:tc>
+        <w:tc>
+          <w:tcPr>
+            <w:shd w:fill="auto" w:val="clear"/>
+            <w:tcMar>
+              <w:top w:w="100.0" w:type="dxa"/>
+              <w:left w:w="100.0" w:type="dxa"/>
+              <w:bottom w:w="100.0" w:type="dxa"/>
+              <w:right w:w="100.0" w:type="dxa"/>
+            </w:tcMar>
+            <w:vAlign w:val="top"/>
+          </w:tcPr>
+          <w:p>
+            <w:pPr>
+              <w:widowControl w:val="0"/>
+              <w:rPr>
+                <w:b w:val="1"/>
+                <w:bCs w:val="1"/>
+                <w:sz w:val="24"/>
+                <w:szCs w:val="24"/>
+              </w:rPr>
+            </w:pPr>
+            <w:r>
+              <w:rPr>
+                <w:rtl w:val="0"/>
+              </w:rPr>
+            </w:r>
+          </w:p>
+        </w:tc>
+        <w:tc>
+          <w:tcPr>
+            <w:shd w:fill="auto" w:val="clear"/>
+            <w:tcMar>
+              <w:top w:w="100.0" w:type="dxa"/>
+              <w:left w:w="100.0" w:type="dxa"/>
+              <w:bottom w:w="100.0" w:type="dxa"/>
+              <w:right w:w="100.0" w:type="dxa"/>
+            </w:tcMar>
+            <w:vAlign w:val="top"/>
+          </w:tcPr>
+          <w:p>
+            <w:pPr>
+              <w:widowControl w:val="0"/>
+              <w:rPr>
+                <w:b w:val="1"/>
+                <w:bCs w:val="1"/>
+                <w:sz w:val="24"/>
+                <w:szCs w:val="24"/>
+              </w:rPr>
+            </w:pPr>
+            <w:r>
+              <w:rPr>
+                <w:rtl w:val="0"/>
+              </w:rPr>
+            </w:r>
+          </w:p>
+        </w:tc>
+        <w:tc>
+          <w:tcPr>
+            <w:shd w:fill="auto" w:val="clear"/>
+            <w:tcMar>
+              <w:top w:w="100.0" w:type="dxa"/>
+              <w:left w:w="100.0" w:type="dxa"/>
+              <w:bottom w:w="100.0" w:type="dxa"/>
+              <w:right w:w="100.0" w:type="dxa"/>
+            </w:tcMar>
+            <w:vAlign w:val="top"/>
+          </w:tcPr>
+          <w:p>
+            <w:pPr>
+              <w:widowControl w:val="0"/>
+              <w:rPr>
+                <w:b w:val="1"/>
+                <w:bCs w:val="1"/>
+                <w:sz w:val="24"/>
+                <w:szCs w:val="24"/>
+              </w:rPr>
+            </w:pPr>
+            <w:r>
+              <w:rPr>
+                <w:rtl w:val="0"/>
+              </w:rPr>
+            </w:r>
+          </w:p>
+        </w:tc>
+      </w:tr>
+    </w:tbl>
+    <w:p>
+      <w:pPr>
+        <w:widowControl w:val="0"/>
+        <w:rPr/>
+      </w:pPr>
+      <w:r>
+        <w:rPr>
+          <w:rtl w:val="0"/>
+        </w:rPr>
+      </w:r>
+    </w:p>
+    <w:tbl>
+      <w:tblPr>
+        <w:tblStyle w:val="Table2"/>
+        <w:tblW w:w="14835.0" w:type="dxa"/>
+        <w:jc w:val="left"/>
+        <w:tblBorders>
+          <w:top w:color="000000" w:space="0" w:sz="8" w:val="single"/>
+          <w:left w:color="000000" w:space="0" w:sz="8" w:val="single"/>
+          <w:bottom w:color="000000" w:space="0" w:sz="8" w:val="single"/>
+          <w:right w:color="000000" w:space="0" w:sz="8" w:val="single"/>
+          <w:insideH w:color="000000" w:space="0" w:sz="8" w:val="single"/>
+          <w:insideV w:color="000000" w:space="0" w:sz="8" w:val="single"/>
+        </w:tblBorders>
+        <w:tblLayout w:type="fixed"/>
+        <w:tblLook w:val="0600"/>
+      </w:tblPr>
+      <w:tblGrid>
+        <w:gridCol w:w="5340"/>
+        <w:gridCol w:w="1530"/>
+        <w:gridCol w:w="2730"/>
+        <w:gridCol w:w="3810"/>
+        <w:gridCol w:w="1425"/>
+        <w:tblGridChange w:id="0">
+          <w:tblGrid>
+            <w:gridCol w:w="5340"/>
+            <w:gridCol w:w="1530"/>
+            <w:gridCol w:w="2730"/>
+            <w:gridCol w:w="3810"/>
+            <w:gridCol w:w="1425"/>
+          </w:tblGrid>
+        </w:tblGridChange>
+      </w:tblGrid>
+      <w:tr>
+        <w:trPr>
+          <w:cantSplit w:val="0"/>
+          <w:trHeight w:val="1040" w:hRule="atLeast"/>
+          <w:tblHeader w:val="0"/>
+        </w:trPr>
+        <w:tc>
+          <w:tcPr>
+            <w:shd w:fill="auto" w:val="clear"/>
+            <w:tcMar>
+              <w:top w:w="100.0" w:type="dxa"/>
+              <w:left w:w="100.0" w:type="dxa"/>
+              <w:bottom w:w="100.0" w:type="dxa"/>
+              <w:right w:w="100.0" w:type="dxa"/>
+            </w:tcMar>
+            <w:vAlign w:val="top"/>
+          </w:tcPr>
+          <w:p>
+            <w:pPr>
+              <w:widowControl w:val="0"/>
+              <w:spacing w:line="240" w:lineRule="auto"/>
+              <w:ind w:left="0" w:firstLine="0"/>
+              <w:rPr>
+                <w:b w:val="1"/>
+                <w:bCs w:val="1"/>
+                <w:sz w:val="24"/>
+                <w:szCs w:val="24"/>
+              </w:rPr>
+            </w:pPr>
+            <w:r>
+              <w:rPr>
+                <w:b w:val="1"/>
+                <w:bCs w:val="1"/>
+                <w:sz w:val="24"/>
+                <w:szCs w:val="24"/>
+                <w:rtl w:val="0"/>
+              </w:rPr>
+              <w:t xml:space="preserve">sintaticamente</w:t>
+            </w:r>
+          </w:p>
+          <w:p>
+            <w:pPr>
+              <w:widowControl w:val="0"/>
+              <w:spacing w:line="240" w:lineRule="auto"/>
+              <w:ind w:left="121.307373046875" w:firstLine="0"/>
+              <w:rPr>
+                <w:b w:val="1"/>
+                <w:bCs w:val="1"/>
+                <w:sz w:val="24"/>
+                <w:szCs w:val="24"/>
+              </w:rPr>
+            </w:pPr>
+            <w:r>
+              <w:rPr>
+                <w:b w:val="1"/>
+                <w:bCs w:val="1"/>
+                <w:sz w:val="24"/>
+                <w:szCs w:val="24"/>
+                <w:rtl w:val="0"/>
+              </w:rPr>
+              <w:t xml:space="preserve">inválidos.</w:t>
+            </w:r>
+          </w:p>
+        </w:tc>
+        <w:tc>
+          <w:tcPr>
+            <w:shd w:fill="auto" w:val="clear"/>
+            <w:tcMar>
+              <w:top w:w="100.0" w:type="dxa"/>
+              <w:left w:w="100.0" w:type="dxa"/>
+              <w:bottom w:w="100.0" w:type="dxa"/>
+              <w:right w:w="100.0" w:type="dxa"/>
+            </w:tcMar>
+            <w:vAlign w:val="top"/>
+          </w:tcPr>
+          <w:p>
+            <w:pPr>
+              <w:widowControl w:val="0"/>
+              <w:rPr>
+                <w:b w:val="1"/>
+                <w:bCs w:val="1"/>
+                <w:sz w:val="24"/>
+                <w:szCs w:val="24"/>
+              </w:rPr>
+            </w:pPr>
+            <w:r>
+              <w:rPr>
+                <w:rtl w:val="0"/>
+              </w:rPr>
+            </w:r>
+          </w:p>
+        </w:tc>
+        <w:tc>
+          <w:tcPr>
+            <w:shd w:fill="auto" w:val="clear"/>
+            <w:tcMar>
+              <w:top w:w="100.0" w:type="dxa"/>
+              <w:left w:w="100.0" w:type="dxa"/>
+              <w:bottom w:w="100.0" w:type="dxa"/>
+              <w:right w:w="100.0" w:type="dxa"/>
+            </w:tcMar>
+            <w:vAlign w:val="top"/>
+          </w:tcPr>
+          <w:p>
+            <w:pPr>
+              <w:widowControl w:val="0"/>
+              <w:rPr>
+                <w:b w:val="1"/>
+                <w:bCs w:val="1"/>
+                <w:sz w:val="24"/>
+                <w:szCs w:val="24"/>
+              </w:rPr>
+            </w:pPr>
+            <w:r>
+              <w:rPr>
+                <w:rtl w:val="0"/>
+              </w:rPr>
+            </w:r>
+          </w:p>
+        </w:tc>
+        <w:tc>
+          <w:tcPr>
+            <w:shd w:fill="auto" w:val="clear"/>
+            <w:tcMar>
+              <w:top w:w="100.0" w:type="dxa"/>
+              <w:left w:w="100.0" w:type="dxa"/>
+              <w:bottom w:w="100.0" w:type="dxa"/>
+              <w:right w:w="100.0" w:type="dxa"/>
+            </w:tcMar>
+            <w:vAlign w:val="top"/>
+          </w:tcPr>
+          <w:p>
+            <w:pPr>
+              <w:widowControl w:val="0"/>
+              <w:rPr>
+                <w:b w:val="1"/>
+                <w:bCs w:val="1"/>
+                <w:sz w:val="24"/>
+                <w:szCs w:val="24"/>
+              </w:rPr>
+            </w:pPr>
+            <w:r>
+              <w:rPr>
+                <w:rtl w:val="0"/>
+              </w:rPr>
+            </w:r>
+          </w:p>
+        </w:tc>
+        <w:tc>
+          <w:tcPr>
+            <w:shd w:fill="auto" w:val="clear"/>
+            <w:tcMar>
+              <w:top w:w="100.0" w:type="dxa"/>
+              <w:left w:w="100.0" w:type="dxa"/>
+              <w:bottom w:w="100.0" w:type="dxa"/>
+              <w:right w:w="100.0" w:type="dxa"/>
+            </w:tcMar>
+            <w:vAlign w:val="top"/>
+          </w:tcPr>
+          <w:p>
+            <w:pPr>
+              <w:widowControl w:val="0"/>
+              <w:rPr>
+                <w:b w:val="1"/>
+                <w:bCs w:val="1"/>
+                <w:sz w:val="24"/>
+                <w:szCs w:val="24"/>
+              </w:rPr>
+            </w:pPr>
+            <w:r>
+              <w:rPr>
+                <w:rtl w:val="0"/>
+              </w:rPr>
+            </w:r>
+          </w:p>
+        </w:tc>
+      </w:tr>
+    </w:tbl>
+    <w:p>
+      <w:pPr>
+        <w:widowControl w:val="0"/>
+        <w:rPr/>
+      </w:pPr>
+      <w:r>
+        <w:rPr>
+          <w:rtl w:val="0"/>
+        </w:rPr>
+      </w:r>
+    </w:p>
+    <w:tbl>
+      <w:tblPr>
+        <w:tblStyle w:val="Table3"/>
+        <w:tblW w:w="15360.0" w:type="dxa"/>
         <w:jc w:val="left"/>
         <w:tblBorders>
           <w:top w:color="000000" w:space="0" w:sz="8" w:val="single"/>
@@ -1687,16 +2844,16 @@
       <w:tblGrid>
         <w:gridCol w:w="2760"/>
         <w:gridCol w:w="3420"/>
-        <w:gridCol w:w="1500"/>
-        <w:gridCol w:w="1440"/>
-        <w:gridCol w:w="6255"/>
+        <w:gridCol w:w="3045"/>
+        <w:gridCol w:w="3435"/>
+        <w:gridCol w:w="2700"/>
         <w:tblGridChange w:id="0">
           <w:tblGrid>
             <w:gridCol w:w="2760"/>
             <w:gridCol w:w="3420"/>
-            <w:gridCol w:w="1500"/>
-            <w:gridCol w:w="1440"/>
-            <w:gridCol w:w="6255"/>
+            <w:gridCol w:w="3045"/>
+            <w:gridCol w:w="3435"/>
+            <w:gridCol w:w="2700"/>
           </w:tblGrid>
         </w:tblGridChange>
       </w:tblGrid>
@@ -1738,7 +2895,7 @@
                 <w:szCs w:val="24"/>
                 <w:rtl w:val="0"/>
               </w:rPr>
-              <w:t xml:space="preserve">RF01 - Autenticação e Verificação de Maioridade </w:t>
+              <w:t xml:space="preserve">RF02 -Gestão do Ciclo de Vida das Viagens </w:t>
             </w:r>
           </w:p>
         </w:tc>
@@ -1757,7 +2914,7 @@
             <w:pPr>
               <w:widowControl w:val="0"/>
               <w:spacing w:line="240" w:lineRule="auto"/>
-              <w:jc w:val="center"/>
+              <w:jc w:val="left"/>
               <w:rPr>
                 <w:b w:val="1"/>
                 <w:bCs w:val="1"/>
@@ -1816,7 +2973,7 @@
       <w:tr>
         <w:trPr>
           <w:cantSplit w:val="0"/>
-          <w:trHeight w:val="1060" w:hRule="atLeast"/>
+          <w:trHeight w:val="780" w:hRule="atLeast"/>
           <w:tblHeader w:val="0"/>
         </w:trPr>
         <w:tc>
@@ -1835,23 +2992,23 @@
             <w:pPr>
               <w:widowControl w:val="0"/>
               <w:spacing w:line="229.88847255706787" w:lineRule="auto"/>
-              <w:ind w:left="131.62734985351562" w:right="2105.399169921875" w:firstLine="1.439971923828125"/>
-              <w:rPr>
-                <w:b w:val="1"/>
-                <w:bCs w:val="1"/>
-                <w:sz w:val="24"/>
-                <w:szCs w:val="24"/>
-              </w:rPr>
-            </w:pPr>
-            <w:r>
-              <w:rPr>
-                <w:b w:val="1"/>
-                <w:bCs w:val="1"/>
-                <w:sz w:val="24"/>
-                <w:szCs w:val="24"/>
-                <w:rtl w:val="0"/>
-              </w:rPr>
-              <w:t xml:space="preserve">Descrição:O sistema deve permitir o cadastro e autenticação de usuários via e-mail e senha, validando rigorosamente a idade do viajante para autorizar viagens solo apenas a maiores de 18 anos.</w:t>
+              <w:ind w:left="0" w:right="21.650390625" w:firstLine="0"/>
+              <w:rPr>
+                <w:b w:val="1"/>
+                <w:bCs w:val="1"/>
+                <w:sz w:val="24"/>
+                <w:szCs w:val="24"/>
+              </w:rPr>
+            </w:pPr>
+            <w:r>
+              <w:rPr>
+                <w:b w:val="1"/>
+                <w:bCs w:val="1"/>
+                <w:sz w:val="24"/>
+                <w:szCs w:val="24"/>
+                <w:rtl w:val="0"/>
+              </w:rPr>
+              <w:t xml:space="preserve">Descrição:O viajante informa os preços desejados de hospedagens e atrações. O app sugere opções mais baratas ou com melhor</w:t>
             </w:r>
           </w:p>
         </w:tc>
@@ -1878,7 +3035,7 @@
             <w:pPr>
               <w:widowControl w:val="0"/>
               <w:spacing w:line="240" w:lineRule="auto"/>
-              <w:ind w:left="133.30734252929688" w:firstLine="0"/>
+              <w:ind w:left="0" w:firstLine="0"/>
               <w:rPr>
                 <w:b w:val="1"/>
                 <w:bCs w:val="1"/>
@@ -1920,7 +3077,7 @@
             <w:pPr>
               <w:widowControl w:val="0"/>
               <w:spacing w:line="240" w:lineRule="auto"/>
-              <w:ind w:left="133.54736328125" w:firstLine="0"/>
+              <w:ind w:left="0" w:firstLine="0"/>
               <w:rPr>
                 <w:b w:val="1"/>
                 <w:bCs w:val="1"/>
@@ -1955,7 +3112,7 @@
             <w:pPr>
               <w:widowControl w:val="0"/>
               <w:spacing w:line="240" w:lineRule="auto"/>
-              <w:ind w:left="138.3074951171875" w:firstLine="0"/>
+              <w:ind w:left="0" w:firstLine="0"/>
               <w:rPr>
                 <w:b w:val="1"/>
                 <w:bCs w:val="1"/>
@@ -2025,7 +3182,7 @@
             <w:pPr>
               <w:widowControl w:val="0"/>
               <w:spacing w:line="240" w:lineRule="auto"/>
-              <w:ind w:left="143.067626953125" w:firstLine="0"/>
+              <w:ind w:left="0" w:firstLine="0"/>
               <w:rPr>
                 <w:b w:val="1"/>
                 <w:bCs w:val="1"/>
@@ -2084,7 +3241,7 @@
       <w:tr>
         <w:trPr>
           <w:cantSplit w:val="0"/>
-          <w:trHeight w:val="2440" w:hRule="atLeast"/>
+          <w:trHeight w:val="1600" w:hRule="atLeast"/>
           <w:tblHeader w:val="0"/>
         </w:trPr>
         <w:tc>
@@ -2102,7 +3259,7 @@
             <w:pPr>
               <w:widowControl w:val="0"/>
               <w:spacing w:line="229.88847255706787" w:lineRule="auto"/>
-              <w:ind w:left="124.42733764648438" w:right="42.1795654296875" w:firstLine="8.8800048828125"/>
+              <w:ind w:left="124.42733764648438" w:right="52.001953125" w:firstLine="8.8800048828125"/>
               <w:jc w:val="both"/>
               <w:rPr>
                 <w:b w:val="1"/>
@@ -2119,30 +3276,30 @@
                 <w:szCs w:val="24"/>
                 <w:rtl w:val="0"/>
               </w:rPr>
-              <w:t xml:space="preserve">RFN 01.01 - As senhas de acesso devem ser criptografadas utilizando hash BCrypt com fator de custo mínimo de </w:t>
-            </w:r>
-          </w:p>
-          <w:p>
-            <w:pPr>
-              <w:widowControl w:val="0"/>
-              <w:spacing w:before="281.98486328125" w:line="240" w:lineRule="auto"/>
-              <w:ind w:left="134.747314453125" w:firstLine="0"/>
-              <w:rPr>
-                <w:b w:val="1"/>
-                <w:bCs w:val="1"/>
-                <w:sz w:val="24"/>
-                <w:szCs w:val="24"/>
-              </w:rPr>
-            </w:pPr>
-            <w:r>
-              <w:rPr>
-                <w:b w:val="1"/>
-                <w:bCs w:val="1"/>
-                <w:sz w:val="24"/>
-                <w:szCs w:val="24"/>
-                <w:rtl w:val="0"/>
-              </w:rPr>
-              <w:t xml:space="preserve">12 rounds.</w:t>
+              <w:t xml:space="preserve">RFN 02.01 - A persistência de alterações no itinerário e tipo de viagem deve garantir consistência ACID imediata </w:t>
+            </w:r>
+          </w:p>
+          <w:p>
+            <w:pPr>
+              <w:widowControl w:val="0"/>
+              <w:spacing w:before="6.00799560546875" w:line="240" w:lineRule="auto"/>
+              <w:ind w:left="132.82730102539062" w:firstLine="0"/>
+              <w:rPr>
+                <w:b w:val="1"/>
+                <w:bCs w:val="1"/>
+                <w:sz w:val="24"/>
+                <w:szCs w:val="24"/>
+              </w:rPr>
+            </w:pPr>
+            <w:r>
+              <w:rPr>
+                <w:b w:val="1"/>
+                <w:bCs w:val="1"/>
+                <w:sz w:val="24"/>
+                <w:szCs w:val="24"/>
+                <w:rtl w:val="0"/>
+              </w:rPr>
+              <w:t xml:space="preserve">no banco de dados.</w:t>
             </w:r>
           </w:p>
         </w:tc>
@@ -2160,17 +3317,24 @@
           <w:p>
             <w:pPr>
               <w:widowControl w:val="0"/>
-              <w:rPr>
-                <w:b w:val="1"/>
-                <w:bCs w:val="1"/>
-                <w:sz w:val="24"/>
-                <w:szCs w:val="24"/>
-              </w:rPr>
-            </w:pPr>
-            <w:r>
-              <w:rPr>
-                <w:rtl w:val="0"/>
-              </w:rPr>
+              <w:spacing w:line="229.88847255706787" w:lineRule="auto"/>
+              <w:ind w:left="131.107177734375" w:right="35.04638671875" w:firstLine="0"/>
+              <w:rPr>
+                <w:b w:val="1"/>
+                <w:bCs w:val="1"/>
+                <w:sz w:val="24"/>
+                <w:szCs w:val="24"/>
+              </w:rPr>
+            </w:pPr>
+            <w:r>
+              <w:rPr>
+                <w:b w:val="1"/>
+                <w:bCs w:val="1"/>
+                <w:sz w:val="24"/>
+                <w:szCs w:val="24"/>
+                <w:rtl w:val="0"/>
+              </w:rPr>
+              <w:t xml:space="preserve">O sistema não deve demorar para mostrar as sugestões</w:t>
             </w:r>
           </w:p>
         </w:tc>
@@ -2188,25 +3352,49 @@
           <w:p>
             <w:pPr>
               <w:widowControl w:val="0"/>
+              <w:spacing w:line="240" w:lineRule="auto"/>
+              <w:ind w:right="341.5576171875"/>
+              <w:jc w:val="left"/>
+              <w:rPr>
+                <w:b w:val="1"/>
+                <w:bCs w:val="1"/>
+                <w:sz w:val="24"/>
+                <w:szCs w:val="24"/>
+              </w:rPr>
+            </w:pPr>
+            <w:r>
+              <w:rPr>
+                <w:b w:val="1"/>
+                <w:bCs w:val="1"/>
+                <w:sz w:val="24"/>
+                <w:szCs w:val="24"/>
+                <w:rtl w:val="0"/>
+              </w:rPr>
+              <w:t xml:space="preserve">Gestão do </w:t>
+            </w:r>
+          </w:p>
+          <w:p>
+            <w:pPr>
+              <w:widowControl w:val="0"/>
               <w:spacing w:line="229.88847255706787" w:lineRule="auto"/>
-              <w:ind w:left="169.6929931640625" w:right="78.675537109375" w:firstLine="0"/>
-              <w:jc w:val="center"/>
-              <w:rPr>
-                <w:b w:val="1"/>
-                <w:bCs w:val="1"/>
-                <w:sz w:val="24"/>
-                <w:szCs w:val="24"/>
-              </w:rPr>
-            </w:pPr>
-            <w:r>
-              <w:rPr>
-                <w:b w:val="1"/>
-                <w:bCs w:val="1"/>
-                <w:sz w:val="24"/>
-                <w:szCs w:val="24"/>
-                <w:rtl w:val="0"/>
-              </w:rPr>
-              <w:t xml:space="preserve">Autenticação e Segurança</w:t>
+              <w:ind w:left="0" w:right="181.3232421875" w:firstLine="0"/>
+              <w:jc w:val="left"/>
+              <w:rPr>
+                <w:b w:val="1"/>
+                <w:bCs w:val="1"/>
+                <w:sz w:val="24"/>
+                <w:szCs w:val="24"/>
+              </w:rPr>
+            </w:pPr>
+            <w:r>
+              <w:rPr>
+                <w:b w:val="1"/>
+                <w:bCs w:val="1"/>
+                <w:sz w:val="24"/>
+                <w:szCs w:val="24"/>
+                <w:rtl w:val="0"/>
+              </w:rPr>
+              <w:t xml:space="preserve">Ciclo de Vida das Viagens </w:t>
             </w:r>
           </w:p>
         </w:tc>
@@ -2225,24 +3413,24 @@
             <w:pPr>
               <w:widowControl w:val="0"/>
               <w:spacing w:line="240" w:lineRule="auto"/>
-              <w:ind w:right="677.51220703125"/>
-              <w:jc w:val="right"/>
-              <w:rPr>
-                <w:b w:val="1"/>
-                <w:bCs w:val="1"/>
-                <w:sz w:val="24"/>
-                <w:szCs w:val="24"/>
-              </w:rPr>
-            </w:pPr>
-            <w:r>
-              <w:rPr>
-                <w:b w:val="1"/>
-                <w:bCs w:val="1"/>
-                <w:sz w:val="24"/>
-                <w:szCs w:val="24"/>
-                <w:rtl w:val="0"/>
-              </w:rPr>
-              <w:t xml:space="preserve">não </w:t>
+              <w:ind w:right="663.99169921875"/>
+              <w:jc w:val="left"/>
+              <w:rPr>
+                <w:b w:val="1"/>
+                <w:bCs w:val="1"/>
+                <w:sz w:val="24"/>
+                <w:szCs w:val="24"/>
+              </w:rPr>
+            </w:pPr>
+            <w:r>
+              <w:rPr>
+                <w:b w:val="1"/>
+                <w:bCs w:val="1"/>
+                <w:sz w:val="24"/>
+                <w:szCs w:val="24"/>
+                <w:rtl w:val="0"/>
+              </w:rPr>
+              <w:t xml:space="preserve">Não </w:t>
             </w:r>
           </w:p>
         </w:tc>
@@ -2261,23 +3449,23 @@
             <w:pPr>
               <w:widowControl w:val="0"/>
               <w:spacing w:line="240" w:lineRule="auto"/>
-              <w:jc w:val="center"/>
-              <w:rPr>
-                <w:b w:val="1"/>
-                <w:bCs w:val="1"/>
-                <w:sz w:val="24"/>
-                <w:szCs w:val="24"/>
-              </w:rPr>
-            </w:pPr>
-            <w:r>
-              <w:rPr>
-                <w:b w:val="1"/>
-                <w:bCs w:val="1"/>
-                <w:sz w:val="24"/>
-                <w:szCs w:val="24"/>
-                <w:rtl w:val="0"/>
-              </w:rPr>
-              <w:t xml:space="preserve">sim</w:t>
+              <w:jc w:val="left"/>
+              <w:rPr>
+                <w:b w:val="1"/>
+                <w:bCs w:val="1"/>
+                <w:sz w:val="24"/>
+                <w:szCs w:val="24"/>
+              </w:rPr>
+            </w:pPr>
+            <w:r>
+              <w:rPr>
+                <w:b w:val="1"/>
+                <w:bCs w:val="1"/>
+                <w:sz w:val="24"/>
+                <w:szCs w:val="24"/>
+                <w:rtl w:val="0"/>
+              </w:rPr>
+              <w:t xml:space="preserve">Sim</w:t>
             </w:r>
           </w:p>
         </w:tc>
@@ -2285,7 +3473,7 @@
       <w:tr>
         <w:trPr>
           <w:cantSplit w:val="0"/>
-          <w:trHeight w:val="2140" w:hRule="atLeast"/>
+          <w:trHeight w:val="1600" w:hRule="atLeast"/>
           <w:tblHeader w:val="0"/>
         </w:trPr>
         <w:tc>
@@ -2303,7 +3491,7 @@
             <w:pPr>
               <w:widowControl w:val="0"/>
               <w:spacing w:line="229.88847255706787" w:lineRule="auto"/>
-              <w:ind w:left="119.38735961914062" w:right="27.392578125" w:firstLine="13.91998291015625"/>
+              <w:ind w:left="123.4674072265625" w:right="48.11767578125" w:firstLine="9.839935302734375"/>
               <w:jc w:val="both"/>
               <w:rPr>
                 <w:b w:val="1"/>
@@ -2320,30 +3508,30 @@
                 <w:szCs w:val="24"/>
                 <w:rtl w:val="0"/>
               </w:rPr>
-              <w:t xml:space="preserve">RFN 01.02 -O processo de autenticação e validação de token deve ser concluído com tempo de resposta inferior a </w:t>
-            </w:r>
-          </w:p>
-          <w:p>
-            <w:pPr>
-              <w:widowControl w:val="0"/>
-              <w:spacing w:before="281.98455810546875" w:line="240" w:lineRule="auto"/>
-              <w:ind w:left="134.747314453125" w:firstLine="0"/>
-              <w:rPr>
-                <w:b w:val="1"/>
-                <w:bCs w:val="1"/>
-                <w:sz w:val="24"/>
-                <w:szCs w:val="24"/>
-              </w:rPr>
-            </w:pPr>
-            <w:r>
-              <w:rPr>
-                <w:b w:val="1"/>
-                <w:bCs w:val="1"/>
-                <w:sz w:val="24"/>
-                <w:szCs w:val="24"/>
-                <w:rtl w:val="0"/>
-              </w:rPr>
-              <w:t xml:space="preserve">1,2 segundos.</w:t>
+              <w:t xml:space="preserve">RFN 02.02 -O sistema não deve perder as configurações e locais salvos como favoritos ao alterar ou editar os </w:t>
+            </w:r>
+          </w:p>
+          <w:p>
+            <w:pPr>
+              <w:widowControl w:val="0"/>
+              <w:spacing w:before="6.00799560546875" w:line="240" w:lineRule="auto"/>
+              <w:ind w:left="132.10739135742188" w:firstLine="0"/>
+              <w:rPr>
+                <w:b w:val="1"/>
+                <w:bCs w:val="1"/>
+                <w:sz w:val="24"/>
+                <w:szCs w:val="24"/>
+              </w:rPr>
+            </w:pPr>
+            <w:r>
+              <w:rPr>
+                <w:b w:val="1"/>
+                <w:bCs w:val="1"/>
+                <w:sz w:val="24"/>
+                <w:szCs w:val="24"/>
+                <w:rtl w:val="0"/>
+              </w:rPr>
+              <w:t xml:space="preserve">parâmetros da viagem.</w:t>
             </w:r>
           </w:p>
         </w:tc>
@@ -2463,7 +3651,6 @@
       <w:tr>
         <w:trPr>
           <w:cantSplit w:val="0"/>
-          <w:trHeight w:val="1340" w:hRule="atLeast"/>
           <w:tblHeader w:val="0"/>
         </w:trPr>
         <w:tc>
@@ -2480,25 +3667,24 @@
           <w:p>
             <w:pPr>
               <w:widowControl w:val="0"/>
-              <w:spacing w:line="229.88847255706787" w:lineRule="auto"/>
-              <w:ind w:left="123.4674072265625" w:right="45.556640625" w:firstLine="9.839935302734375"/>
-              <w:jc w:val="both"/>
-              <w:rPr>
-                <w:b w:val="1"/>
-                <w:bCs w:val="1"/>
-                <w:sz w:val="24"/>
-                <w:szCs w:val="24"/>
-              </w:rPr>
-            </w:pPr>
-            <w:r>
-              <w:rPr>
-                <w:b w:val="1"/>
-                <w:bCs w:val="1"/>
-                <w:sz w:val="24"/>
-                <w:szCs w:val="24"/>
-                <w:rtl w:val="0"/>
-              </w:rPr>
-              <w:t xml:space="preserve">RFN 01.03 -O sistema não deve permitir o cadastro de contas ativas utilizando e-mails com formatos</w:t>
+              <w:spacing w:line="240" w:lineRule="auto"/>
+              <w:ind w:left="133.30734252929688" w:firstLine="0"/>
+              <w:rPr>
+                <w:b w:val="1"/>
+                <w:bCs w:val="1"/>
+                <w:sz w:val="24"/>
+                <w:szCs w:val="24"/>
+              </w:rPr>
+            </w:pPr>
+            <w:r>
+              <w:rPr>
+                <w:b w:val="1"/>
+                <w:bCs w:val="1"/>
+                <w:sz w:val="24"/>
+                <w:szCs w:val="24"/>
+                <w:rtl w:val="0"/>
+              </w:rPr>
+              <w:t xml:space="preserve">RFN 02.03 -</w:t>
             </w:r>
           </w:p>
         </w:tc>
@@ -2618,19 +3804,192 @@
     </w:tbl>
     <w:p>
       <w:pPr>
-        <w:widowControl w:val="0"/>
-        <w:rPr/>
-      </w:pPr>
-      <w:r>
-        <w:rPr>
-          <w:rtl w:val="0"/>
-        </w:rPr>
-      </w:r>
-    </w:p>
-    <w:p>
-      <w:pPr>
-        <w:widowControl w:val="0"/>
-        <w:rPr/>
+        <w:spacing w:line="360" w:lineRule="auto"/>
+        <w:jc w:val="both"/>
+        <w:rPr>
+          <w:sz w:val="24"/>
+          <w:szCs w:val="24"/>
+        </w:rPr>
+      </w:pPr>
+      <w:r>
+        <w:rPr>
+          <w:rtl w:val="0"/>
+        </w:rPr>
+      </w:r>
+    </w:p>
+    <w:p>
+      <w:pPr>
+        <w:spacing w:line="360" w:lineRule="auto"/>
+        <w:jc w:val="both"/>
+        <w:rPr>
+          <w:sz w:val="24"/>
+          <w:szCs w:val="24"/>
+        </w:rPr>
+      </w:pPr>
+      <w:r>
+        <w:rPr>
+          <w:rtl w:val="0"/>
+        </w:rPr>
+      </w:r>
+    </w:p>
+    <w:p>
+      <w:pPr>
+        <w:spacing w:line="360" w:lineRule="auto"/>
+        <w:jc w:val="both"/>
+        <w:rPr>
+          <w:sz w:val="24"/>
+          <w:szCs w:val="24"/>
+        </w:rPr>
+      </w:pPr>
+      <w:r>
+        <w:rPr>
+          <w:rtl w:val="0"/>
+        </w:rPr>
+      </w:r>
+    </w:p>
+    <w:p>
+      <w:pPr>
+        <w:spacing w:line="360" w:lineRule="auto"/>
+        <w:jc w:val="both"/>
+        <w:rPr>
+          <w:sz w:val="24"/>
+          <w:szCs w:val="24"/>
+        </w:rPr>
+      </w:pPr>
+      <w:r>
+        <w:rPr>
+          <w:rtl w:val="0"/>
+        </w:rPr>
+      </w:r>
+    </w:p>
+    <w:p>
+      <w:pPr>
+        <w:spacing w:line="360" w:lineRule="auto"/>
+        <w:jc w:val="both"/>
+        <w:rPr>
+          <w:sz w:val="24"/>
+          <w:szCs w:val="24"/>
+        </w:rPr>
+      </w:pPr>
+      <w:r>
+        <w:rPr>
+          <w:rtl w:val="0"/>
+        </w:rPr>
+      </w:r>
+    </w:p>
+    <w:p>
+      <w:pPr>
+        <w:spacing w:line="360" w:lineRule="auto"/>
+        <w:jc w:val="both"/>
+        <w:rPr>
+          <w:sz w:val="24"/>
+          <w:szCs w:val="24"/>
+        </w:rPr>
+      </w:pPr>
+      <w:r>
+        <w:rPr>
+          <w:rtl w:val="0"/>
+        </w:rPr>
+      </w:r>
+    </w:p>
+    <w:p>
+      <w:pPr>
+        <w:spacing w:line="360" w:lineRule="auto"/>
+        <w:jc w:val="both"/>
+        <w:rPr>
+          <w:sz w:val="24"/>
+          <w:szCs w:val="24"/>
+        </w:rPr>
+      </w:pPr>
+      <w:r>
+        <w:rPr>
+          <w:rtl w:val="0"/>
+        </w:rPr>
+      </w:r>
+    </w:p>
+    <w:p>
+      <w:pPr>
+        <w:spacing w:line="360" w:lineRule="auto"/>
+        <w:jc w:val="both"/>
+        <w:rPr>
+          <w:sz w:val="24"/>
+          <w:szCs w:val="24"/>
+        </w:rPr>
+      </w:pPr>
+      <w:r>
+        <w:rPr>
+          <w:rtl w:val="0"/>
+        </w:rPr>
+      </w:r>
+    </w:p>
+    <w:p>
+      <w:pPr>
+        <w:spacing w:line="360" w:lineRule="auto"/>
+        <w:jc w:val="both"/>
+        <w:rPr>
+          <w:sz w:val="24"/>
+          <w:szCs w:val="24"/>
+        </w:rPr>
+      </w:pPr>
+      <w:r>
+        <w:rPr>
+          <w:rtl w:val="0"/>
+        </w:rPr>
+      </w:r>
+    </w:p>
+    <w:p>
+      <w:pPr>
+        <w:spacing w:line="360" w:lineRule="auto"/>
+        <w:jc w:val="both"/>
+        <w:rPr>
+          <w:sz w:val="24"/>
+          <w:szCs w:val="24"/>
+        </w:rPr>
+      </w:pPr>
+      <w:r>
+        <w:rPr>
+          <w:rtl w:val="0"/>
+        </w:rPr>
+      </w:r>
+    </w:p>
+    <w:p>
+      <w:pPr>
+        <w:spacing w:line="360" w:lineRule="auto"/>
+        <w:jc w:val="both"/>
+        <w:rPr>
+          <w:sz w:val="24"/>
+          <w:szCs w:val="24"/>
+        </w:rPr>
+      </w:pPr>
+      <w:r>
+        <w:rPr>
+          <w:rtl w:val="0"/>
+        </w:rPr>
+      </w:r>
+    </w:p>
+    <w:p>
+      <w:pPr>
+        <w:spacing w:line="360" w:lineRule="auto"/>
+        <w:jc w:val="both"/>
+        <w:rPr>
+          <w:sz w:val="24"/>
+          <w:szCs w:val="24"/>
+        </w:rPr>
+      </w:pPr>
+      <w:r>
+        <w:rPr>
+          <w:rtl w:val="0"/>
+        </w:rPr>
+      </w:r>
+    </w:p>
+    <w:p>
+      <w:pPr>
+        <w:spacing w:line="360" w:lineRule="auto"/>
+        <w:jc w:val="both"/>
+        <w:rPr>
+          <w:sz w:val="24"/>
+          <w:szCs w:val="24"/>
+        </w:rPr>
       </w:pPr>
       <w:r>
         <w:rPr>
@@ -2640,8 +3999,9 @@
     </w:p>
     <w:tbl>
       <w:tblPr>
-        <w:tblStyle w:val="Table2"/>
-        <w:tblW w:w="10480.0" w:type="dxa"/>
+        <w:tblStyle w:val="Table4"/>
+        <w:tblpPr w:leftFromText="180" w:rightFromText="180" w:topFromText="180" w:bottomFromText="180" w:vertAnchor="text" w:horzAnchor="text" w:tblpX="0" w:tblpY="0"/>
+        <w:tblW w:w="10455.0" w:type="dxa"/>
         <w:jc w:val="left"/>
         <w:tblBorders>
           <w:top w:color="000000" w:space="0" w:sz="8" w:val="single"/>
@@ -2655,167 +4015,669 @@
         <w:tblLook w:val="0600"/>
       </w:tblPr>
       <w:tblGrid>
-        <w:gridCol w:w="2760"/>
-        <w:gridCol w:w="3420"/>
-        <w:gridCol w:w="1500"/>
-        <w:gridCol w:w="1440"/>
-        <w:gridCol w:w="1360"/>
+        <w:gridCol w:w="2385"/>
+        <w:gridCol w:w="8070"/>
         <w:tblGridChange w:id="0">
           <w:tblGrid>
-            <w:gridCol w:w="2760"/>
-            <w:gridCol w:w="3420"/>
-            <w:gridCol w:w="1500"/>
-            <w:gridCol w:w="1440"/>
-            <w:gridCol w:w="1360"/>
+            <w:gridCol w:w="2385"/>
+            <w:gridCol w:w="8070"/>
           </w:tblGrid>
         </w:tblGridChange>
       </w:tblGrid>
       <w:tr>
         <w:trPr>
           <w:cantSplit w:val="0"/>
-          <w:trHeight w:val="1040" w:hRule="atLeast"/>
+          <w:trHeight w:val="2006.953125" w:hRule="atLeast"/>
           <w:tblHeader w:val="0"/>
         </w:trPr>
         <w:tc>
           <w:tcPr>
-            <w:shd w:fill="auto" w:val="clear"/>
-            <w:tcMar>
-              <w:top w:w="100.0" w:type="dxa"/>
-              <w:left w:w="100.0" w:type="dxa"/>
-              <w:bottom w:w="100.0" w:type="dxa"/>
-              <w:right w:w="100.0" w:type="dxa"/>
-            </w:tcMar>
-            <w:vAlign w:val="top"/>
-          </w:tcPr>
-          <w:p>
-            <w:pPr>
-              <w:widowControl w:val="0"/>
-              <w:spacing w:line="240" w:lineRule="auto"/>
-              <w:ind w:left="121.307373046875" w:firstLine="0"/>
-              <w:rPr>
-                <w:b w:val="1"/>
-                <w:bCs w:val="1"/>
-                <w:sz w:val="24"/>
-                <w:szCs w:val="24"/>
-              </w:rPr>
-            </w:pPr>
-            <w:r>
-              <w:rPr>
-                <w:b w:val="1"/>
-                <w:bCs w:val="1"/>
-                <w:sz w:val="24"/>
-                <w:szCs w:val="24"/>
-                <w:rtl w:val="0"/>
-              </w:rPr>
-              <w:t xml:space="preserve">sintaticamente inválidos.</w:t>
-            </w:r>
-          </w:p>
-        </w:tc>
-        <w:tc>
-          <w:tcPr>
-            <w:shd w:fill="auto" w:val="clear"/>
-            <w:tcMar>
-              <w:top w:w="100.0" w:type="dxa"/>
-              <w:left w:w="100.0" w:type="dxa"/>
-              <w:bottom w:w="100.0" w:type="dxa"/>
-              <w:right w:w="100.0" w:type="dxa"/>
-            </w:tcMar>
-            <w:vAlign w:val="top"/>
-          </w:tcPr>
-          <w:p>
-            <w:pPr>
-              <w:widowControl w:val="0"/>
-              <w:rPr>
-                <w:b w:val="1"/>
-                <w:bCs w:val="1"/>
-                <w:sz w:val="24"/>
-                <w:szCs w:val="24"/>
-              </w:rPr>
-            </w:pPr>
-            <w:r>
-              <w:rPr>
-                <w:rtl w:val="0"/>
-              </w:rPr>
-            </w:r>
-          </w:p>
-        </w:tc>
-        <w:tc>
-          <w:tcPr>
-            <w:shd w:fill="auto" w:val="clear"/>
-            <w:tcMar>
-              <w:top w:w="100.0" w:type="dxa"/>
-              <w:left w:w="100.0" w:type="dxa"/>
-              <w:bottom w:w="100.0" w:type="dxa"/>
-              <w:right w:w="100.0" w:type="dxa"/>
-            </w:tcMar>
-            <w:vAlign w:val="top"/>
-          </w:tcPr>
-          <w:p>
-            <w:pPr>
-              <w:widowControl w:val="0"/>
-              <w:rPr>
-                <w:b w:val="1"/>
-                <w:bCs w:val="1"/>
-                <w:sz w:val="24"/>
-                <w:szCs w:val="24"/>
-              </w:rPr>
-            </w:pPr>
-            <w:r>
-              <w:rPr>
-                <w:rtl w:val="0"/>
-              </w:rPr>
-            </w:r>
-          </w:p>
-        </w:tc>
-        <w:tc>
-          <w:tcPr>
-            <w:shd w:fill="auto" w:val="clear"/>
-            <w:tcMar>
-              <w:top w:w="100.0" w:type="dxa"/>
-              <w:left w:w="100.0" w:type="dxa"/>
-              <w:bottom w:w="100.0" w:type="dxa"/>
-              <w:right w:w="100.0" w:type="dxa"/>
-            </w:tcMar>
-            <w:vAlign w:val="top"/>
-          </w:tcPr>
-          <w:p>
-            <w:pPr>
-              <w:widowControl w:val="0"/>
-              <w:rPr>
-                <w:b w:val="1"/>
-                <w:bCs w:val="1"/>
-                <w:sz w:val="24"/>
-                <w:szCs w:val="24"/>
-              </w:rPr>
-            </w:pPr>
-            <w:r>
-              <w:rPr>
-                <w:rtl w:val="0"/>
-              </w:rPr>
-            </w:r>
-          </w:p>
-        </w:tc>
-        <w:tc>
-          <w:tcPr>
-            <w:shd w:fill="auto" w:val="clear"/>
-            <w:tcMar>
-              <w:top w:w="100.0" w:type="dxa"/>
-              <w:left w:w="100.0" w:type="dxa"/>
-              <w:bottom w:w="100.0" w:type="dxa"/>
-              <w:right w:w="100.0" w:type="dxa"/>
-            </w:tcMar>
-            <w:vAlign w:val="top"/>
-          </w:tcPr>
-          <w:p>
-            <w:pPr>
-              <w:widowControl w:val="0"/>
-              <w:rPr>
-                <w:b w:val="1"/>
-                <w:bCs w:val="1"/>
-                <w:sz w:val="24"/>
-                <w:szCs w:val="24"/>
-              </w:rPr>
-            </w:pPr>
+            <w:shd w:fill="999999" w:val="clear"/>
+          </w:tcPr>
+          <w:p>
+            <w:pPr>
+              <w:widowControl w:val="0"/>
+              <w:spacing w:line="240" w:lineRule="auto"/>
+              <w:rPr>
+                <w:b w:val="1"/>
+                <w:bCs w:val="1"/>
+                <w:sz w:val="24"/>
+                <w:szCs w:val="24"/>
+              </w:rPr>
+            </w:pPr>
+            <w:r>
+              <w:rPr>
+                <w:b w:val="1"/>
+                <w:bCs w:val="1"/>
+                <w:sz w:val="24"/>
+                <w:szCs w:val="24"/>
+                <w:rtl w:val="0"/>
+              </w:rPr>
+              <w:t xml:space="preserve">CASO DE USO EXPANDIDO - 001</w:t>
+            </w:r>
+          </w:p>
+        </w:tc>
+        <w:tc>
+          <w:tcPr>
+            <w:shd w:fill="999999" w:val="clear"/>
+          </w:tcPr>
+          <w:p>
+            <w:pPr>
+              <w:widowControl w:val="0"/>
+              <w:spacing w:line="240" w:lineRule="auto"/>
+              <w:rPr>
+                <w:b w:val="1"/>
+                <w:bCs w:val="1"/>
+                <w:sz w:val="24"/>
+                <w:szCs w:val="24"/>
+              </w:rPr>
+            </w:pPr>
+            <w:r>
+              <w:rPr>
+                <w:b w:val="1"/>
+                <w:bCs w:val="1"/>
+                <w:sz w:val="24"/>
+                <w:szCs w:val="24"/>
+                <w:rtl w:val="0"/>
+              </w:rPr>
+              <w:t xml:space="preserve">gabriel henrique</w:t>
+            </w:r>
+          </w:p>
+        </w:tc>
+      </w:tr>
+      <w:tr>
+        <w:trPr>
+          <w:cantSplit w:val="0"/>
+          <w:tblHeader w:val="0"/>
+        </w:trPr>
+        <w:tc>
+          <w:tcPr>
+            <w:shd w:fill="999999" w:val="clear"/>
+          </w:tcPr>
+          <w:p>
+            <w:pPr>
+              <w:widowControl w:val="0"/>
+              <w:spacing w:line="240" w:lineRule="auto"/>
+              <w:rPr>
+                <w:b w:val="1"/>
+                <w:bCs w:val="1"/>
+                <w:sz w:val="24"/>
+                <w:szCs w:val="24"/>
+              </w:rPr>
+            </w:pPr>
+            <w:r>
+              <w:rPr>
+                <w:b w:val="1"/>
+                <w:bCs w:val="1"/>
+                <w:sz w:val="24"/>
+                <w:szCs w:val="24"/>
+                <w:rtl w:val="0"/>
+              </w:rPr>
+              <w:t xml:space="preserve">Ator Principal: </w:t>
+            </w:r>
+          </w:p>
+        </w:tc>
+        <w:tc>
+          <w:tcPr/>
+          <w:p>
+            <w:pPr>
+              <w:rPr>
+                <w:sz w:val="24"/>
+                <w:szCs w:val="24"/>
+              </w:rPr>
+            </w:pPr>
+            <w:r>
+              <w:rPr>
+                <w:rtl w:val="0"/>
+              </w:rPr>
+              <w:t xml:space="preserve">Viajante (Usuário Final)</w:t>
+            </w:r>
+            <w:r>
+              <w:rPr>
+                <w:rtl w:val="0"/>
+              </w:rPr>
+            </w:r>
+          </w:p>
+        </w:tc>
+      </w:tr>
+      <w:tr>
+        <w:trPr>
+          <w:cantSplit w:val="0"/>
+          <w:tblHeader w:val="0"/>
+        </w:trPr>
+        <w:tc>
+          <w:tcPr>
+            <w:shd w:fill="999999" w:val="clear"/>
+          </w:tcPr>
+          <w:p>
+            <w:pPr>
+              <w:widowControl w:val="0"/>
+              <w:spacing w:line="240" w:lineRule="auto"/>
+              <w:rPr>
+                <w:b w:val="1"/>
+                <w:bCs w:val="1"/>
+                <w:sz w:val="24"/>
+                <w:szCs w:val="24"/>
+              </w:rPr>
+            </w:pPr>
+            <w:r>
+              <w:rPr>
+                <w:b w:val="1"/>
+                <w:bCs w:val="1"/>
+                <w:sz w:val="24"/>
+                <w:szCs w:val="24"/>
+                <w:rtl w:val="0"/>
+              </w:rPr>
+              <w:t xml:space="preserve">Resumo: </w:t>
+            </w:r>
+          </w:p>
+        </w:tc>
+        <w:tc>
+          <w:tcPr/>
+          <w:p>
+            <w:pPr>
+              <w:rPr>
+                <w:sz w:val="24"/>
+                <w:szCs w:val="24"/>
+              </w:rPr>
+            </w:pPr>
+            <w:r>
+              <w:rPr>
+                <w:rtl w:val="0"/>
+              </w:rPr>
+              <w:t xml:space="preserve">Permitir que o viajante dê nota aos locais visitados (hotéis, museus, lanchonetes) e veja horários de funcionamento e faixa de preço</w:t>
+            </w:r>
+            <w:r>
+              <w:rPr>
+                <w:rtl w:val="0"/>
+              </w:rPr>
+            </w:r>
+          </w:p>
+        </w:tc>
+      </w:tr>
+      <w:tr>
+        <w:trPr>
+          <w:cantSplit w:val="0"/>
+          <w:tblHeader w:val="0"/>
+        </w:trPr>
+        <w:tc>
+          <w:tcPr>
+            <w:shd w:fill="999999" w:val="clear"/>
+          </w:tcPr>
+          <w:p>
+            <w:pPr>
+              <w:widowControl w:val="0"/>
+              <w:spacing w:line="240" w:lineRule="auto"/>
+              <w:rPr>
+                <w:b w:val="1"/>
+                <w:bCs w:val="1"/>
+                <w:sz w:val="24"/>
+                <w:szCs w:val="24"/>
+              </w:rPr>
+            </w:pPr>
+            <w:r>
+              <w:rPr>
+                <w:b w:val="1"/>
+                <w:bCs w:val="1"/>
+                <w:sz w:val="24"/>
+                <w:szCs w:val="24"/>
+                <w:rtl w:val="0"/>
+              </w:rPr>
+              <w:t xml:space="preserve">Pré-condições: </w:t>
+            </w:r>
+          </w:p>
+        </w:tc>
+        <w:tc>
+          <w:tcPr/>
+          <w:p>
+            <w:pPr>
+              <w:rPr/>
+            </w:pPr>
+            <w:r>
+              <w:rPr>
+                <w:rtl w:val="0"/>
+              </w:rPr>
+              <w:t xml:space="preserve">O usuário deve estar logado no sistema.</w:t>
+            </w:r>
+          </w:p>
+          <w:p>
+            <w:pPr>
+              <w:rPr/>
+            </w:pPr>
+            <w:r>
+              <w:rPr>
+                <w:rtl w:val="0"/>
+              </w:rPr>
+              <w:t xml:space="preserve">O local já deve ter sido visitado.</w:t>
+            </w:r>
+          </w:p>
+          <w:p>
+            <w:pPr>
+              <w:rPr>
+                <w:sz w:val="24"/>
+                <w:szCs w:val="24"/>
+              </w:rPr>
+            </w:pPr>
+            <w:r>
+              <w:rPr>
+                <w:rtl w:val="0"/>
+              </w:rPr>
+              <w:t xml:space="preserve">Dados da viagem já registrados.</w:t>
+            </w:r>
+            <w:r>
+              <w:rPr>
+                <w:rtl w:val="0"/>
+              </w:rPr>
+            </w:r>
+          </w:p>
+        </w:tc>
+      </w:tr>
+      <w:tr>
+        <w:trPr>
+          <w:cantSplit w:val="0"/>
+          <w:tblHeader w:val="0"/>
+        </w:trPr>
+        <w:tc>
+          <w:tcPr>
+            <w:shd w:fill="999999" w:val="clear"/>
+          </w:tcPr>
+          <w:p>
+            <w:pPr>
+              <w:widowControl w:val="0"/>
+              <w:spacing w:line="240" w:lineRule="auto"/>
+              <w:rPr>
+                <w:b w:val="1"/>
+                <w:bCs w:val="1"/>
+                <w:sz w:val="24"/>
+                <w:szCs w:val="24"/>
+              </w:rPr>
+            </w:pPr>
+            <w:r>
+              <w:rPr>
+                <w:b w:val="1"/>
+                <w:bCs w:val="1"/>
+                <w:sz w:val="24"/>
+                <w:szCs w:val="24"/>
+                <w:rtl w:val="0"/>
+              </w:rPr>
+              <w:t xml:space="preserve">Pós-condições: </w:t>
+            </w:r>
+          </w:p>
+        </w:tc>
+        <w:tc>
+          <w:tcPr/>
+          <w:p>
+            <w:pPr>
+              <w:rPr/>
+            </w:pPr>
+            <w:r>
+              <w:rPr>
+                <w:rtl w:val="0"/>
+              </w:rPr>
+              <w:t xml:space="preserve">Nota salva permanentemente no perfil do usuário.</w:t>
+            </w:r>
+          </w:p>
+          <w:p>
+            <w:pPr>
+              <w:rPr/>
+            </w:pPr>
+            <w:r>
+              <w:rPr>
+                <w:rtl w:val="0"/>
+              </w:rPr>
+              <w:t xml:space="preserve">Horários e faixa de preço atualizados no histórico de revisões.</w:t>
+            </w:r>
+          </w:p>
+          <w:p>
+            <w:pPr>
+              <w:rPr>
+                <w:sz w:val="24"/>
+                <w:szCs w:val="24"/>
+              </w:rPr>
+            </w:pPr>
+            <w:r>
+              <w:rPr>
+                <w:rtl w:val="0"/>
+              </w:rPr>
+              <w:t xml:space="preserve">Nota visível em todas as revisões futuras.</w:t>
+            </w:r>
+            <w:r>
+              <w:rPr>
+                <w:rtl w:val="0"/>
+              </w:rPr>
+            </w:r>
+          </w:p>
+        </w:tc>
+      </w:tr>
+      <w:tr>
+        <w:trPr>
+          <w:cantSplit w:val="0"/>
+          <w:tblHeader w:val="0"/>
+        </w:trPr>
+        <w:tc>
+          <w:tcPr>
+            <w:shd w:fill="999999" w:val="clear"/>
+          </w:tcPr>
+          <w:p>
+            <w:pPr>
+              <w:widowControl w:val="0"/>
+              <w:spacing w:line="240" w:lineRule="auto"/>
+              <w:rPr>
+                <w:b w:val="1"/>
+                <w:bCs w:val="1"/>
+                <w:sz w:val="24"/>
+                <w:szCs w:val="24"/>
+              </w:rPr>
+            </w:pPr>
+            <w:r>
+              <w:rPr>
+                <w:b w:val="1"/>
+                <w:bCs w:val="1"/>
+                <w:sz w:val="24"/>
+                <w:szCs w:val="24"/>
+                <w:rtl w:val="0"/>
+              </w:rPr>
+              <w:t xml:space="preserve">Fluxo Principal: </w:t>
+            </w:r>
+          </w:p>
+        </w:tc>
+        <w:tc>
+          <w:tcPr/>
+          <w:p>
+            <w:pPr>
+              <w:rPr/>
+            </w:pPr>
+            <w:r>
+              <w:rPr>
+                <w:rtl w:val="0"/>
+              </w:rPr>
+              <w:t xml:space="preserve">• 2. Na tela de revisões, o viajante seleciona o local visitado (hotéis, museus ou lanchonetes).</w:t>
+            </w:r>
+          </w:p>
+          <w:p>
+            <w:pPr>
+              <w:rPr/>
+            </w:pPr>
+            <w:r>
+              <w:rPr>
+                <w:rtl w:val="0"/>
+              </w:rPr>
+              <w:t xml:space="preserve">• 3. Escolhe a nota de 1 a 5 estrelas.</w:t>
+            </w:r>
+          </w:p>
+          <w:p>
+            <w:pPr>
+              <w:rPr/>
+            </w:pPr>
+            <w:r>
+              <w:rPr>
+                <w:rtl w:val="0"/>
+              </w:rPr>
+              <w:t xml:space="preserve">• 4. Clica em “Enviar Nota” (botão verde destacado).</w:t>
+            </w:r>
+          </w:p>
+          <w:p>
+            <w:pPr>
+              <w:rPr/>
+            </w:pPr>
+            <w:r>
+              <w:rPr>
+                <w:rtl w:val="0"/>
+              </w:rPr>
+              <w:t xml:space="preserve">• 5. O sistema valida a nota e salva no banco.</w:t>
+            </w:r>
+          </w:p>
+          <w:p>
+            <w:pPr>
+              <w:rPr/>
+            </w:pPr>
+            <w:r>
+              <w:rPr>
+                <w:rtl w:val="0"/>
+              </w:rPr>
+              <w:t xml:space="preserve">• 6. Exibe automaticamente os horários de funcionamento e a faixa de preço do local.</w:t>
+            </w:r>
+          </w:p>
+          <w:p>
+            <w:pPr>
+              <w:rPr/>
+            </w:pPr>
+            <w:r>
+              <w:rPr>
+                <w:rtl w:val="0"/>
+              </w:rPr>
+              <w:t xml:space="preserve">• 7. O viajante pode adicionar comentário opcional.</w:t>
+            </w:r>
+          </w:p>
+          <w:p>
+            <w:pPr>
+              <w:rPr/>
+            </w:pPr>
+            <w:r>
+              <w:rPr>
+                <w:rtl w:val="0"/>
+              </w:rPr>
+              <w:t xml:space="preserve">• 8. Clica em “Salvar Revisão”.</w:t>
+            </w:r>
+          </w:p>
+          <w:p>
+            <w:pPr>
+              <w:rPr/>
+            </w:pPr>
+            <w:r>
+              <w:rPr>
+                <w:rtl w:val="0"/>
+              </w:rPr>
+              <w:t xml:space="preserve">• 9. Sistema atualiza o histórico de avaliações.</w:t>
+            </w:r>
+          </w:p>
+          <w:p>
+            <w:pPr>
+              <w:rPr/>
+            </w:pPr>
+            <w:r>
+              <w:rPr>
+                <w:rtl w:val="0"/>
+              </w:rPr>
+              <w:t xml:space="preserve">• 10. Redireciona para a tela de revisões com a nota registrada.</w:t>
+            </w:r>
+          </w:p>
+        </w:tc>
+      </w:tr>
+      <w:tr>
+        <w:trPr>
+          <w:cantSplit w:val="0"/>
+          <w:tblHeader w:val="0"/>
+        </w:trPr>
+        <w:tc>
+          <w:tcPr>
+            <w:shd w:fill="999999" w:val="clear"/>
+          </w:tcPr>
+          <w:p>
+            <w:pPr>
+              <w:widowControl w:val="0"/>
+              <w:spacing w:line="240" w:lineRule="auto"/>
+              <w:rPr>
+                <w:b w:val="1"/>
+                <w:bCs w:val="1"/>
+                <w:sz w:val="24"/>
+                <w:szCs w:val="24"/>
+              </w:rPr>
+            </w:pPr>
+            <w:r>
+              <w:rPr>
+                <w:b w:val="1"/>
+                <w:bCs w:val="1"/>
+                <w:sz w:val="24"/>
+                <w:szCs w:val="24"/>
+                <w:rtl w:val="0"/>
+              </w:rPr>
+              <w:t xml:space="preserve">Fluxos Alternativos: </w:t>
+            </w:r>
+          </w:p>
+        </w:tc>
+        <w:tc>
+          <w:tcPr/>
+          <w:p>
+            <w:pPr>
+              <w:rPr/>
+            </w:pPr>
+            <w:r>
+              <w:rPr>
+                <w:rtl w:val="0"/>
+              </w:rPr>
+              <w:t xml:space="preserve">- FA01 - Nota inválida (fora de 1 a 5 estrelas): exibe mensagem “Nota deve ser entre 1 e 5 estrelas” com botão para corrigir.</w:t>
+            </w:r>
+          </w:p>
+          <w:p>
+            <w:pPr>
+              <w:rPr>
+                <w:sz w:val="24"/>
+                <w:szCs w:val="24"/>
+              </w:rPr>
+            </w:pPr>
+            <w:r>
+              <w:rPr>
+                <w:rtl w:val="0"/>
+              </w:rPr>
+              <w:t xml:space="preserve">- FA02 - Local não visitado ainda: bloqueia a ação com mensagem “Selecione um local que você já visitou”.</w:t>
+            </w:r>
+            <w:r>
+              <w:rPr>
+                <w:rtl w:val="0"/>
+              </w:rPr>
+            </w:r>
+          </w:p>
+        </w:tc>
+      </w:tr>
+      <w:tr>
+        <w:trPr>
+          <w:cantSplit w:val="0"/>
+          <w:trHeight w:val="926.953125" w:hRule="atLeast"/>
+          <w:tblHeader w:val="0"/>
+        </w:trPr>
+        <w:tc>
+          <w:tcPr>
+            <w:shd w:fill="999999" w:val="clear"/>
+          </w:tcPr>
+          <w:p>
+            <w:pPr>
+              <w:widowControl w:val="0"/>
+              <w:spacing w:line="240" w:lineRule="auto"/>
+              <w:rPr>
+                <w:b w:val="1"/>
+                <w:bCs w:val="1"/>
+                <w:sz w:val="24"/>
+                <w:szCs w:val="24"/>
+              </w:rPr>
+            </w:pPr>
+            <w:r>
+              <w:rPr>
+                <w:b w:val="1"/>
+                <w:bCs w:val="1"/>
+                <w:sz w:val="24"/>
+                <w:szCs w:val="24"/>
+                <w:rtl w:val="0"/>
+              </w:rPr>
+              <w:t xml:space="preserve">Fluxos de Exceção: </w:t>
+            </w:r>
+          </w:p>
+        </w:tc>
+        <w:tc>
+          <w:tcPr/>
+          <w:p>
+            <w:pPr>
+              <w:rPr/>
+            </w:pPr>
+            <w:r>
+              <w:rPr>
+                <w:rtl w:val="0"/>
+              </w:rPr>
+              <w:t xml:space="preserve">- FE01 - Falha na API de localização: exibe mensagem “Não foi possível carregar horários. Use a versão offline” com opção de usar cidade manualmente.</w:t>
+            </w:r>
+          </w:p>
+          <w:p>
+            <w:pPr>
+              <w:rPr>
+                <w:sz w:val="24"/>
+                <w:szCs w:val="24"/>
+              </w:rPr>
+            </w:pPr>
+            <w:r>
+              <w:rPr>
+                <w:rtl w:val="0"/>
+              </w:rPr>
+              <w:t xml:space="preserve">- FE02 - Erro ao salvar a nota (banco lento ou indisponível): exibe “Salvando nota…” com barra de progresso e botão “Tentar Novamente”.</w:t>
+            </w:r>
+            <w:r>
+              <w:rPr>
+                <w:rtl w:val="0"/>
+              </w:rPr>
+            </w:r>
+          </w:p>
+        </w:tc>
+      </w:tr>
+      <w:tr>
+        <w:trPr>
+          <w:cantSplit w:val="0"/>
+          <w:trHeight w:val="2357.9296875" w:hRule="atLeast"/>
+          <w:tblHeader w:val="0"/>
+        </w:trPr>
+        <w:tc>
+          <w:tcPr>
+            <w:shd w:fill="999999" w:val="clear"/>
+          </w:tcPr>
+          <w:p>
+            <w:pPr>
+              <w:widowControl w:val="0"/>
+              <w:spacing w:line="240" w:lineRule="auto"/>
+              <w:rPr>
+                <w:b w:val="1"/>
+                <w:bCs w:val="1"/>
+                <w:sz w:val="24"/>
+                <w:szCs w:val="24"/>
+              </w:rPr>
+            </w:pPr>
+            <w:r>
+              <w:rPr>
+                <w:b w:val="1"/>
+                <w:bCs w:val="1"/>
+                <w:sz w:val="24"/>
+                <w:szCs w:val="24"/>
+                <w:rtl w:val="0"/>
+              </w:rPr>
+              <w:t xml:space="preserve">Relações de Regras de Negócio: </w:t>
+            </w:r>
+          </w:p>
+        </w:tc>
+        <w:tc>
+          <w:tcPr/>
+          <w:p>
+            <w:pPr>
+              <w:rPr/>
+            </w:pPr>
+            <w:r>
+              <w:rPr>
+                <w:rtl w:val="0"/>
+              </w:rPr>
+              <w:t xml:space="preserve">- FE04 - Usuário deslogou ou sessão expirada durante o processo: redireciona para tela de login com mensagem “Sessão expirada. Faça login novamente”.</w:t>
+            </w:r>
+          </w:p>
+          <w:p>
+            <w:pPr>
+              <w:rPr>
+                <w:b w:val="1"/>
+                <w:bCs w:val="1"/>
+                <w:sz w:val="24"/>
+                <w:szCs w:val="24"/>
+              </w:rPr>
+            </w:pPr>
+            <w:r>
+              <w:rPr>
+                <w:rtl w:val="0"/>
+              </w:rPr>
+              <w:t xml:space="preserve">- FE05 - Nota já registrada para esse local: exibe “Essa nota já foi enviada. Atualizar?” com opção de substituir ou cancelar</w:t>
+            </w:r>
             <w:r>
               <w:rPr>
                 <w:rtl w:val="0"/>
@@ -2827,7 +4689,21 @@
     </w:tbl>
     <w:p>
       <w:pPr>
-        <w:widowControl w:val="0"/>
+        <w:spacing w:line="360" w:lineRule="auto"/>
+        <w:jc w:val="both"/>
+        <w:rPr>
+          <w:sz w:val="24"/>
+          <w:szCs w:val="24"/>
+        </w:rPr>
+      </w:pPr>
+      <w:r>
+        <w:rPr>
+          <w:rtl w:val="0"/>
+        </w:rPr>
+      </w:r>
+    </w:p>
+    <w:p>
+      <w:pPr>
         <w:rPr/>
       </w:pPr>
       <w:r>
@@ -2838,8 +4714,272 @@
     </w:p>
     <w:p>
       <w:pPr>
-        <w:widowControl w:val="0"/>
         <w:rPr/>
+      </w:pPr>
+      <w:r>
+        <w:rPr>
+          <w:rtl w:val="0"/>
+        </w:rPr>
+      </w:r>
+    </w:p>
+    <w:p>
+      <w:pPr>
+        <w:rPr/>
+      </w:pPr>
+      <w:r>
+        <w:rPr>
+          <w:rtl w:val="0"/>
+        </w:rPr>
+      </w:r>
+    </w:p>
+    <w:p>
+      <w:pPr>
+        <w:rPr/>
+      </w:pPr>
+      <w:r>
+        <w:rPr>
+          <w:rtl w:val="0"/>
+        </w:rPr>
+      </w:r>
+    </w:p>
+    <w:p>
+      <w:pPr>
+        <w:rPr/>
+      </w:pPr>
+      <w:r>
+        <w:rPr>
+          <w:rtl w:val="0"/>
+        </w:rPr>
+      </w:r>
+    </w:p>
+    <w:p>
+      <w:pPr>
+        <w:rPr/>
+      </w:pPr>
+      <w:r>
+        <w:rPr>
+          <w:rtl w:val="0"/>
+        </w:rPr>
+      </w:r>
+    </w:p>
+    <w:p>
+      <w:pPr>
+        <w:rPr/>
+      </w:pPr>
+      <w:r>
+        <w:rPr>
+          <w:rtl w:val="0"/>
+        </w:rPr>
+      </w:r>
+    </w:p>
+    <w:p>
+      <w:pPr>
+        <w:rPr/>
+      </w:pPr>
+      <w:r>
+        <w:rPr>
+          <w:rtl w:val="0"/>
+        </w:rPr>
+      </w:r>
+    </w:p>
+    <w:p>
+      <w:pPr>
+        <w:rPr/>
+      </w:pPr>
+      <w:r>
+        <w:rPr>
+          <w:rtl w:val="0"/>
+        </w:rPr>
+      </w:r>
+    </w:p>
+    <w:p>
+      <w:pPr>
+        <w:rPr/>
+      </w:pPr>
+      <w:r>
+        <w:rPr>
+          <w:rtl w:val="0"/>
+        </w:rPr>
+      </w:r>
+    </w:p>
+    <w:p>
+      <w:pPr>
+        <w:rPr/>
+      </w:pPr>
+      <w:r>
+        <w:rPr>
+          <w:rtl w:val="0"/>
+        </w:rPr>
+      </w:r>
+    </w:p>
+    <w:p>
+      <w:pPr>
+        <w:rPr/>
+      </w:pPr>
+      <w:r>
+        <w:rPr>
+          <w:rtl w:val="0"/>
+        </w:rPr>
+      </w:r>
+    </w:p>
+    <w:p>
+      <w:pPr>
+        <w:rPr/>
+      </w:pPr>
+      <w:r>
+        <w:rPr>
+          <w:rtl w:val="0"/>
+        </w:rPr>
+      </w:r>
+    </w:p>
+    <w:p>
+      <w:pPr>
+        <w:rPr/>
+      </w:pPr>
+      <w:r>
+        <w:rPr>
+          <w:rtl w:val="0"/>
+        </w:rPr>
+      </w:r>
+    </w:p>
+    <w:p>
+      <w:pPr>
+        <w:rPr/>
+      </w:pPr>
+      <w:r>
+        <w:rPr>
+          <w:rtl w:val="0"/>
+        </w:rPr>
+      </w:r>
+    </w:p>
+    <w:p>
+      <w:pPr>
+        <w:rPr/>
+      </w:pPr>
+      <w:r>
+        <w:rPr>
+          <w:rtl w:val="0"/>
+        </w:rPr>
+      </w:r>
+    </w:p>
+    <w:p>
+      <w:pPr>
+        <w:rPr/>
+      </w:pPr>
+      <w:r>
+        <w:rPr>
+          <w:rtl w:val="0"/>
+        </w:rPr>
+      </w:r>
+    </w:p>
+    <w:p>
+      <w:pPr>
+        <w:rPr/>
+      </w:pPr>
+      <w:r>
+        <w:rPr>
+          <w:rtl w:val="0"/>
+        </w:rPr>
+      </w:r>
+    </w:p>
+    <w:p>
+      <w:pPr>
+        <w:rPr/>
+      </w:pPr>
+      <w:r>
+        <w:rPr>
+          <w:rtl w:val="0"/>
+        </w:rPr>
+      </w:r>
+    </w:p>
+    <w:p>
+      <w:pPr>
+        <w:rPr/>
+      </w:pPr>
+      <w:r>
+        <w:rPr>
+          <w:rtl w:val="0"/>
+        </w:rPr>
+      </w:r>
+    </w:p>
+    <w:p>
+      <w:pPr>
+        <w:rPr/>
+      </w:pPr>
+      <w:r>
+        <w:rPr>
+          <w:rtl w:val="0"/>
+        </w:rPr>
+      </w:r>
+    </w:p>
+    <w:p>
+      <w:pPr>
+        <w:rPr/>
+      </w:pPr>
+      <w:r>
+        <w:rPr>
+          <w:rtl w:val="0"/>
+        </w:rPr>
+      </w:r>
+    </w:p>
+    <w:p>
+      <w:pPr>
+        <w:rPr/>
+      </w:pPr>
+      <w:r>
+        <w:rPr>
+          <w:rtl w:val="0"/>
+        </w:rPr>
+      </w:r>
+    </w:p>
+    <w:p>
+      <w:pPr>
+        <w:rPr/>
+      </w:pPr>
+      <w:r>
+        <w:rPr>
+          <w:rtl w:val="0"/>
+        </w:rPr>
+      </w:r>
+    </w:p>
+    <w:p>
+      <w:pPr>
+        <w:spacing w:line="360" w:lineRule="auto"/>
+        <w:jc w:val="both"/>
+        <w:rPr>
+          <w:sz w:val="24"/>
+          <w:szCs w:val="24"/>
+        </w:rPr>
+      </w:pPr>
+      <w:r>
+        <w:rPr>
+          <w:rtl w:val="0"/>
+        </w:rPr>
+      </w:r>
+    </w:p>
+    <w:p>
+      <w:pPr>
+        <w:spacing w:line="360" w:lineRule="auto"/>
+        <w:jc w:val="both"/>
+        <w:rPr>
+          <w:sz w:val="24"/>
+          <w:szCs w:val="24"/>
+        </w:rPr>
+      </w:pPr>
+      <w:r>
+        <w:rPr>
+          <w:rtl w:val="0"/>
+        </w:rPr>
+      </w:r>
+    </w:p>
+    <w:p>
+      <w:pPr>
+        <w:spacing w:line="360" w:lineRule="auto"/>
+        <w:jc w:val="both"/>
+        <w:rPr>
+          <w:sz w:val="24"/>
+          <w:szCs w:val="24"/>
+        </w:rPr>
       </w:pPr>
       <w:r>
         <w:rPr>
@@ -2849,8 +4989,8 @@
     </w:p>
     <w:tbl>
       <w:tblPr>
-        <w:tblStyle w:val="Table3"/>
-        <w:tblW w:w="10480.0" w:type="dxa"/>
+        <w:tblStyle w:val="Table5"/>
+        <w:tblW w:w="14010.0" w:type="dxa"/>
         <w:jc w:val="left"/>
         <w:tblBorders>
           <w:top w:color="000000" w:space="0" w:sz="8" w:val="single"/>
@@ -2864,130 +5004,85 @@
         <w:tblLook w:val="0600"/>
       </w:tblPr>
       <w:tblGrid>
-        <w:gridCol w:w="2760"/>
-        <w:gridCol w:w="3420"/>
-        <w:gridCol w:w="1500"/>
-        <w:gridCol w:w="1440"/>
-        <w:gridCol w:w="1360"/>
+        <w:gridCol w:w="2535"/>
+        <w:gridCol w:w="11475"/>
         <w:tblGridChange w:id="0">
           <w:tblGrid>
-            <w:gridCol w:w="2760"/>
-            <w:gridCol w:w="3420"/>
-            <w:gridCol w:w="1500"/>
-            <w:gridCol w:w="1440"/>
-            <w:gridCol w:w="1360"/>
+            <w:gridCol w:w="2535"/>
+            <w:gridCol w:w="11475"/>
           </w:tblGrid>
         </w:tblGridChange>
       </w:tblGrid>
       <w:tr>
         <w:trPr>
           <w:cantSplit w:val="0"/>
-          <w:trHeight w:val="640" w:hRule="atLeast"/>
           <w:tblHeader w:val="0"/>
         </w:trPr>
         <w:tc>
           <w:tcPr>
-            <w:gridSpan w:val="3"/>
-            <w:shd w:fill="auto" w:val="clear"/>
-            <w:tcMar>
-              <w:top w:w="100.0" w:type="dxa"/>
-              <w:left w:w="100.0" w:type="dxa"/>
-              <w:bottom w:w="100.0" w:type="dxa"/>
-              <w:right w:w="100.0" w:type="dxa"/>
-            </w:tcMar>
-            <w:vAlign w:val="top"/>
-          </w:tcPr>
-          <w:p>
-            <w:pPr>
-              <w:widowControl w:val="0"/>
-              <w:spacing w:line="240" w:lineRule="auto"/>
-              <w:ind w:left="133.30734252929688" w:firstLine="0"/>
-              <w:rPr>
-                <w:b w:val="1"/>
-                <w:bCs w:val="1"/>
-                <w:sz w:val="24"/>
-                <w:szCs w:val="24"/>
-              </w:rPr>
-            </w:pPr>
-            <w:r>
-              <w:rPr>
-                <w:b w:val="1"/>
-                <w:bCs w:val="1"/>
-                <w:sz w:val="24"/>
-                <w:szCs w:val="24"/>
-                <w:rtl w:val="0"/>
-              </w:rPr>
-              <w:t xml:space="preserve">RF02 -Gestão do Ciclo de Vida das Viagens </w:t>
-            </w:r>
-          </w:p>
-        </w:tc>
-        <w:tc>
-          <w:tcPr>
-            <w:shd w:fill="auto" w:val="clear"/>
-            <w:tcMar>
-              <w:top w:w="100.0" w:type="dxa"/>
-              <w:left w:w="100.0" w:type="dxa"/>
-              <w:bottom w:w="100.0" w:type="dxa"/>
-              <w:right w:w="100.0" w:type="dxa"/>
-            </w:tcMar>
-            <w:vAlign w:val="top"/>
-          </w:tcPr>
-          <w:p>
-            <w:pPr>
-              <w:widowControl w:val="0"/>
-              <w:spacing w:line="240" w:lineRule="auto"/>
-              <w:jc w:val="center"/>
-              <w:rPr>
-                <w:b w:val="1"/>
-                <w:bCs w:val="1"/>
-                <w:sz w:val="24"/>
-                <w:szCs w:val="24"/>
-              </w:rPr>
-            </w:pPr>
-            <w:r>
-              <w:rPr>
-                <w:b w:val="1"/>
-                <w:bCs w:val="1"/>
-                <w:sz w:val="24"/>
-                <w:szCs w:val="24"/>
-                <w:rtl w:val="0"/>
-              </w:rPr>
-              <w:t xml:space="preserve">Evidente ( X ) </w:t>
-            </w:r>
-          </w:p>
-        </w:tc>
-        <w:tc>
-          <w:tcPr>
-            <w:shd w:fill="auto" w:val="clear"/>
-            <w:tcMar>
-              <w:top w:w="100.0" w:type="dxa"/>
-              <w:left w:w="100.0" w:type="dxa"/>
-              <w:bottom w:w="100.0" w:type="dxa"/>
-              <w:right w:w="100.0" w:type="dxa"/>
-            </w:tcMar>
-            <w:vAlign w:val="top"/>
-          </w:tcPr>
-          <w:p>
-            <w:pPr>
-              <w:widowControl w:val="0"/>
-              <w:spacing w:line="240" w:lineRule="auto"/>
-              <w:ind w:left="136.107177734375" w:firstLine="0"/>
-              <w:rPr>
-                <w:b w:val="1"/>
-                <w:bCs w:val="1"/>
-                <w:sz w:val="24"/>
-                <w:szCs w:val="24"/>
-              </w:rPr>
-            </w:pPr>
-            <w:r>
-              <w:rPr>
-                <w:b w:val="1"/>
-                <w:bCs w:val="1"/>
-                <w:sz w:val="24"/>
-                <w:szCs w:val="24"/>
-                <w:rtl w:val="0"/>
-              </w:rPr>
-              <w:t xml:space="preserve">Oculto ( )</w:t>
+            <w:shd w:fill="999999" w:val="clear"/>
+            <w:tcMar>
+              <w:top w:w="100.0" w:type="dxa"/>
+              <w:left w:w="100.0" w:type="dxa"/>
+              <w:bottom w:w="100.0" w:type="dxa"/>
+              <w:right w:w="100.0" w:type="dxa"/>
+            </w:tcMar>
+            <w:vAlign w:val="top"/>
+          </w:tcPr>
+          <w:p>
+            <w:pPr>
+              <w:widowControl w:val="0"/>
+              <w:spacing w:line="240" w:lineRule="auto"/>
+              <w:rPr>
+                <w:b w:val="1"/>
+                <w:bCs w:val="1"/>
+                <w:sz w:val="24"/>
+                <w:szCs w:val="24"/>
+              </w:rPr>
+            </w:pPr>
+            <w:r>
+              <w:rPr>
+                <w:b w:val="1"/>
+                <w:bCs w:val="1"/>
+                <w:sz w:val="24"/>
+                <w:szCs w:val="24"/>
+                <w:rtl w:val="0"/>
+              </w:rPr>
+              <w:t xml:space="preserve">CASO DE USO EXPANDIDO - 001</w:t>
+            </w:r>
+          </w:p>
+        </w:tc>
+        <w:tc>
+          <w:tcPr>
+            <w:shd w:fill="999999" w:val="clear"/>
+            <w:tcMar>
+              <w:top w:w="100.0" w:type="dxa"/>
+              <w:left w:w="100.0" w:type="dxa"/>
+              <w:bottom w:w="100.0" w:type="dxa"/>
+              <w:right w:w="100.0" w:type="dxa"/>
+            </w:tcMar>
+            <w:vAlign w:val="top"/>
+          </w:tcPr>
+          <w:p>
+            <w:pPr>
+              <w:widowControl w:val="0"/>
+              <w:spacing w:line="240" w:lineRule="auto"/>
+              <w:rPr>
+                <w:b w:val="1"/>
+                <w:bCs w:val="1"/>
+                <w:sz w:val="24"/>
+                <w:szCs w:val="24"/>
+              </w:rPr>
+            </w:pPr>
+            <w:r>
+              <w:rPr>
+                <w:b w:val="1"/>
+                <w:bCs w:val="1"/>
+                <w:sz w:val="24"/>
+                <w:szCs w:val="24"/>
+                <w:rtl w:val="0"/>
+              </w:rPr>
+              <w:t xml:space="preserve">Emanuel Carvalho correria N:13</w:t>
             </w:r>
           </w:p>
         </w:tc>
@@ -2995,12 +5090,44 @@
       <w:tr>
         <w:trPr>
           <w:cantSplit w:val="0"/>
-          <w:trHeight w:val="780" w:hRule="atLeast"/>
           <w:tblHeader w:val="0"/>
         </w:trPr>
         <w:tc>
           <w:tcPr>
-            <w:gridSpan w:val="5"/>
+            <w:shd w:fill="999999" w:val="clear"/>
+            <w:tcMar>
+              <w:top w:w="100.0" w:type="dxa"/>
+              <w:left w:w="100.0" w:type="dxa"/>
+              <w:bottom w:w="100.0" w:type="dxa"/>
+              <w:right w:w="100.0" w:type="dxa"/>
+            </w:tcMar>
+            <w:vAlign w:val="top"/>
+          </w:tcPr>
+          <w:p>
+            <w:pPr>
+              <w:widowControl w:val="0"/>
+              <w:spacing w:line="240" w:lineRule="auto"/>
+              <w:rPr>
+                <w:b w:val="1"/>
+                <w:bCs w:val="1"/>
+                <w:sz w:val="24"/>
+                <w:szCs w:val="24"/>
+              </w:rPr>
+            </w:pPr>
+            <w:r>
+              <w:rPr>
+                <w:b w:val="1"/>
+                <w:bCs w:val="1"/>
+                <w:sz w:val="24"/>
+                <w:szCs w:val="24"/>
+                <w:rtl w:val="0"/>
+              </w:rPr>
+              <w:t xml:space="preserve">Ator Principal: </w:t>
+            </w:r>
+          </w:p>
+        </w:tc>
+        <w:tc>
+          <w:tcPr>
             <w:shd w:fill="auto" w:val="clear"/>
             <w:tcMar>
               <w:top w:w="100.0" w:type="dxa"/>
@@ -3013,24 +5140,34 @@
           <w:p>
             <w:pPr>
               <w:widowControl w:val="0"/>
-              <w:spacing w:line="229.88847255706787" w:lineRule="auto"/>
-              <w:ind w:left="130.66741943359375" w:right="21.650390625" w:firstLine="2.39990234375"/>
-              <w:rPr>
-                <w:b w:val="1"/>
-                <w:bCs w:val="1"/>
-                <w:sz w:val="24"/>
-                <w:szCs w:val="24"/>
-              </w:rPr>
-            </w:pPr>
-            <w:r>
-              <w:rPr>
-                <w:b w:val="1"/>
-                <w:bCs w:val="1"/>
-                <w:sz w:val="24"/>
-                <w:szCs w:val="24"/>
-                <w:rtl w:val="0"/>
-              </w:rPr>
-              <w:t xml:space="preserve">Descrição:viajante informa os preços desejados de hospedagens e atrações. O app sugere opções mais baratas ou com melhor</w:t>
+              <w:spacing w:line="240" w:lineRule="auto"/>
+              <w:rPr>
+                <w:sz w:val="24"/>
+                <w:szCs w:val="24"/>
+              </w:rPr>
+            </w:pPr>
+            <w:r>
+              <w:rPr>
+                <w:sz w:val="24"/>
+                <w:szCs w:val="24"/>
+                <w:rtl w:val="0"/>
+              </w:rPr>
+              <w:t xml:space="preserve">Viajante Solo (Cliente)</w:t>
+            </w:r>
+          </w:p>
+          <w:p>
+            <w:pPr>
+              <w:widowControl w:val="0"/>
+              <w:spacing w:line="240" w:lineRule="auto"/>
+              <w:rPr>
+                <w:sz w:val="24"/>
+                <w:szCs w:val="24"/>
+              </w:rPr>
+            </w:pPr>
+            <w:r>
+              <w:rPr>
+                <w:rtl w:val="0"/>
+              </w:rPr>
             </w:r>
           </w:p>
         </w:tc>
@@ -3038,12 +5175,44 @@
       <w:tr>
         <w:trPr>
           <w:cantSplit w:val="0"/>
-          <w:trHeight w:val="500" w:hRule="atLeast"/>
           <w:tblHeader w:val="0"/>
         </w:trPr>
         <w:tc>
           <w:tcPr>
-            <w:gridSpan w:val="5"/>
+            <w:shd w:fill="999999" w:val="clear"/>
+            <w:tcMar>
+              <w:top w:w="100.0" w:type="dxa"/>
+              <w:left w:w="100.0" w:type="dxa"/>
+              <w:bottom w:w="100.0" w:type="dxa"/>
+              <w:right w:w="100.0" w:type="dxa"/>
+            </w:tcMar>
+            <w:vAlign w:val="top"/>
+          </w:tcPr>
+          <w:p>
+            <w:pPr>
+              <w:widowControl w:val="0"/>
+              <w:spacing w:line="240" w:lineRule="auto"/>
+              <w:rPr>
+                <w:b w:val="1"/>
+                <w:bCs w:val="1"/>
+                <w:sz w:val="24"/>
+                <w:szCs w:val="24"/>
+              </w:rPr>
+            </w:pPr>
+            <w:r>
+              <w:rPr>
+                <w:b w:val="1"/>
+                <w:bCs w:val="1"/>
+                <w:sz w:val="24"/>
+                <w:szCs w:val="24"/>
+                <w:rtl w:val="0"/>
+              </w:rPr>
+              <w:t xml:space="preserve">Resumo: </w:t>
+            </w:r>
+          </w:p>
+        </w:tc>
+        <w:tc>
+          <w:tcPr>
             <w:shd w:fill="auto" w:val="clear"/>
             <w:tcMar>
               <w:top w:w="100.0" w:type="dxa"/>
@@ -3057,23 +5226,33 @@
             <w:pPr>
               <w:widowControl w:val="0"/>
               <w:spacing w:line="240" w:lineRule="auto"/>
-              <w:ind w:left="133.30734252929688" w:firstLine="0"/>
-              <w:rPr>
-                <w:b w:val="1"/>
-                <w:bCs w:val="1"/>
-                <w:sz w:val="24"/>
-                <w:szCs w:val="24"/>
-              </w:rPr>
-            </w:pPr>
-            <w:r>
-              <w:rPr>
-                <w:b w:val="1"/>
-                <w:bCs w:val="1"/>
-                <w:sz w:val="24"/>
-                <w:szCs w:val="24"/>
-                <w:rtl w:val="0"/>
-              </w:rPr>
-              <w:t xml:space="preserve">Requisitos Não-Funcionais</w:t>
+              <w:rPr>
+                <w:sz w:val="24"/>
+                <w:szCs w:val="24"/>
+              </w:rPr>
+            </w:pPr>
+            <w:r>
+              <w:rPr>
+                <w:sz w:val="24"/>
+                <w:szCs w:val="24"/>
+                <w:rtl w:val="0"/>
+              </w:rPr>
+              <w:t xml:space="preserve">O usuário realiza o cadastro e autenticação na plataforma para criar sua conta, configurando seu perfil de gastos. O sistema valida automaticamente a idade (maiores de 18 anos) e libera a criação de viagens independentes. O usuário pode criar, editar ou cancelar viagem e registra gastos. O sistema calcula o custo por categoria e o total da viagem. O sistema permite escolher o tipo de viagem (lazer ou negócios).</w:t>
+            </w:r>
+          </w:p>
+          <w:p>
+            <w:pPr>
+              <w:widowControl w:val="0"/>
+              <w:spacing w:line="240" w:lineRule="auto"/>
+              <w:rPr>
+                <w:sz w:val="24"/>
+                <w:szCs w:val="24"/>
+              </w:rPr>
+            </w:pPr>
+            <w:r>
+              <w:rPr>
+                <w:rtl w:val="0"/>
+              </w:rPr>
             </w:r>
           </w:p>
         </w:tc>
@@ -3081,11 +5260,44 @@
       <w:tr>
         <w:trPr>
           <w:cantSplit w:val="0"/>
-          <w:trHeight w:val="500" w:hRule="atLeast"/>
           <w:tblHeader w:val="0"/>
         </w:trPr>
         <w:tc>
           <w:tcPr>
+            <w:shd w:fill="999999" w:val="clear"/>
+            <w:tcMar>
+              <w:top w:w="100.0" w:type="dxa"/>
+              <w:left w:w="100.0" w:type="dxa"/>
+              <w:bottom w:w="100.0" w:type="dxa"/>
+              <w:right w:w="100.0" w:type="dxa"/>
+            </w:tcMar>
+            <w:vAlign w:val="top"/>
+          </w:tcPr>
+          <w:p>
+            <w:pPr>
+              <w:widowControl w:val="0"/>
+              <w:spacing w:line="240" w:lineRule="auto"/>
+              <w:rPr>
+                <w:b w:val="1"/>
+                <w:bCs w:val="1"/>
+                <w:sz w:val="24"/>
+                <w:szCs w:val="24"/>
+              </w:rPr>
+            </w:pPr>
+            <w:r>
+              <w:rPr>
+                <w:b w:val="1"/>
+                <w:bCs w:val="1"/>
+                <w:sz w:val="24"/>
+                <w:szCs w:val="24"/>
+                <w:rtl w:val="0"/>
+              </w:rPr>
+              <w:t xml:space="preserve">Pré-condições: </w:t>
+            </w:r>
+          </w:p>
+        </w:tc>
+        <w:tc>
+          <w:tcPr>
             <w:shd w:fill="auto" w:val="clear"/>
             <w:tcMar>
               <w:top w:w="100.0" w:type="dxa"/>
@@ -3098,164 +5310,62 @@
           <w:p>
             <w:pPr>
               <w:widowControl w:val="0"/>
-              <w:spacing w:line="240" w:lineRule="auto"/>
-              <w:ind w:left="133.54736328125" w:firstLine="0"/>
-              <w:rPr>
-                <w:b w:val="1"/>
-                <w:bCs w:val="1"/>
-                <w:sz w:val="24"/>
-                <w:szCs w:val="24"/>
-              </w:rPr>
-            </w:pPr>
-            <w:r>
-              <w:rPr>
-                <w:b w:val="1"/>
-                <w:bCs w:val="1"/>
-                <w:sz w:val="24"/>
-                <w:szCs w:val="24"/>
-                <w:rtl w:val="0"/>
-              </w:rPr>
-              <w:t xml:space="preserve">Nome </w:t>
-            </w:r>
-          </w:p>
-        </w:tc>
-        <w:tc>
-          <w:tcPr>
-            <w:shd w:fill="auto" w:val="clear"/>
-            <w:tcMar>
-              <w:top w:w="100.0" w:type="dxa"/>
-              <w:left w:w="100.0" w:type="dxa"/>
-              <w:bottom w:w="100.0" w:type="dxa"/>
-              <w:right w:w="100.0" w:type="dxa"/>
-            </w:tcMar>
-            <w:vAlign w:val="top"/>
-          </w:tcPr>
-          <w:p>
-            <w:pPr>
-              <w:widowControl w:val="0"/>
-              <w:spacing w:line="240" w:lineRule="auto"/>
-              <w:ind w:left="138.3074951171875" w:firstLine="0"/>
-              <w:rPr>
-                <w:b w:val="1"/>
-                <w:bCs w:val="1"/>
-                <w:sz w:val="24"/>
-                <w:szCs w:val="24"/>
-              </w:rPr>
-            </w:pPr>
-            <w:r>
-              <w:rPr>
-                <w:b w:val="1"/>
-                <w:bCs w:val="1"/>
-                <w:sz w:val="24"/>
-                <w:szCs w:val="24"/>
-                <w:rtl w:val="0"/>
-              </w:rPr>
-              <w:t xml:space="preserve">Restrição </w:t>
-            </w:r>
-          </w:p>
-        </w:tc>
-        <w:tc>
-          <w:tcPr>
-            <w:shd w:fill="auto" w:val="clear"/>
-            <w:tcMar>
-              <w:top w:w="100.0" w:type="dxa"/>
-              <w:left w:w="100.0" w:type="dxa"/>
-              <w:bottom w:w="100.0" w:type="dxa"/>
-              <w:right w:w="100.0" w:type="dxa"/>
-            </w:tcMar>
-            <w:vAlign w:val="top"/>
-          </w:tcPr>
-          <w:p>
-            <w:pPr>
-              <w:widowControl w:val="0"/>
-              <w:spacing w:line="240" w:lineRule="auto"/>
-              <w:ind w:left="142.066650390625" w:firstLine="0"/>
-              <w:rPr>
-                <w:b w:val="1"/>
-                <w:bCs w:val="1"/>
-                <w:sz w:val="24"/>
-                <w:szCs w:val="24"/>
-              </w:rPr>
-            </w:pPr>
-            <w:r>
-              <w:rPr>
-                <w:b w:val="1"/>
-                <w:bCs w:val="1"/>
-                <w:sz w:val="24"/>
-                <w:szCs w:val="24"/>
-                <w:rtl w:val="0"/>
-              </w:rPr>
-              <w:t xml:space="preserve">Categoria </w:t>
-            </w:r>
-          </w:p>
-        </w:tc>
-        <w:tc>
-          <w:tcPr>
-            <w:shd w:fill="auto" w:val="clear"/>
-            <w:tcMar>
-              <w:top w:w="100.0" w:type="dxa"/>
-              <w:left w:w="100.0" w:type="dxa"/>
-              <w:bottom w:w="100.0" w:type="dxa"/>
-              <w:right w:w="100.0" w:type="dxa"/>
-            </w:tcMar>
-            <w:vAlign w:val="top"/>
-          </w:tcPr>
-          <w:p>
-            <w:pPr>
-              <w:widowControl w:val="0"/>
-              <w:spacing w:line="240" w:lineRule="auto"/>
-              <w:ind w:left="143.067626953125" w:firstLine="0"/>
-              <w:rPr>
-                <w:b w:val="1"/>
-                <w:bCs w:val="1"/>
-                <w:sz w:val="24"/>
-                <w:szCs w:val="24"/>
-              </w:rPr>
-            </w:pPr>
-            <w:r>
-              <w:rPr>
-                <w:b w:val="1"/>
-                <w:bCs w:val="1"/>
-                <w:sz w:val="24"/>
-                <w:szCs w:val="24"/>
-                <w:rtl w:val="0"/>
-              </w:rPr>
-              <w:t xml:space="preserve">Desejável </w:t>
-            </w:r>
-          </w:p>
-        </w:tc>
-        <w:tc>
-          <w:tcPr>
-            <w:shd w:fill="auto" w:val="clear"/>
-            <w:tcMar>
-              <w:top w:w="100.0" w:type="dxa"/>
-              <w:left w:w="100.0" w:type="dxa"/>
-              <w:bottom w:w="100.0" w:type="dxa"/>
-              <w:right w:w="100.0" w:type="dxa"/>
-            </w:tcMar>
-            <w:vAlign w:val="top"/>
-          </w:tcPr>
-          <w:p>
-            <w:pPr>
-              <w:widowControl w:val="0"/>
-              <w:spacing w:line="240" w:lineRule="auto"/>
-              <w:ind w:left="143.306884765625" w:firstLine="0"/>
-              <w:rPr>
-                <w:b w:val="1"/>
-                <w:bCs w:val="1"/>
-                <w:sz w:val="24"/>
-                <w:szCs w:val="24"/>
-              </w:rPr>
-            </w:pPr>
-            <w:r>
-              <w:rPr>
-                <w:b w:val="1"/>
-                <w:bCs w:val="1"/>
-                <w:sz w:val="24"/>
-                <w:szCs w:val="24"/>
-                <w:rtl w:val="0"/>
-              </w:rPr>
-              <w:t xml:space="preserve">Estável</w:t>
+              <w:numPr>
+                <w:ilvl w:val="0"/>
+                <w:numId w:val="5"/>
+              </w:numPr>
+              <w:spacing w:line="240" w:lineRule="auto"/>
+              <w:ind w:left="720" w:hanging="360"/>
+              <w:rPr>
+                <w:sz w:val="24"/>
+                <w:szCs w:val="24"/>
+              </w:rPr>
+            </w:pPr>
+            <w:r>
+              <w:rPr>
+                <w:sz w:val="24"/>
+                <w:szCs w:val="24"/>
+                <w:rtl w:val="0"/>
+              </w:rPr>
+              <w:t xml:space="preserve"> O usuário está logado e acessou a tela de registro e criação de viagem.</w:t>
+            </w:r>
+          </w:p>
+          <w:p>
+            <w:pPr>
+              <w:widowControl w:val="0"/>
+              <w:numPr>
+                <w:ilvl w:val="0"/>
+                <w:numId w:val="5"/>
+              </w:numPr>
+              <w:spacing w:line="240" w:lineRule="auto"/>
+              <w:ind w:left="720" w:hanging="360"/>
+              <w:rPr>
+                <w:sz w:val="24"/>
+                <w:szCs w:val="24"/>
+              </w:rPr>
+            </w:pPr>
+            <w:r>
+              <w:rPr>
+                <w:sz w:val="24"/>
+                <w:szCs w:val="24"/>
+                <w:rtl w:val="0"/>
+              </w:rPr>
+              <w:t xml:space="preserve"> Tem os dados de cadastro e uma viagem selecionada.</w:t>
+            </w:r>
+          </w:p>
+          <w:p>
+            <w:pPr>
+              <w:widowControl w:val="0"/>
+              <w:spacing w:line="240" w:lineRule="auto"/>
+              <w:rPr>
+                <w:sz w:val="24"/>
+                <w:szCs w:val="24"/>
+              </w:rPr>
+            </w:pPr>
+            <w:r>
+              <w:rPr>
+                <w:rtl w:val="0"/>
+              </w:rPr>
             </w:r>
           </w:p>
         </w:tc>
@@ -3263,11 +5373,44 @@
       <w:tr>
         <w:trPr>
           <w:cantSplit w:val="0"/>
-          <w:trHeight w:val="1600" w:hRule="atLeast"/>
           <w:tblHeader w:val="0"/>
         </w:trPr>
         <w:tc>
           <w:tcPr>
+            <w:shd w:fill="999999" w:val="clear"/>
+            <w:tcMar>
+              <w:top w:w="100.0" w:type="dxa"/>
+              <w:left w:w="100.0" w:type="dxa"/>
+              <w:bottom w:w="100.0" w:type="dxa"/>
+              <w:right w:w="100.0" w:type="dxa"/>
+            </w:tcMar>
+            <w:vAlign w:val="top"/>
+          </w:tcPr>
+          <w:p>
+            <w:pPr>
+              <w:widowControl w:val="0"/>
+              <w:spacing w:line="240" w:lineRule="auto"/>
+              <w:rPr>
+                <w:b w:val="1"/>
+                <w:bCs w:val="1"/>
+                <w:sz w:val="24"/>
+                <w:szCs w:val="24"/>
+              </w:rPr>
+            </w:pPr>
+            <w:r>
+              <w:rPr>
+                <w:b w:val="1"/>
+                <w:bCs w:val="1"/>
+                <w:sz w:val="24"/>
+                <w:szCs w:val="24"/>
+                <w:rtl w:val="0"/>
+              </w:rPr>
+              <w:t xml:space="preserve">Pós-condições: </w:t>
+            </w:r>
+          </w:p>
+        </w:tc>
+        <w:tc>
+          <w:tcPr>
             <w:shd w:fill="auto" w:val="clear"/>
             <w:tcMar>
               <w:top w:w="100.0" w:type="dxa"/>
@@ -3280,214 +5423,108 @@
           <w:p>
             <w:pPr>
               <w:widowControl w:val="0"/>
-              <w:spacing w:line="229.88847255706787" w:lineRule="auto"/>
-              <w:ind w:left="124.42733764648438" w:right="52.001953125" w:firstLine="8.8800048828125"/>
-              <w:jc w:val="both"/>
-              <w:rPr>
-                <w:b w:val="1"/>
-                <w:bCs w:val="1"/>
-                <w:sz w:val="24"/>
-                <w:szCs w:val="24"/>
-              </w:rPr>
-            </w:pPr>
-            <w:r>
-              <w:rPr>
-                <w:b w:val="1"/>
-                <w:bCs w:val="1"/>
-                <w:sz w:val="24"/>
-                <w:szCs w:val="24"/>
-                <w:rtl w:val="0"/>
-              </w:rPr>
-              <w:t xml:space="preserve">RFN 02.01 - A persistência de alterações no itinerário e tipo de viagem deve garantir consistência ACID imediata </w:t>
-            </w:r>
-          </w:p>
-          <w:p>
-            <w:pPr>
-              <w:widowControl w:val="0"/>
-              <w:spacing w:before="6.00799560546875" w:line="240" w:lineRule="auto"/>
-              <w:ind w:left="132.82730102539062" w:firstLine="0"/>
-              <w:rPr>
-                <w:b w:val="1"/>
-                <w:bCs w:val="1"/>
-                <w:sz w:val="24"/>
-                <w:szCs w:val="24"/>
-              </w:rPr>
-            </w:pPr>
-            <w:r>
-              <w:rPr>
-                <w:b w:val="1"/>
-                <w:bCs w:val="1"/>
-                <w:sz w:val="24"/>
-                <w:szCs w:val="24"/>
-                <w:rtl w:val="0"/>
-              </w:rPr>
-              <w:t xml:space="preserve">no banco de dados.</w:t>
-            </w:r>
-          </w:p>
-        </w:tc>
-        <w:tc>
-          <w:tcPr>
-            <w:shd w:fill="auto" w:val="clear"/>
-            <w:tcMar>
-              <w:top w:w="100.0" w:type="dxa"/>
-              <w:left w:w="100.0" w:type="dxa"/>
-              <w:bottom w:w="100.0" w:type="dxa"/>
-              <w:right w:w="100.0" w:type="dxa"/>
-            </w:tcMar>
-            <w:vAlign w:val="top"/>
-          </w:tcPr>
-          <w:p>
-            <w:pPr>
-              <w:widowControl w:val="0"/>
-              <w:spacing w:line="229.88847255706787" w:lineRule="auto"/>
-              <w:ind w:left="135.6671142578125" w:right="35.04638671875" w:hanging="4.5599365234375"/>
-              <w:rPr>
-                <w:b w:val="1"/>
-                <w:bCs w:val="1"/>
-                <w:sz w:val="24"/>
-                <w:szCs w:val="24"/>
-              </w:rPr>
-            </w:pPr>
-            <w:r>
-              <w:rPr>
-                <w:b w:val="1"/>
-                <w:bCs w:val="1"/>
-                <w:sz w:val="24"/>
-                <w:szCs w:val="24"/>
-                <w:rtl w:val="0"/>
-              </w:rPr>
-              <w:t xml:space="preserve">O sistema não deve demorar para mostrar as sugestões</w:t>
-            </w:r>
-          </w:p>
-        </w:tc>
-        <w:tc>
-          <w:tcPr>
-            <w:shd w:fill="auto" w:val="clear"/>
-            <w:tcMar>
-              <w:top w:w="100.0" w:type="dxa"/>
-              <w:left w:w="100.0" w:type="dxa"/>
-              <w:bottom w:w="100.0" w:type="dxa"/>
-              <w:right w:w="100.0" w:type="dxa"/>
-            </w:tcMar>
-            <w:vAlign w:val="top"/>
-          </w:tcPr>
-          <w:p>
-            <w:pPr>
-              <w:widowControl w:val="0"/>
-              <w:spacing w:line="240" w:lineRule="auto"/>
-              <w:ind w:right="341.5576171875"/>
-              <w:jc w:val="right"/>
-              <w:rPr>
-                <w:b w:val="1"/>
-                <w:bCs w:val="1"/>
-                <w:sz w:val="24"/>
-                <w:szCs w:val="24"/>
-              </w:rPr>
-            </w:pPr>
-            <w:r>
-              <w:rPr>
-                <w:b w:val="1"/>
-                <w:bCs w:val="1"/>
-                <w:sz w:val="24"/>
-                <w:szCs w:val="24"/>
-                <w:rtl w:val="0"/>
-              </w:rPr>
-              <w:t xml:space="preserve">Gestão do </w:t>
-            </w:r>
-          </w:p>
-          <w:p>
-            <w:pPr>
-              <w:widowControl w:val="0"/>
-              <w:spacing w:line="229.88847255706787" w:lineRule="auto"/>
-              <w:ind w:left="283.2196044921875" w:right="181.3232421875" w:firstLine="0"/>
-              <w:jc w:val="center"/>
-              <w:rPr>
-                <w:b w:val="1"/>
-                <w:bCs w:val="1"/>
-                <w:sz w:val="24"/>
-                <w:szCs w:val="24"/>
-              </w:rPr>
-            </w:pPr>
-            <w:r>
-              <w:rPr>
-                <w:b w:val="1"/>
-                <w:bCs w:val="1"/>
-                <w:sz w:val="24"/>
-                <w:szCs w:val="24"/>
-                <w:rtl w:val="0"/>
-              </w:rPr>
-              <w:t xml:space="preserve">Ciclo de Vida das Viagens </w:t>
-            </w:r>
-          </w:p>
-        </w:tc>
-        <w:tc>
-          <w:tcPr>
-            <w:shd w:fill="auto" w:val="clear"/>
-            <w:tcMar>
-              <w:top w:w="100.0" w:type="dxa"/>
-              <w:left w:w="100.0" w:type="dxa"/>
-              <w:bottom w:w="100.0" w:type="dxa"/>
-              <w:right w:w="100.0" w:type="dxa"/>
-            </w:tcMar>
-            <w:vAlign w:val="top"/>
-          </w:tcPr>
-          <w:p>
-            <w:pPr>
-              <w:widowControl w:val="0"/>
-              <w:spacing w:line="240" w:lineRule="auto"/>
-              <w:ind w:right="663.99169921875"/>
-              <w:jc w:val="right"/>
-              <w:rPr>
-                <w:b w:val="1"/>
-                <w:bCs w:val="1"/>
-                <w:sz w:val="24"/>
-                <w:szCs w:val="24"/>
-              </w:rPr>
-            </w:pPr>
-            <w:r>
-              <w:rPr>
-                <w:b w:val="1"/>
-                <w:bCs w:val="1"/>
-                <w:sz w:val="24"/>
-                <w:szCs w:val="24"/>
-                <w:rtl w:val="0"/>
-              </w:rPr>
-              <w:t xml:space="preserve">Não </w:t>
-            </w:r>
-          </w:p>
-        </w:tc>
-        <w:tc>
-          <w:tcPr>
-            <w:shd w:fill="auto" w:val="clear"/>
-            <w:tcMar>
-              <w:top w:w="100.0" w:type="dxa"/>
-              <w:left w:w="100.0" w:type="dxa"/>
-              <w:bottom w:w="100.0" w:type="dxa"/>
-              <w:right w:w="100.0" w:type="dxa"/>
-            </w:tcMar>
-            <w:vAlign w:val="top"/>
-          </w:tcPr>
-          <w:p>
-            <w:pPr>
-              <w:widowControl w:val="0"/>
-              <w:spacing w:line="240" w:lineRule="auto"/>
-              <w:jc w:val="center"/>
-              <w:rPr>
-                <w:b w:val="1"/>
-                <w:bCs w:val="1"/>
-                <w:sz w:val="24"/>
-                <w:szCs w:val="24"/>
-              </w:rPr>
-            </w:pPr>
-            <w:r>
-              <w:rPr>
-                <w:b w:val="1"/>
-                <w:bCs w:val="1"/>
-                <w:sz w:val="24"/>
-                <w:szCs w:val="24"/>
-                <w:rtl w:val="0"/>
-              </w:rPr>
-              <w:t xml:space="preserve">Sim</w:t>
+              <w:numPr>
+                <w:ilvl w:val="0"/>
+                <w:numId w:val="6"/>
+              </w:numPr>
+              <w:spacing w:line="240" w:lineRule="auto"/>
+              <w:ind w:left="720" w:hanging="360"/>
+              <w:rPr>
+                <w:sz w:val="24"/>
+                <w:szCs w:val="24"/>
+              </w:rPr>
+            </w:pPr>
+            <w:r>
+              <w:rPr>
+                <w:sz w:val="24"/>
+                <w:szCs w:val="24"/>
+                <w:rtl w:val="0"/>
+              </w:rPr>
+              <w:t xml:space="preserve">A conta é criada e ativada com sucesso.</w:t>
+            </w:r>
+          </w:p>
+          <w:p>
+            <w:pPr>
+              <w:widowControl w:val="0"/>
+              <w:numPr>
+                <w:ilvl w:val="0"/>
+                <w:numId w:val="6"/>
+              </w:numPr>
+              <w:spacing w:line="240" w:lineRule="auto"/>
+              <w:ind w:left="720" w:hanging="360"/>
+              <w:rPr>
+                <w:sz w:val="24"/>
+                <w:szCs w:val="24"/>
+              </w:rPr>
+            </w:pPr>
+            <w:r>
+              <w:rPr>
+                <w:sz w:val="24"/>
+                <w:szCs w:val="24"/>
+                <w:rtl w:val="0"/>
+              </w:rPr>
+              <w:t xml:space="preserve"> A viagem é criada, editada ou cancelada com sucesso.</w:t>
+            </w:r>
+          </w:p>
+          <w:p>
+            <w:pPr>
+              <w:widowControl w:val="0"/>
+              <w:numPr>
+                <w:ilvl w:val="0"/>
+                <w:numId w:val="6"/>
+              </w:numPr>
+              <w:spacing w:line="240" w:lineRule="auto"/>
+              <w:ind w:left="720" w:hanging="360"/>
+              <w:rPr>
+                <w:sz w:val="24"/>
+                <w:szCs w:val="24"/>
+              </w:rPr>
+            </w:pPr>
+            <w:r>
+              <w:rPr>
+                <w:sz w:val="24"/>
+                <w:szCs w:val="24"/>
+                <w:rtl w:val="0"/>
+              </w:rPr>
+              <w:t xml:space="preserve"> Os gastos são salvos e o total atualizado.</w:t>
+            </w:r>
+          </w:p>
+          <w:p>
+            <w:pPr>
+              <w:widowControl w:val="0"/>
+              <w:numPr>
+                <w:ilvl w:val="0"/>
+                <w:numId w:val="6"/>
+              </w:numPr>
+              <w:spacing w:line="240" w:lineRule="auto"/>
+              <w:ind w:left="720" w:hanging="360"/>
+              <w:rPr>
+                <w:sz w:val="24"/>
+                <w:szCs w:val="24"/>
+              </w:rPr>
+            </w:pPr>
+            <w:r>
+              <w:rPr>
+                <w:sz w:val="24"/>
+                <w:szCs w:val="24"/>
+                <w:rtl w:val="0"/>
+              </w:rPr>
+              <w:t xml:space="preserve"> O tipo de viagem é salvo e usado para bagagem e sugestões.</w:t>
+            </w:r>
+          </w:p>
+          <w:p>
+            <w:pPr>
+              <w:widowControl w:val="0"/>
+              <w:spacing w:line="240" w:lineRule="auto"/>
+              <w:rPr>
+                <w:sz w:val="24"/>
+                <w:szCs w:val="24"/>
+              </w:rPr>
+            </w:pPr>
+            <w:r>
+              <w:rPr>
+                <w:rtl w:val="0"/>
+              </w:rPr>
             </w:r>
           </w:p>
         </w:tc>
@@ -3495,11 +5532,44 @@
       <w:tr>
         <w:trPr>
           <w:cantSplit w:val="0"/>
-          <w:trHeight w:val="1600" w:hRule="atLeast"/>
           <w:tblHeader w:val="0"/>
         </w:trPr>
         <w:tc>
           <w:tcPr>
+            <w:shd w:fill="999999" w:val="clear"/>
+            <w:tcMar>
+              <w:top w:w="100.0" w:type="dxa"/>
+              <w:left w:w="100.0" w:type="dxa"/>
+              <w:bottom w:w="100.0" w:type="dxa"/>
+              <w:right w:w="100.0" w:type="dxa"/>
+            </w:tcMar>
+            <w:vAlign w:val="top"/>
+          </w:tcPr>
+          <w:p>
+            <w:pPr>
+              <w:widowControl w:val="0"/>
+              <w:spacing w:line="240" w:lineRule="auto"/>
+              <w:rPr>
+                <w:b w:val="1"/>
+                <w:bCs w:val="1"/>
+                <w:sz w:val="24"/>
+                <w:szCs w:val="24"/>
+              </w:rPr>
+            </w:pPr>
+            <w:r>
+              <w:rPr>
+                <w:b w:val="1"/>
+                <w:bCs w:val="1"/>
+                <w:sz w:val="24"/>
+                <w:szCs w:val="24"/>
+                <w:rtl w:val="0"/>
+              </w:rPr>
+              <w:t xml:space="preserve">Fluxo Principal: </w:t>
+            </w:r>
+          </w:p>
+        </w:tc>
+        <w:tc>
+          <w:tcPr>
             <w:shd w:fill="auto" w:val="clear"/>
             <w:tcMar>
               <w:top w:w="100.0" w:type="dxa"/>
@@ -3512,152 +5582,147 @@
           <w:p>
             <w:pPr>
               <w:widowControl w:val="0"/>
-              <w:spacing w:line="229.88847255706787" w:lineRule="auto"/>
-              <w:ind w:left="123.4674072265625" w:right="48.11767578125" w:firstLine="9.839935302734375"/>
-              <w:jc w:val="both"/>
-              <w:rPr>
-                <w:b w:val="1"/>
-                <w:bCs w:val="1"/>
-                <w:sz w:val="24"/>
-                <w:szCs w:val="24"/>
-              </w:rPr>
-            </w:pPr>
-            <w:r>
-              <w:rPr>
-                <w:b w:val="1"/>
-                <w:bCs w:val="1"/>
-                <w:sz w:val="24"/>
-                <w:szCs w:val="24"/>
-                <w:rtl w:val="0"/>
-              </w:rPr>
-              <w:t xml:space="preserve">RFN 02.02 -O sistema não deve perder as configurações e locais salvos como favoritos ao alterar ou editar os </w:t>
-            </w:r>
-          </w:p>
-          <w:p>
-            <w:pPr>
-              <w:widowControl w:val="0"/>
-              <w:spacing w:before="6.00799560546875" w:line="240" w:lineRule="auto"/>
-              <w:ind w:left="132.10739135742188" w:firstLine="0"/>
-              <w:rPr>
-                <w:b w:val="1"/>
-                <w:bCs w:val="1"/>
-                <w:sz w:val="24"/>
-                <w:szCs w:val="24"/>
-              </w:rPr>
-            </w:pPr>
-            <w:r>
-              <w:rPr>
-                <w:b w:val="1"/>
-                <w:bCs w:val="1"/>
-                <w:sz w:val="24"/>
-                <w:szCs w:val="24"/>
-                <w:rtl w:val="0"/>
-              </w:rPr>
-              <w:t xml:space="preserve">parâmetros da viagem.</w:t>
-            </w:r>
-          </w:p>
-        </w:tc>
-        <w:tc>
-          <w:tcPr>
-            <w:shd w:fill="auto" w:val="clear"/>
-            <w:tcMar>
-              <w:top w:w="100.0" w:type="dxa"/>
-              <w:left w:w="100.0" w:type="dxa"/>
-              <w:bottom w:w="100.0" w:type="dxa"/>
-              <w:right w:w="100.0" w:type="dxa"/>
-            </w:tcMar>
-            <w:vAlign w:val="top"/>
-          </w:tcPr>
-          <w:p>
-            <w:pPr>
-              <w:widowControl w:val="0"/>
-              <w:rPr>
-                <w:b w:val="1"/>
-                <w:bCs w:val="1"/>
-                <w:sz w:val="24"/>
-                <w:szCs w:val="24"/>
-              </w:rPr>
-            </w:pPr>
-            <w:r>
-              <w:rPr>
-                <w:rtl w:val="0"/>
-              </w:rPr>
-            </w:r>
-          </w:p>
-        </w:tc>
-        <w:tc>
-          <w:tcPr>
-            <w:shd w:fill="auto" w:val="clear"/>
-            <w:tcMar>
-              <w:top w:w="100.0" w:type="dxa"/>
-              <w:left w:w="100.0" w:type="dxa"/>
-              <w:bottom w:w="100.0" w:type="dxa"/>
-              <w:right w:w="100.0" w:type="dxa"/>
-            </w:tcMar>
-            <w:vAlign w:val="top"/>
-          </w:tcPr>
-          <w:p>
-            <w:pPr>
-              <w:widowControl w:val="0"/>
-              <w:rPr>
-                <w:b w:val="1"/>
-                <w:bCs w:val="1"/>
-                <w:sz w:val="24"/>
-                <w:szCs w:val="24"/>
-              </w:rPr>
-            </w:pPr>
-            <w:r>
-              <w:rPr>
-                <w:rtl w:val="0"/>
-              </w:rPr>
-            </w:r>
-          </w:p>
-        </w:tc>
-        <w:tc>
-          <w:tcPr>
-            <w:shd w:fill="auto" w:val="clear"/>
-            <w:tcMar>
-              <w:top w:w="100.0" w:type="dxa"/>
-              <w:left w:w="100.0" w:type="dxa"/>
-              <w:bottom w:w="100.0" w:type="dxa"/>
-              <w:right w:w="100.0" w:type="dxa"/>
-            </w:tcMar>
-            <w:vAlign w:val="top"/>
-          </w:tcPr>
-          <w:p>
-            <w:pPr>
-              <w:widowControl w:val="0"/>
-              <w:rPr>
-                <w:b w:val="1"/>
-                <w:bCs w:val="1"/>
-                <w:sz w:val="24"/>
-                <w:szCs w:val="24"/>
-              </w:rPr>
-            </w:pPr>
-            <w:r>
-              <w:rPr>
-                <w:rtl w:val="0"/>
-              </w:rPr>
-            </w:r>
-          </w:p>
-        </w:tc>
-        <w:tc>
-          <w:tcPr>
-            <w:shd w:fill="auto" w:val="clear"/>
-            <w:tcMar>
-              <w:top w:w="100.0" w:type="dxa"/>
-              <w:left w:w="100.0" w:type="dxa"/>
-              <w:bottom w:w="100.0" w:type="dxa"/>
-              <w:right w:w="100.0" w:type="dxa"/>
-            </w:tcMar>
-            <w:vAlign w:val="top"/>
-          </w:tcPr>
-          <w:p>
-            <w:pPr>
-              <w:widowControl w:val="0"/>
-              <w:rPr>
-                <w:b w:val="1"/>
-                <w:bCs w:val="1"/>
+              <w:numPr>
+                <w:ilvl w:val="0"/>
+                <w:numId w:val="2"/>
+              </w:numPr>
+              <w:spacing w:line="240" w:lineRule="auto"/>
+              <w:ind w:left="720" w:hanging="360"/>
+              <w:rPr>
+                <w:sz w:val="24"/>
+                <w:szCs w:val="24"/>
+              </w:rPr>
+            </w:pPr>
+            <w:r>
+              <w:rPr>
+                <w:sz w:val="24"/>
+                <w:szCs w:val="24"/>
+                <w:rtl w:val="0"/>
+              </w:rPr>
+              <w:t xml:space="preserve"> 1. O usuário preenche um cadastro (nome, e-mail, senha forte) é válida idade 18+.</w:t>
+            </w:r>
+          </w:p>
+          <w:p>
+            <w:pPr>
+              <w:widowControl w:val="0"/>
+              <w:numPr>
+                <w:ilvl w:val="0"/>
+                <w:numId w:val="2"/>
+              </w:numPr>
+              <w:spacing w:line="240" w:lineRule="auto"/>
+              <w:ind w:left="720" w:hanging="360"/>
+              <w:rPr>
+                <w:sz w:val="24"/>
+                <w:szCs w:val="24"/>
+              </w:rPr>
+            </w:pPr>
+            <w:r>
+              <w:rPr>
+                <w:sz w:val="24"/>
+                <w:szCs w:val="24"/>
+                <w:rtl w:val="0"/>
+              </w:rPr>
+              <w:t xml:space="preserve">2. Clica em "Salvar" e realiza login.</w:t>
+            </w:r>
+          </w:p>
+          <w:p>
+            <w:pPr>
+              <w:widowControl w:val="0"/>
+              <w:numPr>
+                <w:ilvl w:val="0"/>
+                <w:numId w:val="2"/>
+              </w:numPr>
+              <w:spacing w:line="240" w:lineRule="auto"/>
+              <w:ind w:left="720" w:hanging="360"/>
+              <w:rPr>
+                <w:sz w:val="24"/>
+                <w:szCs w:val="24"/>
+              </w:rPr>
+            </w:pPr>
+            <w:r>
+              <w:rPr>
+                <w:sz w:val="24"/>
+                <w:szCs w:val="24"/>
+                <w:rtl w:val="0"/>
+              </w:rPr>
+              <w:t xml:space="preserve">3. Acesse a tela de "Minhas Viagens" e clique em "+" para criar uma nova viagem.</w:t>
+            </w:r>
+          </w:p>
+          <w:p>
+            <w:pPr>
+              <w:widowControl w:val="0"/>
+              <w:numPr>
+                <w:ilvl w:val="0"/>
+                <w:numId w:val="2"/>
+              </w:numPr>
+              <w:spacing w:line="240" w:lineRule="auto"/>
+              <w:ind w:left="720" w:hanging="360"/>
+              <w:rPr>
+                <w:sz w:val="24"/>
+                <w:szCs w:val="24"/>
+              </w:rPr>
+            </w:pPr>
+            <w:r>
+              <w:rPr>
+                <w:sz w:val="24"/>
+                <w:szCs w:val="24"/>
+                <w:rtl w:val="0"/>
+              </w:rPr>
+              <w:t xml:space="preserve">4. Preenche destino, datas e orçamento, salva.</w:t>
+            </w:r>
+          </w:p>
+          <w:p>
+            <w:pPr>
+              <w:widowControl w:val="0"/>
+              <w:numPr>
+                <w:ilvl w:val="0"/>
+                <w:numId w:val="2"/>
+              </w:numPr>
+              <w:spacing w:line="240" w:lineRule="auto"/>
+              <w:ind w:left="720" w:hanging="360"/>
+              <w:rPr>
+                <w:sz w:val="24"/>
+                <w:szCs w:val="24"/>
+              </w:rPr>
+            </w:pPr>
+            <w:r>
+              <w:rPr>
+                <w:sz w:val="24"/>
+                <w:szCs w:val="24"/>
+                <w:rtl w:val="0"/>
+              </w:rPr>
+              <w:t xml:space="preserve">5. Acessar aba "Gastos", adiciona gasto por categoria, salva e total atualiza.</w:t>
+            </w:r>
+          </w:p>
+          <w:p>
+            <w:pPr>
+              <w:widowControl w:val="0"/>
+              <w:numPr>
+                <w:ilvl w:val="0"/>
+                <w:numId w:val="2"/>
+              </w:numPr>
+              <w:spacing w:line="240" w:lineRule="auto"/>
+              <w:ind w:left="720" w:hanging="360"/>
+              <w:rPr>
+                <w:sz w:val="24"/>
+                <w:szCs w:val="24"/>
+              </w:rPr>
+            </w:pPr>
+            <w:r>
+              <w:rPr>
+                <w:sz w:val="24"/>
+                <w:szCs w:val="24"/>
+                <w:rtl w:val="0"/>
+              </w:rPr>
+              <w:t xml:space="preserve">6. Acessa "Configurações da viagem", escolhe "Lazer" ou "Negócios" e salva.</w:t>
+            </w:r>
+          </w:p>
+          <w:p>
+            <w:pPr>
+              <w:widowControl w:val="0"/>
+              <w:spacing w:line="240" w:lineRule="auto"/>
+              <w:ind w:left="720" w:firstLine="0"/>
+              <w:rPr>
                 <w:sz w:val="24"/>
                 <w:szCs w:val="24"/>
               </w:rPr>
@@ -3673,11 +5738,44 @@
       <w:tr>
         <w:trPr>
           <w:cantSplit w:val="0"/>
-          <w:trHeight w:val="500" w:hRule="atLeast"/>
           <w:tblHeader w:val="0"/>
         </w:trPr>
         <w:tc>
           <w:tcPr>
+            <w:shd w:fill="999999" w:val="clear"/>
+            <w:tcMar>
+              <w:top w:w="100.0" w:type="dxa"/>
+              <w:left w:w="100.0" w:type="dxa"/>
+              <w:bottom w:w="100.0" w:type="dxa"/>
+              <w:right w:w="100.0" w:type="dxa"/>
+            </w:tcMar>
+            <w:vAlign w:val="top"/>
+          </w:tcPr>
+          <w:p>
+            <w:pPr>
+              <w:widowControl w:val="0"/>
+              <w:spacing w:line="240" w:lineRule="auto"/>
+              <w:rPr>
+                <w:b w:val="1"/>
+                <w:bCs w:val="1"/>
+                <w:sz w:val="24"/>
+                <w:szCs w:val="24"/>
+              </w:rPr>
+            </w:pPr>
+            <w:r>
+              <w:rPr>
+                <w:b w:val="1"/>
+                <w:bCs w:val="1"/>
+                <w:sz w:val="24"/>
+                <w:szCs w:val="24"/>
+                <w:rtl w:val="0"/>
+              </w:rPr>
+              <w:t xml:space="preserve">Fluxos Alternativos: </w:t>
+            </w:r>
+          </w:p>
+        </w:tc>
+        <w:tc>
+          <w:tcPr>
             <w:shd w:fill="auto" w:val="clear"/>
             <w:tcMar>
               <w:top w:w="100.0" w:type="dxa"/>
@@ -3690,24 +5788,172 @@
           <w:p>
             <w:pPr>
               <w:widowControl w:val="0"/>
-              <w:spacing w:line="240" w:lineRule="auto"/>
-              <w:ind w:left="133.30734252929688" w:firstLine="0"/>
-              <w:rPr>
-                <w:b w:val="1"/>
-                <w:bCs w:val="1"/>
-                <w:sz w:val="24"/>
-                <w:szCs w:val="24"/>
-              </w:rPr>
-            </w:pPr>
-            <w:r>
-              <w:rPr>
-                <w:b w:val="1"/>
-                <w:bCs w:val="1"/>
-                <w:sz w:val="24"/>
-                <w:szCs w:val="24"/>
-                <w:rtl w:val="0"/>
-              </w:rPr>
-              <w:t xml:space="preserve">RFN 02.03 -</w:t>
+              <w:numPr>
+                <w:ilvl w:val="0"/>
+                <w:numId w:val="3"/>
+              </w:numPr>
+              <w:spacing w:line="240" w:lineRule="auto"/>
+              <w:ind w:left="720" w:hanging="360"/>
+              <w:rPr>
+                <w:sz w:val="24"/>
+                <w:szCs w:val="24"/>
+              </w:rPr>
+            </w:pPr>
+            <w:r>
+              <w:rPr>
+                <w:sz w:val="24"/>
+                <w:szCs w:val="24"/>
+                <w:rtl w:val="0"/>
+              </w:rPr>
+              <w:t xml:space="preserve">FA01 - Dados inválidos: exibe erros em tempo real e não salva.</w:t>
+            </w:r>
+          </w:p>
+          <w:p>
+            <w:pPr>
+              <w:widowControl w:val="0"/>
+              <w:spacing w:line="240" w:lineRule="auto"/>
+              <w:ind w:left="720" w:firstLine="0"/>
+              <w:rPr>
+                <w:sz w:val="24"/>
+                <w:szCs w:val="24"/>
+              </w:rPr>
+            </w:pPr>
+            <w:r>
+              <w:rPr>
+                <w:rtl w:val="0"/>
+              </w:rPr>
+            </w:r>
+          </w:p>
+          <w:p>
+            <w:pPr>
+              <w:widowControl w:val="0"/>
+              <w:numPr>
+                <w:ilvl w:val="0"/>
+                <w:numId w:val="3"/>
+              </w:numPr>
+              <w:spacing w:line="240" w:lineRule="auto"/>
+              <w:ind w:left="720" w:hanging="360"/>
+              <w:rPr>
+                <w:sz w:val="24"/>
+                <w:szCs w:val="24"/>
+              </w:rPr>
+            </w:pPr>
+            <w:r>
+              <w:rPr>
+                <w:sz w:val="24"/>
+                <w:szCs w:val="24"/>
+                <w:rtl w:val="0"/>
+              </w:rPr>
+              <w:t xml:space="preserve"> FA02 - Usuário clica em "Cancelar": exibe confirmação.</w:t>
+            </w:r>
+          </w:p>
+          <w:p>
+            <w:pPr>
+              <w:widowControl w:val="0"/>
+              <w:spacing w:line="240" w:lineRule="auto"/>
+              <w:rPr>
+                <w:sz w:val="24"/>
+                <w:szCs w:val="24"/>
+              </w:rPr>
+            </w:pPr>
+            <w:r>
+              <w:rPr>
+                <w:rtl w:val="0"/>
+              </w:rPr>
+            </w:r>
+          </w:p>
+          <w:p>
+            <w:pPr>
+              <w:widowControl w:val="0"/>
+              <w:numPr>
+                <w:ilvl w:val="0"/>
+                <w:numId w:val="3"/>
+              </w:numPr>
+              <w:spacing w:line="240" w:lineRule="auto"/>
+              <w:ind w:left="720" w:hanging="360"/>
+              <w:rPr>
+                <w:sz w:val="24"/>
+                <w:szCs w:val="24"/>
+              </w:rPr>
+            </w:pPr>
+            <w:r>
+              <w:rPr>
+                <w:sz w:val="24"/>
+                <w:szCs w:val="24"/>
+                <w:rtl w:val="0"/>
+              </w:rPr>
+              <w:t xml:space="preserve"> FA03 - Senha fraca ou inválida: validação em tempo real e nova senha.</w:t>
+            </w:r>
+          </w:p>
+          <w:p>
+            <w:pPr>
+              <w:widowControl w:val="0"/>
+              <w:spacing w:line="240" w:lineRule="auto"/>
+              <w:ind w:left="720" w:firstLine="0"/>
+              <w:rPr>
+                <w:sz w:val="24"/>
+                <w:szCs w:val="24"/>
+              </w:rPr>
+            </w:pPr>
+            <w:r>
+              <w:rPr>
+                <w:rtl w:val="0"/>
+              </w:rPr>
+            </w:r>
+          </w:p>
+          <w:p>
+            <w:pPr>
+              <w:widowControl w:val="0"/>
+              <w:spacing w:line="240" w:lineRule="auto"/>
+              <w:rPr>
+                <w:sz w:val="24"/>
+                <w:szCs w:val="24"/>
+              </w:rPr>
+            </w:pPr>
+            <w:r>
+              <w:rPr>
+                <w:rtl w:val="0"/>
+              </w:rPr>
+            </w:r>
+          </w:p>
+        </w:tc>
+      </w:tr>
+      <w:tr>
+        <w:trPr>
+          <w:cantSplit w:val="0"/>
+          <w:tblHeader w:val="0"/>
+        </w:trPr>
+        <w:tc>
+          <w:tcPr>
+            <w:shd w:fill="999999" w:val="clear"/>
+            <w:tcMar>
+              <w:top w:w="100.0" w:type="dxa"/>
+              <w:left w:w="100.0" w:type="dxa"/>
+              <w:bottom w:w="100.0" w:type="dxa"/>
+              <w:right w:w="100.0" w:type="dxa"/>
+            </w:tcMar>
+            <w:vAlign w:val="top"/>
+          </w:tcPr>
+          <w:p>
+            <w:pPr>
+              <w:widowControl w:val="0"/>
+              <w:spacing w:line="240" w:lineRule="auto"/>
+              <w:rPr>
+                <w:b w:val="1"/>
+                <w:bCs w:val="1"/>
+                <w:sz w:val="24"/>
+                <w:szCs w:val="24"/>
+              </w:rPr>
+            </w:pPr>
+            <w:r>
+              <w:rPr>
+                <w:b w:val="1"/>
+                <w:bCs w:val="1"/>
+                <w:sz w:val="24"/>
+                <w:szCs w:val="24"/>
+                <w:rtl w:val="0"/>
+              </w:rPr>
+              <w:t xml:space="preserve">Fluxos de Exceção: </w:t>
             </w:r>
           </w:p>
         </w:tc>
@@ -3725,17 +5971,197 @@
           <w:p>
             <w:pPr>
               <w:widowControl w:val="0"/>
-              <w:rPr>
-                <w:b w:val="1"/>
-                <w:bCs w:val="1"/>
-                <w:sz w:val="24"/>
-                <w:szCs w:val="24"/>
-              </w:rPr>
-            </w:pPr>
-            <w:r>
-              <w:rPr>
-                <w:rtl w:val="0"/>
-              </w:rPr>
+              <w:numPr>
+                <w:ilvl w:val="0"/>
+                <w:numId w:val="4"/>
+              </w:numPr>
+              <w:spacing w:line="240" w:lineRule="auto"/>
+              <w:ind w:left="720" w:hanging="360"/>
+              <w:rPr>
+                <w:sz w:val="24"/>
+                <w:szCs w:val="24"/>
+              </w:rPr>
+            </w:pPr>
+            <w:r>
+              <w:rPr>
+                <w:sz w:val="24"/>
+                <w:szCs w:val="24"/>
+                <w:rtl w:val="0"/>
+              </w:rPr>
+              <w:t xml:space="preserve">FE01 - Falha na conexão com o banco de dados: exibe "Erro de conexão". Tente novamente mais tarde." e redireciona para a tela de login.</w:t>
+            </w:r>
+          </w:p>
+          <w:p>
+            <w:pPr>
+              <w:widowControl w:val="0"/>
+              <w:spacing w:line="240" w:lineRule="auto"/>
+              <w:ind w:left="720" w:firstLine="0"/>
+              <w:rPr>
+                <w:sz w:val="24"/>
+                <w:szCs w:val="24"/>
+              </w:rPr>
+            </w:pPr>
+            <w:r>
+              <w:rPr>
+                <w:rtl w:val="0"/>
+              </w:rPr>
+            </w:r>
+          </w:p>
+          <w:p>
+            <w:pPr>
+              <w:widowControl w:val="0"/>
+              <w:numPr>
+                <w:ilvl w:val="0"/>
+                <w:numId w:val="4"/>
+              </w:numPr>
+              <w:spacing w:line="240" w:lineRule="auto"/>
+              <w:ind w:left="720" w:hanging="360"/>
+              <w:rPr>
+                <w:sz w:val="24"/>
+                <w:szCs w:val="24"/>
+              </w:rPr>
+            </w:pPr>
+            <w:r>
+              <w:rPr>
+                <w:sz w:val="24"/>
+                <w:szCs w:val="24"/>
+                <w:rtl w:val="0"/>
+              </w:rPr>
+              <w:t xml:space="preserve">-FE02 - Sistema bloqueado por idade: exibe "Acesso bloqueado". Você deve ter 18 anos ou mais para criar viagens independentes." e redireciona para a tela de login.</w:t>
+            </w:r>
+          </w:p>
+          <w:p>
+            <w:pPr>
+              <w:widowControl w:val="0"/>
+              <w:spacing w:line="240" w:lineRule="auto"/>
+              <w:ind w:left="720" w:firstLine="0"/>
+              <w:rPr>
+                <w:sz w:val="24"/>
+                <w:szCs w:val="24"/>
+              </w:rPr>
+            </w:pPr>
+            <w:r>
+              <w:rPr>
+                <w:rtl w:val="0"/>
+              </w:rPr>
+            </w:r>
+          </w:p>
+          <w:p>
+            <w:pPr>
+              <w:widowControl w:val="0"/>
+              <w:numPr>
+                <w:ilvl w:val="0"/>
+                <w:numId w:val="4"/>
+              </w:numPr>
+              <w:spacing w:line="240" w:lineRule="auto"/>
+              <w:ind w:left="720" w:hanging="360"/>
+              <w:rPr>
+                <w:sz w:val="24"/>
+                <w:szCs w:val="24"/>
+              </w:rPr>
+            </w:pPr>
+            <w:r>
+              <w:rPr>
+                <w:sz w:val="24"/>
+                <w:szCs w:val="24"/>
+                <w:rtl w:val="0"/>
+              </w:rPr>
+              <w:t xml:space="preserve">-FE03 - Falha no cálculo de total: exibe "Erro ao calcular o total". Verifique os valores." e redirecione para a aba "Gastos".</w:t>
+            </w:r>
+          </w:p>
+          <w:p>
+            <w:pPr>
+              <w:widowControl w:val="0"/>
+              <w:spacing w:line="240" w:lineRule="auto"/>
+              <w:ind w:left="720" w:firstLine="0"/>
+              <w:rPr>
+                <w:sz w:val="24"/>
+                <w:szCs w:val="24"/>
+              </w:rPr>
+            </w:pPr>
+            <w:r>
+              <w:rPr>
+                <w:rtl w:val="0"/>
+              </w:rPr>
+            </w:r>
+          </w:p>
+          <w:p>
+            <w:pPr>
+              <w:widowControl w:val="0"/>
+              <w:numPr>
+                <w:ilvl w:val="0"/>
+                <w:numId w:val="4"/>
+              </w:numPr>
+              <w:spacing w:line="240" w:lineRule="auto"/>
+              <w:ind w:left="720" w:hanging="360"/>
+              <w:rPr>
+                <w:sz w:val="24"/>
+                <w:szCs w:val="24"/>
+              </w:rPr>
+            </w:pPr>
+            <w:r>
+              <w:rPr>
+                <w:sz w:val="24"/>
+                <w:szCs w:val="24"/>
+                <w:rtl w:val="0"/>
+              </w:rPr>
+              <w:t xml:space="preserve"> FE04 - Falha ao salvar tipo de viagem: exibe "Erro ao salvar a configuração". Tente novamente." e mantém a tela.</w:t>
+            </w:r>
+          </w:p>
+          <w:p>
+            <w:pPr>
+              <w:widowControl w:val="0"/>
+              <w:spacing w:line="240" w:lineRule="auto"/>
+              <w:ind w:left="720" w:firstLine="0"/>
+              <w:rPr>
+                <w:sz w:val="24"/>
+                <w:szCs w:val="24"/>
+              </w:rPr>
+            </w:pPr>
+            <w:r>
+              <w:rPr>
+                <w:rtl w:val="0"/>
+              </w:rPr>
+            </w:r>
+          </w:p>
+        </w:tc>
+      </w:tr>
+      <w:tr>
+        <w:trPr>
+          <w:cantSplit w:val="0"/>
+          <w:tblHeader w:val="0"/>
+        </w:trPr>
+        <w:tc>
+          <w:tcPr>
+            <w:shd w:fill="999999" w:val="clear"/>
+            <w:tcMar>
+              <w:top w:w="100.0" w:type="dxa"/>
+              <w:left w:w="100.0" w:type="dxa"/>
+              <w:bottom w:w="100.0" w:type="dxa"/>
+              <w:right w:w="100.0" w:type="dxa"/>
+            </w:tcMar>
+            <w:vAlign w:val="top"/>
+          </w:tcPr>
+          <w:p>
+            <w:pPr>
+              <w:widowControl w:val="0"/>
+              <w:spacing w:line="240" w:lineRule="auto"/>
+              <w:rPr>
+                <w:b w:val="1"/>
+                <w:bCs w:val="1"/>
+                <w:sz w:val="24"/>
+                <w:szCs w:val="24"/>
+              </w:rPr>
+            </w:pPr>
+            <w:r>
+              <w:rPr>
+                <w:b w:val="1"/>
+                <w:bCs w:val="1"/>
+                <w:sz w:val="24"/>
+                <w:szCs w:val="24"/>
+                <w:rtl w:val="0"/>
+              </w:rPr>
+              <w:t xml:space="preserve">Relações de Regras de Negócio: </w:t>
             </w:r>
           </w:p>
         </w:tc>
@@ -3753,73 +6179,312 @@
           <w:p>
             <w:pPr>
               <w:widowControl w:val="0"/>
-              <w:rPr>
-                <w:b w:val="1"/>
-                <w:bCs w:val="1"/>
-                <w:sz w:val="24"/>
-                <w:szCs w:val="24"/>
-              </w:rPr>
-            </w:pPr>
-            <w:r>
-              <w:rPr>
-                <w:rtl w:val="0"/>
-              </w:rPr>
-            </w:r>
-          </w:p>
-        </w:tc>
-        <w:tc>
-          <w:tcPr>
-            <w:shd w:fill="auto" w:val="clear"/>
-            <w:tcMar>
-              <w:top w:w="100.0" w:type="dxa"/>
-              <w:left w:w="100.0" w:type="dxa"/>
-              <w:bottom w:w="100.0" w:type="dxa"/>
-              <w:right w:w="100.0" w:type="dxa"/>
-            </w:tcMar>
-            <w:vAlign w:val="top"/>
-          </w:tcPr>
-          <w:p>
-            <w:pPr>
-              <w:widowControl w:val="0"/>
-              <w:rPr>
-                <w:b w:val="1"/>
-                <w:bCs w:val="1"/>
-                <w:sz w:val="24"/>
-                <w:szCs w:val="24"/>
-              </w:rPr>
-            </w:pPr>
-            <w:r>
-              <w:rPr>
-                <w:rtl w:val="0"/>
-              </w:rPr>
-            </w:r>
-          </w:p>
-        </w:tc>
-        <w:tc>
-          <w:tcPr>
-            <w:shd w:fill="auto" w:val="clear"/>
-            <w:tcMar>
-              <w:top w:w="100.0" w:type="dxa"/>
-              <w:left w:w="100.0" w:type="dxa"/>
-              <w:bottom w:w="100.0" w:type="dxa"/>
-              <w:right w:w="100.0" w:type="dxa"/>
-            </w:tcMar>
-            <w:vAlign w:val="top"/>
-          </w:tcPr>
-          <w:p>
-            <w:pPr>
-              <w:widowControl w:val="0"/>
-              <w:rPr>
-                <w:b w:val="1"/>
-                <w:bCs w:val="1"/>
-                <w:sz w:val="24"/>
-                <w:szCs w:val="24"/>
-              </w:rPr>
-            </w:pPr>
-            <w:r>
-              <w:rPr>
-                <w:rtl w:val="0"/>
-              </w:rPr>
+              <w:numPr>
+                <w:ilvl w:val="0"/>
+                <w:numId w:val="1"/>
+              </w:numPr>
+              <w:spacing w:line="240" w:lineRule="auto"/>
+              <w:ind w:left="720" w:hanging="360"/>
+              <w:rPr>
+                <w:b w:val="1"/>
+                <w:bCs w:val="1"/>
+                <w:sz w:val="24"/>
+                <w:szCs w:val="24"/>
+              </w:rPr>
+            </w:pPr>
+            <w:r>
+              <w:rPr>
+                <w:b w:val="1"/>
+                <w:bCs w:val="1"/>
+                <w:sz w:val="24"/>
+                <w:szCs w:val="24"/>
+                <w:rtl w:val="0"/>
+              </w:rPr>
+              <w:t xml:space="preserve">- RN01 - Cadastro só para maiores de 18 anos.</w:t>
+            </w:r>
+          </w:p>
+          <w:p>
+            <w:pPr>
+              <w:widowControl w:val="0"/>
+              <w:numPr>
+                <w:ilvl w:val="0"/>
+                <w:numId w:val="1"/>
+              </w:numPr>
+              <w:spacing w:line="240" w:lineRule="auto"/>
+              <w:ind w:left="720" w:hanging="360"/>
+              <w:rPr>
+                <w:b w:val="1"/>
+                <w:bCs w:val="1"/>
+                <w:sz w:val="24"/>
+                <w:szCs w:val="24"/>
+              </w:rPr>
+            </w:pPr>
+            <w:r>
+              <w:rPr>
+                <w:rtl w:val="0"/>
+              </w:rPr>
+            </w:r>
+          </w:p>
+          <w:p>
+            <w:pPr>
+              <w:widowControl w:val="0"/>
+              <w:numPr>
+                <w:ilvl w:val="0"/>
+                <w:numId w:val="1"/>
+              </w:numPr>
+              <w:spacing w:line="240" w:lineRule="auto"/>
+              <w:ind w:left="720" w:hanging="360"/>
+              <w:rPr>
+                <w:b w:val="1"/>
+                <w:bCs w:val="1"/>
+                <w:sz w:val="24"/>
+                <w:szCs w:val="24"/>
+              </w:rPr>
+            </w:pPr>
+            <w:r>
+              <w:rPr>
+                <w:b w:val="1"/>
+                <w:bCs w:val="1"/>
+                <w:sz w:val="24"/>
+                <w:szCs w:val="24"/>
+                <w:rtl w:val="0"/>
+              </w:rPr>
+              <w:t xml:space="preserve">- </w:t>
+            </w:r>
+            <w:r>
+              <w:rPr>
+                <w:b w:val="1"/>
+                <w:bCs w:val="1"/>
+                <w:sz w:val="24"/>
+                <w:szCs w:val="24"/>
+                <w:rtl w:val="0"/>
+              </w:rPr>
+              <w:t xml:space="preserve">RN02</w:t>
+            </w:r>
+            <w:r>
+              <w:rPr>
+                <w:b w:val="1"/>
+                <w:bCs w:val="1"/>
+                <w:sz w:val="24"/>
+                <w:szCs w:val="24"/>
+                <w:rtl w:val="0"/>
+              </w:rPr>
+              <w:t xml:space="preserve"> - Senhas devem ter no mínimo 8 caracteres, 1 número e 1 caractere especial.</w:t>
+            </w:r>
+          </w:p>
+          <w:p>
+            <w:pPr>
+              <w:widowControl w:val="0"/>
+              <w:numPr>
+                <w:ilvl w:val="0"/>
+                <w:numId w:val="1"/>
+              </w:numPr>
+              <w:spacing w:line="240" w:lineRule="auto"/>
+              <w:ind w:left="720" w:hanging="360"/>
+              <w:rPr>
+                <w:b w:val="1"/>
+                <w:bCs w:val="1"/>
+                <w:sz w:val="24"/>
+                <w:szCs w:val="24"/>
+              </w:rPr>
+            </w:pPr>
+            <w:r>
+              <w:rPr>
+                <w:b w:val="1"/>
+                <w:bCs w:val="1"/>
+                <w:sz w:val="24"/>
+                <w:szCs w:val="24"/>
+                <w:rtl w:val="0"/>
+              </w:rPr>
+              <w:t xml:space="preserve">- </w:t>
+            </w:r>
+            <w:r>
+              <w:rPr>
+                <w:b w:val="1"/>
+                <w:bCs w:val="1"/>
+                <w:sz w:val="24"/>
+                <w:szCs w:val="24"/>
+                <w:rtl w:val="0"/>
+              </w:rPr>
+              <w:t xml:space="preserve">RN03</w:t>
+            </w:r>
+            <w:r>
+              <w:rPr>
+                <w:b w:val="1"/>
+                <w:bCs w:val="1"/>
+                <w:sz w:val="24"/>
+                <w:szCs w:val="24"/>
+                <w:rtl w:val="0"/>
+              </w:rPr>
+              <w:t xml:space="preserve"> - Uma viagem deve ter data de início e fim.</w:t>
+            </w:r>
+          </w:p>
+          <w:p>
+            <w:pPr>
+              <w:widowControl w:val="0"/>
+              <w:numPr>
+                <w:ilvl w:val="0"/>
+                <w:numId w:val="1"/>
+              </w:numPr>
+              <w:spacing w:line="240" w:lineRule="auto"/>
+              <w:ind w:left="720" w:hanging="360"/>
+              <w:rPr>
+                <w:b w:val="1"/>
+                <w:bCs w:val="1"/>
+                <w:sz w:val="24"/>
+                <w:szCs w:val="24"/>
+              </w:rPr>
+            </w:pPr>
+            <w:r>
+              <w:rPr>
+                <w:b w:val="1"/>
+                <w:bCs w:val="1"/>
+                <w:sz w:val="24"/>
+                <w:szCs w:val="24"/>
+                <w:rtl w:val="0"/>
+              </w:rPr>
+              <w:t xml:space="preserve">- RN04 - O orçamento total não pode ser negativo.</w:t>
+            </w:r>
+          </w:p>
+          <w:p>
+            <w:pPr>
+              <w:widowControl w:val="0"/>
+              <w:numPr>
+                <w:ilvl w:val="0"/>
+                <w:numId w:val="1"/>
+              </w:numPr>
+              <w:spacing w:line="240" w:lineRule="auto"/>
+              <w:ind w:left="720" w:hanging="360"/>
+              <w:rPr>
+                <w:b w:val="1"/>
+                <w:bCs w:val="1"/>
+                <w:sz w:val="24"/>
+                <w:szCs w:val="24"/>
+              </w:rPr>
+            </w:pPr>
+            <w:r>
+              <w:rPr>
+                <w:b w:val="1"/>
+                <w:bCs w:val="1"/>
+                <w:sz w:val="24"/>
+                <w:szCs w:val="24"/>
+                <w:rtl w:val="0"/>
+              </w:rPr>
+              <w:t xml:space="preserve">- </w:t>
+            </w:r>
+            <w:r>
+              <w:rPr>
+                <w:b w:val="1"/>
+                <w:bCs w:val="1"/>
+                <w:sz w:val="24"/>
+                <w:szCs w:val="24"/>
+                <w:rtl w:val="0"/>
+              </w:rPr>
+              <w:t xml:space="preserve">RN05</w:t>
+            </w:r>
+            <w:r>
+              <w:rPr>
+                <w:b w:val="1"/>
+                <w:bCs w:val="1"/>
+                <w:sz w:val="24"/>
+                <w:szCs w:val="24"/>
+                <w:rtl w:val="0"/>
+              </w:rPr>
+              <w:t xml:space="preserve"> - Custo por categoria deve ser somado automaticamente.</w:t>
+            </w:r>
+          </w:p>
+          <w:p>
+            <w:pPr>
+              <w:widowControl w:val="0"/>
+              <w:numPr>
+                <w:ilvl w:val="0"/>
+                <w:numId w:val="1"/>
+              </w:numPr>
+              <w:spacing w:line="240" w:lineRule="auto"/>
+              <w:ind w:left="720" w:hanging="360"/>
+              <w:rPr>
+                <w:b w:val="1"/>
+                <w:bCs w:val="1"/>
+                <w:sz w:val="24"/>
+                <w:szCs w:val="24"/>
+              </w:rPr>
+            </w:pPr>
+            <w:r>
+              <w:rPr>
+                <w:b w:val="1"/>
+                <w:bCs w:val="1"/>
+                <w:sz w:val="24"/>
+                <w:szCs w:val="24"/>
+                <w:rtl w:val="0"/>
+              </w:rPr>
+              <w:t xml:space="preserve">- </w:t>
+            </w:r>
+            <w:r>
+              <w:rPr>
+                <w:b w:val="1"/>
+                <w:bCs w:val="1"/>
+                <w:sz w:val="24"/>
+                <w:szCs w:val="24"/>
+                <w:rtl w:val="0"/>
+              </w:rPr>
+              <w:t xml:space="preserve">RN06</w:t>
+            </w:r>
+            <w:r>
+              <w:rPr>
+                <w:b w:val="1"/>
+                <w:bCs w:val="1"/>
+                <w:sz w:val="24"/>
+                <w:szCs w:val="24"/>
+                <w:rtl w:val="0"/>
+              </w:rPr>
+              <w:t xml:space="preserve"> - O tipo de viagem influencia todas as sugestões e bagagem.</w:t>
+            </w:r>
+          </w:p>
+          <w:p>
+            <w:pPr>
+              <w:widowControl w:val="0"/>
+              <w:numPr>
+                <w:ilvl w:val="0"/>
+                <w:numId w:val="1"/>
+              </w:numPr>
+              <w:spacing w:line="240" w:lineRule="auto"/>
+              <w:ind w:left="720" w:hanging="360"/>
+              <w:rPr>
+                <w:b w:val="1"/>
+                <w:bCs w:val="1"/>
+                <w:sz w:val="24"/>
+                <w:szCs w:val="24"/>
+              </w:rPr>
+            </w:pPr>
+            <w:r>
+              <w:rPr>
+                <w:b w:val="1"/>
+                <w:bCs w:val="1"/>
+                <w:sz w:val="24"/>
+                <w:szCs w:val="24"/>
+                <w:rtl w:val="0"/>
+              </w:rPr>
+              <w:t xml:space="preserve">- </w:t>
+            </w:r>
+            <w:r>
+              <w:rPr>
+                <w:b w:val="1"/>
+                <w:bCs w:val="1"/>
+                <w:sz w:val="24"/>
+                <w:szCs w:val="24"/>
+                <w:rtl w:val="0"/>
+              </w:rPr>
+              <w:t xml:space="preserve">RN07</w:t>
+            </w:r>
+            <w:r>
+              <w:rPr>
+                <w:b w:val="1"/>
+                <w:bCs w:val="1"/>
+                <w:sz w:val="24"/>
+                <w:szCs w:val="24"/>
+                <w:rtl w:val="0"/>
+              </w:rPr>
+              <w:t xml:space="preserve"> - Autenticação deve respeitar consistência ACID na base de dados.</w:t>
             </w:r>
           </w:p>
         </w:tc>
@@ -3827,7 +6492,16 @@
     </w:tbl>
     <w:p>
       <w:pPr>
-        <w:widowControl w:val="0"/>
+        <w:rPr/>
+      </w:pPr>
+      <w:r>
+        <w:rPr>
+          <w:rtl w:val="0"/>
+        </w:rPr>
+      </w:r>
+    </w:p>
+    <w:p>
+      <w:pPr>
         <w:rPr/>
       </w:pPr>
       <w:r>
@@ -3846,39 +6520,6 @@
         </w:rPr>
       </w:pPr>
       <w:r>
-        <w:br w:type="page"/>
-      </w:r>
-      <w:r>
-        <w:rPr>
-          <w:rtl w:val="0"/>
-        </w:rPr>
-      </w:r>
-    </w:p>
-    <w:p>
-      <w:pPr>
-        <w:spacing w:line="360" w:lineRule="auto"/>
-        <w:jc w:val="both"/>
-        <w:rPr>
-          <w:sz w:val="24"/>
-          <w:szCs w:val="24"/>
-        </w:rPr>
-      </w:pPr>
-      <w:r>
-        <w:rPr>
-          <w:rtl w:val="0"/>
-        </w:rPr>
-      </w:r>
-    </w:p>
-    <w:p>
-      <w:pPr>
-        <w:spacing w:line="360" w:lineRule="auto"/>
-        <w:jc w:val="both"/>
-        <w:rPr>
-          <w:sz w:val="24"/>
-          <w:szCs w:val="24"/>
-        </w:rPr>
-      </w:pPr>
-      <w:r>
         <w:rPr>
           <w:rtl w:val="0"/>
         </w:rPr>
@@ -3886,9 +6527,8 @@
     </w:p>
     <w:tbl>
       <w:tblPr>
-        <w:tblStyle w:val="Table4"/>
-        <w:tblpPr w:leftFromText="180" w:rightFromText="180" w:topFromText="180" w:bottomFromText="180" w:vertAnchor="text" w:horzAnchor="text" w:tblpX="-120" w:tblpY="0"/>
-        <w:tblW w:w="10460.0" w:type="dxa"/>
+        <w:tblStyle w:val="Table6"/>
+        <w:tblW w:w="14010.0" w:type="dxa"/>
         <w:jc w:val="left"/>
         <w:tblBorders>
           <w:top w:color="000000" w:space="0" w:sz="8" w:val="single"/>
@@ -3902,12 +6542,12 @@
         <w:tblLook w:val="0600"/>
       </w:tblPr>
       <w:tblGrid>
-        <w:gridCol w:w="1320"/>
-        <w:gridCol w:w="9140"/>
+        <w:gridCol w:w="2535"/>
+        <w:gridCol w:w="11475"/>
         <w:tblGridChange w:id="0">
           <w:tblGrid>
-            <w:gridCol w:w="1320"/>
-            <w:gridCol w:w="9140"/>
+            <w:gridCol w:w="2535"/>
+            <w:gridCol w:w="11475"/>
           </w:tblGrid>
         </w:tblGridChange>
       </w:tblGrid>
@@ -3919,6 +6559,13 @@
         <w:tc>
           <w:tcPr>
             <w:shd w:fill="999999" w:val="clear"/>
+            <w:tcMar>
+              <w:top w:w="100.0" w:type="dxa"/>
+              <w:left w:w="100.0" w:type="dxa"/>
+              <w:bottom w:w="100.0" w:type="dxa"/>
+              <w:right w:w="100.0" w:type="dxa"/>
+            </w:tcMar>
+            <w:vAlign w:val="top"/>
           </w:tcPr>
           <w:p>
             <w:pPr>
@@ -3946,22 +6593,34 @@
         <w:tc>
           <w:tcPr>
             <w:shd w:fill="999999" w:val="clear"/>
-          </w:tcPr>
-          <w:p>
-            <w:pPr>
-              <w:widowControl w:val="0"/>
-              <w:spacing w:line="240" w:lineRule="auto"/>
-              <w:rPr>
-                <w:b w:val="1"/>
-                <w:bCs w:val="1"/>
-                <w:sz w:val="24"/>
-                <w:szCs w:val="24"/>
-              </w:rPr>
-            </w:pPr>
-            <w:r>
-              <w:rPr>
-                <w:rtl w:val="0"/>
-              </w:rPr>
+            <w:tcMar>
+              <w:top w:w="100.0" w:type="dxa"/>
+              <w:left w:w="100.0" w:type="dxa"/>
+              <w:bottom w:w="100.0" w:type="dxa"/>
+              <w:right w:w="100.0" w:type="dxa"/>
+            </w:tcMar>
+            <w:vAlign w:val="top"/>
+          </w:tcPr>
+          <w:p>
+            <w:pPr>
+              <w:widowControl w:val="0"/>
+              <w:spacing w:line="240" w:lineRule="auto"/>
+              <w:rPr>
+                <w:b w:val="1"/>
+                <w:bCs w:val="1"/>
+                <w:sz w:val="24"/>
+                <w:szCs w:val="24"/>
+              </w:rPr>
+            </w:pPr>
+            <w:r>
+              <w:rPr>
+                <w:b w:val="1"/>
+                <w:bCs w:val="1"/>
+                <w:sz w:val="24"/>
+                <w:szCs w:val="24"/>
+                <w:rtl w:val="0"/>
+              </w:rPr>
+              <w:t xml:space="preserve">   Dhaniel Moreira N:10</w:t>
             </w:r>
           </w:p>
         </w:tc>
@@ -3974,6 +6633,13 @@
         <w:tc>
           <w:tcPr>
             <w:shd w:fill="999999" w:val="clear"/>
+            <w:tcMar>
+              <w:top w:w="100.0" w:type="dxa"/>
+              <w:left w:w="100.0" w:type="dxa"/>
+              <w:bottom w:w="100.0" w:type="dxa"/>
+              <w:right w:w="100.0" w:type="dxa"/>
+            </w:tcMar>
+            <w:vAlign w:val="top"/>
           </w:tcPr>
           <w:p>
             <w:pPr>
@@ -3999,10 +6665,22 @@
           </w:p>
         </w:tc>
         <w:tc>
-          <w:tcPr/>
-          <w:p>
-            <w:pPr>
-              <w:rPr/>
+          <w:tcPr>
+            <w:shd w:fill="auto" w:val="clear"/>
+            <w:tcMar>
+              <w:top w:w="100.0" w:type="dxa"/>
+              <w:left w:w="100.0" w:type="dxa"/>
+              <w:bottom w:w="100.0" w:type="dxa"/>
+              <w:right w:w="100.0" w:type="dxa"/>
+            </w:tcMar>
+            <w:vAlign w:val="top"/>
+          </w:tcPr>
+          <w:p>
+            <w:pPr>
+              <w:rPr>
+                <w:sz w:val="24"/>
+                <w:szCs w:val="24"/>
+              </w:rPr>
             </w:pPr>
             <w:r>
               <w:rPr>
@@ -4010,16 +6688,6 @@
               </w:rPr>
               <w:t xml:space="preserve">Viajante Solo (Cliente)</w:t>
             </w:r>
-          </w:p>
-          <w:p>
-            <w:pPr>
-              <w:widowControl w:val="0"/>
-              <w:spacing w:line="240" w:lineRule="auto"/>
-              <w:rPr>
-                <w:sz w:val="24"/>
-                <w:szCs w:val="24"/>
-              </w:rPr>
-            </w:pPr>
             <w:r>
               <w:rPr>
                 <w:rtl w:val="0"/>
@@ -4036,6 +6704,13 @@
         <w:tc>
           <w:tcPr>
             <w:shd w:fill="999999" w:val="clear"/>
+            <w:tcMar>
+              <w:top w:w="100.0" w:type="dxa"/>
+              <w:left w:w="100.0" w:type="dxa"/>
+              <w:bottom w:w="100.0" w:type="dxa"/>
+              <w:right w:w="100.0" w:type="dxa"/>
+            </w:tcMar>
+            <w:vAlign w:val="top"/>
           </w:tcPr>
           <w:p>
             <w:pPr>
@@ -4061,37 +6736,29 @@
           </w:p>
         </w:tc>
         <w:tc>
-          <w:tcPr/>
-          <w:p>
-            <w:pPr>
-              <w:rPr/>
-            </w:pPr>
-            <w:r>
-              <w:rPr>
-                <w:rtl w:val="0"/>
-              </w:rPr>
-              <w:t xml:space="preserve">O viajante pode dar nota aos locais (hotéis, museus, lanchonetes) que está visitando. Pode ver o horário de abertura, fechamento e faixa de preço. O sistema permite solicitar reembolso em caso de problemas e informa o valor total ao usuário.</w:t>
-            </w:r>
-          </w:p>
-          <w:p>
-            <w:pPr>
-              <w:rPr/>
-            </w:pPr>
-            <w:r>
-              <w:rPr>
-                <w:rtl w:val="0"/>
-              </w:rPr>
-            </w:r>
-          </w:p>
-          <w:p>
-            <w:pPr>
-              <w:widowControl w:val="0"/>
-              <w:spacing w:line="240" w:lineRule="auto"/>
-              <w:rPr>
-                <w:sz w:val="24"/>
-                <w:szCs w:val="24"/>
-              </w:rPr>
-            </w:pPr>
+          <w:tcPr>
+            <w:shd w:fill="auto" w:val="clear"/>
+            <w:tcMar>
+              <w:top w:w="100.0" w:type="dxa"/>
+              <w:left w:w="100.0" w:type="dxa"/>
+              <w:bottom w:w="100.0" w:type="dxa"/>
+              <w:right w:w="100.0" w:type="dxa"/>
+            </w:tcMar>
+            <w:vAlign w:val="top"/>
+          </w:tcPr>
+          <w:p>
+            <w:pPr>
+              <w:rPr>
+                <w:sz w:val="24"/>
+                <w:szCs w:val="24"/>
+              </w:rPr>
+            </w:pPr>
+            <w:r>
+              <w:rPr>
+                <w:rtl w:val="0"/>
+              </w:rPr>
+              <w:t xml:space="preserve">O viajante informa os preços desejados de hospedagens e atrações. O app sugere opções mais baratas ou com melhor avaliação baseado no perfil de gastos. O sistema mostra locais turísticos próximos à hospedagem, como parques, shoppings, praças e zoológicos, com informações básicas. Gera automaticamente uma lista de itens para bagagem baseada no destino, clima, duração da viagem e perfil do usuário (lazer ou negócios).</w:t>
+            </w:r>
             <w:r>
               <w:rPr>
                 <w:rtl w:val="0"/>
@@ -4108,6 +6775,13 @@
         <w:tc>
           <w:tcPr>
             <w:shd w:fill="999999" w:val="clear"/>
+            <w:tcMar>
+              <w:top w:w="100.0" w:type="dxa"/>
+              <w:left w:w="100.0" w:type="dxa"/>
+              <w:bottom w:w="100.0" w:type="dxa"/>
+              <w:right w:w="100.0" w:type="dxa"/>
+            </w:tcMar>
+            <w:vAlign w:val="top"/>
           </w:tcPr>
           <w:p>
             <w:pPr>
@@ -4133,7 +6807,16 @@
           </w:p>
         </w:tc>
         <w:tc>
-          <w:tcPr/>
+          <w:tcPr>
+            <w:shd w:fill="auto" w:val="clear"/>
+            <w:tcMar>
+              <w:top w:w="100.0" w:type="dxa"/>
+              <w:left w:w="100.0" w:type="dxa"/>
+              <w:bottom w:w="100.0" w:type="dxa"/>
+              <w:right w:w="100.0" w:type="dxa"/>
+            </w:tcMar>
+            <w:vAlign w:val="top"/>
+          </w:tcPr>
           <w:p>
             <w:pPr>
               <w:rPr/>
@@ -4147,13 +6830,21 @@
           </w:p>
           <w:p>
             <w:pPr>
-              <w:rPr/>
-            </w:pPr>
-            <w:r>
-              <w:rPr>
-                <w:rtl w:val="0"/>
-              </w:rPr>
-              <w:t xml:space="preserve">- Tem uma viagem em andamento.</w:t>
+              <w:rPr>
+                <w:sz w:val="24"/>
+                <w:szCs w:val="24"/>
+              </w:rPr>
+            </w:pPr>
+            <w:r>
+              <w:rPr>
+                <w:rtl w:val="0"/>
+              </w:rPr>
+              <w:t xml:space="preserve">- Tem uma viagem selecionada.</w:t>
+            </w:r>
+            <w:r>
+              <w:rPr>
+                <w:rtl w:val="0"/>
+              </w:rPr>
             </w:r>
           </w:p>
           <w:p>
@@ -4181,6 +6872,13 @@
         <w:tc>
           <w:tcPr>
             <w:shd w:fill="999999" w:val="clear"/>
+            <w:tcMar>
+              <w:top w:w="100.0" w:type="dxa"/>
+              <w:left w:w="100.0" w:type="dxa"/>
+              <w:bottom w:w="100.0" w:type="dxa"/>
+              <w:right w:w="100.0" w:type="dxa"/>
+            </w:tcMar>
+            <w:vAlign w:val="top"/>
           </w:tcPr>
           <w:p>
             <w:pPr>
@@ -4206,38 +6904,48 @@
           </w:p>
         </w:tc>
         <w:tc>
-          <w:tcPr/>
+          <w:tcPr>
+            <w:shd w:fill="auto" w:val="clear"/>
+            <w:tcMar>
+              <w:top w:w="100.0" w:type="dxa"/>
+              <w:left w:w="100.0" w:type="dxa"/>
+              <w:bottom w:w="100.0" w:type="dxa"/>
+              <w:right w:w="100.0" w:type="dxa"/>
+            </w:tcMar>
+            <w:vAlign w:val="top"/>
+          </w:tcPr>
           <w:p>
             <w:pPr>
               <w:rPr/>
             </w:pPr>
             <w:r>
               <w:rPr>
-                <w:rtl w:val="0"/>
-              </w:rPr>
-              <w:t xml:space="preserve">- O reembolso é solicitado e o valor total é calculado.</w:t>
-            </w:r>
-          </w:p>
-          <w:p>
-            <w:pPr>
-              <w:rPr/>
-            </w:pPr>
-            <w:r>
-              <w:rPr>
-                <w:rtl w:val="0"/>
-              </w:rPr>
-              <w:t xml:space="preserve">- A nota e as informações do local são salvos.</w:t>
-            </w:r>
-          </w:p>
-          <w:p>
-            <w:pPr>
-              <w:widowControl w:val="0"/>
-              <w:spacing w:line="240" w:lineRule="auto"/>
-              <w:rPr>
-                <w:sz w:val="24"/>
-                <w:szCs w:val="24"/>
-              </w:rPr>
-            </w:pPr>
+                <w:sz w:val="24"/>
+                <w:szCs w:val="24"/>
+                <w:rtl w:val="0"/>
+              </w:rPr>
+              <w:t xml:space="preserve">- </w:t>
+            </w:r>
+            <w:r>
+              <w:rPr>
+                <w:rtl w:val="0"/>
+              </w:rPr>
+              <w:t xml:space="preserve">As sugestões são exibidas com filtros de preço e avaliação.</w:t>
+            </w:r>
+          </w:p>
+          <w:p>
+            <w:pPr>
+              <w:rPr>
+                <w:sz w:val="24"/>
+                <w:szCs w:val="24"/>
+              </w:rPr>
+            </w:pPr>
+            <w:r>
+              <w:rPr>
+                <w:rtl w:val="0"/>
+              </w:rPr>
+              <w:t xml:space="preserve">- A lista de bagagem é gerada e salva.</w:t>
+            </w:r>
             <w:r>
               <w:rPr>
                 <w:rtl w:val="0"/>
@@ -4254,6 +6962,13 @@
         <w:tc>
           <w:tcPr>
             <w:shd w:fill="999999" w:val="clear"/>
+            <w:tcMar>
+              <w:top w:w="100.0" w:type="dxa"/>
+              <w:left w:w="100.0" w:type="dxa"/>
+              <w:bottom w:w="100.0" w:type="dxa"/>
+              <w:right w:w="100.0" w:type="dxa"/>
+            </w:tcMar>
+            <w:vAlign w:val="top"/>
           </w:tcPr>
           <w:p>
             <w:pPr>
@@ -4279,7 +6994,16 @@
           </w:p>
         </w:tc>
         <w:tc>
-          <w:tcPr/>
+          <w:tcPr>
+            <w:shd w:fill="auto" w:val="clear"/>
+            <w:tcMar>
+              <w:top w:w="100.0" w:type="dxa"/>
+              <w:left w:w="100.0" w:type="dxa"/>
+              <w:bottom w:w="100.0" w:type="dxa"/>
+              <w:right w:w="100.0" w:type="dxa"/>
+            </w:tcMar>
+            <w:vAlign w:val="top"/>
+          </w:tcPr>
           <w:p>
             <w:pPr>
               <w:rPr/>
@@ -4288,7 +7012,7 @@
               <w:rPr>
                 <w:rtl w:val="0"/>
               </w:rPr>
-              <w:t xml:space="preserve">1. Durante a viagem, o usuário clica em "Problemas" no card do local.</w:t>
+              <w:t xml:space="preserve">1. O usuário seleciona uma viagem.</w:t>
             </w:r>
           </w:p>
           <w:p>
@@ -4299,7 +7023,7 @@
               <w:rPr>
                 <w:rtl w:val="0"/>
               </w:rPr>
-              <w:t xml:space="preserve">2. Escolha o motivo do problema.</w:t>
+              <w:t xml:space="preserve">2. Clica na aba "Hospedagem" ou "Atrações".</w:t>
             </w:r>
           </w:p>
           <w:p>
@@ -4310,7 +7034,7 @@
               <w:rPr>
                 <w:rtl w:val="0"/>
               </w:rPr>
-              <w:t xml:space="preserve">3. Enviar foto e descrição.</w:t>
+              <w:t xml:space="preserve">3. Informa preço máximo e avaliação desejada.</w:t>
             </w:r>
           </w:p>
           <w:p>
@@ -4321,7 +7045,7 @@
               <w:rPr>
                 <w:rtl w:val="0"/>
               </w:rPr>
-              <w:t xml:space="preserve">4. O sistema calcula o reembolso e mostra valor total.</w:t>
+              <w:t xml:space="preserve">4. O sistema filtra e sugere opções.</w:t>
             </w:r>
           </w:p>
           <w:p>
@@ -4332,7 +7056,7 @@
               <w:rPr>
                 <w:rtl w:val="0"/>
               </w:rPr>
-              <w:t xml:space="preserve">5. Clica em "Solicitar".</w:t>
+              <w:t xml:space="preserve">5. Exibe mapa e fotos + avaliações.</w:t>
             </w:r>
           </w:p>
           <w:p>
@@ -4343,7 +7067,7 @@
               <w:rPr>
                 <w:rtl w:val="0"/>
               </w:rPr>
-              <w:t xml:space="preserve">6. O usuário acessa o cartão do local na viagem.</w:t>
+              <w:t xml:space="preserve">6. O usuário acessa a aba "Bagagem".</w:t>
             </w:r>
           </w:p>
           <w:p>
@@ -4354,7 +7078,7 @@
               <w:rPr>
                 <w:rtl w:val="0"/>
               </w:rPr>
-              <w:t xml:space="preserve">7. Clica em "Dar nota".</w:t>
+              <w:t xml:space="preserve">7. Seleciona tipo de viagem (lazer ou negócios).</w:t>
             </w:r>
           </w:p>
           <w:p>
@@ -4365,7 +7089,7 @@
               <w:rPr>
                 <w:rtl w:val="0"/>
               </w:rPr>
-              <w:t xml:space="preserve">8. Escolhe nota de 1 a 5.</w:t>
+              <w:t xml:space="preserve">8. Clica em "Gerar lista de bagagem".</w:t>
             </w:r>
           </w:p>
           <w:p>
@@ -4376,34 +7100,34 @@
               <w:rPr>
                 <w:rtl w:val="0"/>
               </w:rPr>
-              <w:t xml:space="preserve">9. Clica em "Salvar".</w:t>
-            </w:r>
-          </w:p>
-          <w:p>
-            <w:pPr>
-              <w:rPr/>
-            </w:pPr>
-            <w:r>
-              <w:rPr>
-                <w:rtl w:val="0"/>
-              </w:rPr>
-              <w:t xml:space="preserve">10. O sistema mostra horário, fechamento e faixa de preço.</w:t>
-            </w:r>
-          </w:p>
-          <w:p>
-            <w:pPr>
-              <w:rPr/>
-            </w:pPr>
-            <w:r>
-              <w:rPr>
-                <w:rtl w:val="0"/>
-              </w:rPr>
-            </w:r>
-          </w:p>
-          <w:p>
-            <w:pPr>
-              <w:rPr/>
-            </w:pPr>
+              <w:t xml:space="preserve">9. </w:t>
+            </w:r>
+            <w:r>
+              <w:rPr>
+                <w:rtl w:val="0"/>
+              </w:rPr>
+              <w:t xml:space="preserve">Marca</w:t>
+            </w:r>
+            <w:r>
+              <w:rPr>
+                <w:rtl w:val="0"/>
+              </w:rPr>
+              <w:t xml:space="preserve"> itens organizados e adicione lembretes.</w:t>
+            </w:r>
+          </w:p>
+          <w:p>
+            <w:pPr>
+              <w:rPr>
+                <w:sz w:val="24"/>
+                <w:szCs w:val="24"/>
+              </w:rPr>
+            </w:pPr>
+            <w:r>
+              <w:rPr>
+                <w:rtl w:val="0"/>
+              </w:rPr>
+              <w:t xml:space="preserve">10. Salva a lista.</w:t>
+            </w:r>
             <w:r>
               <w:rPr>
                 <w:rtl w:val="0"/>
@@ -4420,6 +7144,13 @@
         <w:tc>
           <w:tcPr>
             <w:shd w:fill="999999" w:val="clear"/>
+            <w:tcMar>
+              <w:top w:w="100.0" w:type="dxa"/>
+              <w:left w:w="100.0" w:type="dxa"/>
+              <w:bottom w:w="100.0" w:type="dxa"/>
+              <w:right w:w="100.0" w:type="dxa"/>
+            </w:tcMar>
+            <w:vAlign w:val="top"/>
           </w:tcPr>
           <w:p>
             <w:pPr>
@@ -4445,135 +7176,40 @@
           </w:p>
         </w:tc>
         <w:tc>
-          <w:tcPr/>
-          <w:p>
-            <w:pPr>
-              <w:widowControl w:val="0"/>
-              <w:spacing w:line="240" w:lineRule="auto"/>
-              <w:rPr>
-                <w:b w:val="1"/>
-                <w:bCs w:val="1"/>
-                <w:sz w:val="24"/>
-                <w:szCs w:val="24"/>
-              </w:rPr>
-            </w:pPr>
-            <w:r>
-              <w:rPr>
-                <w:b w:val="1"/>
-                <w:bCs w:val="1"/>
-                <w:sz w:val="24"/>
-                <w:szCs w:val="24"/>
-                <w:rtl w:val="0"/>
-              </w:rPr>
-              <w:t xml:space="preserve">FA01 - Aplicação de Frete Grátis:</w:t>
-            </w:r>
-          </w:p>
-          <w:p>
-            <w:pPr>
-              <w:widowControl w:val="0"/>
-              <w:spacing w:line="240" w:lineRule="auto"/>
-              <w:rPr>
-                <w:sz w:val="24"/>
-                <w:szCs w:val="24"/>
-              </w:rPr>
-            </w:pPr>
-            <w:r>
-              <w:rPr>
-                <w:rtl w:val="0"/>
-              </w:rPr>
-            </w:r>
-          </w:p>
-          <w:p>
-            <w:pPr>
-              <w:widowControl w:val="0"/>
-              <w:numPr>
-                <w:ilvl w:val="0"/>
-                <w:numId w:val="2"/>
-              </w:numPr>
-              <w:spacing w:line="240" w:lineRule="auto"/>
-              <w:ind w:left="720" w:hanging="360"/>
-              <w:rPr>
-                <w:sz w:val="24"/>
-                <w:szCs w:val="24"/>
-              </w:rPr>
-            </w:pPr>
-            <w:r>
-              <w:rPr>
-                <w:b w:val="1"/>
-                <w:bCs w:val="1"/>
-                <w:sz w:val="24"/>
-                <w:szCs w:val="24"/>
-                <w:rtl w:val="0"/>
-              </w:rPr>
-              <w:t xml:space="preserve">3a.</w:t>
-            </w:r>
-            <w:r>
-              <w:rPr>
-                <w:sz w:val="24"/>
-                <w:szCs w:val="24"/>
-                <w:rtl w:val="0"/>
-              </w:rPr>
-              <w:t xml:space="preserve"> O sistema identifica que o CEP pertence à mesma região metropolitana do CD ou que o cliente é membro ativo do programa de fidelidade. </w:t>
-            </w:r>
-          </w:p>
-          <w:p>
-            <w:pPr>
-              <w:widowControl w:val="0"/>
-              <w:spacing w:line="240" w:lineRule="auto"/>
-              <w:ind w:left="720" w:firstLine="0"/>
-              <w:rPr>
-                <w:sz w:val="24"/>
-                <w:szCs w:val="24"/>
-              </w:rPr>
-            </w:pPr>
-            <w:r>
-              <w:rPr>
-                <w:rtl w:val="0"/>
-              </w:rPr>
-            </w:r>
-          </w:p>
-          <w:p>
-            <w:pPr>
-              <w:widowControl w:val="0"/>
-              <w:numPr>
-                <w:ilvl w:val="0"/>
-                <w:numId w:val="2"/>
-              </w:numPr>
-              <w:spacing w:line="240" w:lineRule="auto"/>
-              <w:ind w:left="720" w:hanging="360"/>
-              <w:rPr>
-                <w:sz w:val="24"/>
-                <w:szCs w:val="24"/>
-              </w:rPr>
-            </w:pPr>
-            <w:r>
-              <w:rPr>
-                <w:b w:val="1"/>
-                <w:bCs w:val="1"/>
-                <w:sz w:val="24"/>
-                <w:szCs w:val="24"/>
-                <w:rtl w:val="0"/>
-              </w:rPr>
-              <w:t xml:space="preserve">3b.</w:t>
-            </w:r>
-            <w:r>
-              <w:rPr>
-                <w:sz w:val="24"/>
-                <w:szCs w:val="24"/>
-                <w:rtl w:val="0"/>
-              </w:rPr>
-              <w:t xml:space="preserve"> O sistema aplica isenção total de frete (R$0,00) ao carrinho. </w:t>
-            </w:r>
-          </w:p>
-          <w:p>
-            <w:pPr>
-              <w:widowControl w:val="0"/>
-              <w:spacing w:line="240" w:lineRule="auto"/>
-              <w:rPr>
-                <w:sz w:val="24"/>
-                <w:szCs w:val="24"/>
-              </w:rPr>
-            </w:pPr>
+          <w:tcPr>
+            <w:shd w:fill="auto" w:val="clear"/>
+            <w:tcMar>
+              <w:top w:w="100.0" w:type="dxa"/>
+              <w:left w:w="100.0" w:type="dxa"/>
+              <w:bottom w:w="100.0" w:type="dxa"/>
+              <w:right w:w="100.0" w:type="dxa"/>
+            </w:tcMar>
+            <w:vAlign w:val="top"/>
+          </w:tcPr>
+          <w:p>
+            <w:pPr>
+              <w:rPr/>
+            </w:pPr>
+            <w:r>
+              <w:rPr>
+                <w:rtl w:val="0"/>
+              </w:rPr>
+              <w:t xml:space="preserve">- FA01 - Sem opções disponíveis: exibe mensagem "Nenhuma opção encontrada".</w:t>
+            </w:r>
+          </w:p>
+          <w:p>
+            <w:pPr>
+              <w:rPr>
+                <w:sz w:val="24"/>
+                <w:szCs w:val="24"/>
+              </w:rPr>
+            </w:pPr>
+            <w:r>
+              <w:rPr>
+                <w:rtl w:val="0"/>
+              </w:rPr>
+              <w:t xml:space="preserve">- FA02 - Sem resultados: exibe mensagem "Nenhuma opção encontrada".</w:t>
+            </w:r>
             <w:r>
               <w:rPr>
                 <w:rtl w:val="0"/>
@@ -4590,6 +7226,13 @@
         <w:tc>
           <w:tcPr>
             <w:shd w:fill="999999" w:val="clear"/>
+            <w:tcMar>
+              <w:top w:w="100.0" w:type="dxa"/>
+              <w:left w:w="100.0" w:type="dxa"/>
+              <w:bottom w:w="100.0" w:type="dxa"/>
+              <w:right w:w="100.0" w:type="dxa"/>
+            </w:tcMar>
+            <w:vAlign w:val="top"/>
           </w:tcPr>
           <w:p>
             <w:pPr>
@@ -4615,124 +7258,33 @@
           </w:p>
         </w:tc>
         <w:tc>
-          <w:tcPr/>
-          <w:p>
-            <w:pPr>
-              <w:widowControl w:val="0"/>
-              <w:spacing w:line="240" w:lineRule="auto"/>
-              <w:rPr>
-                <w:b w:val="1"/>
-                <w:bCs w:val="1"/>
-                <w:sz w:val="24"/>
-                <w:szCs w:val="24"/>
-              </w:rPr>
-            </w:pPr>
-            <w:r>
-              <w:rPr>
-                <w:b w:val="1"/>
-                <w:bCs w:val="1"/>
-                <w:sz w:val="24"/>
-                <w:szCs w:val="24"/>
-                <w:rtl w:val="0"/>
-              </w:rPr>
-              <w:t xml:space="preserve">FE01 - Indisponibilidade na API da Transportadora:</w:t>
-            </w:r>
-          </w:p>
-          <w:p>
-            <w:pPr>
-              <w:widowControl w:val="0"/>
-              <w:spacing w:line="240" w:lineRule="auto"/>
-              <w:rPr>
-                <w:sz w:val="24"/>
-                <w:szCs w:val="24"/>
-              </w:rPr>
-            </w:pPr>
-            <w:r>
-              <w:rPr>
-                <w:rtl w:val="0"/>
-              </w:rPr>
-            </w:r>
-          </w:p>
-          <w:p>
-            <w:pPr>
-              <w:widowControl w:val="0"/>
-              <w:numPr>
-                <w:ilvl w:val="0"/>
-                <w:numId w:val="7"/>
-              </w:numPr>
-              <w:spacing w:line="240" w:lineRule="auto"/>
-              <w:ind w:left="720" w:hanging="360"/>
-              <w:rPr>
-                <w:sz w:val="24"/>
-                <w:szCs w:val="24"/>
-              </w:rPr>
-            </w:pPr>
-            <w:r>
-              <w:rPr>
-                <w:b w:val="1"/>
-                <w:bCs w:val="1"/>
-                <w:sz w:val="24"/>
-                <w:szCs w:val="24"/>
-                <w:rtl w:val="0"/>
-              </w:rPr>
-              <w:t xml:space="preserve">2a.</w:t>
-            </w:r>
-            <w:r>
-              <w:rPr>
-                <w:sz w:val="24"/>
-                <w:szCs w:val="24"/>
-                <w:rtl w:val="0"/>
-              </w:rPr>
-              <w:t xml:space="preserve"> A API de cálculo da transportadora não responde no tempo limite. </w:t>
-            </w:r>
-          </w:p>
-          <w:p>
-            <w:pPr>
-              <w:widowControl w:val="0"/>
-              <w:spacing w:line="240" w:lineRule="auto"/>
-              <w:ind w:left="720" w:firstLine="0"/>
-              <w:rPr>
-                <w:sz w:val="24"/>
-                <w:szCs w:val="24"/>
-              </w:rPr>
-            </w:pPr>
-            <w:r>
-              <w:rPr>
-                <w:rtl w:val="0"/>
-              </w:rPr>
-            </w:r>
-          </w:p>
-          <w:p>
-            <w:pPr>
-              <w:widowControl w:val="0"/>
-              <w:numPr>
-                <w:ilvl w:val="0"/>
-                <w:numId w:val="7"/>
-              </w:numPr>
-              <w:spacing w:line="240" w:lineRule="auto"/>
-              <w:ind w:left="720" w:hanging="360"/>
-              <w:rPr>
-                <w:sz w:val="24"/>
-                <w:szCs w:val="24"/>
-              </w:rPr>
-            </w:pPr>
-            <w:r>
-              <w:rPr>
-                <w:b w:val="1"/>
-                <w:bCs w:val="1"/>
-                <w:sz w:val="24"/>
-                <w:szCs w:val="24"/>
-                <w:rtl w:val="0"/>
-              </w:rPr>
-              <w:t xml:space="preserve">2b.</w:t>
-            </w:r>
-            <w:r>
-              <w:rPr>
-                <w:sz w:val="24"/>
-                <w:szCs w:val="24"/>
-                <w:rtl w:val="0"/>
-              </w:rPr>
-              <w:t xml:space="preserve"> O sistema utiliza a tabela de contingência offline de frete estimado e exibe aviso ao usuário. (Pode ter alteração no valor - Deve ser consultado posteriormente)</w:t>
+          <w:tcPr>
+            <w:shd w:fill="auto" w:val="clear"/>
+            <w:tcMar>
+              <w:top w:w="100.0" w:type="dxa"/>
+              <w:left w:w="100.0" w:type="dxa"/>
+              <w:bottom w:w="100.0" w:type="dxa"/>
+              <w:right w:w="100.0" w:type="dxa"/>
+            </w:tcMar>
+            <w:vAlign w:val="top"/>
+          </w:tcPr>
+          <w:p>
+            <w:pPr>
+              <w:rPr>
+                <w:sz w:val="24"/>
+                <w:szCs w:val="24"/>
+              </w:rPr>
+            </w:pPr>
+            <w:r>
+              <w:rPr>
+                <w:rtl w:val="0"/>
+              </w:rPr>
+              <w:t xml:space="preserve">- FE01 - Falha na API de localização: exibe erro "Verifique sua conexão".</w:t>
+            </w:r>
+            <w:r>
+              <w:rPr>
+                <w:rtl w:val="0"/>
+              </w:rPr>
             </w:r>
           </w:p>
         </w:tc>
@@ -4745,6 +7297,13 @@
         <w:tc>
           <w:tcPr>
             <w:shd w:fill="999999" w:val="clear"/>
+            <w:tcMar>
+              <w:top w:w="100.0" w:type="dxa"/>
+              <w:left w:w="100.0" w:type="dxa"/>
+              <w:bottom w:w="100.0" w:type="dxa"/>
+              <w:right w:w="100.0" w:type="dxa"/>
+            </w:tcMar>
+            <w:vAlign w:val="top"/>
           </w:tcPr>
           <w:p>
             <w:pPr>
@@ -4770,98 +7329,76 @@
           </w:p>
         </w:tc>
         <w:tc>
-          <w:tcPr/>
-          <w:p>
-            <w:pPr>
-              <w:widowControl w:val="0"/>
-              <w:numPr>
-                <w:ilvl w:val="0"/>
-                <w:numId w:val="1"/>
-              </w:numPr>
-              <w:spacing w:line="240" w:lineRule="auto"/>
-              <w:ind w:left="720" w:hanging="360"/>
-              <w:rPr>
-                <w:sz w:val="24"/>
-                <w:szCs w:val="24"/>
-              </w:rPr>
-            </w:pPr>
-            <w:r>
-              <w:rPr>
-                <w:b w:val="1"/>
-                <w:bCs w:val="1"/>
-                <w:sz w:val="24"/>
-                <w:szCs w:val="24"/>
-                <w:rtl w:val="0"/>
-              </w:rPr>
-              <w:t xml:space="preserve">RN01</w:t>
-            </w:r>
-            <w:r>
-              <w:rPr>
-                <w:sz w:val="24"/>
-                <w:szCs w:val="24"/>
-                <w:rtl w:val="0"/>
-              </w:rPr>
-              <w:t xml:space="preserve">  </w:t>
-            </w:r>
-            <w:r>
-              <w:rPr>
-                <w:rtl w:val="0"/>
-              </w:rPr>
-              <w:t xml:space="preserve"> - Valor total sempre inclui todos os gastos.</w:t>
-            </w:r>
-            <w:r>
-              <w:rPr>
-                <w:rtl w:val="0"/>
-              </w:rPr>
-            </w:r>
-          </w:p>
-          <w:p>
-            <w:pPr>
-              <w:widowControl w:val="0"/>
-              <w:spacing w:line="240" w:lineRule="auto"/>
-              <w:ind w:left="720" w:firstLine="0"/>
-              <w:rPr>
-                <w:sz w:val="24"/>
-                <w:szCs w:val="24"/>
-              </w:rPr>
-            </w:pPr>
-            <w:r>
-              <w:rPr>
-                <w:rtl w:val="0"/>
-              </w:rPr>
-            </w:r>
-          </w:p>
-          <w:p>
-            <w:pPr>
-              <w:widowControl w:val="0"/>
-              <w:numPr>
-                <w:ilvl w:val="0"/>
-                <w:numId w:val="1"/>
-              </w:numPr>
-              <w:spacing w:line="240" w:lineRule="auto"/>
-              <w:ind w:left="720" w:hanging="360"/>
-              <w:rPr>
-                <w:b w:val="1"/>
-                <w:bCs w:val="1"/>
-                <w:sz w:val="24"/>
-                <w:szCs w:val="24"/>
-              </w:rPr>
-            </w:pPr>
-            <w:r>
-              <w:rPr>
-                <w:b w:val="1"/>
-                <w:bCs w:val="1"/>
-                <w:sz w:val="24"/>
-                <w:szCs w:val="24"/>
-                <w:rtl w:val="0"/>
-              </w:rPr>
-              <w:t xml:space="preserve">RF02  </w:t>
-            </w:r>
-            <w:r>
-              <w:rPr>
-                <w:rtl w:val="0"/>
-              </w:rPr>
-              <w:t xml:space="preserve"> - Nota de localização deve ser entre 1 e 5.</w:t>
+          <w:tcPr>
+            <w:shd w:fill="auto" w:val="clear"/>
+            <w:tcMar>
+              <w:top w:w="100.0" w:type="dxa"/>
+              <w:left w:w="100.0" w:type="dxa"/>
+              <w:bottom w:w="100.0" w:type="dxa"/>
+              <w:right w:w="100.0" w:type="dxa"/>
+            </w:tcMar>
+            <w:vAlign w:val="top"/>
+          </w:tcPr>
+          <w:p>
+            <w:pPr>
+              <w:rPr/>
+            </w:pPr>
+            <w:r>
+              <w:rPr>
+                <w:rtl w:val="0"/>
+              </w:rPr>
+              <w:t xml:space="preserve">- RN01 - Sugestões baseadas no perfil de gastos do usuário.</w:t>
+            </w:r>
+          </w:p>
+          <w:p>
+            <w:pPr>
+              <w:rPr/>
+            </w:pPr>
+            <w:r>
+              <w:rPr>
+                <w:rtl w:val="0"/>
+              </w:rPr>
+              <w:t xml:space="preserve">- </w:t>
+            </w:r>
+            <w:r>
+              <w:rPr>
+                <w:rtl w:val="0"/>
+              </w:rPr>
+              <w:t xml:space="preserve">RN02</w:t>
+            </w:r>
+            <w:r>
+              <w:rPr>
+                <w:rtl w:val="0"/>
+              </w:rPr>
+              <w:t xml:space="preserve"> - Filtro por preço e avaliação deve ser dinâmico.</w:t>
+            </w:r>
+          </w:p>
+          <w:p>
+            <w:pPr>
+              <w:rPr>
+                <w:b w:val="1"/>
+                <w:bCs w:val="1"/>
+                <w:sz w:val="24"/>
+                <w:szCs w:val="24"/>
+              </w:rPr>
+            </w:pPr>
+            <w:r>
+              <w:rPr>
+                <w:rtl w:val="0"/>
+              </w:rPr>
+              <w:t xml:space="preserve">- </w:t>
+            </w:r>
+            <w:r>
+              <w:rPr>
+                <w:rtl w:val="0"/>
+              </w:rPr>
+              <w:t xml:space="preserve">RN03</w:t>
+            </w:r>
+            <w:r>
+              <w:rPr>
+                <w:rtl w:val="0"/>
+              </w:rPr>
+              <w:t xml:space="preserve"> - Lista é gerada automaticamente conforme perfil </w:t>
             </w:r>
             <w:r>
               <w:rPr>
@@ -4876,289 +7413,6 @@
       <w:pPr>
         <w:spacing w:line="360" w:lineRule="auto"/>
         <w:jc w:val="both"/>
-        <w:rPr>
-          <w:sz w:val="24"/>
-          <w:szCs w:val="24"/>
-        </w:rPr>
-      </w:pPr>
-      <w:r>
-        <w:rPr>
-          <w:rtl w:val="0"/>
-        </w:rPr>
-      </w:r>
-    </w:p>
-    <w:p>
-      <w:pPr>
-        <w:rPr/>
-      </w:pPr>
-      <w:r>
-        <w:rPr>
-          <w:rtl w:val="0"/>
-        </w:rPr>
-      </w:r>
-    </w:p>
-    <w:p>
-      <w:pPr>
-        <w:rPr/>
-      </w:pPr>
-      <w:r>
-        <w:rPr>
-          <w:rtl w:val="0"/>
-        </w:rPr>
-      </w:r>
-    </w:p>
-    <w:p>
-      <w:pPr>
-        <w:rPr/>
-      </w:pPr>
-      <w:r>
-        <w:rPr>
-          <w:rtl w:val="0"/>
-        </w:rPr>
-      </w:r>
-    </w:p>
-    <w:p>
-      <w:pPr>
-        <w:rPr/>
-      </w:pPr>
-      <w:r>
-        <w:rPr>
-          <w:rtl w:val="0"/>
-        </w:rPr>
-      </w:r>
-    </w:p>
-    <w:p>
-      <w:pPr>
-        <w:rPr/>
-      </w:pPr>
-      <w:r>
-        <w:rPr>
-          <w:rtl w:val="0"/>
-        </w:rPr>
-      </w:r>
-    </w:p>
-    <w:p>
-      <w:pPr>
-        <w:rPr/>
-      </w:pPr>
-      <w:r>
-        <w:rPr>
-          <w:rtl w:val="0"/>
-        </w:rPr>
-      </w:r>
-    </w:p>
-    <w:p>
-      <w:pPr>
-        <w:rPr/>
-      </w:pPr>
-      <w:r>
-        <w:rPr>
-          <w:rtl w:val="0"/>
-        </w:rPr>
-      </w:r>
-    </w:p>
-    <w:p>
-      <w:pPr>
-        <w:rPr/>
-      </w:pPr>
-      <w:r>
-        <w:rPr>
-          <w:rtl w:val="0"/>
-        </w:rPr>
-      </w:r>
-    </w:p>
-    <w:p>
-      <w:pPr>
-        <w:rPr/>
-      </w:pPr>
-      <w:r>
-        <w:rPr>
-          <w:rtl w:val="0"/>
-        </w:rPr>
-      </w:r>
-    </w:p>
-    <w:p>
-      <w:pPr>
-        <w:rPr/>
-      </w:pPr>
-      <w:r>
-        <w:rPr>
-          <w:rtl w:val="0"/>
-        </w:rPr>
-      </w:r>
-    </w:p>
-    <w:p>
-      <w:pPr>
-        <w:rPr/>
-      </w:pPr>
-      <w:r>
-        <w:rPr>
-          <w:rtl w:val="0"/>
-        </w:rPr>
-      </w:r>
-    </w:p>
-    <w:p>
-      <w:pPr>
-        <w:rPr/>
-      </w:pPr>
-      <w:r>
-        <w:rPr>
-          <w:rtl w:val="0"/>
-        </w:rPr>
-      </w:r>
-    </w:p>
-    <w:p>
-      <w:pPr>
-        <w:rPr/>
-      </w:pPr>
-      <w:r>
-        <w:rPr>
-          <w:rtl w:val="0"/>
-        </w:rPr>
-      </w:r>
-    </w:p>
-    <w:p>
-      <w:pPr>
-        <w:rPr/>
-      </w:pPr>
-      <w:r>
-        <w:rPr>
-          <w:rtl w:val="0"/>
-        </w:rPr>
-      </w:r>
-    </w:p>
-    <w:p>
-      <w:pPr>
-        <w:rPr/>
-      </w:pPr>
-      <w:r>
-        <w:rPr>
-          <w:rtl w:val="0"/>
-        </w:rPr>
-      </w:r>
-    </w:p>
-    <w:p>
-      <w:pPr>
-        <w:rPr/>
-      </w:pPr>
-      <w:r>
-        <w:rPr>
-          <w:rtl w:val="0"/>
-        </w:rPr>
-      </w:r>
-    </w:p>
-    <w:p>
-      <w:pPr>
-        <w:rPr/>
-      </w:pPr>
-      <w:r>
-        <w:rPr>
-          <w:rtl w:val="0"/>
-        </w:rPr>
-      </w:r>
-    </w:p>
-    <w:p>
-      <w:pPr>
-        <w:rPr/>
-      </w:pPr>
-      <w:r>
-        <w:rPr>
-          <w:rtl w:val="0"/>
-        </w:rPr>
-      </w:r>
-    </w:p>
-    <w:p>
-      <w:pPr>
-        <w:rPr/>
-      </w:pPr>
-      <w:r>
-        <w:rPr>
-          <w:rtl w:val="0"/>
-        </w:rPr>
-      </w:r>
-    </w:p>
-    <w:p>
-      <w:pPr>
-        <w:rPr/>
-      </w:pPr>
-      <w:r>
-        <w:rPr>
-          <w:rtl w:val="0"/>
-        </w:rPr>
-      </w:r>
-    </w:p>
-    <w:p>
-      <w:pPr>
-        <w:rPr/>
-      </w:pPr>
-      <w:r>
-        <w:rPr>
-          <w:rtl w:val="0"/>
-        </w:rPr>
-      </w:r>
-    </w:p>
-    <w:p>
-      <w:pPr>
-        <w:rPr/>
-      </w:pPr>
-      <w:r>
-        <w:rPr>
-          <w:rtl w:val="0"/>
-        </w:rPr>
-      </w:r>
-    </w:p>
-    <w:p>
-      <w:pPr>
-        <w:rPr/>
-      </w:pPr>
-      <w:r>
-        <w:rPr>
-          <w:rtl w:val="0"/>
-        </w:rPr>
-      </w:r>
-    </w:p>
-    <w:p>
-      <w:pPr>
-        <w:rPr/>
-      </w:pPr>
-      <w:r>
-        <w:rPr>
-          <w:rtl w:val="0"/>
-        </w:rPr>
-      </w:r>
-    </w:p>
-    <w:p>
-      <w:pPr>
-        <w:rPr/>
-      </w:pPr>
-      <w:r>
-        <w:rPr>
-          <w:rtl w:val="0"/>
-        </w:rPr>
-      </w:r>
-    </w:p>
-    <w:p>
-      <w:pPr>
-        <w:rPr/>
-      </w:pPr>
-      <w:r>
-        <w:rPr>
-          <w:rtl w:val="0"/>
-        </w:rPr>
-      </w:r>
-    </w:p>
-    <w:p>
-      <w:pPr>
-        <w:rPr/>
-      </w:pPr>
-      <w:r>
-        <w:rPr>
-          <w:rtl w:val="0"/>
-        </w:rPr>
-      </w:r>
-    </w:p>
-    <w:p>
-      <w:pPr>
         <w:rPr/>
       </w:pPr>
       <w:r>
@@ -5171,6 +7425,52 @@
       <w:pPr>
         <w:spacing w:line="360" w:lineRule="auto"/>
         <w:jc w:val="both"/>
+        <w:rPr/>
+      </w:pPr>
+      <w:r>
+        <w:rPr>
+          <w:rtl w:val="0"/>
+        </w:rPr>
+      </w:r>
+    </w:p>
+    <w:p>
+      <w:pPr>
+        <w:spacing w:line="360" w:lineRule="auto"/>
+        <w:jc w:val="both"/>
+        <w:rPr/>
+      </w:pPr>
+      <w:r>
+        <w:rPr>
+          <w:rtl w:val="0"/>
+        </w:rPr>
+      </w:r>
+    </w:p>
+    <w:p>
+      <w:pPr>
+        <w:rPr/>
+      </w:pPr>
+      <w:r>
+        <w:rPr>
+          <w:rtl w:val="0"/>
+        </w:rPr>
+      </w:r>
+    </w:p>
+    <w:p>
+      <w:pPr>
+        <w:spacing w:line="360" w:lineRule="auto"/>
+        <w:jc w:val="both"/>
+        <w:rPr/>
+      </w:pPr>
+      <w:r>
+        <w:rPr>
+          <w:rtl w:val="0"/>
+        </w:rPr>
+      </w:r>
+    </w:p>
+    <w:p>
+      <w:pPr>
+        <w:spacing w:line="360" w:lineRule="auto"/>
+        <w:jc w:val="both"/>
         <w:rPr>
           <w:sz w:val="24"/>
           <w:szCs w:val="24"/>
@@ -5184,8 +7484,8 @@
     </w:p>
     <w:tbl>
       <w:tblPr>
-        <w:tblStyle w:val="Table5"/>
-        <w:tblW w:w="14310.0" w:type="dxa"/>
+        <w:tblStyle w:val="Table7"/>
+        <w:tblW w:w="13770.0" w:type="dxa"/>
         <w:jc w:val="left"/>
         <w:tblBorders>
           <w:top w:color="000000" w:space="0" w:sz="8" w:val="single"/>
@@ -5199,12 +7499,12 @@
         <w:tblLook w:val="0600"/>
       </w:tblPr>
       <w:tblGrid>
-        <w:gridCol w:w="1800"/>
-        <w:gridCol w:w="12510"/>
+        <w:gridCol w:w="1395"/>
+        <w:gridCol w:w="12375"/>
         <w:tblGridChange w:id="0">
           <w:tblGrid>
-            <w:gridCol w:w="1800"/>
-            <w:gridCol w:w="12510"/>
+            <w:gridCol w:w="1395"/>
+            <w:gridCol w:w="12375"/>
           </w:tblGrid>
         </w:tblGridChange>
       </w:tblGrid>
@@ -5237,8 +7537,13 @@
             </w:pPr>
             <w:r>
               <w:rPr>
-                <w:rtl w:val="0"/>
-              </w:rPr>
+                <w:b w:val="1"/>
+                <w:bCs w:val="1"/>
+                <w:sz w:val="24"/>
+                <w:szCs w:val="24"/>
+                <w:rtl w:val="0"/>
+              </w:rPr>
+              <w:t xml:space="preserve">CASO DE USO EXPANDIDO - 001</w:t>
             </w:r>
           </w:p>
         </w:tc>
@@ -5266,8 +7571,13 @@
             </w:pPr>
             <w:r>
               <w:rPr>
-                <w:rtl w:val="0"/>
-              </w:rPr>
+                <w:b w:val="1"/>
+                <w:bCs w:val="1"/>
+                <w:sz w:val="24"/>
+                <w:szCs w:val="24"/>
+                <w:rtl w:val="0"/>
+              </w:rPr>
+              <w:t xml:space="preserve">   sarah emanuelle</w:t>
             </w:r>
           </w:p>
         </w:tc>
@@ -5290,15 +7600,21 @@
           </w:tcPr>
           <w:p>
             <w:pPr>
-              <w:widowControl w:val="0"/>
-              <w:spacing w:line="240" w:lineRule="auto"/>
-              <w:rPr>
-                <w:b w:val="1"/>
-                <w:bCs w:val="1"/>
-                <w:sz w:val="24"/>
-                <w:szCs w:val="24"/>
-              </w:rPr>
-            </w:pPr>
+              <w:rPr>
+                <w:b w:val="1"/>
+                <w:bCs w:val="1"/>
+                <w:sz w:val="24"/>
+                <w:szCs w:val="24"/>
+              </w:rPr>
+            </w:pPr>
+            <w:r>
+              <w:rPr>
+                <w:b w:val="1"/>
+                <w:bCs w:val="1"/>
+                <w:rtl w:val="0"/>
+              </w:rPr>
+              <w:t xml:space="preserve">Ator Principal:</w:t>
+            </w:r>
             <w:r>
               <w:rPr>
                 <w:rtl w:val="0"/>
@@ -5319,13 +7635,17 @@
           </w:tcPr>
           <w:p>
             <w:pPr>
-              <w:widowControl w:val="0"/>
-              <w:spacing w:line="240" w:lineRule="auto"/>
-              <w:rPr>
-                <w:sz w:val="24"/>
-                <w:szCs w:val="24"/>
-              </w:rPr>
-            </w:pPr>
+              <w:rPr>
+                <w:sz w:val="24"/>
+                <w:szCs w:val="24"/>
+              </w:rPr>
+            </w:pPr>
+            <w:r>
+              <w:rPr>
+                <w:rtl w:val="0"/>
+              </w:rPr>
+              <w:t xml:space="preserve">Viajante (Usuário Final)</w:t>
+            </w:r>
             <w:r>
               <w:rPr>
                 <w:rtl w:val="0"/>
@@ -5352,15 +7672,21 @@
           </w:tcPr>
           <w:p>
             <w:pPr>
-              <w:widowControl w:val="0"/>
-              <w:spacing w:line="240" w:lineRule="auto"/>
-              <w:rPr>
-                <w:b w:val="1"/>
-                <w:bCs w:val="1"/>
-                <w:sz w:val="24"/>
-                <w:szCs w:val="24"/>
-              </w:rPr>
-            </w:pPr>
+              <w:rPr>
+                <w:b w:val="1"/>
+                <w:bCs w:val="1"/>
+                <w:sz w:val="24"/>
+                <w:szCs w:val="24"/>
+              </w:rPr>
+            </w:pPr>
+            <w:r>
+              <w:rPr>
+                <w:b w:val="1"/>
+                <w:bCs w:val="1"/>
+                <w:rtl w:val="0"/>
+              </w:rPr>
+              <w:t xml:space="preserve">Resumo:</w:t>
+            </w:r>
             <w:r>
               <w:rPr>
                 <w:rtl w:val="0"/>
@@ -5381,13 +7707,17 @@
           </w:tcPr>
           <w:p>
             <w:pPr>
-              <w:widowControl w:val="0"/>
-              <w:spacing w:line="240" w:lineRule="auto"/>
-              <w:rPr>
-                <w:sz w:val="24"/>
-                <w:szCs w:val="24"/>
-              </w:rPr>
-            </w:pPr>
+              <w:rPr>
+                <w:sz w:val="24"/>
+                <w:szCs w:val="24"/>
+              </w:rPr>
+            </w:pPr>
+            <w:r>
+              <w:rPr>
+                <w:rtl w:val="0"/>
+              </w:rPr>
+              <w:t xml:space="preserve">Permitir que o viajante informe os preços desejados de hospedagens e atrações e receba sugestões mais baratas ou com melhor avaliação baseada no perfil de gastos</w:t>
+            </w:r>
             <w:r>
               <w:rPr>
                 <w:rtl w:val="0"/>
@@ -5425,8 +7755,13 @@
             </w:pPr>
             <w:r>
               <w:rPr>
-                <w:rtl w:val="0"/>
-              </w:rPr>
+                <w:b w:val="1"/>
+                <w:bCs w:val="1"/>
+                <w:sz w:val="24"/>
+                <w:szCs w:val="24"/>
+                <w:rtl w:val="0"/>
+              </w:rPr>
+              <w:t xml:space="preserve">Pós-condições: </w:t>
             </w:r>
           </w:p>
         </w:tc>
@@ -5443,12 +7778,39 @@
           </w:tcPr>
           <w:p>
             <w:pPr>
-              <w:ind w:left="720" w:firstLine="0"/>
-              <w:rPr>
-                <w:sz w:val="24"/>
-                <w:szCs w:val="24"/>
-              </w:rPr>
-            </w:pPr>
+              <w:rPr/>
+            </w:pPr>
+            <w:r>
+              <w:rPr>
+                <w:rtl w:val="0"/>
+              </w:rPr>
+              <w:t xml:space="preserve">O usuário deve estar logado no sistema.</w:t>
+            </w:r>
+          </w:p>
+          <w:p>
+            <w:pPr>
+              <w:rPr/>
+            </w:pPr>
+            <w:r>
+              <w:rPr>
+                <w:rtl w:val="0"/>
+              </w:rPr>
+              <w:t xml:space="preserve">Dados básicos do perfil já preenchidos (idade, tipo de viagem, orçamento geral).</w:t>
+            </w:r>
+          </w:p>
+          <w:p>
+            <w:pPr>
+              <w:rPr>
+                <w:sz w:val="24"/>
+                <w:szCs w:val="24"/>
+              </w:rPr>
+            </w:pPr>
+            <w:r>
+              <w:rPr>
+                <w:rtl w:val="0"/>
+              </w:rPr>
+              <w:t xml:space="preserve">Conexão com internet ativa.</w:t>
+            </w:r>
             <w:r>
               <w:rPr>
                 <w:rtl w:val="0"/>
@@ -5486,8 +7848,13 @@
             </w:pPr>
             <w:r>
               <w:rPr>
-                <w:rtl w:val="0"/>
-              </w:rPr>
+                <w:b w:val="1"/>
+                <w:bCs w:val="1"/>
+                <w:sz w:val="24"/>
+                <w:szCs w:val="24"/>
+                <w:rtl w:val="0"/>
+              </w:rPr>
+              <w:t xml:space="preserve">Fluxo Principal: </w:t>
             </w:r>
           </w:p>
         </w:tc>
@@ -5504,12 +7871,39 @@
           </w:tcPr>
           <w:p>
             <w:pPr>
-              <w:ind w:left="720" w:firstLine="0"/>
-              <w:rPr>
-                <w:sz w:val="24"/>
-                <w:szCs w:val="24"/>
-              </w:rPr>
-            </w:pPr>
+              <w:rPr/>
+            </w:pPr>
+            <w:r>
+              <w:rPr>
+                <w:rtl w:val="0"/>
+              </w:rPr>
+              <w:t xml:space="preserve">Sugestões salvas no histórico do usuário.</w:t>
+            </w:r>
+          </w:p>
+          <w:p>
+            <w:pPr>
+              <w:rPr/>
+            </w:pPr>
+            <w:r>
+              <w:rPr>
+                <w:rtl w:val="0"/>
+              </w:rPr>
+              <w:t xml:space="preserve">Opções marcadas como “favoritas” podem ser adicionadas ao planejamento.</w:t>
+            </w:r>
+          </w:p>
+          <w:p>
+            <w:pPr>
+              <w:rPr>
+                <w:sz w:val="24"/>
+                <w:szCs w:val="24"/>
+              </w:rPr>
+            </w:pPr>
+            <w:r>
+              <w:rPr>
+                <w:rtl w:val="0"/>
+              </w:rPr>
+              <w:t xml:space="preserve">Notificação push enviada se houver oportunidade de economia.</w:t>
+            </w:r>
             <w:r>
               <w:rPr>
                 <w:rtl w:val="0"/>
@@ -5547,8 +7941,13 @@
             </w:pPr>
             <w:r>
               <w:rPr>
-                <w:rtl w:val="0"/>
-              </w:rPr>
+                <w:b w:val="1"/>
+                <w:bCs w:val="1"/>
+                <w:sz w:val="24"/>
+                <w:szCs w:val="24"/>
+                <w:rtl w:val="0"/>
+              </w:rPr>
+              <w:t xml:space="preserve">Fluxos Alternativos: </w:t>
             </w:r>
           </w:p>
         </w:tc>
@@ -5565,13 +7964,105 @@
           </w:tcPr>
           <w:p>
             <w:pPr>
-              <w:widowControl w:val="0"/>
-              <w:spacing w:line="240" w:lineRule="auto"/>
-              <w:rPr>
-                <w:sz w:val="24"/>
-                <w:szCs w:val="24"/>
-              </w:rPr>
-            </w:pPr>
+              <w:rPr/>
+            </w:pPr>
+            <w:r>
+              <w:rPr>
+                <w:rtl w:val="0"/>
+              </w:rPr>
+              <w:t xml:space="preserve">• 2. Clica na aba "Hospedagem" ou "Atrações" disponível no planejamento.</w:t>
+            </w:r>
+          </w:p>
+          <w:p>
+            <w:pPr>
+              <w:rPr/>
+            </w:pPr>
+            <w:r>
+              <w:rPr>
+                <w:rtl w:val="0"/>
+              </w:rPr>
+              <w:t xml:space="preserve">• 3. Informa preço máximo e avaliação mínima desejada.</w:t>
+            </w:r>
+          </w:p>
+          <w:p>
+            <w:pPr>
+              <w:rPr/>
+            </w:pPr>
+            <w:r>
+              <w:rPr>
+                <w:rtl w:val="0"/>
+              </w:rPr>
+              <w:t xml:space="preserve">• 4. O sistema filtra e sugere opções que atendem ao perfil de gastos.</w:t>
+            </w:r>
+          </w:p>
+          <w:p>
+            <w:pPr>
+              <w:rPr/>
+            </w:pPr>
+            <w:r>
+              <w:rPr>
+                <w:rtl w:val="0"/>
+              </w:rPr>
+              <w:t xml:space="preserve">• 5. Exibe mapa e fotos + avaliações.</w:t>
+            </w:r>
+          </w:p>
+          <w:p>
+            <w:pPr>
+              <w:rPr/>
+            </w:pPr>
+            <w:r>
+              <w:rPr>
+                <w:rtl w:val="0"/>
+              </w:rPr>
+              <w:t xml:space="preserve">• 6. O usuário acessa a aba "Bagagem" para marcar itens.</w:t>
+            </w:r>
+          </w:p>
+          <w:p>
+            <w:pPr>
+              <w:rPr/>
+            </w:pPr>
+            <w:r>
+              <w:rPr>
+                <w:rtl w:val="0"/>
+              </w:rPr>
+              <w:t xml:space="preserve">• 7. Seleciona tipo de viagem (lazer ou negócios).</w:t>
+            </w:r>
+          </w:p>
+          <w:p>
+            <w:pPr>
+              <w:rPr/>
+            </w:pPr>
+            <w:r>
+              <w:rPr>
+                <w:rtl w:val="0"/>
+              </w:rPr>
+              <w:t xml:space="preserve">• 8. Clica em "Gerar lista de bagagem".</w:t>
+            </w:r>
+          </w:p>
+          <w:p>
+            <w:pPr>
+              <w:rPr/>
+            </w:pPr>
+            <w:r>
+              <w:rPr>
+                <w:rtl w:val="0"/>
+              </w:rPr>
+              <w:t xml:space="preserve">• 9. Marca itens organizados e adiciona lembretes de segurança.</w:t>
+            </w:r>
+          </w:p>
+          <w:p>
+            <w:pPr>
+              <w:rPr>
+                <w:sz w:val="24"/>
+                <w:szCs w:val="24"/>
+              </w:rPr>
+            </w:pPr>
+            <w:r>
+              <w:rPr>
+                <w:rtl w:val="0"/>
+              </w:rPr>
+              <w:t xml:space="preserve">• 10. Salva a lista.</w:t>
+            </w:r>
             <w:r>
               <w:rPr>
                 <w:rtl w:val="0"/>
@@ -5609,8 +8100,13 @@
             </w:pPr>
             <w:r>
               <w:rPr>
-                <w:rtl w:val="0"/>
-              </w:rPr>
+                <w:b w:val="1"/>
+                <w:bCs w:val="1"/>
+                <w:sz w:val="24"/>
+                <w:szCs w:val="24"/>
+                <w:rtl w:val="0"/>
+              </w:rPr>
+              <w:t xml:space="preserve">Fluxos de Exceção: </w:t>
             </w:r>
           </w:p>
         </w:tc>
@@ -5627,12 +8123,28 @@
           </w:tcPr>
           <w:p>
             <w:pPr>
-              <w:ind w:left="0" w:firstLine="0"/>
-              <w:rPr>
-                <w:sz w:val="24"/>
-                <w:szCs w:val="24"/>
-              </w:rPr>
-            </w:pPr>
+              <w:rPr/>
+            </w:pPr>
+            <w:r>
+              <w:rPr>
+                <w:rtl w:val="0"/>
+              </w:rPr>
+              <w:t xml:space="preserve">- FA01 - Sem opções disponíveis: exibe mensagem de erro e sugere redução de preço ou filtro.</w:t>
+            </w:r>
+          </w:p>
+          <w:p>
+            <w:pPr>
+              <w:rPr>
+                <w:sz w:val="24"/>
+                <w:szCs w:val="24"/>
+              </w:rPr>
+            </w:pPr>
+            <w:r>
+              <w:rPr>
+                <w:rtl w:val="0"/>
+              </w:rPr>
+              <w:t xml:space="preserve">- FA02 - Sem resultados: exibe mensagem “Nenhuma opção encontrada” com sugestões alternativas.</w:t>
+            </w:r>
             <w:r>
               <w:rPr>
                 <w:rtl w:val="0"/>
@@ -5676,7 +8188,7 @@
                 <w:szCs w:val="24"/>
                 <w:rtl w:val="0"/>
               </w:rPr>
-              <w:t xml:space="preserve">Fluxos de Exceção: </w:t>
+              <w:t xml:space="preserve">Relações de Regras de Negócio: </w:t>
             </w:r>
           </w:p>
         </w:tc>
@@ -5699,1004 +8211,29 @@
               <w:rPr>
                 <w:rtl w:val="0"/>
               </w:rPr>
-              <w:t xml:space="preserve">- FE01 - Falha na API de localização: exibe erro "Verifique sua conexão".</w:t>
-            </w:r>
-          </w:p>
-          <w:p>
-            <w:pPr>
-              <w:rPr>
-                <w:sz w:val="24"/>
-                <w:szCs w:val="24"/>
-              </w:rPr>
-            </w:pPr>
-            <w:r>
-              <w:rPr>
-                <w:rtl w:val="0"/>
-              </w:rPr>
-              <w:t xml:space="preserve">  FE02 - Falha no servidor: exibe erro "Tente n</w:t>
-            </w:r>
-            <w:r>
-              <w:rPr>
-                <w:rtl w:val="0"/>
-              </w:rPr>
-            </w:r>
-          </w:p>
-          <w:tbl>
-            <w:tblPr>
-              <w:tblStyle w:val="Table6"/>
-              <w:tblW w:w="14310.0" w:type="dxa"/>
-              <w:jc w:val="left"/>
-              <w:tblBorders>
-                <w:top w:color="000000" w:space="0" w:sz="8" w:val="single"/>
-                <w:left w:color="000000" w:space="0" w:sz="8" w:val="single"/>
-                <w:bottom w:color="000000" w:space="0" w:sz="8" w:val="single"/>
-                <w:right w:color="000000" w:space="0" w:sz="8" w:val="single"/>
-                <w:insideH w:color="000000" w:space="0" w:sz="8" w:val="single"/>
-                <w:insideV w:color="000000" w:space="0" w:sz="8" w:val="single"/>
-              </w:tblBorders>
-              <w:tblLayout w:type="fixed"/>
-              <w:tblLook w:val="0600"/>
-            </w:tblPr>
-            <w:tblGrid>
-              <w:gridCol w:w="1800"/>
-              <w:gridCol w:w="12510"/>
-              <w:tblGridChange w:id="0">
-                <w:tblGrid>
-                  <w:gridCol w:w="1800"/>
-                  <w:gridCol w:w="12510"/>
-                </w:tblGrid>
-              </w:tblGridChange>
-            </w:tblGrid>
-            <w:tr>
-              <w:trPr>
-                <w:cantSplit w:val="0"/>
-                <w:tblHeader w:val="0"/>
-              </w:trPr>
-              <w:tc>
-                <w:tcPr>
-                  <w:shd w:fill="999999" w:val="clear"/>
-                </w:tcPr>
-                <w:p>
-                  <w:pPr>
-                    <w:spacing w:line="240" w:lineRule="auto"/>
-                    <w:rPr>
-                      <w:b w:val="1"/>
-                      <w:bCs w:val="1"/>
-                      <w:sz w:val="24"/>
-                      <w:szCs w:val="24"/>
-                    </w:rPr>
-                  </w:pPr>
-                  <w:r>
-                    <w:rPr>
-                      <w:b w:val="1"/>
-                      <w:bCs w:val="1"/>
-                      <w:sz w:val="24"/>
-                      <w:szCs w:val="24"/>
-                      <w:rtl w:val="0"/>
-                    </w:rPr>
-                    <w:t xml:space="preserve">CASO DE USO EXPANDIDO - 001</w:t>
-                  </w:r>
-                </w:p>
-              </w:tc>
-              <w:tc>
-                <w:tcPr>
-                  <w:shd w:fill="999999" w:val="clear"/>
-                </w:tcPr>
-                <w:p>
-                  <w:pPr>
-                    <w:spacing w:line="240" w:lineRule="auto"/>
-                    <w:rPr>
-                      <w:b w:val="1"/>
-                      <w:bCs w:val="1"/>
-                      <w:sz w:val="24"/>
-                      <w:szCs w:val="24"/>
-                    </w:rPr>
-                  </w:pPr>
-                  <w:r>
-                    <w:rPr>
-                      <w:b w:val="1"/>
-                      <w:bCs w:val="1"/>
-                      <w:sz w:val="24"/>
-                      <w:szCs w:val="24"/>
-                      <w:rtl w:val="0"/>
-                    </w:rPr>
-                    <w:t xml:space="preserve">emanuel carvalho n : 13</w:t>
-                  </w:r>
-                </w:p>
-              </w:tc>
-            </w:tr>
-            <w:tr>
-              <w:trPr>
-                <w:cantSplit w:val="0"/>
-                <w:tblHeader w:val="0"/>
-              </w:trPr>
-              <w:tc>
-                <w:tcPr>
-                  <w:shd w:fill="999999" w:val="clear"/>
-                </w:tcPr>
-                <w:p>
-                  <w:pPr>
-                    <w:spacing w:line="240" w:lineRule="auto"/>
-                    <w:rPr>
-                      <w:b w:val="1"/>
-                      <w:bCs w:val="1"/>
-                      <w:sz w:val="24"/>
-                      <w:szCs w:val="24"/>
-                    </w:rPr>
-                  </w:pPr>
-                  <w:r>
-                    <w:rPr>
-                      <w:b w:val="1"/>
-                      <w:bCs w:val="1"/>
-                      <w:sz w:val="24"/>
-                      <w:szCs w:val="24"/>
-                      <w:rtl w:val="0"/>
-                    </w:rPr>
-                    <w:t xml:space="preserve">Ator Principal: </w:t>
-                  </w:r>
-                </w:p>
-              </w:tc>
-              <w:tc>
-                <w:tcPr/>
-                <w:p>
-                  <w:pPr>
-                    <w:rPr/>
-                  </w:pPr>
-                  <w:r>
-                    <w:rPr>
-                      <w:rtl w:val="0"/>
-                    </w:rPr>
-                    <w:t xml:space="preserve">Viajante Solo (Cliente)</w:t>
-                  </w:r>
-                </w:p>
-                <w:p>
-                  <w:pPr>
-                    <w:spacing w:line="240" w:lineRule="auto"/>
-                    <w:rPr>
-                      <w:sz w:val="24"/>
-                      <w:szCs w:val="24"/>
-                    </w:rPr>
-                  </w:pPr>
-                  <w:r>
-                    <w:rPr>
-                      <w:rtl w:val="0"/>
-                    </w:rPr>
-                  </w:r>
-                </w:p>
-              </w:tc>
-            </w:tr>
-            <w:tr>
-              <w:trPr>
-                <w:cantSplit w:val="0"/>
-                <w:tblHeader w:val="0"/>
-              </w:trPr>
-              <w:tc>
-                <w:tcPr>
-                  <w:shd w:fill="999999" w:val="clear"/>
-                </w:tcPr>
-                <w:p>
-                  <w:pPr>
-                    <w:spacing w:line="240" w:lineRule="auto"/>
-                    <w:rPr>
-                      <w:b w:val="1"/>
-                      <w:bCs w:val="1"/>
-                      <w:sz w:val="24"/>
-                      <w:szCs w:val="24"/>
-                    </w:rPr>
-                  </w:pPr>
-                  <w:r>
-                    <w:rPr>
-                      <w:b w:val="1"/>
-                      <w:bCs w:val="1"/>
-                      <w:sz w:val="24"/>
-                      <w:szCs w:val="24"/>
-                      <w:rtl w:val="0"/>
-                    </w:rPr>
-                    <w:t xml:space="preserve">Resumo: </w:t>
-                  </w:r>
-                </w:p>
-              </w:tc>
-              <w:tc>
-                <w:tcPr/>
-                <w:p>
-                  <w:pPr>
-                    <w:rPr/>
-                  </w:pPr>
-                  <w:r>
-                    <w:rPr>
-                      <w:rtl w:val="0"/>
-                    </w:rPr>
-                    <w:t xml:space="preserve"> O usuário realiza o cadastro e autenticação na plataforma para criar sua conta, configurando seu perfil de gastos. O sistema valida automaticamente a idade (maiores de 18 anos) e libera a criação de viagens independentes. O sistema permite cadastro e login com nome, e-mail e senha. O usuário pode criar, editar ou cancelar viagem. O viajante registra gastos em categorias como transporte, hospedagem, alimentação e passeios. O sistema calcula automaticamente o custo por categoria e o total da viagem. O sistema permite escolher o tipo de viagem (lazer ou negócios).</w:t>
-                  </w:r>
-                </w:p>
-                <w:p>
-                  <w:pPr>
-                    <w:spacing w:line="240" w:lineRule="auto"/>
-                    <w:rPr>
-                      <w:sz w:val="24"/>
-                      <w:szCs w:val="24"/>
-                    </w:rPr>
-                  </w:pPr>
-                  <w:r>
-                    <w:rPr>
-                      <w:rtl w:val="0"/>
-                    </w:rPr>
-                  </w:r>
-                </w:p>
-              </w:tc>
-            </w:tr>
-            <w:tr>
-              <w:trPr>
-                <w:cantSplit w:val="0"/>
-                <w:tblHeader w:val="0"/>
-              </w:trPr>
-              <w:tc>
-                <w:tcPr>
-                  <w:shd w:fill="999999" w:val="clear"/>
-                </w:tcPr>
-                <w:p>
-                  <w:pPr>
-                    <w:spacing w:line="240" w:lineRule="auto"/>
-                    <w:rPr>
-                      <w:b w:val="1"/>
-                      <w:bCs w:val="1"/>
-                      <w:sz w:val="24"/>
-                      <w:szCs w:val="24"/>
-                    </w:rPr>
-                  </w:pPr>
-                  <w:r>
-                    <w:rPr>
-                      <w:b w:val="1"/>
-                      <w:bCs w:val="1"/>
-                      <w:sz w:val="24"/>
-                      <w:szCs w:val="24"/>
-                      <w:rtl w:val="0"/>
-                    </w:rPr>
-                    <w:t xml:space="preserve">Pré-condições: </w:t>
-                  </w:r>
-                </w:p>
-              </w:tc>
-              <w:tc>
-                <w:tcPr/>
-                <w:p>
-                  <w:pPr>
-                    <w:numPr>
-                      <w:ilvl w:val="0"/>
-                      <w:numId w:val="6"/>
-                    </w:numPr>
-                    <w:ind w:left="720" w:hanging="360"/>
-                  </w:pPr>
-                  <w:r>
-                    <w:rPr>
-                      <w:rtl w:val="0"/>
-                    </w:rPr>
-                    <w:t xml:space="preserve"> O usuário acessou a tela de registro e está logado.</w:t>
-                  </w:r>
-                </w:p>
-                <w:p>
-                  <w:pPr>
-                    <w:numPr>
-                      <w:ilvl w:val="0"/>
-                      <w:numId w:val="6"/>
-                    </w:numPr>
-                    <w:ind w:left="720" w:hanging="360"/>
-                  </w:pPr>
-                  <w:r>
-                    <w:rPr>
-                      <w:rtl w:val="0"/>
-                    </w:rPr>
-                    <w:t xml:space="preserve"> O e-mail e senha são informados corretamente.</w:t>
-                  </w:r>
-                </w:p>
-                <w:p>
-                  <w:pPr>
-                    <w:numPr>
-                      <w:ilvl w:val="0"/>
-                      <w:numId w:val="6"/>
-                    </w:numPr>
-                    <w:ind w:left="720" w:hanging="360"/>
-                  </w:pPr>
-                  <w:r>
-                    <w:rPr>
-                      <w:rtl w:val="0"/>
-                    </w:rPr>
-                    <w:t xml:space="preserve">A data de nascimento está cadastrada.</w:t>
-                  </w:r>
-                </w:p>
-                <w:p>
-                  <w:pPr>
-                    <w:numPr>
-                      <w:ilvl w:val="0"/>
-                      <w:numId w:val="6"/>
-                    </w:numPr>
-                    <w:ind w:left="720" w:hanging="360"/>
-                  </w:pPr>
-                  <w:r>
-                    <w:rPr>
-                      <w:rtl w:val="0"/>
-                    </w:rPr>
-                    <w:t xml:space="preserve">O usuário acessou a tela de criação de viagem e tem uma viagem selecionada.</w:t>
-                  </w:r>
-                </w:p>
-                <w:p>
-                  <w:pPr>
-                    <w:numPr>
-                      <w:ilvl w:val="0"/>
-                      <w:numId w:val="6"/>
-                    </w:numPr>
-                    <w:ind w:left="720" w:hanging="360"/>
-                  </w:pPr>
-                  <w:r>
-                    <w:rPr>
-                      <w:rtl w:val="0"/>
-                    </w:rPr>
-                    <w:t xml:space="preserve">O usuário acessou a aba "Gastos" ou "Configurações"</w:t>
-                  </w:r>
-                  <w:r>
-                    <w:rPr>
-                      <w:rtl w:val="0"/>
-                    </w:rPr>
-                  </w:r>
-                </w:p>
-              </w:tc>
-            </w:tr>
-            <w:tr>
-              <w:trPr>
-                <w:cantSplit w:val="0"/>
-                <w:tblHeader w:val="0"/>
-              </w:trPr>
-              <w:tc>
-                <w:tcPr>
-                  <w:shd w:fill="999999" w:val="clear"/>
-                </w:tcPr>
-                <w:p>
-                  <w:pPr>
-                    <w:spacing w:line="240" w:lineRule="auto"/>
-                    <w:rPr>
-                      <w:b w:val="1"/>
-                      <w:bCs w:val="1"/>
-                      <w:sz w:val="24"/>
-                      <w:szCs w:val="24"/>
-                    </w:rPr>
-                  </w:pPr>
-                  <w:r>
-                    <w:rPr>
-                      <w:b w:val="1"/>
-                      <w:bCs w:val="1"/>
-                      <w:sz w:val="24"/>
-                      <w:szCs w:val="24"/>
-                      <w:rtl w:val="0"/>
-                    </w:rPr>
-                    <w:t xml:space="preserve">Pós-condições: </w:t>
-                  </w:r>
-                </w:p>
-              </w:tc>
-              <w:tc>
-                <w:tcPr/>
-                <w:p>
-                  <w:pPr>
-                    <w:numPr>
-                      <w:ilvl w:val="0"/>
-                      <w:numId w:val="5"/>
-                    </w:numPr>
-                    <w:ind w:left="720" w:hanging="360"/>
-                    <w:rPr>
-                      <w:sz w:val="24"/>
-                      <w:szCs w:val="24"/>
-                    </w:rPr>
-                  </w:pPr>
-                  <w:r>
-                    <w:rPr>
-                      <w:rtl w:val="0"/>
-                    </w:rPr>
-                    <w:t xml:space="preserve"> A conta é criada e ativada com sucesso.</w:t>
-                  </w:r>
-                </w:p>
-                <w:p>
-                  <w:pPr>
-                    <w:numPr>
-                      <w:ilvl w:val="0"/>
-                      <w:numId w:val="5"/>
-                    </w:numPr>
-                    <w:ind w:left="720" w:hanging="360"/>
-                    <w:rPr>
-                      <w:sz w:val="24"/>
-                      <w:szCs w:val="24"/>
-                    </w:rPr>
-                  </w:pPr>
-                  <w:r>
-                    <w:rPr>
-                      <w:rtl w:val="0"/>
-                    </w:rPr>
-                    <w:t xml:space="preserve"> A viagem é criada, editada ou cancelada com sucesso.</w:t>
-                  </w:r>
-                </w:p>
-                <w:p>
-                  <w:pPr>
-                    <w:numPr>
-                      <w:ilvl w:val="0"/>
-                      <w:numId w:val="5"/>
-                    </w:numPr>
-                    <w:ind w:left="720" w:hanging="360"/>
-                    <w:rPr>
-                      <w:sz w:val="24"/>
-                      <w:szCs w:val="24"/>
-                    </w:rPr>
-                  </w:pPr>
-                  <w:r>
-                    <w:rPr>
-                      <w:rtl w:val="0"/>
-                    </w:rPr>
-                    <w:t xml:space="preserve"> Os gastos são salvos com categoria e total calculado.</w:t>
-                  </w:r>
-                </w:p>
-                <w:p>
-                  <w:pPr>
-                    <w:numPr>
-                      <w:ilvl w:val="0"/>
-                      <w:numId w:val="5"/>
-                    </w:numPr>
-                    <w:ind w:left="720" w:hanging="360"/>
-                    <w:rPr>
-                      <w:sz w:val="24"/>
-                      <w:szCs w:val="24"/>
-                    </w:rPr>
-                  </w:pPr>
-                  <w:r>
-                    <w:rPr>
-                      <w:rtl w:val="0"/>
-                    </w:rPr>
-                    <w:t xml:space="preserve"> O tipo de viagem é salvo e usado para gerar bagagem e sugestões.</w:t>
-                  </w:r>
-                </w:p>
-                <w:p>
-                  <w:pPr>
-                    <w:numPr>
-                      <w:ilvl w:val="0"/>
-                      <w:numId w:val="5"/>
-                    </w:numPr>
-                    <w:ind w:left="720" w:hanging="360"/>
-                    <w:rPr>
-                      <w:sz w:val="24"/>
-                      <w:szCs w:val="24"/>
-                    </w:rPr>
-                  </w:pPr>
-                  <w:r>
-                    <w:rPr>
-                      <w:rtl w:val="0"/>
-                    </w:rPr>
-                    <w:t xml:space="preserve">As configurações de perfil (incluindo idade) são persistidas e acessíveis.</w:t>
-                  </w:r>
-                </w:p>
-                <w:p>
-                  <w:pPr>
-                    <w:ind w:left="720" w:firstLine="0"/>
-                    <w:rPr>
-                      <w:sz w:val="24"/>
-                      <w:szCs w:val="24"/>
-                    </w:rPr>
-                  </w:pPr>
-                  <w:r>
-                    <w:rPr>
-                      <w:rtl w:val="0"/>
-                    </w:rPr>
-                  </w:r>
-                </w:p>
-              </w:tc>
-            </w:tr>
-            <w:tr>
-              <w:trPr>
-                <w:cantSplit w:val="0"/>
-                <w:tblHeader w:val="0"/>
-              </w:trPr>
-              <w:tc>
-                <w:tcPr>
-                  <w:shd w:fill="999999" w:val="clear"/>
-                </w:tcPr>
-                <w:p>
-                  <w:pPr>
-                    <w:spacing w:line="240" w:lineRule="auto"/>
-                    <w:rPr>
-                      <w:b w:val="1"/>
-                      <w:bCs w:val="1"/>
-                      <w:sz w:val="24"/>
-                      <w:szCs w:val="24"/>
-                    </w:rPr>
-                  </w:pPr>
-                  <w:r>
-                    <w:rPr>
-                      <w:b w:val="1"/>
-                      <w:bCs w:val="1"/>
-                      <w:sz w:val="24"/>
-                      <w:szCs w:val="24"/>
-                      <w:rtl w:val="0"/>
-                    </w:rPr>
-                    <w:t xml:space="preserve">Fluxo Principal: </w:t>
-                  </w:r>
-                </w:p>
-              </w:tc>
-              <w:tc>
-                <w:tcPr/>
-                <w:p>
-                  <w:pPr>
-                    <w:rPr/>
-                  </w:pPr>
-                  <w:r>
-                    <w:rPr>
-                      <w:rtl w:val="0"/>
-                    </w:rPr>
-                    <w:t xml:space="preserve">1. O usuário preenche os dados de cadastro: nome completo, e-mail válido e senha forte.</w:t>
-                  </w:r>
-                </w:p>
-                <w:p>
-                  <w:pPr>
-                    <w:rPr/>
-                  </w:pPr>
-                  <w:r>
-                    <w:rPr>
-                      <w:rtl w:val="0"/>
-                    </w:rPr>
-                    <w:t xml:space="preserve">2. O sistema realiza o registro e armazena o usuário no banco de dados.</w:t>
-                  </w:r>
-                </w:p>
-                <w:p>
-                  <w:pPr>
-                    <w:rPr/>
-                  </w:pPr>
-                  <w:r>
-                    <w:rPr>
-                      <w:rtl w:val="0"/>
-                    </w:rPr>
-                    <w:t xml:space="preserve">3. O sistema valida a data de nascimento e verifica se o usuário tem 18 anos ou mais.</w:t>
-                  </w:r>
-                </w:p>
-                <w:p>
-                  <w:pPr>
-                    <w:rPr/>
-                  </w:pPr>
-                  <w:r>
-                    <w:rPr>
-                      <w:rtl w:val="0"/>
-                    </w:rPr>
-                    <w:t xml:space="preserve">4. Se a idade for válida, exibe mensagem de sucesso e permite login direto.</w:t>
-                  </w:r>
-                </w:p>
-                <w:p>
-                  <w:pPr>
-                    <w:rPr/>
-                  </w:pPr>
-                  <w:r>
-                    <w:rPr>
-                      <w:rtl w:val="0"/>
-                    </w:rPr>
-                    <w:t xml:space="preserve">5. Caso a idade seja inferior a 18 anos, exibe alerta e bloqueia o acesso à criação de viagens.</w:t>
-                  </w:r>
-                </w:p>
-                <w:p>
-                  <w:pPr>
-                    <w:rPr/>
-                  </w:pPr>
-                  <w:r>
-                    <w:rPr>
-                      <w:rtl w:val="0"/>
-                    </w:rPr>
-                    <w:t xml:space="preserve">6. O usuário acessa a tela de "Minhas Viagens" e clica em "+" para criar uma nova viagem.</w:t>
-                  </w:r>
-                </w:p>
-                <w:p>
-                  <w:pPr>
-                    <w:rPr/>
-                  </w:pPr>
-                  <w:r>
-                    <w:rPr>
-                      <w:rtl w:val="0"/>
-                    </w:rPr>
-                    <w:t xml:space="preserve">7. Preenche os dados obrigatórios (destino, datas, orçamento etc.).</w:t>
-                  </w:r>
-                </w:p>
-                <w:p>
-                  <w:pPr>
-                    <w:rPr/>
-                  </w:pPr>
-                  <w:r>
-                    <w:rPr>
-                      <w:rtl w:val="0"/>
-                    </w:rPr>
-                    <w:t xml:space="preserve">8. Clica em "Salvar".</w:t>
-                  </w:r>
-                </w:p>
-                <w:p>
-                  <w:pPr>
-                    <w:rPr/>
-                  </w:pPr>
-                  <w:r>
-                    <w:rPr>
-                      <w:rtl w:val="0"/>
-                    </w:rPr>
-                    <w:t xml:space="preserve">9. O sistema valida os dados e os salva no banco.</w:t>
-                  </w:r>
-                </w:p>
-                <w:p>
-                  <w:pPr>
-                    <w:rPr/>
-                  </w:pPr>
-                  <w:r>
-                    <w:rPr>
-                      <w:rtl w:val="0"/>
-                    </w:rPr>
-                    <w:t xml:space="preserve">10. Exibe mensagem de sucesso e redireciona para a lista de viagens.</w:t>
-                  </w:r>
-                </w:p>
-                <w:p>
-                  <w:pPr>
-                    <w:rPr/>
-                  </w:pPr>
-                  <w:r>
-                    <w:rPr>
-                      <w:rtl w:val="0"/>
-                    </w:rPr>
-                    <w:t xml:space="preserve">11. O usuário acessa a aba "Gastos".</w:t>
-                  </w:r>
-                </w:p>
-                <w:p>
-                  <w:pPr>
-                    <w:rPr/>
-                  </w:pPr>
-                  <w:r>
-                    <w:rPr>
-                      <w:rtl w:val="0"/>
-                    </w:rPr>
-                    <w:t xml:space="preserve">12. Clica em "Adicionar gasto".</w:t>
-                  </w:r>
-                </w:p>
-                <w:p>
-                  <w:pPr>
-                    <w:rPr/>
-                  </w:pPr>
-                  <w:r>
-                    <w:rPr>
-                      <w:rtl w:val="0"/>
-                    </w:rPr>
-                    <w:t xml:space="preserve">13. Escolher categoria (transporte, hospedagem etc.).</w:t>
-                  </w:r>
-                </w:p>
-                <w:p>
-                  <w:pPr>
-                    <w:rPr/>
-                  </w:pPr>
-                  <w:r>
-                    <w:rPr>
-                      <w:rtl w:val="0"/>
-                    </w:rPr>
-                    <w:t xml:space="preserve">14. Informa valor, data e descrição.</w:t>
-                  </w:r>
-                </w:p>
-                <w:p>
-                  <w:pPr>
-                    <w:rPr/>
-                  </w:pPr>
-                  <w:r>
-                    <w:rPr>
-                      <w:rtl w:val="0"/>
-                    </w:rPr>
-                    <w:t xml:space="preserve">15. Clica em "Salvar".</w:t>
-                  </w:r>
-                </w:p>
-                <w:p>
-                  <w:pPr>
-                    <w:rPr/>
-                  </w:pPr>
-                  <w:r>
-                    <w:rPr>
-                      <w:rtl w:val="0"/>
-                    </w:rPr>
-                    <w:t xml:space="preserve">16. O sistema atualiza o total da viagem.</w:t>
-                  </w:r>
-                </w:p>
-                <w:p>
-                  <w:pPr>
-                    <w:rPr/>
-                  </w:pPr>
-                  <w:r>
-                    <w:rPr>
-                      <w:rtl w:val="0"/>
-                    </w:rPr>
-                    <w:t xml:space="preserve">17. O usuário acessa a aba "Configurações da viagem".</w:t>
-                  </w:r>
-                </w:p>
-                <w:p>
-                  <w:pPr>
-                    <w:rPr/>
-                  </w:pPr>
-                  <w:r>
-                    <w:rPr>
-                      <w:rtl w:val="0"/>
-                    </w:rPr>
-                    <w:t xml:space="preserve">18. Escolha "Lazer" ou "Negócios".</w:t>
-                  </w:r>
-                </w:p>
-                <w:p>
-                  <w:pPr>
-                    <w:rPr/>
-                  </w:pPr>
-                  <w:r>
-                    <w:rPr>
-                      <w:rtl w:val="0"/>
-                    </w:rPr>
-                    <w:t xml:space="preserve">19. Salva.</w:t>
-                  </w:r>
-                </w:p>
-                <w:p>
-                  <w:pPr>
-                    <w:rPr/>
-                  </w:pPr>
-                  <w:r>
-                    <w:rPr>
-                      <w:rtl w:val="0"/>
-                    </w:rPr>
-                    <w:t xml:space="preserve">20. O sistema atualiza a lista de bagagem e sugestões.</w:t>
-                  </w:r>
-                </w:p>
-                <w:p>
-                  <w:pPr>
-                    <w:spacing w:line="240" w:lineRule="auto"/>
-                    <w:rPr>
-                      <w:sz w:val="24"/>
-                      <w:szCs w:val="24"/>
-                    </w:rPr>
-                  </w:pPr>
-                  <w:r>
-                    <w:rPr>
-                      <w:rtl w:val="0"/>
-                    </w:rPr>
-                  </w:r>
-                </w:p>
-              </w:tc>
-            </w:tr>
-            <w:tr>
-              <w:trPr>
-                <w:cantSplit w:val="0"/>
-                <w:tblHeader w:val="0"/>
-              </w:trPr>
-              <w:tc>
-                <w:tcPr>
-                  <w:shd w:fill="999999" w:val="clear"/>
-                </w:tcPr>
-                <w:p>
-                  <w:pPr>
-                    <w:spacing w:line="240" w:lineRule="auto"/>
-                    <w:rPr>
-                      <w:b w:val="1"/>
-                      <w:bCs w:val="1"/>
-                      <w:sz w:val="24"/>
-                      <w:szCs w:val="24"/>
-                    </w:rPr>
-                  </w:pPr>
-                  <w:r>
-                    <w:rPr>
-                      <w:b w:val="1"/>
-                      <w:bCs w:val="1"/>
-                      <w:sz w:val="24"/>
-                      <w:szCs w:val="24"/>
-                      <w:rtl w:val="0"/>
-                    </w:rPr>
-                    <w:t xml:space="preserve">Fluxos Alternativos: </w:t>
-                  </w:r>
-                </w:p>
-              </w:tc>
-              <w:tc>
-                <w:tcPr/>
-                <w:p>
-                  <w:pPr>
-                    <w:numPr>
-                      <w:ilvl w:val="0"/>
-                      <w:numId w:val="3"/>
-                    </w:numPr>
-                    <w:ind w:left="720" w:hanging="360"/>
-                    <w:rPr>
-                      <w:sz w:val="24"/>
-                      <w:szCs w:val="24"/>
-                    </w:rPr>
-                  </w:pPr>
-                  <w:r>
-                    <w:rPr>
-                      <w:rtl w:val="0"/>
-                    </w:rPr>
-                    <w:t xml:space="preserve">- FA01 - Dados inválidos: exibe erros em tempo real e não salva.</w:t>
-                  </w:r>
-                </w:p>
-                <w:p>
-                  <w:pPr>
-                    <w:numPr>
-                      <w:ilvl w:val="0"/>
-                      <w:numId w:val="3"/>
-                    </w:numPr>
-                    <w:ind w:left="720" w:hanging="360"/>
-                    <w:rPr>
-                      <w:sz w:val="24"/>
-                      <w:szCs w:val="24"/>
-                    </w:rPr>
-                  </w:pPr>
-                  <w:r>
-                    <w:rPr>
-                      <w:rtl w:val="0"/>
-                    </w:rPr>
-                    <w:t xml:space="preserve">- FA02 - Usuário clica em "Cancelar": exibe confirmação de cancelamento.</w:t>
-                  </w:r>
-                </w:p>
-                <w:p>
-                  <w:pPr>
-                    <w:numPr>
-                      <w:ilvl w:val="0"/>
-                      <w:numId w:val="3"/>
-                    </w:numPr>
-                    <w:ind w:left="720" w:hanging="360"/>
-                    <w:rPr>
-                      <w:sz w:val="24"/>
-                      <w:szCs w:val="24"/>
-                    </w:rPr>
-                  </w:pPr>
-                  <w:r>
-                    <w:rPr>
-                      <w:rtl w:val="0"/>
-                    </w:rPr>
-                    <w:t xml:space="preserve">- FA03 - Senha fraca ou inválida: validação em tempo real e solicitação de nova senha forte.</w:t>
-                  </w:r>
-                  <w:r>
-                    <w:rPr>
-                      <w:rtl w:val="0"/>
-                    </w:rPr>
-                  </w:r>
-                </w:p>
-              </w:tc>
-            </w:tr>
-          </w:tbl>
-          <w:p>
-            <w:pPr>
-              <w:rPr>
-                <w:sz w:val="24"/>
-                <w:szCs w:val="24"/>
-              </w:rPr>
-            </w:pPr>
-            <w:r>
-              <w:rPr>
-                <w:rtl w:val="0"/>
-              </w:rPr>
-              <w:t xml:space="preserve">ovamente".</w:t>
-            </w:r>
-            <w:r>
-              <w:rPr>
-                <w:rtl w:val="0"/>
-              </w:rPr>
-            </w:r>
-          </w:p>
-        </w:tc>
-      </w:tr>
-      <w:tr>
-        <w:trPr>
-          <w:cantSplit w:val="0"/>
-          <w:tblHeader w:val="0"/>
-        </w:trPr>
-        <w:tc>
-          <w:tcPr>
-            <w:shd w:fill="999999" w:val="clear"/>
-            <w:tcMar>
-              <w:top w:w="100.0" w:type="dxa"/>
-              <w:left w:w="100.0" w:type="dxa"/>
-              <w:bottom w:w="100.0" w:type="dxa"/>
-              <w:right w:w="100.0" w:type="dxa"/>
-            </w:tcMar>
-            <w:vAlign w:val="top"/>
-          </w:tcPr>
-          <w:p>
-            <w:pPr>
-              <w:widowControl w:val="0"/>
-              <w:spacing w:line="240" w:lineRule="auto"/>
-              <w:rPr>
-                <w:b w:val="1"/>
-                <w:bCs w:val="1"/>
-                <w:sz w:val="24"/>
-                <w:szCs w:val="24"/>
-              </w:rPr>
-            </w:pPr>
-            <w:r>
-              <w:rPr>
-                <w:b w:val="1"/>
-                <w:bCs w:val="1"/>
-                <w:sz w:val="24"/>
-                <w:szCs w:val="24"/>
-                <w:rtl w:val="0"/>
-              </w:rPr>
-              <w:t xml:space="preserve">Relações de Regras de Negócio: </w:t>
-            </w:r>
-          </w:p>
-        </w:tc>
-        <w:tc>
-          <w:tcPr>
-            <w:shd w:fill="auto" w:val="clear"/>
-            <w:tcMar>
-              <w:top w:w="100.0" w:type="dxa"/>
-              <w:left w:w="100.0" w:type="dxa"/>
-              <w:bottom w:w="100.0" w:type="dxa"/>
-              <w:right w:w="100.0" w:type="dxa"/>
-            </w:tcMar>
-            <w:vAlign w:val="top"/>
-          </w:tcPr>
-          <w:p>
-            <w:pPr>
-              <w:widowControl w:val="0"/>
-              <w:numPr>
-                <w:ilvl w:val="0"/>
-                <w:numId w:val="4"/>
-              </w:numPr>
-              <w:spacing w:line="240" w:lineRule="auto"/>
-              <w:ind w:left="720" w:hanging="360"/>
-              <w:rPr>
-                <w:sz w:val="24"/>
-                <w:szCs w:val="24"/>
-              </w:rPr>
-            </w:pPr>
-            <w:r>
-              <w:rPr>
-                <w:b w:val="1"/>
-                <w:bCs w:val="1"/>
-                <w:sz w:val="24"/>
-                <w:szCs w:val="24"/>
-                <w:rtl w:val="0"/>
-              </w:rPr>
-              <w:t xml:space="preserve">RN03</w:t>
-            </w:r>
-            <w:r>
-              <w:rPr>
-                <w:sz w:val="24"/>
-                <w:szCs w:val="24"/>
-                <w:rtl w:val="0"/>
-              </w:rPr>
-              <w:t xml:space="preserve"> </w:t>
-            </w:r>
-            <w:r>
-              <w:rPr>
-                <w:rtl w:val="0"/>
-              </w:rPr>
-              <w:t xml:space="preserve">- RN01 - Valor total sempre inclui todos os gastos.</w:t>
-            </w:r>
-            <w:r>
-              <w:rPr>
-                <w:rtl w:val="0"/>
-              </w:rPr>
-            </w:r>
-          </w:p>
-          <w:p>
-            <w:pPr>
-              <w:widowControl w:val="0"/>
-              <w:numPr>
-                <w:ilvl w:val="0"/>
-                <w:numId w:val="4"/>
-              </w:numPr>
-              <w:spacing w:line="240" w:lineRule="auto"/>
-              <w:ind w:left="720" w:hanging="360"/>
-              <w:rPr>
-                <w:b w:val="1"/>
-                <w:bCs w:val="1"/>
-                <w:sz w:val="24"/>
-                <w:szCs w:val="24"/>
-              </w:rPr>
-            </w:pPr>
-            <w:r>
-              <w:rPr>
-                <w:b w:val="1"/>
-                <w:bCs w:val="1"/>
-                <w:sz w:val="24"/>
-                <w:szCs w:val="24"/>
-                <w:rtl w:val="0"/>
-              </w:rPr>
-              <w:t xml:space="preserve">RF02 </w:t>
-            </w:r>
-            <w:r>
-              <w:rPr>
-                <w:rtl w:val="0"/>
-              </w:rPr>
-              <w:t xml:space="preserve">- RN02 - Nota de localização deve ser entre 1 e 5.</w:t>
+              <w:t xml:space="preserve">- RN01 - Sugestões baseadas no perfil do usuário (idade, tipo de viagem e histórico).</w:t>
+            </w:r>
+          </w:p>
+          <w:p>
+            <w:pPr>
+              <w:rPr/>
+            </w:pPr>
+            <w:r>
+              <w:rPr>
+                <w:rtl w:val="0"/>
+              </w:rPr>
+              <w:t xml:space="preserve">- RN02 - Filtro por preço e avaliação desenvolvidos automaticamente.</w:t>
+            </w:r>
+          </w:p>
+          <w:p>
+            <w:pPr>
+              <w:rPr/>
+            </w:pPr>
+            <w:r>
+              <w:rPr>
+                <w:rtl w:val="0"/>
+              </w:rPr>
+              <w:t xml:space="preserve">- RN03 - Lista é gerada automaticamente e salva no banco de dados.</w:t>
             </w:r>
             <w:r>
               <w:rPr>
@@ -6711,18 +8248,24 @@
       <w:pPr>
         <w:spacing w:line="360" w:lineRule="auto"/>
         <w:jc w:val="both"/>
-        <w:rPr>
-          <w:sz w:val="24"/>
-          <w:szCs w:val="24"/>
-        </w:rPr>
-      </w:pPr>
-      <w:r>
-        <w:rPr>
-          <w:sz w:val="24"/>
-          <w:szCs w:val="24"/>
-          <w:rtl w:val="0"/>
-        </w:rPr>
-        <w:t xml:space="preserve">  </w:t>
+        <w:rPr/>
+      </w:pPr>
+      <w:r>
+        <w:rPr>
+          <w:rtl w:val="0"/>
+        </w:rPr>
+      </w:r>
+    </w:p>
+    <w:p>
+      <w:pPr>
+        <w:spacing w:line="360" w:lineRule="auto"/>
+        <w:jc w:val="both"/>
+        <w:rPr/>
+      </w:pPr>
+      <w:r>
+        <w:rPr>
+          <w:rtl w:val="0"/>
+        </w:rPr>
       </w:r>
     </w:p>
     <w:p>
@@ -6749,6 +8292,21 @@
 </w:document>
 </file>
 
+<file path=word/header1.xml><?xml version="1.0" encoding="utf-8"?>
+<w:hdr xmlns:mc="http://schemas.openxmlformats.org/markup-compatibility/2006" xmlns:o="urn:schemas-microsoft-com:office:office" xmlns:r="http://schemas.openxmlformats.org/officeDocument/2006/relationships" xmlns:m="http://schemas.openxmlformats.org/officeDocument/2006/math" xmlns:v="urn:schemas-microsoft-com:vml" xmlns:wp="http://schemas.openxmlformats.org/drawingml/2006/wordprocessingDrawing" xmlns:w10="urn:schemas-microsoft-com:office:word" xmlns:w="http://schemas.openxmlformats.org/wordprocessingml/2006/main" xmlns:wne="http://schemas.microsoft.com/office/word/2006/wordml" xmlns:sl="http://schemas.openxmlformats.org/schemaLibrary/2006/main" xmlns:a="http://schemas.openxmlformats.org/drawingml/2006/main" xmlns:pic="http://schemas.openxmlformats.org/drawingml/2006/picture" xmlns:c="http://schemas.openxmlformats.org/drawingml/2006/chart" xmlns:lc="http://schemas.openxmlformats.org/drawingml/2006/lockedCanvas" xmlns:dgm="http://schemas.openxmlformats.org/drawingml/2006/diagram" xmlns:wps="http://schemas.microsoft.com/office/word/2010/wordprocessingShape" xmlns:wpg="http://schemas.microsoft.com/office/word/2010/wordprocessingGroup" xmlns:w14="http://schemas.microsoft.com/office/word/2010/wordml" xmlns:w15="http://schemas.microsoft.com/office/word/2012/wordml" xmlns:w16="http://schemas.microsoft.com/office/word/2018/wordml" xmlns:w16cex="http://schemas.microsoft.com/office/word/2018/wordml/cex" xmlns:w16cid="http://schemas.microsoft.com/office/word/2016/wordml/cid" xmlns="http://schemas.microsoft.com/office/tasks/2019/documenttasks" xmlns:cr="http://schemas.microsoft.com/office/comments/2020/reactions">
+  <w:p>
+    <w:pPr>
+      <w:rPr/>
+    </w:pPr>
+    <w:r>
+      <w:rPr>
+        <w:rtl w:val="0"/>
+      </w:rPr>
+    </w:r>
+  </w:p>
+</w:hdr>
+</file>
+
 <file path=word/numbering.xml><?xml version="1.0" encoding="utf-8"?>
 <w:numbering xmlns:mc="http://schemas.openxmlformats.org/markup-compatibility/2006" xmlns:o="urn:schemas-microsoft-com:office:office" xmlns:r="http://schemas.openxmlformats.org/officeDocument/2006/relationships" xmlns:m="http://schemas.openxmlformats.org/officeDocument/2006/math" xmlns:v="urn:schemas-microsoft-com:vml" xmlns:wp="http://schemas.openxmlformats.org/drawingml/2006/wordprocessingDrawing" xmlns:w10="urn:schemas-microsoft-com:office:word" xmlns:w="http://schemas.openxmlformats.org/wordprocessingml/2006/main" xmlns:wne="http://schemas.microsoft.com/office/word/2006/wordml" xmlns:sl="http://schemas.openxmlformats.org/schemaLibrary/2006/main" xmlns:a="http://schemas.openxmlformats.org/drawingml/2006/main" xmlns:pic="http://schemas.openxmlformats.org/drawingml/2006/picture" xmlns:c="http://schemas.openxmlformats.org/drawingml/2006/chart" xmlns:lc="http://schemas.openxmlformats.org/drawingml/2006/lockedCanvas" xmlns:dgm="http://schemas.openxmlformats.org/drawingml/2006/diagram" xmlns:wps="http://schemas.microsoft.com/office/word/2010/wordprocessingShape" xmlns:wpg="http://schemas.microsoft.com/office/word/2010/wordprocessingGroup" xmlns:w14="http://schemas.microsoft.com/office/word/2010/wordml" xmlns:w15="http://schemas.microsoft.com/office/word/2012/wordml" xmlns:w16="http://schemas.microsoft.com/office/word/2018/wordml" xmlns:w16cex="http://schemas.microsoft.com/office/word/2018/wordml/cex" xmlns:w16cid="http://schemas.microsoft.com/office/word/2016/wordml/cid" xmlns="http://schemas.microsoft.com/office/tasks/2019/documenttasks" xmlns:cr="http://schemas.microsoft.com/office/comments/2020/reactions">
   <w:abstractNum w:abstractNumId="1">
@@ -7302,116 +8860,6 @@
     </w:lvl>
   </w:abstractNum>
   <w:abstractNum w:abstractNumId="6">
-    <w:lvl w:ilvl="0">
-      <w:start w:val="1"/>
-      <w:numFmt w:val="bullet"/>
-      <w:lvlText w:val="●"/>
-      <w:lvlJc w:val="left"/>
-      <w:pPr>
-        <w:ind w:left="720" w:hanging="360"/>
-      </w:pPr>
-      <w:rPr>
-        <w:u w:val="none"/>
-      </w:rPr>
-    </w:lvl>
-    <w:lvl w:ilvl="1">
-      <w:start w:val="1"/>
-      <w:numFmt w:val="bullet"/>
-      <w:lvlText w:val="○"/>
-      <w:lvlJc w:val="left"/>
-      <w:pPr>
-        <w:ind w:left="1440" w:hanging="360"/>
-      </w:pPr>
-      <w:rPr>
-        <w:u w:val="none"/>
-      </w:rPr>
-    </w:lvl>
-    <w:lvl w:ilvl="2">
-      <w:start w:val="1"/>
-      <w:numFmt w:val="bullet"/>
-      <w:lvlText w:val="■"/>
-      <w:lvlJc w:val="left"/>
-      <w:pPr>
-        <w:ind w:left="2160" w:hanging="360"/>
-      </w:pPr>
-      <w:rPr>
-        <w:u w:val="none"/>
-      </w:rPr>
-    </w:lvl>
-    <w:lvl w:ilvl="3">
-      <w:start w:val="1"/>
-      <w:numFmt w:val="bullet"/>
-      <w:lvlText w:val="●"/>
-      <w:lvlJc w:val="left"/>
-      <w:pPr>
-        <w:ind w:left="2880" w:hanging="360"/>
-      </w:pPr>
-      <w:rPr>
-        <w:u w:val="none"/>
-      </w:rPr>
-    </w:lvl>
-    <w:lvl w:ilvl="4">
-      <w:start w:val="1"/>
-      <w:numFmt w:val="bullet"/>
-      <w:lvlText w:val="○"/>
-      <w:lvlJc w:val="left"/>
-      <w:pPr>
-        <w:ind w:left="3600" w:hanging="360"/>
-      </w:pPr>
-      <w:rPr>
-        <w:u w:val="none"/>
-      </w:rPr>
-    </w:lvl>
-    <w:lvl w:ilvl="5">
-      <w:start w:val="1"/>
-      <w:numFmt w:val="bullet"/>
-      <w:lvlText w:val="■"/>
-      <w:lvlJc w:val="left"/>
-      <w:pPr>
-        <w:ind w:left="4320" w:hanging="360"/>
-      </w:pPr>
-      <w:rPr>
-        <w:u w:val="none"/>
-      </w:rPr>
-    </w:lvl>
-    <w:lvl w:ilvl="6">
-      <w:start w:val="1"/>
-      <w:numFmt w:val="bullet"/>
-      <w:lvlText w:val="●"/>
-      <w:lvlJc w:val="left"/>
-      <w:pPr>
-        <w:ind w:left="5040" w:hanging="360"/>
-      </w:pPr>
-      <w:rPr>
-        <w:u w:val="none"/>
-      </w:rPr>
-    </w:lvl>
-    <w:lvl w:ilvl="7">
-      <w:start w:val="1"/>
-      <w:numFmt w:val="bullet"/>
-      <w:lvlText w:val="○"/>
-      <w:lvlJc w:val="left"/>
-      <w:pPr>
-        <w:ind w:left="5760" w:hanging="360"/>
-      </w:pPr>
-      <w:rPr>
-        <w:u w:val="none"/>
-      </w:rPr>
-    </w:lvl>
-    <w:lvl w:ilvl="8">
-      <w:start w:val="1"/>
-      <w:numFmt w:val="bullet"/>
-      <w:lvlText w:val="■"/>
-      <w:lvlJc w:val="left"/>
-      <w:pPr>
-        <w:ind w:left="6480" w:hanging="360"/>
-      </w:pPr>
-      <w:rPr>
-        <w:u w:val="none"/>
-      </w:rPr>
-    </w:lvl>
-  </w:abstractNum>
-  <w:abstractNum w:abstractNumId="7">
     <w:lvl w:ilvl="0">
       <w:start w:val="1"/>
       <w:numFmt w:val="bullet"/>
@@ -7538,9 +8986,6 @@
   </w:num>
   <w:num w:numId="6">
     <w:abstractNumId w:val="6"/>
-  </w:num>
-  <w:num w:numId="7">
-    <w:abstractNumId w:val="7"/>
   </w:num>
 </w:numbering>
 </file>
@@ -7746,6 +9191,13 @@
     </w:tblPr>
   </w:style>
   <w:style w:type="table" w:styleId="Table6">
+    <w:basedOn w:val="TableNormal"/>
+    <w:tblPr>
+      <w:tblStyleRowBandSize w:val="1"/>
+      <w:tblStyleColBandSize w:val="1"/>
+    </w:tblPr>
+  </w:style>
+  <w:style w:type="table" w:styleId="Table7">
     <w:basedOn w:val="TableNormal"/>
     <w:tblPr>
       <w:tblStyleRowBandSize w:val="1"/>

--- a/sleep_street.docx
+++ b/sleep_street.docx
@@ -2,6 +2,24 @@
 <file path=word/document.xml><?xml version="1.0" encoding="utf-8"?>
 <w:document xmlns:mc="http://schemas.openxmlformats.org/markup-compatibility/2006" xmlns:o="urn:schemas-microsoft-com:office:office" xmlns:r="http://schemas.openxmlformats.org/officeDocument/2006/relationships" xmlns:m="http://schemas.openxmlformats.org/officeDocument/2006/math" xmlns:v="urn:schemas-microsoft-com:vml" xmlns:wp="http://schemas.openxmlformats.org/drawingml/2006/wordprocessingDrawing" xmlns:w10="urn:schemas-microsoft-com:office:word" xmlns:w="http://schemas.openxmlformats.org/wordprocessingml/2006/main" xmlns:wne="http://schemas.microsoft.com/office/word/2006/wordml" xmlns:sl="http://schemas.openxmlformats.org/schemaLibrary/2006/main" xmlns:a="http://schemas.openxmlformats.org/drawingml/2006/main" xmlns:pic="http://schemas.openxmlformats.org/drawingml/2006/picture" xmlns:c="http://schemas.openxmlformats.org/drawingml/2006/chart" xmlns:lc="http://schemas.openxmlformats.org/drawingml/2006/lockedCanvas" xmlns:dgm="http://schemas.openxmlformats.org/drawingml/2006/diagram" xmlns:wps="http://schemas.microsoft.com/office/word/2010/wordprocessingShape" xmlns:wpg="http://schemas.microsoft.com/office/word/2010/wordprocessingGroup" xmlns:w14="http://schemas.microsoft.com/office/word/2010/wordml" xmlns:w15="http://schemas.microsoft.com/office/word/2012/wordml" xmlns:w16="http://schemas.microsoft.com/office/word/2018/wordml" xmlns:w16cex="http://schemas.microsoft.com/office/word/2018/wordml/cex" xmlns:w16cid="http://schemas.microsoft.com/office/word/2016/wordml/cid" xmlns="http://schemas.microsoft.com/office/tasks/2019/documenttasks" xmlns:cr="http://schemas.microsoft.com/office/comments/2020/reactions">
   <w:body>
+    <w:p>
+      <w:pPr>
+        <w:widowControl w:val="0"/>
+        <w:spacing w:line="240" w:lineRule="auto"/>
+        <w:ind w:left="1718.0673217773438" w:firstLine="0"/>
+        <w:rPr>
+          <w:b w:val="1"/>
+          <w:bCs w:val="1"/>
+          <w:sz w:val="24"/>
+          <w:szCs w:val="24"/>
+        </w:rPr>
+      </w:pPr>
+      <w:r>
+        <w:rPr>
+          <w:rtl w:val="0"/>
+        </w:rPr>
+      </w:r>
+    </w:p>
     <w:p>
       <w:pPr>
         <w:widowControl w:val="0"/>
@@ -3967,41 +3985,11 @@
         </w:rPr>
       </w:r>
     </w:p>
-    <w:p>
-      <w:pPr>
-        <w:spacing w:line="360" w:lineRule="auto"/>
-        <w:jc w:val="both"/>
-        <w:rPr>
-          <w:sz w:val="24"/>
-          <w:szCs w:val="24"/>
-        </w:rPr>
-      </w:pPr>
-      <w:r>
-        <w:rPr>
-          <w:rtl w:val="0"/>
-        </w:rPr>
-      </w:r>
-    </w:p>
-    <w:p>
-      <w:pPr>
-        <w:spacing w:line="360" w:lineRule="auto"/>
-        <w:jc w:val="both"/>
-        <w:rPr>
-          <w:sz w:val="24"/>
-          <w:szCs w:val="24"/>
-        </w:rPr>
-      </w:pPr>
-      <w:r>
-        <w:rPr>
-          <w:rtl w:val="0"/>
-        </w:rPr>
-      </w:r>
-    </w:p>
     <w:tbl>
       <w:tblPr>
         <w:tblStyle w:val="Table4"/>
-        <w:tblpPr w:leftFromText="180" w:rightFromText="180" w:topFromText="180" w:bottomFromText="180" w:vertAnchor="text" w:horzAnchor="text" w:tblpX="0" w:tblpY="0"/>
-        <w:tblW w:w="10455.0" w:type="dxa"/>
+        <w:tblpPr w:leftFromText="180" w:rightFromText="180" w:topFromText="180" w:bottomFromText="180" w:vertAnchor="text" w:horzAnchor="text" w:tblpX="-1095" w:tblpY="0"/>
+        <w:tblW w:w="13695.0" w:type="dxa"/>
         <w:jc w:val="left"/>
         <w:tblBorders>
           <w:top w:color="000000" w:space="0" w:sz="8" w:val="single"/>
@@ -4015,19 +4003,19 @@
         <w:tblLook w:val="0600"/>
       </w:tblPr>
       <w:tblGrid>
-        <w:gridCol w:w="2385"/>
-        <w:gridCol w:w="8070"/>
+        <w:gridCol w:w="3690"/>
+        <w:gridCol w:w="10005"/>
         <w:tblGridChange w:id="0">
           <w:tblGrid>
-            <w:gridCol w:w="2385"/>
-            <w:gridCol w:w="8070"/>
+            <w:gridCol w:w="3690"/>
+            <w:gridCol w:w="10005"/>
           </w:tblGrid>
         </w:tblGridChange>
       </w:tblGrid>
       <w:tr>
         <w:trPr>
           <w:cantSplit w:val="0"/>
-          <w:trHeight w:val="2006.953125" w:hRule="atLeast"/>
+          <w:trHeight w:val="1260" w:hRule="atLeast"/>
           <w:tblHeader w:val="0"/>
         </w:trPr>
         <w:tc>
@@ -4080,7 +4068,7 @@
                 <w:szCs w:val="24"/>
                 <w:rtl w:val="0"/>
               </w:rPr>
-              <w:t xml:space="preserve">gabriel henrique</w:t>
+              <w:t xml:space="preserve">gabriel henrique N:20</w:t>
             </w:r>
           </w:p>
         </w:tc>
@@ -4231,7 +4219,14 @@
           <w:tcPr/>
           <w:p>
             <w:pPr>
-              <w:rPr/>
+              <w:numPr>
+                <w:ilvl w:val="0"/>
+                <w:numId w:val="10"/>
+              </w:numPr>
+              <w:ind w:left="720" w:hanging="360"/>
+              <w:rPr>
+                <w:u w:val="none"/>
+              </w:rPr>
             </w:pPr>
             <w:r>
               <w:rPr>
@@ -4242,7 +4237,14 @@
           </w:p>
           <w:p>
             <w:pPr>
-              <w:rPr/>
+              <w:numPr>
+                <w:ilvl w:val="0"/>
+                <w:numId w:val="10"/>
+              </w:numPr>
+              <w:ind w:left="720" w:hanging="360"/>
+              <w:rPr>
+                <w:u w:val="none"/>
+              </w:rPr>
             </w:pPr>
             <w:r>
               <w:rPr>
@@ -4253,9 +4255,13 @@
           </w:p>
           <w:p>
             <w:pPr>
-              <w:rPr>
-                <w:sz w:val="24"/>
-                <w:szCs w:val="24"/>
+              <w:numPr>
+                <w:ilvl w:val="0"/>
+                <w:numId w:val="10"/>
+              </w:numPr>
+              <w:ind w:left="720" w:hanging="360"/>
+              <w:rPr>
+                <w:u w:val="none"/>
               </w:rPr>
             </w:pPr>
             <w:r>
@@ -4385,18 +4391,32 @@
           <w:tcPr/>
           <w:p>
             <w:pPr>
-              <w:rPr/>
-            </w:pPr>
-            <w:r>
-              <w:rPr>
-                <w:rtl w:val="0"/>
-              </w:rPr>
-              <w:t xml:space="preserve">• 2. Na tela de revisões, o viajante seleciona o local visitado (hotéis, museus ou lanchonetes).</w:t>
-            </w:r>
-          </w:p>
-          <w:p>
-            <w:pPr>
-              <w:rPr/>
+              <w:numPr>
+                <w:ilvl w:val="0"/>
+                <w:numId w:val="8"/>
+              </w:numPr>
+              <w:ind w:left="720" w:hanging="360"/>
+              <w:rPr>
+                <w:u w:val="none"/>
+              </w:rPr>
+            </w:pPr>
+            <w:r>
+              <w:rPr>
+                <w:rtl w:val="0"/>
+              </w:rPr>
+              <w:t xml:space="preserve"> • 2. Na tela de revisões, o viajante seleciona o local visitado (hotéis, museus ou lanchonetes).</w:t>
+            </w:r>
+          </w:p>
+          <w:p>
+            <w:pPr>
+              <w:numPr>
+                <w:ilvl w:val="0"/>
+                <w:numId w:val="8"/>
+              </w:numPr>
+              <w:ind w:left="720" w:hanging="360"/>
+              <w:rPr>
+                <w:u w:val="none"/>
+              </w:rPr>
             </w:pPr>
             <w:r>
               <w:rPr>
@@ -4407,7 +4427,14 @@
           </w:p>
           <w:p>
             <w:pPr>
-              <w:rPr/>
+              <w:numPr>
+                <w:ilvl w:val="0"/>
+                <w:numId w:val="8"/>
+              </w:numPr>
+              <w:ind w:left="720" w:hanging="360"/>
+              <w:rPr>
+                <w:u w:val="none"/>
+              </w:rPr>
             </w:pPr>
             <w:r>
               <w:rPr>
@@ -4418,7 +4445,14 @@
           </w:p>
           <w:p>
             <w:pPr>
-              <w:rPr/>
+              <w:numPr>
+                <w:ilvl w:val="0"/>
+                <w:numId w:val="8"/>
+              </w:numPr>
+              <w:ind w:left="720" w:hanging="360"/>
+              <w:rPr>
+                <w:u w:val="none"/>
+              </w:rPr>
             </w:pPr>
             <w:r>
               <w:rPr>
@@ -4429,7 +4463,14 @@
           </w:p>
           <w:p>
             <w:pPr>
-              <w:rPr/>
+              <w:numPr>
+                <w:ilvl w:val="0"/>
+                <w:numId w:val="8"/>
+              </w:numPr>
+              <w:ind w:left="720" w:hanging="360"/>
+              <w:rPr>
+                <w:u w:val="none"/>
+              </w:rPr>
             </w:pPr>
             <w:r>
               <w:rPr>
@@ -4440,18 +4481,32 @@
           </w:p>
           <w:p>
             <w:pPr>
-              <w:rPr/>
-            </w:pPr>
-            <w:r>
-              <w:rPr>
-                <w:rtl w:val="0"/>
-              </w:rPr>
-              <w:t xml:space="preserve">• 7. O viajante pode adicionar comentário opcional.</w:t>
-            </w:r>
-          </w:p>
-          <w:p>
-            <w:pPr>
-              <w:rPr/>
+              <w:numPr>
+                <w:ilvl w:val="0"/>
+                <w:numId w:val="8"/>
+              </w:numPr>
+              <w:ind w:left="720" w:hanging="360"/>
+              <w:rPr>
+                <w:u w:val="none"/>
+              </w:rPr>
+            </w:pPr>
+            <w:r>
+              <w:rPr>
+                <w:rtl w:val="0"/>
+              </w:rPr>
+              <w:t xml:space="preserve">• 7. O viajante pode adicionar comentários opcionais.</w:t>
+            </w:r>
+          </w:p>
+          <w:p>
+            <w:pPr>
+              <w:numPr>
+                <w:ilvl w:val="0"/>
+                <w:numId w:val="8"/>
+              </w:numPr>
+              <w:ind w:left="720" w:hanging="360"/>
+              <w:rPr>
+                <w:u w:val="none"/>
+              </w:rPr>
             </w:pPr>
             <w:r>
               <w:rPr>
@@ -4462,18 +4517,32 @@
           </w:p>
           <w:p>
             <w:pPr>
-              <w:rPr/>
-            </w:pPr>
-            <w:r>
-              <w:rPr>
-                <w:rtl w:val="0"/>
-              </w:rPr>
-              <w:t xml:space="preserve">• 9. Sistema atualiza o histórico de avaliações.</w:t>
-            </w:r>
-          </w:p>
-          <w:p>
-            <w:pPr>
-              <w:rPr/>
+              <w:numPr>
+                <w:ilvl w:val="0"/>
+                <w:numId w:val="8"/>
+              </w:numPr>
+              <w:ind w:left="720" w:hanging="360"/>
+              <w:rPr>
+                <w:u w:val="none"/>
+              </w:rPr>
+            </w:pPr>
+            <w:r>
+              <w:rPr>
+                <w:rtl w:val="0"/>
+              </w:rPr>
+              <w:t xml:space="preserve">• 9. O sistema atualiza o histórico de avaliações.</w:t>
+            </w:r>
+          </w:p>
+          <w:p>
+            <w:pPr>
+              <w:numPr>
+                <w:ilvl w:val="0"/>
+                <w:numId w:val="8"/>
+              </w:numPr>
+              <w:ind w:left="720" w:hanging="360"/>
+              <w:rPr>
+                <w:u w:val="none"/>
+              </w:rPr>
             </w:pPr>
             <w:r>
               <w:rPr>
@@ -4520,7 +4589,14 @@
           <w:tcPr/>
           <w:p>
             <w:pPr>
-              <w:rPr/>
+              <w:numPr>
+                <w:ilvl w:val="0"/>
+                <w:numId w:val="2"/>
+              </w:numPr>
+              <w:ind w:left="720" w:hanging="360"/>
+              <w:rPr>
+                <w:u w:val="none"/>
+              </w:rPr>
             </w:pPr>
             <w:r>
               <w:rPr>
@@ -4531,9 +4607,30 @@
           </w:p>
           <w:p>
             <w:pPr>
-              <w:rPr>
-                <w:sz w:val="24"/>
-                <w:szCs w:val="24"/>
+              <w:numPr>
+                <w:ilvl w:val="0"/>
+                <w:numId w:val="2"/>
+              </w:numPr>
+              <w:ind w:left="720" w:hanging="360"/>
+              <w:rPr>
+                <w:u w:val="none"/>
+              </w:rPr>
+            </w:pPr>
+            <w:r>
+              <w:rPr>
+                <w:rtl w:val="0"/>
+              </w:rPr>
+            </w:r>
+          </w:p>
+          <w:p>
+            <w:pPr>
+              <w:numPr>
+                <w:ilvl w:val="0"/>
+                <w:numId w:val="2"/>
+              </w:numPr>
+              <w:ind w:left="720" w:hanging="360"/>
+              <w:rPr>
+                <w:u w:val="none"/>
               </w:rPr>
             </w:pPr>
             <w:r>
@@ -4587,20 +4684,42 @@
           <w:tcPr/>
           <w:p>
             <w:pPr>
+              <w:numPr>
+                <w:ilvl w:val="0"/>
+                <w:numId w:val="1"/>
+              </w:numPr>
+              <w:ind w:left="720" w:hanging="360"/>
+              <w:rPr>
+                <w:u w:val="none"/>
+              </w:rPr>
+            </w:pPr>
+            <w:r>
+              <w:rPr>
+                <w:rtl w:val="0"/>
+              </w:rPr>
+              <w:t xml:space="preserve">- FE01 - Falha na API de localização: exibe mensagem “Não foi possível carregar horários". Use a versão offline com opção de usar a cidade manualmente.</w:t>
+            </w:r>
+          </w:p>
+          <w:p>
+            <w:pPr>
+              <w:ind w:left="720" w:firstLine="0"/>
               <w:rPr/>
             </w:pPr>
             <w:r>
               <w:rPr>
                 <w:rtl w:val="0"/>
               </w:rPr>
-              <w:t xml:space="preserve">- FE01 - Falha na API de localização: exibe mensagem “Não foi possível carregar horários. Use a versão offline” com opção de usar cidade manualmente.</w:t>
-            </w:r>
-          </w:p>
-          <w:p>
-            <w:pPr>
-              <w:rPr>
-                <w:sz w:val="24"/>
-                <w:szCs w:val="24"/>
+            </w:r>
+          </w:p>
+          <w:p>
+            <w:pPr>
+              <w:numPr>
+                <w:ilvl w:val="0"/>
+                <w:numId w:val="1"/>
+              </w:numPr>
+              <w:ind w:left="720" w:hanging="360"/>
+              <w:rPr>
+                <w:u w:val="none"/>
               </w:rPr>
             </w:pPr>
             <w:r>
@@ -4660,7 +4779,17 @@
               <w:rPr>
                 <w:rtl w:val="0"/>
               </w:rPr>
-              <w:t xml:space="preserve">- FE04 - Usuário deslogou ou sessão expirada durante o processo: redireciona para tela de login com mensagem “Sessão expirada. Faça login novamente”.</w:t>
+              <w:t xml:space="preserve">- FE04 - Usuário deslogou ou sessão expirada durante o processo: redireciona para tela de login com mensagem “Sessão expirada". Faça login novamente”.</w:t>
+            </w:r>
+          </w:p>
+          <w:p>
+            <w:pPr>
+              <w:rPr/>
+            </w:pPr>
+            <w:r>
+              <w:rPr>
+                <w:rtl w:val="0"/>
+              </w:rPr>
             </w:r>
           </w:p>
           <w:p>
@@ -4687,6 +4816,96 @@
         </w:tc>
       </w:tr>
     </w:tbl>
+    <w:p>
+      <w:pPr>
+        <w:spacing w:line="360" w:lineRule="auto"/>
+        <w:jc w:val="both"/>
+        <w:rPr>
+          <w:sz w:val="24"/>
+          <w:szCs w:val="24"/>
+        </w:rPr>
+      </w:pPr>
+      <w:r>
+        <w:rPr>
+          <w:rtl w:val="0"/>
+        </w:rPr>
+      </w:r>
+    </w:p>
+    <w:p>
+      <w:pPr>
+        <w:spacing w:line="360" w:lineRule="auto"/>
+        <w:jc w:val="both"/>
+        <w:rPr>
+          <w:sz w:val="24"/>
+          <w:szCs w:val="24"/>
+        </w:rPr>
+      </w:pPr>
+      <w:r>
+        <w:rPr>
+          <w:rtl w:val="0"/>
+        </w:rPr>
+      </w:r>
+    </w:p>
+    <w:p>
+      <w:pPr>
+        <w:spacing w:line="360" w:lineRule="auto"/>
+        <w:jc w:val="both"/>
+        <w:rPr>
+          <w:sz w:val="24"/>
+          <w:szCs w:val="24"/>
+        </w:rPr>
+      </w:pPr>
+      <w:r>
+        <w:rPr>
+          <w:rtl w:val="0"/>
+        </w:rPr>
+      </w:r>
+    </w:p>
+    <w:p>
+      <w:pPr>
+        <w:spacing w:line="360" w:lineRule="auto"/>
+        <w:jc w:val="both"/>
+        <w:rPr>
+          <w:sz w:val="24"/>
+          <w:szCs w:val="24"/>
+        </w:rPr>
+      </w:pPr>
+      <w:r>
+        <w:rPr>
+          <w:rtl w:val="0"/>
+        </w:rPr>
+      </w:r>
+    </w:p>
+    <w:p>
+      <w:pPr>
+        <w:spacing w:line="360" w:lineRule="auto"/>
+        <w:jc w:val="both"/>
+        <w:rPr>
+          <w:sz w:val="24"/>
+          <w:szCs w:val="24"/>
+        </w:rPr>
+      </w:pPr>
+      <w:r>
+        <w:rPr>
+          <w:rtl w:val="0"/>
+        </w:rPr>
+      </w:r>
+    </w:p>
+    <w:p>
+      <w:pPr>
+        <w:spacing w:line="360" w:lineRule="auto"/>
+        <w:jc w:val="both"/>
+        <w:rPr>
+          <w:sz w:val="24"/>
+          <w:szCs w:val="24"/>
+        </w:rPr>
+      </w:pPr>
+      <w:r>
+        <w:rPr>
+          <w:rtl w:val="0"/>
+        </w:rPr>
+      </w:r>
+    </w:p>
     <w:p>
       <w:pPr>
         <w:spacing w:line="360" w:lineRule="auto"/>
@@ -5312,7 +5531,7 @@
               <w:widowControl w:val="0"/>
               <w:numPr>
                 <w:ilvl w:val="0"/>
-                <w:numId w:val="5"/>
+                <w:numId w:val="9"/>
               </w:numPr>
               <w:spacing w:line="240" w:lineRule="auto"/>
               <w:ind w:left="720" w:hanging="360"/>
@@ -5335,7 +5554,7 @@
               <w:widowControl w:val="0"/>
               <w:numPr>
                 <w:ilvl w:val="0"/>
-                <w:numId w:val="5"/>
+                <w:numId w:val="9"/>
               </w:numPr>
               <w:spacing w:line="240" w:lineRule="auto"/>
               <w:ind w:left="720" w:hanging="360"/>
@@ -5425,7 +5644,7 @@
               <w:widowControl w:val="0"/>
               <w:numPr>
                 <w:ilvl w:val="0"/>
-                <w:numId w:val="6"/>
+                <w:numId w:val="11"/>
               </w:numPr>
               <w:spacing w:line="240" w:lineRule="auto"/>
               <w:ind w:left="720" w:hanging="360"/>
@@ -5448,7 +5667,7 @@
               <w:widowControl w:val="0"/>
               <w:numPr>
                 <w:ilvl w:val="0"/>
-                <w:numId w:val="6"/>
+                <w:numId w:val="11"/>
               </w:numPr>
               <w:spacing w:line="240" w:lineRule="auto"/>
               <w:ind w:left="720" w:hanging="360"/>
@@ -5471,7 +5690,7 @@
               <w:widowControl w:val="0"/>
               <w:numPr>
                 <w:ilvl w:val="0"/>
-                <w:numId w:val="6"/>
+                <w:numId w:val="11"/>
               </w:numPr>
               <w:spacing w:line="240" w:lineRule="auto"/>
               <w:ind w:left="720" w:hanging="360"/>
@@ -5494,7 +5713,7 @@
               <w:widowControl w:val="0"/>
               <w:numPr>
                 <w:ilvl w:val="0"/>
-                <w:numId w:val="6"/>
+                <w:numId w:val="11"/>
               </w:numPr>
               <w:spacing w:line="240" w:lineRule="auto"/>
               <w:ind w:left="720" w:hanging="360"/>
@@ -5516,6 +5735,213 @@
             <w:pPr>
               <w:widowControl w:val="0"/>
               <w:spacing w:line="240" w:lineRule="auto"/>
+              <w:rPr>
+                <w:sz w:val="24"/>
+                <w:szCs w:val="24"/>
+              </w:rPr>
+            </w:pPr>
+            <w:r>
+              <w:rPr>
+                <w:rtl w:val="0"/>
+              </w:rPr>
+            </w:r>
+          </w:p>
+        </w:tc>
+      </w:tr>
+      <w:tr>
+        <w:trPr>
+          <w:cantSplit w:val="0"/>
+          <w:trHeight w:val="2366.8359375" w:hRule="atLeast"/>
+          <w:tblHeader w:val="0"/>
+        </w:trPr>
+        <w:tc>
+          <w:tcPr>
+            <w:shd w:fill="999999" w:val="clear"/>
+            <w:tcMar>
+              <w:top w:w="100.0" w:type="dxa"/>
+              <w:left w:w="100.0" w:type="dxa"/>
+              <w:bottom w:w="100.0" w:type="dxa"/>
+              <w:right w:w="100.0" w:type="dxa"/>
+            </w:tcMar>
+            <w:vAlign w:val="top"/>
+          </w:tcPr>
+          <w:p>
+            <w:pPr>
+              <w:widowControl w:val="0"/>
+              <w:spacing w:line="240" w:lineRule="auto"/>
+              <w:rPr>
+                <w:b w:val="1"/>
+                <w:bCs w:val="1"/>
+                <w:sz w:val="24"/>
+                <w:szCs w:val="24"/>
+              </w:rPr>
+            </w:pPr>
+            <w:r>
+              <w:rPr>
+                <w:b w:val="1"/>
+                <w:bCs w:val="1"/>
+                <w:sz w:val="24"/>
+                <w:szCs w:val="24"/>
+                <w:rtl w:val="0"/>
+              </w:rPr>
+              <w:t xml:space="preserve">Fluxo Principal: </w:t>
+            </w:r>
+          </w:p>
+        </w:tc>
+        <w:tc>
+          <w:tcPr>
+            <w:shd w:fill="auto" w:val="clear"/>
+            <w:tcMar>
+              <w:top w:w="100.0" w:type="dxa"/>
+              <w:left w:w="100.0" w:type="dxa"/>
+              <w:bottom w:w="100.0" w:type="dxa"/>
+              <w:right w:w="100.0" w:type="dxa"/>
+            </w:tcMar>
+            <w:vAlign w:val="top"/>
+          </w:tcPr>
+          <w:p>
+            <w:pPr>
+              <w:widowControl w:val="0"/>
+              <w:numPr>
+                <w:ilvl w:val="0"/>
+                <w:numId w:val="5"/>
+              </w:numPr>
+              <w:spacing w:line="240" w:lineRule="auto"/>
+              <w:ind w:left="720" w:hanging="360"/>
+              <w:rPr>
+                <w:sz w:val="24"/>
+                <w:szCs w:val="24"/>
+              </w:rPr>
+            </w:pPr>
+            <w:r>
+              <w:rPr>
+                <w:sz w:val="24"/>
+                <w:szCs w:val="24"/>
+                <w:rtl w:val="0"/>
+              </w:rPr>
+              <w:t xml:space="preserve"> 1. O usuário preenche um cadastro (nome, e-mail, senha forte) é válida idade 18+.</w:t>
+            </w:r>
+          </w:p>
+          <w:p>
+            <w:pPr>
+              <w:widowControl w:val="0"/>
+              <w:numPr>
+                <w:ilvl w:val="0"/>
+                <w:numId w:val="5"/>
+              </w:numPr>
+              <w:spacing w:line="240" w:lineRule="auto"/>
+              <w:ind w:left="720" w:hanging="360"/>
+              <w:rPr>
+                <w:sz w:val="24"/>
+                <w:szCs w:val="24"/>
+              </w:rPr>
+            </w:pPr>
+            <w:r>
+              <w:rPr>
+                <w:sz w:val="24"/>
+                <w:szCs w:val="24"/>
+                <w:rtl w:val="0"/>
+              </w:rPr>
+              <w:t xml:space="preserve">2. Clica em "Salvar" e realiza login.</w:t>
+            </w:r>
+          </w:p>
+          <w:p>
+            <w:pPr>
+              <w:widowControl w:val="0"/>
+              <w:numPr>
+                <w:ilvl w:val="0"/>
+                <w:numId w:val="5"/>
+              </w:numPr>
+              <w:spacing w:line="240" w:lineRule="auto"/>
+              <w:ind w:left="720" w:hanging="360"/>
+              <w:rPr>
+                <w:sz w:val="24"/>
+                <w:szCs w:val="24"/>
+              </w:rPr>
+            </w:pPr>
+            <w:r>
+              <w:rPr>
+                <w:sz w:val="24"/>
+                <w:szCs w:val="24"/>
+                <w:rtl w:val="0"/>
+              </w:rPr>
+              <w:t xml:space="preserve">3. Acesse a tela de "Minhas Viagens" e clique em "+" para criar uma nova viagem.</w:t>
+            </w:r>
+          </w:p>
+          <w:p>
+            <w:pPr>
+              <w:widowControl w:val="0"/>
+              <w:numPr>
+                <w:ilvl w:val="0"/>
+                <w:numId w:val="5"/>
+              </w:numPr>
+              <w:spacing w:line="240" w:lineRule="auto"/>
+              <w:ind w:left="720" w:hanging="360"/>
+              <w:rPr>
+                <w:sz w:val="24"/>
+                <w:szCs w:val="24"/>
+              </w:rPr>
+            </w:pPr>
+            <w:r>
+              <w:rPr>
+                <w:sz w:val="24"/>
+                <w:szCs w:val="24"/>
+                <w:rtl w:val="0"/>
+              </w:rPr>
+              <w:t xml:space="preserve">4. Preenche destino, datas e orçamento, salva.</w:t>
+            </w:r>
+          </w:p>
+          <w:p>
+            <w:pPr>
+              <w:widowControl w:val="0"/>
+              <w:numPr>
+                <w:ilvl w:val="0"/>
+                <w:numId w:val="5"/>
+              </w:numPr>
+              <w:spacing w:line="240" w:lineRule="auto"/>
+              <w:ind w:left="720" w:hanging="360"/>
+              <w:rPr>
+                <w:sz w:val="24"/>
+                <w:szCs w:val="24"/>
+              </w:rPr>
+            </w:pPr>
+            <w:r>
+              <w:rPr>
+                <w:sz w:val="24"/>
+                <w:szCs w:val="24"/>
+                <w:rtl w:val="0"/>
+              </w:rPr>
+              <w:t xml:space="preserve">5. Acessar aba "Gastos", adiciona gasto por categoria, salva e total atualiza.</w:t>
+            </w:r>
+          </w:p>
+          <w:p>
+            <w:pPr>
+              <w:widowControl w:val="0"/>
+              <w:numPr>
+                <w:ilvl w:val="0"/>
+                <w:numId w:val="5"/>
+              </w:numPr>
+              <w:spacing w:line="240" w:lineRule="auto"/>
+              <w:ind w:left="720" w:hanging="360"/>
+              <w:rPr>
+                <w:sz w:val="24"/>
+                <w:szCs w:val="24"/>
+              </w:rPr>
+            </w:pPr>
+            <w:r>
+              <w:rPr>
+                <w:sz w:val="24"/>
+                <w:szCs w:val="24"/>
+                <w:rtl w:val="0"/>
+              </w:rPr>
+              <w:t xml:space="preserve">6. Acessa "Configurações da viagem", escolhe "Lazer" ou "Negócios" e salva.</w:t>
+            </w:r>
+          </w:p>
+          <w:p>
+            <w:pPr>
+              <w:widowControl w:val="0"/>
+              <w:spacing w:line="240" w:lineRule="auto"/>
+              <w:ind w:left="720" w:firstLine="0"/>
               <w:rPr>
                 <w:sz w:val="24"/>
                 <w:szCs w:val="24"/>
@@ -5564,7 +5990,7 @@
                 <w:szCs w:val="24"/>
                 <w:rtl w:val="0"/>
               </w:rPr>
-              <w:t xml:space="preserve">Fluxo Principal: </w:t>
+              <w:t xml:space="preserve">Fluxos Alternativos: </w:t>
             </w:r>
           </w:p>
         </w:tc>
@@ -5584,7 +6010,7 @@
               <w:widowControl w:val="0"/>
               <w:numPr>
                 <w:ilvl w:val="0"/>
-                <w:numId w:val="2"/>
+                <w:numId w:val="6"/>
               </w:numPr>
               <w:spacing w:line="240" w:lineRule="auto"/>
               <w:ind w:left="720" w:hanging="360"/>
@@ -5599,7 +6025,23 @@
                 <w:szCs w:val="24"/>
                 <w:rtl w:val="0"/>
               </w:rPr>
-              <w:t xml:space="preserve"> 1. O usuário preenche um cadastro (nome, e-mail, senha forte) é válida idade 18+.</w:t>
+              <w:t xml:space="preserve">FA01 - Dados inválidos: exibe erros em tempo real e não salva.</w:t>
+            </w:r>
+          </w:p>
+          <w:p>
+            <w:pPr>
+              <w:widowControl w:val="0"/>
+              <w:spacing w:line="240" w:lineRule="auto"/>
+              <w:ind w:left="720" w:firstLine="0"/>
+              <w:rPr>
+                <w:sz w:val="24"/>
+                <w:szCs w:val="24"/>
+              </w:rPr>
+            </w:pPr>
+            <w:r>
+              <w:rPr>
+                <w:rtl w:val="0"/>
+              </w:rPr>
             </w:r>
           </w:p>
           <w:p>
@@ -5607,7 +6049,7 @@
               <w:widowControl w:val="0"/>
               <w:numPr>
                 <w:ilvl w:val="0"/>
-                <w:numId w:val="2"/>
+                <w:numId w:val="6"/>
               </w:numPr>
               <w:spacing w:line="240" w:lineRule="auto"/>
               <w:ind w:left="720" w:hanging="360"/>
@@ -5622,7 +6064,22 @@
                 <w:szCs w:val="24"/>
                 <w:rtl w:val="0"/>
               </w:rPr>
-              <w:t xml:space="preserve">2. Clica em "Salvar" e realiza login.</w:t>
+              <w:t xml:space="preserve"> FA02 - Usuário clica em "Cancelar": exibe confirmação.</w:t>
+            </w:r>
+          </w:p>
+          <w:p>
+            <w:pPr>
+              <w:widowControl w:val="0"/>
+              <w:spacing w:line="240" w:lineRule="auto"/>
+              <w:rPr>
+                <w:sz w:val="24"/>
+                <w:szCs w:val="24"/>
+              </w:rPr>
+            </w:pPr>
+            <w:r>
+              <w:rPr>
+                <w:rtl w:val="0"/>
+              </w:rPr>
             </w:r>
           </w:p>
           <w:p>
@@ -5630,7 +6087,7 @@
               <w:widowControl w:val="0"/>
               <w:numPr>
                 <w:ilvl w:val="0"/>
-                <w:numId w:val="2"/>
+                <w:numId w:val="6"/>
               </w:numPr>
               <w:spacing w:line="240" w:lineRule="auto"/>
               <w:ind w:left="720" w:hanging="360"/>
@@ -5645,76 +6102,7 @@
                 <w:szCs w:val="24"/>
                 <w:rtl w:val="0"/>
               </w:rPr>
-              <w:t xml:space="preserve">3. Acesse a tela de "Minhas Viagens" e clique em "+" para criar uma nova viagem.</w:t>
-            </w:r>
-          </w:p>
-          <w:p>
-            <w:pPr>
-              <w:widowControl w:val="0"/>
-              <w:numPr>
-                <w:ilvl w:val="0"/>
-                <w:numId w:val="2"/>
-              </w:numPr>
-              <w:spacing w:line="240" w:lineRule="auto"/>
-              <w:ind w:left="720" w:hanging="360"/>
-              <w:rPr>
-                <w:sz w:val="24"/>
-                <w:szCs w:val="24"/>
-              </w:rPr>
-            </w:pPr>
-            <w:r>
-              <w:rPr>
-                <w:sz w:val="24"/>
-                <w:szCs w:val="24"/>
-                <w:rtl w:val="0"/>
-              </w:rPr>
-              <w:t xml:space="preserve">4. Preenche destino, datas e orçamento, salva.</w:t>
-            </w:r>
-          </w:p>
-          <w:p>
-            <w:pPr>
-              <w:widowControl w:val="0"/>
-              <w:numPr>
-                <w:ilvl w:val="0"/>
-                <w:numId w:val="2"/>
-              </w:numPr>
-              <w:spacing w:line="240" w:lineRule="auto"/>
-              <w:ind w:left="720" w:hanging="360"/>
-              <w:rPr>
-                <w:sz w:val="24"/>
-                <w:szCs w:val="24"/>
-              </w:rPr>
-            </w:pPr>
-            <w:r>
-              <w:rPr>
-                <w:sz w:val="24"/>
-                <w:szCs w:val="24"/>
-                <w:rtl w:val="0"/>
-              </w:rPr>
-              <w:t xml:space="preserve">5. Acessar aba "Gastos", adiciona gasto por categoria, salva e total atualiza.</w:t>
-            </w:r>
-          </w:p>
-          <w:p>
-            <w:pPr>
-              <w:widowControl w:val="0"/>
-              <w:numPr>
-                <w:ilvl w:val="0"/>
-                <w:numId w:val="2"/>
-              </w:numPr>
-              <w:spacing w:line="240" w:lineRule="auto"/>
-              <w:ind w:left="720" w:hanging="360"/>
-              <w:rPr>
-                <w:sz w:val="24"/>
-                <w:szCs w:val="24"/>
-              </w:rPr>
-            </w:pPr>
-            <w:r>
-              <w:rPr>
-                <w:sz w:val="24"/>
-                <w:szCs w:val="24"/>
-                <w:rtl w:val="0"/>
-              </w:rPr>
-              <w:t xml:space="preserve">6. Acessa "Configurações da viagem", escolhe "Lazer" ou "Negócios" e salva.</w:t>
+              <w:t xml:space="preserve"> FA03 - Senha fraca ou inválida: validação em tempo real e nova senha.</w:t>
             </w:r>
           </w:p>
           <w:p>
@@ -5722,6 +6110,21 @@
               <w:widowControl w:val="0"/>
               <w:spacing w:line="240" w:lineRule="auto"/>
               <w:ind w:left="720" w:firstLine="0"/>
+              <w:rPr>
+                <w:sz w:val="24"/>
+                <w:szCs w:val="24"/>
+              </w:rPr>
+            </w:pPr>
+            <w:r>
+              <w:rPr>
+                <w:rtl w:val="0"/>
+              </w:rPr>
+            </w:r>
+          </w:p>
+          <w:p>
+            <w:pPr>
+              <w:widowControl w:val="0"/>
+              <w:spacing w:line="240" w:lineRule="auto"/>
               <w:rPr>
                 <w:sz w:val="24"/>
                 <w:szCs w:val="24"/>
@@ -5770,7 +6173,7 @@
                 <w:szCs w:val="24"/>
                 <w:rtl w:val="0"/>
               </w:rPr>
-              <w:t xml:space="preserve">Fluxos Alternativos: </w:t>
+              <w:t xml:space="preserve">Fluxos de Exceção: </w:t>
             </w:r>
           </w:p>
         </w:tc>
@@ -5790,7 +6193,7 @@
               <w:widowControl w:val="0"/>
               <w:numPr>
                 <w:ilvl w:val="0"/>
-                <w:numId w:val="3"/>
+                <w:numId w:val="7"/>
               </w:numPr>
               <w:spacing w:line="240" w:lineRule="auto"/>
               <w:ind w:left="720" w:hanging="360"/>
@@ -5805,7 +6208,7 @@
                 <w:szCs w:val="24"/>
                 <w:rtl w:val="0"/>
               </w:rPr>
-              <w:t xml:space="preserve">FA01 - Dados inválidos: exibe erros em tempo real e não salva.</w:t>
+              <w:t xml:space="preserve">FE01 - Falha na conexão com o banco de dados: exibe "Erro de conexão". Tente novamente mais tarde." e redireciona para a tela de login.</w:t>
             </w:r>
           </w:p>
           <w:p>
@@ -5829,7 +6232,7 @@
               <w:widowControl w:val="0"/>
               <w:numPr>
                 <w:ilvl w:val="0"/>
-                <w:numId w:val="3"/>
+                <w:numId w:val="7"/>
               </w:numPr>
               <w:spacing w:line="240" w:lineRule="auto"/>
               <w:ind w:left="720" w:hanging="360"/>
@@ -5844,13 +6247,14 @@
                 <w:szCs w:val="24"/>
                 <w:rtl w:val="0"/>
               </w:rPr>
-              <w:t xml:space="preserve"> FA02 - Usuário clica em "Cancelar": exibe confirmação.</w:t>
-            </w:r>
-          </w:p>
-          <w:p>
-            <w:pPr>
-              <w:widowControl w:val="0"/>
-              <w:spacing w:line="240" w:lineRule="auto"/>
+              <w:t xml:space="preserve">-FE02 - Sistema bloqueado por idade: exibe "Acesso bloqueado". Você deve ter 18 anos ou mais para criar viagens independentes." e redireciona para a tela de login.</w:t>
+            </w:r>
+          </w:p>
+          <w:p>
+            <w:pPr>
+              <w:widowControl w:val="0"/>
+              <w:spacing w:line="240" w:lineRule="auto"/>
+              <w:ind w:left="720" w:firstLine="0"/>
               <w:rPr>
                 <w:sz w:val="24"/>
                 <w:szCs w:val="24"/>
@@ -5867,7 +6271,7 @@
               <w:widowControl w:val="0"/>
               <w:numPr>
                 <w:ilvl w:val="0"/>
-                <w:numId w:val="3"/>
+                <w:numId w:val="7"/>
               </w:numPr>
               <w:spacing w:line="240" w:lineRule="auto"/>
               <w:ind w:left="720" w:hanging="360"/>
@@ -5882,7 +6286,7 @@
                 <w:szCs w:val="24"/>
                 <w:rtl w:val="0"/>
               </w:rPr>
-              <w:t xml:space="preserve"> FA03 - Senha fraca ou inválida: validação em tempo real e nova senha.</w:t>
+              <w:t xml:space="preserve">-FE03 - Falha no cálculo de total: exibe "Erro ao calcular o total". Verifique os valores." e redirecione para a aba "Gastos".</w:t>
             </w:r>
           </w:p>
           <w:p>
@@ -5904,7 +6308,31 @@
           <w:p>
             <w:pPr>
               <w:widowControl w:val="0"/>
-              <w:spacing w:line="240" w:lineRule="auto"/>
+              <w:numPr>
+                <w:ilvl w:val="0"/>
+                <w:numId w:val="7"/>
+              </w:numPr>
+              <w:spacing w:line="240" w:lineRule="auto"/>
+              <w:ind w:left="720" w:hanging="360"/>
+              <w:rPr>
+                <w:sz w:val="24"/>
+                <w:szCs w:val="24"/>
+              </w:rPr>
+            </w:pPr>
+            <w:r>
+              <w:rPr>
+                <w:sz w:val="24"/>
+                <w:szCs w:val="24"/>
+                <w:rtl w:val="0"/>
+              </w:rPr>
+              <w:t xml:space="preserve"> FE04 - Falha ao salvar tipo de viagem: exibe "Erro ao salvar a configuração". Tente novamente." e mantém a tela.</w:t>
+            </w:r>
+          </w:p>
+          <w:p>
+            <w:pPr>
+              <w:widowControl w:val="0"/>
+              <w:spacing w:line="240" w:lineRule="auto"/>
+              <w:ind w:left="720" w:firstLine="0"/>
               <w:rPr>
                 <w:sz w:val="24"/>
                 <w:szCs w:val="24"/>
@@ -5953,7 +6381,7 @@
                 <w:szCs w:val="24"/>
                 <w:rtl w:val="0"/>
               </w:rPr>
-              <w:t xml:space="preserve">Fluxos de Exceção: </w:t>
+              <w:t xml:space="preserve">Relações de Regras de Negócio: </w:t>
             </w:r>
           </w:p>
         </w:tc>
@@ -5973,38 +6401,26 @@
               <w:widowControl w:val="0"/>
               <w:numPr>
                 <w:ilvl w:val="0"/>
-                <w:numId w:val="4"/>
+                <w:numId w:val="3"/>
               </w:numPr>
               <w:spacing w:line="240" w:lineRule="auto"/>
               <w:ind w:left="720" w:hanging="360"/>
               <w:rPr>
-                <w:sz w:val="24"/>
-                <w:szCs w:val="24"/>
-              </w:rPr>
-            </w:pPr>
-            <w:r>
-              <w:rPr>
-                <w:sz w:val="24"/>
-                <w:szCs w:val="24"/>
-                <w:rtl w:val="0"/>
-              </w:rPr>
-              <w:t xml:space="preserve">FE01 - Falha na conexão com o banco de dados: exibe "Erro de conexão". Tente novamente mais tarde." e redireciona para a tela de login.</w:t>
-            </w:r>
-          </w:p>
-          <w:p>
-            <w:pPr>
-              <w:widowControl w:val="0"/>
-              <w:spacing w:line="240" w:lineRule="auto"/>
-              <w:ind w:left="720" w:firstLine="0"/>
-              <w:rPr>
-                <w:sz w:val="24"/>
-                <w:szCs w:val="24"/>
-              </w:rPr>
-            </w:pPr>
-            <w:r>
-              <w:rPr>
-                <w:rtl w:val="0"/>
-              </w:rPr>
+                <w:b w:val="1"/>
+                <w:bCs w:val="1"/>
+                <w:sz w:val="24"/>
+                <w:szCs w:val="24"/>
+              </w:rPr>
+            </w:pPr>
+            <w:r>
+              <w:rPr>
+                <w:b w:val="1"/>
+                <w:bCs w:val="1"/>
+                <w:sz w:val="24"/>
+                <w:szCs w:val="24"/>
+                <w:rtl w:val="0"/>
+              </w:rPr>
+              <w:t xml:space="preserve">- RN01 - Cadastro só para maiores de 18 anos.</w:t>
             </w:r>
           </w:p>
           <w:p>
@@ -6012,30 +6428,13 @@
               <w:widowControl w:val="0"/>
               <w:numPr>
                 <w:ilvl w:val="0"/>
-                <w:numId w:val="4"/>
+                <w:numId w:val="3"/>
               </w:numPr>
               <w:spacing w:line="240" w:lineRule="auto"/>
               <w:ind w:left="720" w:hanging="360"/>
               <w:rPr>
-                <w:sz w:val="24"/>
-                <w:szCs w:val="24"/>
-              </w:rPr>
-            </w:pPr>
-            <w:r>
-              <w:rPr>
-                <w:sz w:val="24"/>
-                <w:szCs w:val="24"/>
-                <w:rtl w:val="0"/>
-              </w:rPr>
-              <w:t xml:space="preserve">-FE02 - Sistema bloqueado por idade: exibe "Acesso bloqueado". Você deve ter 18 anos ou mais para criar viagens independentes." e redireciona para a tela de login.</w:t>
-            </w:r>
-          </w:p>
-          <w:p>
-            <w:pPr>
-              <w:widowControl w:val="0"/>
-              <w:spacing w:line="240" w:lineRule="auto"/>
-              <w:ind w:left="720" w:firstLine="0"/>
-              <w:rPr>
+                <w:b w:val="1"/>
+                <w:bCs w:val="1"/>
                 <w:sz w:val="24"/>
                 <w:szCs w:val="24"/>
               </w:rPr>
@@ -6051,38 +6450,46 @@
               <w:widowControl w:val="0"/>
               <w:numPr>
                 <w:ilvl w:val="0"/>
-                <w:numId w:val="4"/>
+                <w:numId w:val="3"/>
               </w:numPr>
               <w:spacing w:line="240" w:lineRule="auto"/>
               <w:ind w:left="720" w:hanging="360"/>
               <w:rPr>
-                <w:sz w:val="24"/>
-                <w:szCs w:val="24"/>
-              </w:rPr>
-            </w:pPr>
-            <w:r>
-              <w:rPr>
-                <w:sz w:val="24"/>
-                <w:szCs w:val="24"/>
-                <w:rtl w:val="0"/>
-              </w:rPr>
-              <w:t xml:space="preserve">-FE03 - Falha no cálculo de total: exibe "Erro ao calcular o total". Verifique os valores." e redirecione para a aba "Gastos".</w:t>
-            </w:r>
-          </w:p>
-          <w:p>
-            <w:pPr>
-              <w:widowControl w:val="0"/>
-              <w:spacing w:line="240" w:lineRule="auto"/>
-              <w:ind w:left="720" w:firstLine="0"/>
-              <w:rPr>
-                <w:sz w:val="24"/>
-                <w:szCs w:val="24"/>
-              </w:rPr>
-            </w:pPr>
-            <w:r>
-              <w:rPr>
-                <w:rtl w:val="0"/>
-              </w:rPr>
+                <w:b w:val="1"/>
+                <w:bCs w:val="1"/>
+                <w:sz w:val="24"/>
+                <w:szCs w:val="24"/>
+              </w:rPr>
+            </w:pPr>
+            <w:r>
+              <w:rPr>
+                <w:b w:val="1"/>
+                <w:bCs w:val="1"/>
+                <w:sz w:val="24"/>
+                <w:szCs w:val="24"/>
+                <w:rtl w:val="0"/>
+              </w:rPr>
+              <w:t xml:space="preserve">- </w:t>
+            </w:r>
+            <w:r>
+              <w:rPr>
+                <w:b w:val="1"/>
+                <w:bCs w:val="1"/>
+                <w:sz w:val="24"/>
+                <w:szCs w:val="24"/>
+                <w:rtl w:val="0"/>
+              </w:rPr>
+              <w:t xml:space="preserve">RN02</w:t>
+            </w:r>
+            <w:r>
+              <w:rPr>
+                <w:b w:val="1"/>
+                <w:bCs w:val="1"/>
+                <w:sz w:val="24"/>
+                <w:szCs w:val="24"/>
+                <w:rtl w:val="0"/>
+              </w:rPr>
+              <w:t xml:space="preserve"> - Senhas devem ter no mínimo 8 caracteres, 1 número e 1 caractere especial.</w:t>
             </w:r>
           </w:p>
           <w:p>
@@ -6090,98 +6497,54 @@
               <w:widowControl w:val="0"/>
               <w:numPr>
                 <w:ilvl w:val="0"/>
-                <w:numId w:val="4"/>
+                <w:numId w:val="3"/>
               </w:numPr>
               <w:spacing w:line="240" w:lineRule="auto"/>
               <w:ind w:left="720" w:hanging="360"/>
               <w:rPr>
-                <w:sz w:val="24"/>
-                <w:szCs w:val="24"/>
-              </w:rPr>
-            </w:pPr>
-            <w:r>
-              <w:rPr>
-                <w:sz w:val="24"/>
-                <w:szCs w:val="24"/>
-                <w:rtl w:val="0"/>
-              </w:rPr>
-              <w:t xml:space="preserve"> FE04 - Falha ao salvar tipo de viagem: exibe "Erro ao salvar a configuração". Tente novamente." e mantém a tela.</w:t>
-            </w:r>
-          </w:p>
-          <w:p>
-            <w:pPr>
-              <w:widowControl w:val="0"/>
-              <w:spacing w:line="240" w:lineRule="auto"/>
-              <w:ind w:left="720" w:firstLine="0"/>
-              <w:rPr>
-                <w:sz w:val="24"/>
-                <w:szCs w:val="24"/>
-              </w:rPr>
-            </w:pPr>
-            <w:r>
-              <w:rPr>
-                <w:rtl w:val="0"/>
-              </w:rPr>
-            </w:r>
-          </w:p>
-        </w:tc>
-      </w:tr>
-      <w:tr>
-        <w:trPr>
-          <w:cantSplit w:val="0"/>
-          <w:tblHeader w:val="0"/>
-        </w:trPr>
-        <w:tc>
-          <w:tcPr>
-            <w:shd w:fill="999999" w:val="clear"/>
-            <w:tcMar>
-              <w:top w:w="100.0" w:type="dxa"/>
-              <w:left w:w="100.0" w:type="dxa"/>
-              <w:bottom w:w="100.0" w:type="dxa"/>
-              <w:right w:w="100.0" w:type="dxa"/>
-            </w:tcMar>
-            <w:vAlign w:val="top"/>
-          </w:tcPr>
-          <w:p>
-            <w:pPr>
-              <w:widowControl w:val="0"/>
-              <w:spacing w:line="240" w:lineRule="auto"/>
-              <w:rPr>
-                <w:b w:val="1"/>
-                <w:bCs w:val="1"/>
-                <w:sz w:val="24"/>
-                <w:szCs w:val="24"/>
-              </w:rPr>
-            </w:pPr>
-            <w:r>
-              <w:rPr>
-                <w:b w:val="1"/>
-                <w:bCs w:val="1"/>
-                <w:sz w:val="24"/>
-                <w:szCs w:val="24"/>
-                <w:rtl w:val="0"/>
-              </w:rPr>
-              <w:t xml:space="preserve">Relações de Regras de Negócio: </w:t>
-            </w:r>
-          </w:p>
-        </w:tc>
-        <w:tc>
-          <w:tcPr>
-            <w:shd w:fill="auto" w:val="clear"/>
-            <w:tcMar>
-              <w:top w:w="100.0" w:type="dxa"/>
-              <w:left w:w="100.0" w:type="dxa"/>
-              <w:bottom w:w="100.0" w:type="dxa"/>
-              <w:right w:w="100.0" w:type="dxa"/>
-            </w:tcMar>
-            <w:vAlign w:val="top"/>
-          </w:tcPr>
+                <w:b w:val="1"/>
+                <w:bCs w:val="1"/>
+                <w:sz w:val="24"/>
+                <w:szCs w:val="24"/>
+              </w:rPr>
+            </w:pPr>
+            <w:r>
+              <w:rPr>
+                <w:b w:val="1"/>
+                <w:bCs w:val="1"/>
+                <w:sz w:val="24"/>
+                <w:szCs w:val="24"/>
+                <w:rtl w:val="0"/>
+              </w:rPr>
+              <w:t xml:space="preserve">- </w:t>
+            </w:r>
+            <w:r>
+              <w:rPr>
+                <w:b w:val="1"/>
+                <w:bCs w:val="1"/>
+                <w:sz w:val="24"/>
+                <w:szCs w:val="24"/>
+                <w:rtl w:val="0"/>
+              </w:rPr>
+              <w:t xml:space="preserve">RN03</w:t>
+            </w:r>
+            <w:r>
+              <w:rPr>
+                <w:b w:val="1"/>
+                <w:bCs w:val="1"/>
+                <w:sz w:val="24"/>
+                <w:szCs w:val="24"/>
+                <w:rtl w:val="0"/>
+              </w:rPr>
+              <w:t xml:space="preserve"> - Uma viagem deve ter data de início e fim.</w:t>
+            </w:r>
+          </w:p>
           <w:p>
             <w:pPr>
               <w:widowControl w:val="0"/>
               <w:numPr>
                 <w:ilvl w:val="0"/>
-                <w:numId w:val="1"/>
+                <w:numId w:val="3"/>
               </w:numPr>
               <w:spacing w:line="240" w:lineRule="auto"/>
               <w:ind w:left="720" w:hanging="360"/>
@@ -6200,7 +6563,7 @@
                 <w:szCs w:val="24"/>
                 <w:rtl w:val="0"/>
               </w:rPr>
-              <w:t xml:space="preserve">- RN01 - Cadastro só para maiores de 18 anos.</w:t>
+              <w:t xml:space="preserve">- RN04 - O orçamento total não pode ser negativo.</w:t>
             </w:r>
           </w:p>
           <w:p>
@@ -6208,7 +6571,7 @@
               <w:widowControl w:val="0"/>
               <w:numPr>
                 <w:ilvl w:val="0"/>
-                <w:numId w:val="1"/>
+                <w:numId w:val="3"/>
               </w:numPr>
               <w:spacing w:line="240" w:lineRule="auto"/>
               <w:ind w:left="720" w:hanging="360"/>
@@ -6221,8 +6584,33 @@
             </w:pPr>
             <w:r>
               <w:rPr>
-                <w:rtl w:val="0"/>
-              </w:rPr>
+                <w:b w:val="1"/>
+                <w:bCs w:val="1"/>
+                <w:sz w:val="24"/>
+                <w:szCs w:val="24"/>
+                <w:rtl w:val="0"/>
+              </w:rPr>
+              <w:t xml:space="preserve">- </w:t>
+            </w:r>
+            <w:r>
+              <w:rPr>
+                <w:b w:val="1"/>
+                <w:bCs w:val="1"/>
+                <w:sz w:val="24"/>
+                <w:szCs w:val="24"/>
+                <w:rtl w:val="0"/>
+              </w:rPr>
+              <w:t xml:space="preserve">RN05</w:t>
+            </w:r>
+            <w:r>
+              <w:rPr>
+                <w:b w:val="1"/>
+                <w:bCs w:val="1"/>
+                <w:sz w:val="24"/>
+                <w:szCs w:val="24"/>
+                <w:rtl w:val="0"/>
+              </w:rPr>
+              <w:t xml:space="preserve"> - Custo por categoria deve ser somado automaticamente.</w:t>
             </w:r>
           </w:p>
           <w:p>
@@ -6230,7 +6618,7 @@
               <w:widowControl w:val="0"/>
               <w:numPr>
                 <w:ilvl w:val="0"/>
-                <w:numId w:val="1"/>
+                <w:numId w:val="3"/>
               </w:numPr>
               <w:spacing w:line="240" w:lineRule="auto"/>
               <w:ind w:left="720" w:hanging="360"/>
@@ -6259,17 +6647,17 @@
                 <w:szCs w:val="24"/>
                 <w:rtl w:val="0"/>
               </w:rPr>
-              <w:t xml:space="preserve">RN02</w:t>
-            </w:r>
-            <w:r>
-              <w:rPr>
-                <w:b w:val="1"/>
-                <w:bCs w:val="1"/>
-                <w:sz w:val="24"/>
-                <w:szCs w:val="24"/>
-                <w:rtl w:val="0"/>
-              </w:rPr>
-              <w:t xml:space="preserve"> - Senhas devem ter no mínimo 8 caracteres, 1 número e 1 caractere especial.</w:t>
+              <w:t xml:space="preserve">RN06</w:t>
+            </w:r>
+            <w:r>
+              <w:rPr>
+                <w:b w:val="1"/>
+                <w:bCs w:val="1"/>
+                <w:sz w:val="24"/>
+                <w:szCs w:val="24"/>
+                <w:rtl w:val="0"/>
+              </w:rPr>
+              <w:t xml:space="preserve"> - O tipo de viagem influencia todas as sugestões e bagagem.</w:t>
             </w:r>
           </w:p>
           <w:p>
@@ -6277,175 +6665,7 @@
               <w:widowControl w:val="0"/>
               <w:numPr>
                 <w:ilvl w:val="0"/>
-                <w:numId w:val="1"/>
-              </w:numPr>
-              <w:spacing w:line="240" w:lineRule="auto"/>
-              <w:ind w:left="720" w:hanging="360"/>
-              <w:rPr>
-                <w:b w:val="1"/>
-                <w:bCs w:val="1"/>
-                <w:sz w:val="24"/>
-                <w:szCs w:val="24"/>
-              </w:rPr>
-            </w:pPr>
-            <w:r>
-              <w:rPr>
-                <w:b w:val="1"/>
-                <w:bCs w:val="1"/>
-                <w:sz w:val="24"/>
-                <w:szCs w:val="24"/>
-                <w:rtl w:val="0"/>
-              </w:rPr>
-              <w:t xml:space="preserve">- </w:t>
-            </w:r>
-            <w:r>
-              <w:rPr>
-                <w:b w:val="1"/>
-                <w:bCs w:val="1"/>
-                <w:sz w:val="24"/>
-                <w:szCs w:val="24"/>
-                <w:rtl w:val="0"/>
-              </w:rPr>
-              <w:t xml:space="preserve">RN03</w:t>
-            </w:r>
-            <w:r>
-              <w:rPr>
-                <w:b w:val="1"/>
-                <w:bCs w:val="1"/>
-                <w:sz w:val="24"/>
-                <w:szCs w:val="24"/>
-                <w:rtl w:val="0"/>
-              </w:rPr>
-              <w:t xml:space="preserve"> - Uma viagem deve ter data de início e fim.</w:t>
-            </w:r>
-          </w:p>
-          <w:p>
-            <w:pPr>
-              <w:widowControl w:val="0"/>
-              <w:numPr>
-                <w:ilvl w:val="0"/>
-                <w:numId w:val="1"/>
-              </w:numPr>
-              <w:spacing w:line="240" w:lineRule="auto"/>
-              <w:ind w:left="720" w:hanging="360"/>
-              <w:rPr>
-                <w:b w:val="1"/>
-                <w:bCs w:val="1"/>
-                <w:sz w:val="24"/>
-                <w:szCs w:val="24"/>
-              </w:rPr>
-            </w:pPr>
-            <w:r>
-              <w:rPr>
-                <w:b w:val="1"/>
-                <w:bCs w:val="1"/>
-                <w:sz w:val="24"/>
-                <w:szCs w:val="24"/>
-                <w:rtl w:val="0"/>
-              </w:rPr>
-              <w:t xml:space="preserve">- RN04 - O orçamento total não pode ser negativo.</w:t>
-            </w:r>
-          </w:p>
-          <w:p>
-            <w:pPr>
-              <w:widowControl w:val="0"/>
-              <w:numPr>
-                <w:ilvl w:val="0"/>
-                <w:numId w:val="1"/>
-              </w:numPr>
-              <w:spacing w:line="240" w:lineRule="auto"/>
-              <w:ind w:left="720" w:hanging="360"/>
-              <w:rPr>
-                <w:b w:val="1"/>
-                <w:bCs w:val="1"/>
-                <w:sz w:val="24"/>
-                <w:szCs w:val="24"/>
-              </w:rPr>
-            </w:pPr>
-            <w:r>
-              <w:rPr>
-                <w:b w:val="1"/>
-                <w:bCs w:val="1"/>
-                <w:sz w:val="24"/>
-                <w:szCs w:val="24"/>
-                <w:rtl w:val="0"/>
-              </w:rPr>
-              <w:t xml:space="preserve">- </w:t>
-            </w:r>
-            <w:r>
-              <w:rPr>
-                <w:b w:val="1"/>
-                <w:bCs w:val="1"/>
-                <w:sz w:val="24"/>
-                <w:szCs w:val="24"/>
-                <w:rtl w:val="0"/>
-              </w:rPr>
-              <w:t xml:space="preserve">RN05</w:t>
-            </w:r>
-            <w:r>
-              <w:rPr>
-                <w:b w:val="1"/>
-                <w:bCs w:val="1"/>
-                <w:sz w:val="24"/>
-                <w:szCs w:val="24"/>
-                <w:rtl w:val="0"/>
-              </w:rPr>
-              <w:t xml:space="preserve"> - Custo por categoria deve ser somado automaticamente.</w:t>
-            </w:r>
-          </w:p>
-          <w:p>
-            <w:pPr>
-              <w:widowControl w:val="0"/>
-              <w:numPr>
-                <w:ilvl w:val="0"/>
-                <w:numId w:val="1"/>
-              </w:numPr>
-              <w:spacing w:line="240" w:lineRule="auto"/>
-              <w:ind w:left="720" w:hanging="360"/>
-              <w:rPr>
-                <w:b w:val="1"/>
-                <w:bCs w:val="1"/>
-                <w:sz w:val="24"/>
-                <w:szCs w:val="24"/>
-              </w:rPr>
-            </w:pPr>
-            <w:r>
-              <w:rPr>
-                <w:b w:val="1"/>
-                <w:bCs w:val="1"/>
-                <w:sz w:val="24"/>
-                <w:szCs w:val="24"/>
-                <w:rtl w:val="0"/>
-              </w:rPr>
-              <w:t xml:space="preserve">- </w:t>
-            </w:r>
-            <w:r>
-              <w:rPr>
-                <w:b w:val="1"/>
-                <w:bCs w:val="1"/>
-                <w:sz w:val="24"/>
-                <w:szCs w:val="24"/>
-                <w:rtl w:val="0"/>
-              </w:rPr>
-              <w:t xml:space="preserve">RN06</w:t>
-            </w:r>
-            <w:r>
-              <w:rPr>
-                <w:b w:val="1"/>
-                <w:bCs w:val="1"/>
-                <w:sz w:val="24"/>
-                <w:szCs w:val="24"/>
-                <w:rtl w:val="0"/>
-              </w:rPr>
-              <w:t xml:space="preserve"> - O tipo de viagem influencia todas as sugestões e bagagem.</w:t>
-            </w:r>
-          </w:p>
-          <w:p>
-            <w:pPr>
-              <w:widowControl w:val="0"/>
-              <w:numPr>
-                <w:ilvl w:val="0"/>
-                <w:numId w:val="1"/>
+                <w:numId w:val="3"/>
               </w:numPr>
               <w:spacing w:line="240" w:lineRule="auto"/>
               <w:ind w:left="720" w:hanging="360"/>
@@ -6492,17 +6712,12 @@
     </w:tbl>
     <w:p>
       <w:pPr>
-        <w:rPr/>
-      </w:pPr>
-      <w:r>
-        <w:rPr>
-          <w:rtl w:val="0"/>
-        </w:rPr>
-      </w:r>
-    </w:p>
-    <w:p>
-      <w:pPr>
-        <w:rPr/>
+        <w:spacing w:line="360" w:lineRule="auto"/>
+        <w:jc w:val="both"/>
+        <w:rPr>
+          <w:sz w:val="24"/>
+          <w:szCs w:val="24"/>
+        </w:rPr>
       </w:pPr>
       <w:r>
         <w:rPr>
@@ -6957,6 +7172,7 @@
       <w:tr>
         <w:trPr>
           <w:cantSplit w:val="0"/>
+          <w:trHeight w:val="4004.2529296875" w:hRule="atLeast"/>
           <w:tblHeader w:val="0"/>
         </w:trPr>
         <w:tc>
@@ -7423,8 +7639,6 @@
     </w:p>
     <w:p>
       <w:pPr>
-        <w:spacing w:line="360" w:lineRule="auto"/>
-        <w:jc w:val="both"/>
         <w:rPr/>
       </w:pPr>
       <w:r>
@@ -7435,8 +7649,6 @@
     </w:p>
     <w:p>
       <w:pPr>
-        <w:spacing w:line="360" w:lineRule="auto"/>
-        <w:jc w:val="both"/>
         <w:rPr/>
       </w:pPr>
       <w:r>
@@ -7499,18 +7711,19 @@
         <w:tblLook w:val="0600"/>
       </w:tblPr>
       <w:tblGrid>
-        <w:gridCol w:w="1395"/>
-        <w:gridCol w:w="12375"/>
+        <w:gridCol w:w="2490"/>
+        <w:gridCol w:w="11280"/>
         <w:tblGridChange w:id="0">
           <w:tblGrid>
-            <w:gridCol w:w="1395"/>
-            <w:gridCol w:w="12375"/>
+            <w:gridCol w:w="2490"/>
+            <w:gridCol w:w="11280"/>
           </w:tblGrid>
         </w:tblGridChange>
       </w:tblGrid>
       <w:tr>
         <w:trPr>
           <w:cantSplit w:val="0"/>
+          <w:trHeight w:val="686.953125" w:hRule="atLeast"/>
           <w:tblHeader w:val="0"/>
         </w:trPr>
         <w:tc>
@@ -7577,7 +7790,7 @@
                 <w:szCs w:val="24"/>
                 <w:rtl w:val="0"/>
               </w:rPr>
-              <w:t xml:space="preserve">   sarah emanuelle</w:t>
+              <w:t xml:space="preserve">   sarah emanuelle n: 37</w:t>
             </w:r>
           </w:p>
         </w:tc>
@@ -8047,7 +8260,7 @@
               <w:rPr>
                 <w:rtl w:val="0"/>
               </w:rPr>
-              <w:t xml:space="preserve">• 9. Marca itens organizados e adiciona lembretes de segurança.</w:t>
+              <w:t xml:space="preserve">• 9. Marca itens organizados e adicione lembretes de segurança.</w:t>
             </w:r>
           </w:p>
           <w:p>
@@ -8123,7 +8336,14 @@
           </w:tcPr>
           <w:p>
             <w:pPr>
-              <w:rPr/>
+              <w:numPr>
+                <w:ilvl w:val="0"/>
+                <w:numId w:val="4"/>
+              </w:numPr>
+              <w:ind w:left="720" w:hanging="360"/>
+              <w:rPr>
+                <w:u w:val="none"/>
+              </w:rPr>
             </w:pPr>
             <w:r>
               <w:rPr>
@@ -8134,9 +8354,13 @@
           </w:p>
           <w:p>
             <w:pPr>
-              <w:rPr>
-                <w:sz w:val="24"/>
-                <w:szCs w:val="24"/>
+              <w:numPr>
+                <w:ilvl w:val="0"/>
+                <w:numId w:val="4"/>
+              </w:numPr>
+              <w:ind w:left="720" w:hanging="360"/>
+              <w:rPr>
+                <w:u w:val="none"/>
               </w:rPr>
             </w:pPr>
             <w:r>
@@ -8222,7 +8446,19 @@
               <w:rPr>
                 <w:rtl w:val="0"/>
               </w:rPr>
-              <w:t xml:space="preserve">- RN02 - Filtro por preço e avaliação desenvolvidos automaticamente.</w:t>
+              <w:t xml:space="preserve">- </w:t>
+            </w:r>
+            <w:r>
+              <w:rPr>
+                <w:rtl w:val="0"/>
+              </w:rPr>
+              <w:t xml:space="preserve">RN02</w:t>
+            </w:r>
+            <w:r>
+              <w:rPr>
+                <w:rtl w:val="0"/>
+              </w:rPr>
+              <w:t xml:space="preserve"> - Filtro por preço e avaliação desenvolvidos automaticamente.</w:t>
             </w:r>
           </w:p>
           <w:p>
@@ -8233,7 +8469,19 @@
               <w:rPr>
                 <w:rtl w:val="0"/>
               </w:rPr>
-              <w:t xml:space="preserve">- RN03 - Lista é gerada automaticamente e salva no banco de dados.</w:t>
+              <w:t xml:space="preserve">- </w:t>
+            </w:r>
+            <w:r>
+              <w:rPr>
+                <w:rtl w:val="0"/>
+              </w:rPr>
+              <w:t xml:space="preserve">RN03</w:t>
+            </w:r>
+            <w:r>
+              <w:rPr>
+                <w:rtl w:val="0"/>
+              </w:rPr>
+              <w:t xml:space="preserve"> - Lista é gerada automaticamente e salva no banco de dados.</w:t>
             </w:r>
             <w:r>
               <w:rPr>
@@ -8969,6 +9217,556 @@
       </w:rPr>
     </w:lvl>
   </w:abstractNum>
+  <w:abstractNum w:abstractNumId="7">
+    <w:lvl w:ilvl="0">
+      <w:start w:val="1"/>
+      <w:numFmt w:val="bullet"/>
+      <w:lvlText w:val="●"/>
+      <w:lvlJc w:val="left"/>
+      <w:pPr>
+        <w:ind w:left="720" w:hanging="360"/>
+      </w:pPr>
+      <w:rPr>
+        <w:u w:val="none"/>
+      </w:rPr>
+    </w:lvl>
+    <w:lvl w:ilvl="1">
+      <w:start w:val="1"/>
+      <w:numFmt w:val="bullet"/>
+      <w:lvlText w:val="○"/>
+      <w:lvlJc w:val="left"/>
+      <w:pPr>
+        <w:ind w:left="1440" w:hanging="360"/>
+      </w:pPr>
+      <w:rPr>
+        <w:u w:val="none"/>
+      </w:rPr>
+    </w:lvl>
+    <w:lvl w:ilvl="2">
+      <w:start w:val="1"/>
+      <w:numFmt w:val="bullet"/>
+      <w:lvlText w:val="■"/>
+      <w:lvlJc w:val="left"/>
+      <w:pPr>
+        <w:ind w:left="2160" w:hanging="360"/>
+      </w:pPr>
+      <w:rPr>
+        <w:u w:val="none"/>
+      </w:rPr>
+    </w:lvl>
+    <w:lvl w:ilvl="3">
+      <w:start w:val="1"/>
+      <w:numFmt w:val="bullet"/>
+      <w:lvlText w:val="●"/>
+      <w:lvlJc w:val="left"/>
+      <w:pPr>
+        <w:ind w:left="2880" w:hanging="360"/>
+      </w:pPr>
+      <w:rPr>
+        <w:u w:val="none"/>
+      </w:rPr>
+    </w:lvl>
+    <w:lvl w:ilvl="4">
+      <w:start w:val="1"/>
+      <w:numFmt w:val="bullet"/>
+      <w:lvlText w:val="○"/>
+      <w:lvlJc w:val="left"/>
+      <w:pPr>
+        <w:ind w:left="3600" w:hanging="360"/>
+      </w:pPr>
+      <w:rPr>
+        <w:u w:val="none"/>
+      </w:rPr>
+    </w:lvl>
+    <w:lvl w:ilvl="5">
+      <w:start w:val="1"/>
+      <w:numFmt w:val="bullet"/>
+      <w:lvlText w:val="■"/>
+      <w:lvlJc w:val="left"/>
+      <w:pPr>
+        <w:ind w:left="4320" w:hanging="360"/>
+      </w:pPr>
+      <w:rPr>
+        <w:u w:val="none"/>
+      </w:rPr>
+    </w:lvl>
+    <w:lvl w:ilvl="6">
+      <w:start w:val="1"/>
+      <w:numFmt w:val="bullet"/>
+      <w:lvlText w:val="●"/>
+      <w:lvlJc w:val="left"/>
+      <w:pPr>
+        <w:ind w:left="5040" w:hanging="360"/>
+      </w:pPr>
+      <w:rPr>
+        <w:u w:val="none"/>
+      </w:rPr>
+    </w:lvl>
+    <w:lvl w:ilvl="7">
+      <w:start w:val="1"/>
+      <w:numFmt w:val="bullet"/>
+      <w:lvlText w:val="○"/>
+      <w:lvlJc w:val="left"/>
+      <w:pPr>
+        <w:ind w:left="5760" w:hanging="360"/>
+      </w:pPr>
+      <w:rPr>
+        <w:u w:val="none"/>
+      </w:rPr>
+    </w:lvl>
+    <w:lvl w:ilvl="8">
+      <w:start w:val="1"/>
+      <w:numFmt w:val="bullet"/>
+      <w:lvlText w:val="■"/>
+      <w:lvlJc w:val="left"/>
+      <w:pPr>
+        <w:ind w:left="6480" w:hanging="360"/>
+      </w:pPr>
+      <w:rPr>
+        <w:u w:val="none"/>
+      </w:rPr>
+    </w:lvl>
+  </w:abstractNum>
+  <w:abstractNum w:abstractNumId="8">
+    <w:lvl w:ilvl="0">
+      <w:start w:val="1"/>
+      <w:numFmt w:val="bullet"/>
+      <w:lvlText w:val="●"/>
+      <w:lvlJc w:val="left"/>
+      <w:pPr>
+        <w:ind w:left="720" w:hanging="360"/>
+      </w:pPr>
+      <w:rPr>
+        <w:u w:val="none"/>
+      </w:rPr>
+    </w:lvl>
+    <w:lvl w:ilvl="1">
+      <w:start w:val="1"/>
+      <w:numFmt w:val="bullet"/>
+      <w:lvlText w:val="○"/>
+      <w:lvlJc w:val="left"/>
+      <w:pPr>
+        <w:ind w:left="1440" w:hanging="360"/>
+      </w:pPr>
+      <w:rPr>
+        <w:u w:val="none"/>
+      </w:rPr>
+    </w:lvl>
+    <w:lvl w:ilvl="2">
+      <w:start w:val="1"/>
+      <w:numFmt w:val="bullet"/>
+      <w:lvlText w:val="■"/>
+      <w:lvlJc w:val="left"/>
+      <w:pPr>
+        <w:ind w:left="2160" w:hanging="360"/>
+      </w:pPr>
+      <w:rPr>
+        <w:u w:val="none"/>
+      </w:rPr>
+    </w:lvl>
+    <w:lvl w:ilvl="3">
+      <w:start w:val="1"/>
+      <w:numFmt w:val="bullet"/>
+      <w:lvlText w:val="●"/>
+      <w:lvlJc w:val="left"/>
+      <w:pPr>
+        <w:ind w:left="2880" w:hanging="360"/>
+      </w:pPr>
+      <w:rPr>
+        <w:u w:val="none"/>
+      </w:rPr>
+    </w:lvl>
+    <w:lvl w:ilvl="4">
+      <w:start w:val="1"/>
+      <w:numFmt w:val="bullet"/>
+      <w:lvlText w:val="○"/>
+      <w:lvlJc w:val="left"/>
+      <w:pPr>
+        <w:ind w:left="3600" w:hanging="360"/>
+      </w:pPr>
+      <w:rPr>
+        <w:u w:val="none"/>
+      </w:rPr>
+    </w:lvl>
+    <w:lvl w:ilvl="5">
+      <w:start w:val="1"/>
+      <w:numFmt w:val="bullet"/>
+      <w:lvlText w:val="■"/>
+      <w:lvlJc w:val="left"/>
+      <w:pPr>
+        <w:ind w:left="4320" w:hanging="360"/>
+      </w:pPr>
+      <w:rPr>
+        <w:u w:val="none"/>
+      </w:rPr>
+    </w:lvl>
+    <w:lvl w:ilvl="6">
+      <w:start w:val="1"/>
+      <w:numFmt w:val="bullet"/>
+      <w:lvlText w:val="●"/>
+      <w:lvlJc w:val="left"/>
+      <w:pPr>
+        <w:ind w:left="5040" w:hanging="360"/>
+      </w:pPr>
+      <w:rPr>
+        <w:u w:val="none"/>
+      </w:rPr>
+    </w:lvl>
+    <w:lvl w:ilvl="7">
+      <w:start w:val="1"/>
+      <w:numFmt w:val="bullet"/>
+      <w:lvlText w:val="○"/>
+      <w:lvlJc w:val="left"/>
+      <w:pPr>
+        <w:ind w:left="5760" w:hanging="360"/>
+      </w:pPr>
+      <w:rPr>
+        <w:u w:val="none"/>
+      </w:rPr>
+    </w:lvl>
+    <w:lvl w:ilvl="8">
+      <w:start w:val="1"/>
+      <w:numFmt w:val="bullet"/>
+      <w:lvlText w:val="■"/>
+      <w:lvlJc w:val="left"/>
+      <w:pPr>
+        <w:ind w:left="6480" w:hanging="360"/>
+      </w:pPr>
+      <w:rPr>
+        <w:u w:val="none"/>
+      </w:rPr>
+    </w:lvl>
+  </w:abstractNum>
+  <w:abstractNum w:abstractNumId="9">
+    <w:lvl w:ilvl="0">
+      <w:start w:val="1"/>
+      <w:numFmt w:val="bullet"/>
+      <w:lvlText w:val="●"/>
+      <w:lvlJc w:val="left"/>
+      <w:pPr>
+        <w:ind w:left="720" w:hanging="360"/>
+      </w:pPr>
+      <w:rPr>
+        <w:u w:val="none"/>
+      </w:rPr>
+    </w:lvl>
+    <w:lvl w:ilvl="1">
+      <w:start w:val="1"/>
+      <w:numFmt w:val="bullet"/>
+      <w:lvlText w:val="○"/>
+      <w:lvlJc w:val="left"/>
+      <w:pPr>
+        <w:ind w:left="1440" w:hanging="360"/>
+      </w:pPr>
+      <w:rPr>
+        <w:u w:val="none"/>
+      </w:rPr>
+    </w:lvl>
+    <w:lvl w:ilvl="2">
+      <w:start w:val="1"/>
+      <w:numFmt w:val="bullet"/>
+      <w:lvlText w:val="■"/>
+      <w:lvlJc w:val="left"/>
+      <w:pPr>
+        <w:ind w:left="2160" w:hanging="360"/>
+      </w:pPr>
+      <w:rPr>
+        <w:u w:val="none"/>
+      </w:rPr>
+    </w:lvl>
+    <w:lvl w:ilvl="3">
+      <w:start w:val="1"/>
+      <w:numFmt w:val="bullet"/>
+      <w:lvlText w:val="●"/>
+      <w:lvlJc w:val="left"/>
+      <w:pPr>
+        <w:ind w:left="2880" w:hanging="360"/>
+      </w:pPr>
+      <w:rPr>
+        <w:u w:val="none"/>
+      </w:rPr>
+    </w:lvl>
+    <w:lvl w:ilvl="4">
+      <w:start w:val="1"/>
+      <w:numFmt w:val="bullet"/>
+      <w:lvlText w:val="○"/>
+      <w:lvlJc w:val="left"/>
+      <w:pPr>
+        <w:ind w:left="3600" w:hanging="360"/>
+      </w:pPr>
+      <w:rPr>
+        <w:u w:val="none"/>
+      </w:rPr>
+    </w:lvl>
+    <w:lvl w:ilvl="5">
+      <w:start w:val="1"/>
+      <w:numFmt w:val="bullet"/>
+      <w:lvlText w:val="■"/>
+      <w:lvlJc w:val="left"/>
+      <w:pPr>
+        <w:ind w:left="4320" w:hanging="360"/>
+      </w:pPr>
+      <w:rPr>
+        <w:u w:val="none"/>
+      </w:rPr>
+    </w:lvl>
+    <w:lvl w:ilvl="6">
+      <w:start w:val="1"/>
+      <w:numFmt w:val="bullet"/>
+      <w:lvlText w:val="●"/>
+      <w:lvlJc w:val="left"/>
+      <w:pPr>
+        <w:ind w:left="5040" w:hanging="360"/>
+      </w:pPr>
+      <w:rPr>
+        <w:u w:val="none"/>
+      </w:rPr>
+    </w:lvl>
+    <w:lvl w:ilvl="7">
+      <w:start w:val="1"/>
+      <w:numFmt w:val="bullet"/>
+      <w:lvlText w:val="○"/>
+      <w:lvlJc w:val="left"/>
+      <w:pPr>
+        <w:ind w:left="5760" w:hanging="360"/>
+      </w:pPr>
+      <w:rPr>
+        <w:u w:val="none"/>
+      </w:rPr>
+    </w:lvl>
+    <w:lvl w:ilvl="8">
+      <w:start w:val="1"/>
+      <w:numFmt w:val="bullet"/>
+      <w:lvlText w:val="■"/>
+      <w:lvlJc w:val="left"/>
+      <w:pPr>
+        <w:ind w:left="6480" w:hanging="360"/>
+      </w:pPr>
+      <w:rPr>
+        <w:u w:val="none"/>
+      </w:rPr>
+    </w:lvl>
+  </w:abstractNum>
+  <w:abstractNum w:abstractNumId="10">
+    <w:lvl w:ilvl="0">
+      <w:start w:val="1"/>
+      <w:numFmt w:val="bullet"/>
+      <w:lvlText w:val="●"/>
+      <w:lvlJc w:val="left"/>
+      <w:pPr>
+        <w:ind w:left="720" w:hanging="360"/>
+      </w:pPr>
+      <w:rPr>
+        <w:u w:val="none"/>
+      </w:rPr>
+    </w:lvl>
+    <w:lvl w:ilvl="1">
+      <w:start w:val="1"/>
+      <w:numFmt w:val="bullet"/>
+      <w:lvlText w:val="○"/>
+      <w:lvlJc w:val="left"/>
+      <w:pPr>
+        <w:ind w:left="1440" w:hanging="360"/>
+      </w:pPr>
+      <w:rPr>
+        <w:u w:val="none"/>
+      </w:rPr>
+    </w:lvl>
+    <w:lvl w:ilvl="2">
+      <w:start w:val="1"/>
+      <w:numFmt w:val="bullet"/>
+      <w:lvlText w:val="■"/>
+      <w:lvlJc w:val="left"/>
+      <w:pPr>
+        <w:ind w:left="2160" w:hanging="360"/>
+      </w:pPr>
+      <w:rPr>
+        <w:u w:val="none"/>
+      </w:rPr>
+    </w:lvl>
+    <w:lvl w:ilvl="3">
+      <w:start w:val="1"/>
+      <w:numFmt w:val="bullet"/>
+      <w:lvlText w:val="●"/>
+      <w:lvlJc w:val="left"/>
+      <w:pPr>
+        <w:ind w:left="2880" w:hanging="360"/>
+      </w:pPr>
+      <w:rPr>
+        <w:u w:val="none"/>
+      </w:rPr>
+    </w:lvl>
+    <w:lvl w:ilvl="4">
+      <w:start w:val="1"/>
+      <w:numFmt w:val="bullet"/>
+      <w:lvlText w:val="○"/>
+      <w:lvlJc w:val="left"/>
+      <w:pPr>
+        <w:ind w:left="3600" w:hanging="360"/>
+      </w:pPr>
+      <w:rPr>
+        <w:u w:val="none"/>
+      </w:rPr>
+    </w:lvl>
+    <w:lvl w:ilvl="5">
+      <w:start w:val="1"/>
+      <w:numFmt w:val="bullet"/>
+      <w:lvlText w:val="■"/>
+      <w:lvlJc w:val="left"/>
+      <w:pPr>
+        <w:ind w:left="4320" w:hanging="360"/>
+      </w:pPr>
+      <w:rPr>
+        <w:u w:val="none"/>
+      </w:rPr>
+    </w:lvl>
+    <w:lvl w:ilvl="6">
+      <w:start w:val="1"/>
+      <w:numFmt w:val="bullet"/>
+      <w:lvlText w:val="●"/>
+      <w:lvlJc w:val="left"/>
+      <w:pPr>
+        <w:ind w:left="5040" w:hanging="360"/>
+      </w:pPr>
+      <w:rPr>
+        <w:u w:val="none"/>
+      </w:rPr>
+    </w:lvl>
+    <w:lvl w:ilvl="7">
+      <w:start w:val="1"/>
+      <w:numFmt w:val="bullet"/>
+      <w:lvlText w:val="○"/>
+      <w:lvlJc w:val="left"/>
+      <w:pPr>
+        <w:ind w:left="5760" w:hanging="360"/>
+      </w:pPr>
+      <w:rPr>
+        <w:u w:val="none"/>
+      </w:rPr>
+    </w:lvl>
+    <w:lvl w:ilvl="8">
+      <w:start w:val="1"/>
+      <w:numFmt w:val="bullet"/>
+      <w:lvlText w:val="■"/>
+      <w:lvlJc w:val="left"/>
+      <w:pPr>
+        <w:ind w:left="6480" w:hanging="360"/>
+      </w:pPr>
+      <w:rPr>
+        <w:u w:val="none"/>
+      </w:rPr>
+    </w:lvl>
+  </w:abstractNum>
+  <w:abstractNum w:abstractNumId="11">
+    <w:lvl w:ilvl="0">
+      <w:start w:val="1"/>
+      <w:numFmt w:val="bullet"/>
+      <w:lvlText w:val="●"/>
+      <w:lvlJc w:val="left"/>
+      <w:pPr>
+        <w:ind w:left="720" w:hanging="360"/>
+      </w:pPr>
+      <w:rPr>
+        <w:u w:val="none"/>
+      </w:rPr>
+    </w:lvl>
+    <w:lvl w:ilvl="1">
+      <w:start w:val="1"/>
+      <w:numFmt w:val="bullet"/>
+      <w:lvlText w:val="○"/>
+      <w:lvlJc w:val="left"/>
+      <w:pPr>
+        <w:ind w:left="1440" w:hanging="360"/>
+      </w:pPr>
+      <w:rPr>
+        <w:u w:val="none"/>
+      </w:rPr>
+    </w:lvl>
+    <w:lvl w:ilvl="2">
+      <w:start w:val="1"/>
+      <w:numFmt w:val="bullet"/>
+      <w:lvlText w:val="■"/>
+      <w:lvlJc w:val="left"/>
+      <w:pPr>
+        <w:ind w:left="2160" w:hanging="360"/>
+      </w:pPr>
+      <w:rPr>
+        <w:u w:val="none"/>
+      </w:rPr>
+    </w:lvl>
+    <w:lvl w:ilvl="3">
+      <w:start w:val="1"/>
+      <w:numFmt w:val="bullet"/>
+      <w:lvlText w:val="●"/>
+      <w:lvlJc w:val="left"/>
+      <w:pPr>
+        <w:ind w:left="2880" w:hanging="360"/>
+      </w:pPr>
+      <w:rPr>
+        <w:u w:val="none"/>
+      </w:rPr>
+    </w:lvl>
+    <w:lvl w:ilvl="4">
+      <w:start w:val="1"/>
+      <w:numFmt w:val="bullet"/>
+      <w:lvlText w:val="○"/>
+      <w:lvlJc w:val="left"/>
+      <w:pPr>
+        <w:ind w:left="3600" w:hanging="360"/>
+      </w:pPr>
+      <w:rPr>
+        <w:u w:val="none"/>
+      </w:rPr>
+    </w:lvl>
+    <w:lvl w:ilvl="5">
+      <w:start w:val="1"/>
+      <w:numFmt w:val="bullet"/>
+      <w:lvlText w:val="■"/>
+      <w:lvlJc w:val="left"/>
+      <w:pPr>
+        <w:ind w:left="4320" w:hanging="360"/>
+      </w:pPr>
+      <w:rPr>
+        <w:u w:val="none"/>
+      </w:rPr>
+    </w:lvl>
+    <w:lvl w:ilvl="6">
+      <w:start w:val="1"/>
+      <w:numFmt w:val="bullet"/>
+      <w:lvlText w:val="●"/>
+      <w:lvlJc w:val="left"/>
+      <w:pPr>
+        <w:ind w:left="5040" w:hanging="360"/>
+      </w:pPr>
+      <w:rPr>
+        <w:u w:val="none"/>
+      </w:rPr>
+    </w:lvl>
+    <w:lvl w:ilvl="7">
+      <w:start w:val="1"/>
+      <w:numFmt w:val="bullet"/>
+      <w:lvlText w:val="○"/>
+      <w:lvlJc w:val="left"/>
+      <w:pPr>
+        <w:ind w:left="5760" w:hanging="360"/>
+      </w:pPr>
+      <w:rPr>
+        <w:u w:val="none"/>
+      </w:rPr>
+    </w:lvl>
+    <w:lvl w:ilvl="8">
+      <w:start w:val="1"/>
+      <w:numFmt w:val="bullet"/>
+      <w:lvlText w:val="■"/>
+      <w:lvlJc w:val="left"/>
+      <w:pPr>
+        <w:ind w:left="6480" w:hanging="360"/>
+      </w:pPr>
+      <w:rPr>
+        <w:u w:val="none"/>
+      </w:rPr>
+    </w:lvl>
+  </w:abstractNum>
   <w:num w:numId="1">
     <w:abstractNumId w:val="1"/>
   </w:num>
@@ -8986,6 +9784,21 @@
   </w:num>
   <w:num w:numId="6">
     <w:abstractNumId w:val="6"/>
+  </w:num>
+  <w:num w:numId="7">
+    <w:abstractNumId w:val="7"/>
+  </w:num>
+  <w:num w:numId="8">
+    <w:abstractNumId w:val="8"/>
+  </w:num>
+  <w:num w:numId="9">
+    <w:abstractNumId w:val="9"/>
+  </w:num>
+  <w:num w:numId="10">
+    <w:abstractNumId w:val="10"/>
+  </w:num>
+  <w:num w:numId="11">
+    <w:abstractNumId w:val="11"/>
   </w:num>
 </w:numbering>
 </file>
